--- a/patients/templates/patients/docs/contract_revmamed_template.docx
+++ b/patients/templates/patients/docs/contract_revmamed_template.docx
@@ -158,7 +158,6 @@
                 <w:lang w:val="en-US"/>
               </w:rPr>
             </w:pPr>
-            <w:proofErr w:type="gramStart"/>
             <w:r>
               <w:rPr>
                 <w:sz w:val="14"/>
@@ -175,9 +174,24 @@
                 <w:u w:val="single"/>
                 <w:lang w:val="en-US"/>
               </w:rPr>
-              <w:t>{</w:t>
-            </w:r>
-            <w:proofErr w:type="gramEnd"/>
+              <w:t>{{c_day }}</w:t>
+            </w:r>
+            <w:r>
+              <w:rPr>
+                <w:sz w:val="14"/>
+                <w:szCs w:val="14"/>
+                <w:lang w:val="en-US"/>
+              </w:rPr>
+              <w:t>»</w:t>
+            </w:r>
+            <w:r>
+              <w:rPr>
+                <w:sz w:val="14"/>
+                <w:szCs w:val="14"/>
+                <w:lang w:val="en-US"/>
+              </w:rPr>
+              <w:t xml:space="preserve"> </w:t>
+            </w:r>
             <w:r>
               <w:rPr>
                 <w:sz w:val="14"/>
@@ -185,9 +199,8 @@
                 <w:u w:val="single"/>
                 <w:lang w:val="en-US"/>
               </w:rPr>
-              <w:t>{</w:t>
-            </w:r>
-            <w:proofErr w:type="spellStart"/>
+              <w:t xml:space="preserve">{{ </w:t>
+            </w:r>
             <w:r>
               <w:rPr>
                 <w:sz w:val="14"/>
@@ -195,9 +208,8 @@
                 <w:u w:val="single"/>
                 <w:lang w:val="en-US"/>
               </w:rPr>
-              <w:t>c_</w:t>
-            </w:r>
-            <w:proofErr w:type="gramStart"/>
+              <w:t>cur_month_ru</w:t>
+            </w:r>
             <w:r>
               <w:rPr>
                 <w:sz w:val="14"/>
@@ -205,9 +217,8 @@
                 <w:u w:val="single"/>
                 <w:lang w:val="en-US"/>
               </w:rPr>
-              <w:t>day</w:t>
-            </w:r>
-            <w:proofErr w:type="spellEnd"/>
+              <w:t xml:space="preserve"> }} {{ </w:t>
+            </w:r>
             <w:r>
               <w:rPr>
                 <w:sz w:val="14"/>
@@ -215,26 +226,8 @@
                 <w:u w:val="single"/>
                 <w:lang w:val="en-US"/>
               </w:rPr>
-              <w:t xml:space="preserve"> }}</w:t>
-            </w:r>
-            <w:r>
-              <w:rPr>
-                <w:sz w:val="14"/>
-                <w:szCs w:val="14"/>
-                <w:lang w:val="en-US"/>
-              </w:rPr>
-              <w:t>»</w:t>
-            </w:r>
-            <w:proofErr w:type="gramEnd"/>
-            <w:r>
-              <w:rPr>
-                <w:sz w:val="14"/>
-                <w:szCs w:val="14"/>
-                <w:lang w:val="en-US"/>
-              </w:rPr>
-              <w:t xml:space="preserve"> </w:t>
-            </w:r>
-            <w:proofErr w:type="gramStart"/>
+              <w:t>current_year</w:t>
+            </w:r>
             <w:r>
               <w:rPr>
                 <w:sz w:val="14"/>
@@ -242,117 +235,7 @@
                 <w:u w:val="single"/>
                 <w:lang w:val="en-US"/>
               </w:rPr>
-              <w:t xml:space="preserve">{{ </w:t>
-            </w:r>
-            <w:proofErr w:type="spellStart"/>
-            <w:r>
-              <w:rPr>
-                <w:sz w:val="14"/>
-                <w:szCs w:val="14"/>
-                <w:u w:val="single"/>
-                <w:lang w:val="en-US"/>
-              </w:rPr>
-              <w:t>cur</w:t>
-            </w:r>
-            <w:proofErr w:type="gramEnd"/>
-            <w:r>
-              <w:rPr>
-                <w:sz w:val="14"/>
-                <w:szCs w:val="14"/>
-                <w:u w:val="single"/>
-                <w:lang w:val="en-US"/>
-              </w:rPr>
-              <w:t>_month_</w:t>
-            </w:r>
-            <w:proofErr w:type="gramStart"/>
-            <w:r>
-              <w:rPr>
-                <w:sz w:val="14"/>
-                <w:szCs w:val="14"/>
-                <w:u w:val="single"/>
-                <w:lang w:val="en-US"/>
-              </w:rPr>
-              <w:t>ru</w:t>
-            </w:r>
-            <w:proofErr w:type="spellEnd"/>
-            <w:r>
-              <w:rPr>
-                <w:sz w:val="14"/>
-                <w:szCs w:val="14"/>
-                <w:u w:val="single"/>
-                <w:lang w:val="en-US"/>
-              </w:rPr>
-              <w:t xml:space="preserve"> }</w:t>
-            </w:r>
-            <w:proofErr w:type="gramEnd"/>
-            <w:r>
-              <w:rPr>
-                <w:sz w:val="14"/>
-                <w:szCs w:val="14"/>
-                <w:u w:val="single"/>
-                <w:lang w:val="en-US"/>
-              </w:rPr>
-              <w:t xml:space="preserve">} </w:t>
-            </w:r>
-            <w:proofErr w:type="gramStart"/>
-            <w:r>
-              <w:rPr>
-                <w:sz w:val="14"/>
-                <w:szCs w:val="14"/>
-                <w:u w:val="single"/>
-                <w:lang w:val="en-US"/>
-              </w:rPr>
-              <w:t xml:space="preserve">{{ </w:t>
-            </w:r>
-            <w:proofErr w:type="spellStart"/>
-            <w:r>
-              <w:rPr>
-                <w:sz w:val="14"/>
-                <w:szCs w:val="14"/>
-                <w:u w:val="single"/>
-                <w:lang w:val="en-US"/>
-              </w:rPr>
-              <w:t>current</w:t>
-            </w:r>
-            <w:proofErr w:type="gramEnd"/>
-            <w:r>
-              <w:rPr>
-                <w:sz w:val="14"/>
-                <w:szCs w:val="14"/>
-                <w:u w:val="single"/>
-                <w:lang w:val="en-US"/>
-              </w:rPr>
-              <w:t>_</w:t>
-            </w:r>
-            <w:proofErr w:type="gramStart"/>
-            <w:r>
-              <w:rPr>
-                <w:sz w:val="14"/>
-                <w:szCs w:val="14"/>
-                <w:u w:val="single"/>
-                <w:lang w:val="en-US"/>
-              </w:rPr>
-              <w:t>year</w:t>
-            </w:r>
-            <w:proofErr w:type="spellEnd"/>
-            <w:r>
-              <w:rPr>
-                <w:sz w:val="14"/>
-                <w:szCs w:val="14"/>
-                <w:u w:val="single"/>
-                <w:lang w:val="en-US"/>
-              </w:rPr>
-              <w:t xml:space="preserve"> }</w:t>
-            </w:r>
-            <w:proofErr w:type="gramEnd"/>
-            <w:r>
-              <w:rPr>
-                <w:sz w:val="14"/>
-                <w:szCs w:val="14"/>
-                <w:u w:val="single"/>
-                <w:lang w:val="en-US"/>
-              </w:rPr>
-              <w:t xml:space="preserve">} </w:t>
+              <w:t xml:space="preserve"> }} </w:t>
             </w:r>
             <w:r>
               <w:rPr>
@@ -383,6 +266,7 @@
               <w:rPr>
                 <w:sz w:val="14"/>
                 <w:szCs w:val="14"/>
+                <w:lang w:val="en-US"/>
               </w:rPr>
             </w:pPr>
           </w:p>
@@ -440,7 +324,6 @@
                 <w:lang w:val="en-US"/>
               </w:rPr>
             </w:pPr>
-            <w:proofErr w:type="gramStart"/>
             <w:r>
               <w:rPr>
                 <w:sz w:val="14"/>
@@ -457,97 +340,38 @@
               </w:rPr>
               <w:t>surname</w:t>
             </w:r>
-            <w:proofErr w:type="gramEnd"/>
             <w:r>
               <w:rPr>
                 <w:sz w:val="14"/>
                 <w:szCs w:val="14"/>
                 <w:lang w:val="en-US"/>
               </w:rPr>
-              <w:t xml:space="preserve"> }} </w:t>
-            </w:r>
-            <w:proofErr w:type="gramStart"/>
+              <w:t xml:space="preserve"> }} {{ </w:t>
+            </w:r>
             <w:r>
               <w:rPr>
                 <w:sz w:val="14"/>
                 <w:szCs w:val="14"/>
                 <w:lang w:val="en-US"/>
               </w:rPr>
-              <w:t xml:space="preserve">{{ </w:t>
-            </w:r>
-            <w:proofErr w:type="spellStart"/>
+              <w:t>first_name</w:t>
+            </w:r>
             <w:r>
               <w:rPr>
                 <w:sz w:val="14"/>
                 <w:szCs w:val="14"/>
                 <w:lang w:val="en-US"/>
               </w:rPr>
-              <w:t>first</w:t>
-            </w:r>
-            <w:proofErr w:type="gramEnd"/>
+              <w:t xml:space="preserve"> }} {{ </w:t>
+            </w:r>
             <w:r>
               <w:rPr>
                 <w:sz w:val="14"/>
                 <w:szCs w:val="14"/>
                 <w:lang w:val="en-US"/>
               </w:rPr>
-              <w:t>_</w:t>
-            </w:r>
-            <w:proofErr w:type="gramStart"/>
-            <w:r>
-              <w:rPr>
-                <w:sz w:val="14"/>
-                <w:szCs w:val="14"/>
-                <w:lang w:val="en-US"/>
-              </w:rPr>
-              <w:t>name</w:t>
-            </w:r>
-            <w:proofErr w:type="spellEnd"/>
-            <w:r>
-              <w:rPr>
-                <w:sz w:val="14"/>
-                <w:szCs w:val="14"/>
-                <w:lang w:val="en-US"/>
-              </w:rPr>
-              <w:t xml:space="preserve"> }</w:t>
-            </w:r>
-            <w:proofErr w:type="gramEnd"/>
-            <w:r>
-              <w:rPr>
-                <w:sz w:val="14"/>
-                <w:szCs w:val="14"/>
-                <w:lang w:val="en-US"/>
-              </w:rPr>
-              <w:t xml:space="preserve">} </w:t>
-            </w:r>
-            <w:proofErr w:type="gramStart"/>
-            <w:r>
-              <w:rPr>
-                <w:sz w:val="14"/>
-                <w:szCs w:val="14"/>
-                <w:lang w:val="en-US"/>
-              </w:rPr>
-              <w:t xml:space="preserve">{{ </w:t>
-            </w:r>
-            <w:proofErr w:type="spellStart"/>
-            <w:r>
-              <w:rPr>
-                <w:sz w:val="14"/>
-                <w:szCs w:val="14"/>
-                <w:lang w:val="en-US"/>
-              </w:rPr>
-              <w:t>last</w:t>
-            </w:r>
-            <w:proofErr w:type="gramEnd"/>
-            <w:r>
-              <w:rPr>
-                <w:sz w:val="14"/>
-                <w:szCs w:val="14"/>
-                <w:lang w:val="en-US"/>
-              </w:rPr>
-              <w:t>_name</w:t>
-            </w:r>
-            <w:proofErr w:type="spellEnd"/>
+              <w:t>last_name</w:t>
+            </w:r>
             <w:r>
               <w:rPr>
                 <w:sz w:val="14"/>
@@ -575,6 +399,7 @@
           <w:i/>
           <w:sz w:val="14"/>
           <w:szCs w:val="14"/>
+          <w:lang w:val="en-US"/>
         </w:rPr>
         <w:tab/>
       </w:r>
@@ -629,23 +454,7 @@
                 <w:sz w:val="14"/>
                 <w:szCs w:val="14"/>
               </w:rPr>
-              <w:t>проживающий(</w:t>
-            </w:r>
-            <w:proofErr w:type="spellStart"/>
-            <w:r>
-              <w:rPr>
-                <w:sz w:val="14"/>
-                <w:szCs w:val="14"/>
-              </w:rPr>
-              <w:t>ая</w:t>
-            </w:r>
-            <w:proofErr w:type="spellEnd"/>
-            <w:r>
-              <w:rPr>
-                <w:sz w:val="14"/>
-                <w:szCs w:val="14"/>
-              </w:rPr>
-              <w:t>) по адресу:</w:t>
+              <w:t>проживающий(ая) по адресу:</w:t>
             </w:r>
           </w:p>
         </w:tc>
@@ -666,7 +475,6 @@
                 <w:szCs w:val="14"/>
               </w:rPr>
             </w:pPr>
-            <w:proofErr w:type="gramStart"/>
             <w:r>
               <w:rPr>
                 <w:sz w:val="14"/>
@@ -682,7 +490,6 @@
               </w:rPr>
               <w:t>address</w:t>
             </w:r>
-            <w:proofErr w:type="gramEnd"/>
             <w:r>
               <w:rPr>
                 <w:sz w:val="14"/>
@@ -783,43 +590,7 @@
           <w:sz w:val="14"/>
           <w:szCs w:val="14"/>
         </w:rPr>
-        <w:t xml:space="preserve">1.1.  </w:t>
-      </w:r>
-      <w:proofErr w:type="gramStart"/>
-      <w:r>
-        <w:rPr>
-          <w:rFonts w:ascii="Times New Roman" w:hAnsi="Times New Roman" w:cs="Times New Roman"/>
-          <w:sz w:val="14"/>
-          <w:szCs w:val="14"/>
-        </w:rPr>
-        <w:t>Исполнитель  по</w:t>
-      </w:r>
-      <w:proofErr w:type="gramEnd"/>
-      <w:r>
-        <w:rPr>
-          <w:rFonts w:ascii="Times New Roman" w:hAnsi="Times New Roman" w:cs="Times New Roman"/>
-          <w:sz w:val="14"/>
-          <w:szCs w:val="14"/>
-        </w:rPr>
-        <w:t xml:space="preserve"> </w:t>
-      </w:r>
-      <w:proofErr w:type="gramStart"/>
-      <w:r>
-        <w:rPr>
-          <w:rFonts w:ascii="Times New Roman" w:hAnsi="Times New Roman" w:cs="Times New Roman"/>
-          <w:sz w:val="14"/>
-          <w:szCs w:val="14"/>
-        </w:rPr>
-        <w:t>заданию  Заказчика</w:t>
-      </w:r>
-      <w:proofErr w:type="gramEnd"/>
-      <w:r>
-        <w:rPr>
-          <w:rFonts w:ascii="Times New Roman" w:hAnsi="Times New Roman" w:cs="Times New Roman"/>
-          <w:sz w:val="14"/>
-          <w:szCs w:val="14"/>
-        </w:rPr>
-        <w:t xml:space="preserve">  обязуется оказать следующие услуги (перечень платных мед. услуг)</w:t>
+        <w:t>1.1.  Исполнитель  по заданию  Заказчика  обязуется оказать следующие услуги (перечень платных мед. услуг)</w:t>
       </w:r>
       <w:r>
         <w:rPr>
@@ -829,7 +600,6 @@
         </w:rPr>
         <w:t xml:space="preserve">: </w:t>
       </w:r>
-      <w:proofErr w:type="gramStart"/>
       <w:r>
         <w:rPr>
           <w:rFonts w:ascii="Times New Roman" w:hAnsi="Times New Roman" w:cs="Times New Roman"/>
@@ -837,83 +607,15 @@
           <w:szCs w:val="14"/>
           <w:u w:val="single"/>
         </w:rPr>
-        <w:t xml:space="preserve">{{ </w:t>
-      </w:r>
-      <w:proofErr w:type="spellStart"/>
-      <w:r>
-        <w:rPr>
-          <w:rFonts w:ascii="Times New Roman" w:hAnsi="Times New Roman" w:cs="Times New Roman"/>
-          <w:sz w:val="14"/>
-          <w:szCs w:val="14"/>
-          <w:u w:val="single"/>
-        </w:rPr>
-        <w:t>services</w:t>
-      </w:r>
-      <w:proofErr w:type="gramEnd"/>
-      <w:r>
-        <w:rPr>
-          <w:rFonts w:ascii="Times New Roman" w:hAnsi="Times New Roman" w:cs="Times New Roman"/>
-          <w:sz w:val="14"/>
-          <w:szCs w:val="14"/>
-          <w:u w:val="single"/>
-        </w:rPr>
-        <w:t>_</w:t>
-      </w:r>
-      <w:proofErr w:type="gramStart"/>
-      <w:r>
-        <w:rPr>
-          <w:rFonts w:ascii="Times New Roman" w:hAnsi="Times New Roman" w:cs="Times New Roman"/>
-          <w:sz w:val="14"/>
-          <w:szCs w:val="14"/>
-          <w:u w:val="single"/>
-        </w:rPr>
-        <w:t>text</w:t>
-      </w:r>
-      <w:proofErr w:type="spellEnd"/>
-      <w:r>
-        <w:rPr>
-          <w:rFonts w:ascii="Times New Roman" w:hAnsi="Times New Roman" w:cs="Times New Roman"/>
-          <w:sz w:val="14"/>
-          <w:szCs w:val="14"/>
-          <w:u w:val="single"/>
-        </w:rPr>
-        <w:t xml:space="preserve"> }</w:t>
-      </w:r>
-      <w:proofErr w:type="gramEnd"/>
-      <w:r>
-        <w:rPr>
-          <w:rFonts w:ascii="Times New Roman" w:hAnsi="Times New Roman" w:cs="Times New Roman"/>
-          <w:sz w:val="14"/>
-          <w:szCs w:val="14"/>
-          <w:u w:val="single"/>
-        </w:rPr>
-        <w:t>}</w:t>
-      </w:r>
-      <w:r>
-        <w:rPr>
-          <w:rFonts w:ascii="Times New Roman" w:hAnsi="Times New Roman" w:cs="Times New Roman"/>
-          <w:sz w:val="14"/>
-          <w:szCs w:val="14"/>
-        </w:rPr>
-        <w:t xml:space="preserve">, именуемые в дальнейшем «услуги», а Заказчик обязан оплатить </w:t>
-      </w:r>
-      <w:proofErr w:type="gramStart"/>
-      <w:r>
-        <w:rPr>
-          <w:rFonts w:ascii="Times New Roman" w:hAnsi="Times New Roman" w:cs="Times New Roman"/>
-          <w:sz w:val="14"/>
-          <w:szCs w:val="14"/>
-        </w:rPr>
-        <w:t>эти  услуги</w:t>
-      </w:r>
-      <w:proofErr w:type="gramEnd"/>
-      <w:r>
-        <w:rPr>
-          <w:rFonts w:ascii="Times New Roman" w:hAnsi="Times New Roman" w:cs="Times New Roman"/>
-          <w:sz w:val="14"/>
-          <w:szCs w:val="14"/>
-        </w:rPr>
-        <w:t>.</w:t>
+        <w:t>{{ services_text }}</w:t>
+      </w:r>
+      <w:r>
+        <w:rPr>
+          <w:rFonts w:ascii="Times New Roman" w:hAnsi="Times New Roman" w:cs="Times New Roman"/>
+          <w:sz w:val="14"/>
+          <w:szCs w:val="14"/>
+        </w:rPr>
+        <w:t>, именуемые в дальнейшем «услуги», а Заказчик обязан оплатить эти  услуги.</w:t>
       </w:r>
     </w:p>
     <w:p>
@@ -933,79 +635,7 @@
           <w:sz w:val="14"/>
           <w:szCs w:val="14"/>
         </w:rPr>
-        <w:t xml:space="preserve">1.2. </w:t>
-      </w:r>
-      <w:proofErr w:type="gramStart"/>
-      <w:r>
-        <w:rPr>
-          <w:rFonts w:ascii="Times New Roman" w:hAnsi="Times New Roman" w:cs="Times New Roman"/>
-          <w:sz w:val="14"/>
-          <w:szCs w:val="14"/>
-        </w:rPr>
-        <w:t>Перечень  и</w:t>
-      </w:r>
-      <w:proofErr w:type="gramEnd"/>
-      <w:r>
-        <w:rPr>
-          <w:rFonts w:ascii="Times New Roman" w:hAnsi="Times New Roman" w:cs="Times New Roman"/>
-          <w:sz w:val="14"/>
-          <w:szCs w:val="14"/>
-        </w:rPr>
-        <w:t xml:space="preserve">  </w:t>
-      </w:r>
-      <w:proofErr w:type="gramStart"/>
-      <w:r>
-        <w:rPr>
-          <w:rFonts w:ascii="Times New Roman" w:hAnsi="Times New Roman" w:cs="Times New Roman"/>
-          <w:sz w:val="14"/>
-          <w:szCs w:val="14"/>
-        </w:rPr>
-        <w:t>стоимость  услуг,  предоставляемых</w:t>
-      </w:r>
-      <w:proofErr w:type="gramEnd"/>
-      <w:r>
-        <w:rPr>
-          <w:rFonts w:ascii="Times New Roman" w:hAnsi="Times New Roman" w:cs="Times New Roman"/>
-          <w:sz w:val="14"/>
-          <w:szCs w:val="14"/>
-        </w:rPr>
-        <w:t xml:space="preserve">   Заказчиком, </w:t>
-      </w:r>
-      <w:proofErr w:type="gramStart"/>
-      <w:r>
-        <w:rPr>
-          <w:rFonts w:ascii="Times New Roman" w:hAnsi="Times New Roman" w:cs="Times New Roman"/>
-          <w:sz w:val="14"/>
-          <w:szCs w:val="14"/>
-        </w:rPr>
-        <w:t>оговариваются  действующим</w:t>
-      </w:r>
-      <w:proofErr w:type="gramEnd"/>
-      <w:r>
-        <w:rPr>
-          <w:rFonts w:ascii="Times New Roman" w:hAnsi="Times New Roman" w:cs="Times New Roman"/>
-          <w:sz w:val="14"/>
-          <w:szCs w:val="14"/>
-        </w:rPr>
-        <w:t xml:space="preserve">  </w:t>
-      </w:r>
-      <w:proofErr w:type="gramStart"/>
-      <w:r>
-        <w:rPr>
-          <w:rFonts w:ascii="Times New Roman" w:hAnsi="Times New Roman" w:cs="Times New Roman"/>
-          <w:sz w:val="14"/>
-          <w:szCs w:val="14"/>
-        </w:rPr>
-        <w:t>прейскурантом  Исполнителя</w:t>
-      </w:r>
-      <w:proofErr w:type="gramEnd"/>
-      <w:r>
-        <w:rPr>
-          <w:rFonts w:ascii="Times New Roman" w:hAnsi="Times New Roman" w:cs="Times New Roman"/>
-          <w:sz w:val="14"/>
-          <w:szCs w:val="14"/>
-        </w:rPr>
-        <w:t xml:space="preserve">.  </w:t>
+        <w:t xml:space="preserve">1.2. Перечень  и  стоимость  услуг,  предоставляемых   Заказчиком, оговариваются  действующим  прейскурантом  Исполнителя.  </w:t>
       </w:r>
     </w:p>
     <w:p>
@@ -1070,78 +700,14 @@
           <w:sz w:val="14"/>
           <w:szCs w:val="14"/>
         </w:rPr>
-        <w:t>1.</w:t>
-      </w:r>
-      <w:proofErr w:type="gramStart"/>
-      <w:r>
-        <w:rPr>
-          <w:sz w:val="14"/>
-          <w:szCs w:val="14"/>
-        </w:rPr>
-        <w:t>5.Срок</w:t>
-      </w:r>
-      <w:proofErr w:type="gramEnd"/>
-      <w:r>
-        <w:rPr>
-          <w:sz w:val="14"/>
-          <w:szCs w:val="14"/>
-        </w:rPr>
-        <w:t xml:space="preserve"> предоставления услуг</w:t>
-      </w:r>
-      <w:r>
-        <w:rPr>
-          <w:sz w:val="14"/>
-          <w:szCs w:val="14"/>
-        </w:rPr>
-        <w:t xml:space="preserve"> </w:t>
-      </w:r>
-      <w:proofErr w:type="gramStart"/>
-      <w:r>
-        <w:rPr>
-          <w:sz w:val="14"/>
-          <w:szCs w:val="14"/>
-        </w:rPr>
-        <w:t xml:space="preserve">{{ </w:t>
-      </w:r>
-      <w:proofErr w:type="spellStart"/>
-      <w:r>
-        <w:rPr>
-          <w:sz w:val="14"/>
-          <w:szCs w:val="14"/>
-        </w:rPr>
-        <w:t>date</w:t>
-      </w:r>
-      <w:proofErr w:type="gramEnd"/>
-      <w:r>
-        <w:rPr>
-          <w:sz w:val="14"/>
-          <w:szCs w:val="14"/>
-        </w:rPr>
-        <w:t>_</w:t>
-      </w:r>
-      <w:proofErr w:type="gramStart"/>
-      <w:r>
-        <w:rPr>
-          <w:sz w:val="14"/>
-          <w:szCs w:val="14"/>
-        </w:rPr>
-        <w:t>range</w:t>
-      </w:r>
-      <w:proofErr w:type="spellEnd"/>
-      <w:r>
-        <w:rPr>
-          <w:sz w:val="14"/>
-          <w:szCs w:val="14"/>
-        </w:rPr>
-        <w:t xml:space="preserve"> }</w:t>
-      </w:r>
-      <w:proofErr w:type="gramEnd"/>
-      <w:r>
-        <w:rPr>
-          <w:sz w:val="14"/>
-          <w:szCs w:val="14"/>
-        </w:rPr>
-        <w:t>}</w:t>
+        <w:t>1.5.Срок предоставления услуг</w:t>
+      </w:r>
+      <w:r>
+        <w:rPr>
+          <w:sz w:val="14"/>
+          <w:szCs w:val="14"/>
+        </w:rPr>
+        <w:t xml:space="preserve"> {{ date_range }}</w:t>
       </w:r>
     </w:p>
     <w:p>
@@ -2185,7 +1751,6 @@
         </w:rPr>
         <w:t xml:space="preserve">3.1. Общая стоимость медицинской услуги в соответствии с утвержденными тарифами на медицинские услуги составляет </w:t>
       </w:r>
-      <w:proofErr w:type="gramStart"/>
       <w:r>
         <w:rPr>
           <w:rFonts w:ascii="Times New Roman" w:hAnsi="Times New Roman" w:cs="Times New Roman"/>
@@ -2193,9 +1758,8 @@
           <w:szCs w:val="14"/>
           <w:u w:val="single"/>
         </w:rPr>
-        <w:t xml:space="preserve">{{ </w:t>
-      </w:r>
-      <w:proofErr w:type="spellStart"/>
+        <w:t>{{ total_price }}</w:t>
+      </w:r>
       <w:r>
         <w:rPr>
           <w:rFonts w:ascii="Times New Roman" w:hAnsi="Times New Roman" w:cs="Times New Roman"/>
@@ -2203,9 +1767,8 @@
           <w:szCs w:val="14"/>
           <w:u w:val="single"/>
         </w:rPr>
-        <w:t>total</w:t>
-      </w:r>
-      <w:proofErr w:type="gramEnd"/>
+        <w:t xml:space="preserve"> </w:t>
+      </w:r>
       <w:r>
         <w:rPr>
           <w:rFonts w:ascii="Times New Roman" w:hAnsi="Times New Roman" w:cs="Times New Roman"/>
@@ -2213,9 +1776,8 @@
           <w:szCs w:val="14"/>
           <w:u w:val="single"/>
         </w:rPr>
-        <w:t>_</w:t>
-      </w:r>
-      <w:proofErr w:type="gramStart"/>
+        <w:t>(</w:t>
+      </w:r>
       <w:r>
         <w:rPr>
           <w:rFonts w:ascii="Times New Roman" w:hAnsi="Times New Roman" w:cs="Times New Roman"/>
@@ -2223,105 +1785,7 @@
           <w:szCs w:val="14"/>
           <w:u w:val="single"/>
         </w:rPr>
-        <w:t>price</w:t>
-      </w:r>
-      <w:proofErr w:type="spellEnd"/>
-      <w:r>
-        <w:rPr>
-          <w:rFonts w:ascii="Times New Roman" w:hAnsi="Times New Roman" w:cs="Times New Roman"/>
-          <w:sz w:val="14"/>
-          <w:szCs w:val="14"/>
-          <w:u w:val="single"/>
-        </w:rPr>
-        <w:t xml:space="preserve"> }</w:t>
-      </w:r>
-      <w:proofErr w:type="gramEnd"/>
-      <w:r>
-        <w:rPr>
-          <w:rFonts w:ascii="Times New Roman" w:hAnsi="Times New Roman" w:cs="Times New Roman"/>
-          <w:sz w:val="14"/>
-          <w:szCs w:val="14"/>
-          <w:u w:val="single"/>
-        </w:rPr>
-        <w:t>}</w:t>
-      </w:r>
-      <w:r>
-        <w:rPr>
-          <w:rFonts w:ascii="Times New Roman" w:hAnsi="Times New Roman" w:cs="Times New Roman"/>
-          <w:sz w:val="14"/>
-          <w:szCs w:val="14"/>
-          <w:u w:val="single"/>
-        </w:rPr>
-        <w:t xml:space="preserve"> </w:t>
-      </w:r>
-      <w:r>
-        <w:rPr>
-          <w:rFonts w:ascii="Times New Roman" w:hAnsi="Times New Roman" w:cs="Times New Roman"/>
-          <w:sz w:val="14"/>
-          <w:szCs w:val="14"/>
-          <w:u w:val="single"/>
-        </w:rPr>
-        <w:t>(</w:t>
-      </w:r>
-      <w:proofErr w:type="gramStart"/>
-      <w:r>
-        <w:rPr>
-          <w:rFonts w:ascii="Times New Roman" w:hAnsi="Times New Roman" w:cs="Times New Roman"/>
-          <w:sz w:val="14"/>
-          <w:szCs w:val="14"/>
-          <w:u w:val="single"/>
-        </w:rPr>
-        <w:t xml:space="preserve">{{ </w:t>
-      </w:r>
-      <w:proofErr w:type="spellStart"/>
-      <w:r>
-        <w:rPr>
-          <w:rFonts w:ascii="Times New Roman" w:hAnsi="Times New Roman" w:cs="Times New Roman"/>
-          <w:sz w:val="14"/>
-          <w:szCs w:val="14"/>
-          <w:u w:val="single"/>
-        </w:rPr>
-        <w:t>total</w:t>
-      </w:r>
-      <w:proofErr w:type="gramEnd"/>
-      <w:r>
-        <w:rPr>
-          <w:rFonts w:ascii="Times New Roman" w:hAnsi="Times New Roman" w:cs="Times New Roman"/>
-          <w:sz w:val="14"/>
-          <w:szCs w:val="14"/>
-          <w:u w:val="single"/>
-        </w:rPr>
-        <w:t>_price_</w:t>
-      </w:r>
-      <w:proofErr w:type="gramStart"/>
-      <w:r>
-        <w:rPr>
-          <w:rFonts w:ascii="Times New Roman" w:hAnsi="Times New Roman" w:cs="Times New Roman"/>
-          <w:sz w:val="14"/>
-          <w:szCs w:val="14"/>
-          <w:u w:val="single"/>
-        </w:rPr>
-        <w:t>words</w:t>
-      </w:r>
-      <w:proofErr w:type="spellEnd"/>
-      <w:r>
-        <w:rPr>
-          <w:rFonts w:ascii="Times New Roman" w:hAnsi="Times New Roman" w:cs="Times New Roman"/>
-          <w:sz w:val="14"/>
-          <w:szCs w:val="14"/>
-          <w:u w:val="single"/>
-        </w:rPr>
-        <w:t xml:space="preserve"> }</w:t>
-      </w:r>
-      <w:proofErr w:type="gramEnd"/>
-      <w:r>
-        <w:rPr>
-          <w:rFonts w:ascii="Times New Roman" w:hAnsi="Times New Roman" w:cs="Times New Roman"/>
-          <w:sz w:val="14"/>
-          <w:szCs w:val="14"/>
-          <w:u w:val="single"/>
-        </w:rPr>
-        <w:t>}</w:t>
+        <w:t>{{ total_price_words }}</w:t>
       </w:r>
       <w:r>
         <w:rPr>
@@ -3252,7 +2716,39 @@
                 <w:sz w:val="14"/>
                 <w:szCs w:val="14"/>
               </w:rPr>
-              <w:t>Юр.адрес:РК, г. Сыктывкар, ул. Клары Цеткин, д.50.</w:t>
+              <w:t xml:space="preserve">Юр.адрес:РК, г. Сыктывкар, ул. </w:t>
+            </w:r>
+            <w:r>
+              <w:rPr>
+                <w:rFonts w:ascii="Times New Roman" w:hAnsi="Times New Roman" w:cs="Times New Roman"/>
+                <w:sz w:val="14"/>
+                <w:szCs w:val="14"/>
+              </w:rPr>
+              <w:t>Орджоникидзе</w:t>
+            </w:r>
+            <w:r>
+              <w:rPr>
+                <w:rFonts w:ascii="Times New Roman" w:hAnsi="Times New Roman" w:cs="Times New Roman"/>
+                <w:sz w:val="14"/>
+                <w:szCs w:val="14"/>
+              </w:rPr>
+              <w:t xml:space="preserve">, </w:t>
+            </w:r>
+            <w:r>
+              <w:rPr>
+                <w:rFonts w:ascii="Times New Roman" w:hAnsi="Times New Roman" w:cs="Times New Roman"/>
+                <w:sz w:val="14"/>
+                <w:szCs w:val="14"/>
+              </w:rPr>
+              <w:t>стр.51/1</w:t>
+            </w:r>
+            <w:r>
+              <w:rPr>
+                <w:rFonts w:ascii="Times New Roman" w:hAnsi="Times New Roman" w:cs="Times New Roman"/>
+                <w:sz w:val="14"/>
+                <w:szCs w:val="14"/>
+              </w:rPr>
+              <w:t>.</w:t>
             </w:r>
           </w:p>
           <w:p>
@@ -3344,147 +2840,7 @@
                 <w:szCs w:val="14"/>
                 <w:lang w:val="en-US"/>
               </w:rPr>
-              <w:t xml:space="preserve"> </w:t>
-            </w:r>
-            <w:proofErr w:type="gramStart"/>
-            <w:r>
-              <w:rPr>
-                <w:rFonts w:ascii="Times New Roman" w:hAnsi="Times New Roman" w:cs="Times New Roman"/>
-                <w:sz w:val="14"/>
-                <w:szCs w:val="14"/>
-                <w:lang w:val="en-US"/>
-              </w:rPr>
-              <w:t>{{ surname</w:t>
-            </w:r>
-            <w:proofErr w:type="gramEnd"/>
-            <w:r>
-              <w:rPr>
-                <w:rFonts w:ascii="Times New Roman" w:hAnsi="Times New Roman" w:cs="Times New Roman"/>
-                <w:sz w:val="14"/>
-                <w:szCs w:val="14"/>
-                <w:lang w:val="en-US"/>
-              </w:rPr>
-              <w:t xml:space="preserve"> }} </w:t>
-            </w:r>
-            <w:proofErr w:type="gramStart"/>
-            <w:r>
-              <w:rPr>
-                <w:rFonts w:ascii="Times New Roman" w:hAnsi="Times New Roman" w:cs="Times New Roman"/>
-                <w:sz w:val="14"/>
-                <w:szCs w:val="14"/>
-                <w:lang w:val="en-US"/>
-              </w:rPr>
-              <w:t xml:space="preserve">{{ </w:t>
-            </w:r>
-            <w:proofErr w:type="spellStart"/>
-            <w:r>
-              <w:rPr>
-                <w:rFonts w:ascii="Times New Roman" w:hAnsi="Times New Roman" w:cs="Times New Roman"/>
-                <w:sz w:val="14"/>
-                <w:szCs w:val="14"/>
-                <w:lang w:val="en-US"/>
-              </w:rPr>
-              <w:t>first</w:t>
-            </w:r>
-            <w:proofErr w:type="gramEnd"/>
-            <w:r>
-              <w:rPr>
-                <w:rFonts w:ascii="Times New Roman" w:hAnsi="Times New Roman" w:cs="Times New Roman"/>
-                <w:sz w:val="14"/>
-                <w:szCs w:val="14"/>
-                <w:lang w:val="en-US"/>
-              </w:rPr>
-              <w:t>_</w:t>
-            </w:r>
-            <w:proofErr w:type="gramStart"/>
-            <w:r>
-              <w:rPr>
-                <w:rFonts w:ascii="Times New Roman" w:hAnsi="Times New Roman" w:cs="Times New Roman"/>
-                <w:sz w:val="14"/>
-                <w:szCs w:val="14"/>
-                <w:lang w:val="en-US"/>
-              </w:rPr>
-              <w:t>name</w:t>
-            </w:r>
-            <w:proofErr w:type="spellEnd"/>
-            <w:r>
-              <w:rPr>
-                <w:rFonts w:ascii="Times New Roman" w:hAnsi="Times New Roman" w:cs="Times New Roman"/>
-                <w:sz w:val="14"/>
-                <w:szCs w:val="14"/>
-                <w:lang w:val="en-US"/>
-              </w:rPr>
-              <w:t xml:space="preserve"> }</w:t>
-            </w:r>
-            <w:proofErr w:type="gramEnd"/>
-            <w:r>
-              <w:rPr>
-                <w:rFonts w:ascii="Times New Roman" w:hAnsi="Times New Roman" w:cs="Times New Roman"/>
-                <w:sz w:val="14"/>
-                <w:szCs w:val="14"/>
-                <w:lang w:val="en-US"/>
-              </w:rPr>
-              <w:t xml:space="preserve">} </w:t>
-            </w:r>
-            <w:proofErr w:type="gramStart"/>
-            <w:r>
-              <w:rPr>
-                <w:rFonts w:ascii="Times New Roman" w:hAnsi="Times New Roman" w:cs="Times New Roman"/>
-                <w:sz w:val="14"/>
-                <w:szCs w:val="14"/>
-                <w:lang w:val="en-US"/>
-              </w:rPr>
-              <w:t xml:space="preserve">{{ </w:t>
-            </w:r>
-            <w:proofErr w:type="spellStart"/>
-            <w:r>
-              <w:rPr>
-                <w:rFonts w:ascii="Times New Roman" w:hAnsi="Times New Roman" w:cs="Times New Roman"/>
-                <w:sz w:val="14"/>
-                <w:szCs w:val="14"/>
-                <w:lang w:val="en-US"/>
-              </w:rPr>
-              <w:t>last</w:t>
-            </w:r>
-            <w:proofErr w:type="gramEnd"/>
-            <w:r>
-              <w:rPr>
-                <w:rFonts w:ascii="Times New Roman" w:hAnsi="Times New Roman" w:cs="Times New Roman"/>
-                <w:sz w:val="14"/>
-                <w:szCs w:val="14"/>
-                <w:lang w:val="en-US"/>
-              </w:rPr>
-              <w:t>_</w:t>
-            </w:r>
-            <w:proofErr w:type="gramStart"/>
-            <w:r>
-              <w:rPr>
-                <w:rFonts w:ascii="Times New Roman" w:hAnsi="Times New Roman" w:cs="Times New Roman"/>
-                <w:sz w:val="14"/>
-                <w:szCs w:val="14"/>
-                <w:lang w:val="en-US"/>
-              </w:rPr>
-              <w:t>name</w:t>
-            </w:r>
-            <w:proofErr w:type="spellEnd"/>
-            <w:r>
-              <w:rPr>
-                <w:rFonts w:ascii="Times New Roman" w:hAnsi="Times New Roman" w:cs="Times New Roman"/>
-                <w:sz w:val="14"/>
-                <w:szCs w:val="14"/>
-                <w:lang w:val="en-US"/>
-              </w:rPr>
-              <w:t xml:space="preserve"> }</w:t>
-            </w:r>
-            <w:proofErr w:type="gramEnd"/>
-            <w:r>
-              <w:rPr>
-                <w:rFonts w:ascii="Times New Roman" w:hAnsi="Times New Roman" w:cs="Times New Roman"/>
-                <w:sz w:val="14"/>
-                <w:szCs w:val="14"/>
-                <w:lang w:val="en-US"/>
-              </w:rPr>
-              <w:t>}</w:t>
+              <w:t xml:space="preserve"> {{ surname }} {{ first_name }} {{ last_name }}</w:t>
             </w:r>
           </w:p>
           <w:p>
@@ -3556,17 +2912,26 @@
                 <w:sz w:val="14"/>
                 <w:szCs w:val="14"/>
               </w:rPr>
-              <w:t>Телефон:</w:t>
+              <w:t>Телефон</w:t>
             </w:r>
             <w:r>
               <w:rPr>
                 <w:rFonts w:ascii="Times New Roman" w:hAnsi="Times New Roman" w:cs="Times New Roman"/>
                 <w:sz w:val="14"/>
                 <w:szCs w:val="14"/>
+                <w:lang w:val="en-US"/>
+              </w:rPr>
+              <w:t>:</w:t>
+            </w:r>
+            <w:r>
+              <w:rPr>
+                <w:rFonts w:ascii="Times New Roman" w:hAnsi="Times New Roman" w:cs="Times New Roman"/>
+                <w:sz w:val="14"/>
+                <w:szCs w:val="14"/>
+                <w:lang w:val="en-US"/>
               </w:rPr>
               <w:t xml:space="preserve"> </w:t>
             </w:r>
-            <w:proofErr w:type="gramStart"/>
             <w:r>
               <w:rPr>
                 <w:rFonts w:ascii="Times New Roman" w:hAnsi="Times New Roman" w:cs="Times New Roman"/>
@@ -3576,7 +2941,6 @@
               </w:rPr>
               <w:t xml:space="preserve">{{ </w:t>
             </w:r>
-            <w:proofErr w:type="spellStart"/>
             <w:r>
               <w:rPr>
                 <w:rFonts w:ascii="Times New Roman" w:hAnsi="Times New Roman" w:cs="Times New Roman"/>
@@ -3584,9 +2948,8 @@
                 <w:szCs w:val="14"/>
                 <w:lang w:val="en-US"/>
               </w:rPr>
-              <w:t>phone</w:t>
-            </w:r>
-            <w:proofErr w:type="gramEnd"/>
+              <w:t>phone_number</w:t>
+            </w:r>
             <w:r>
               <w:rPr>
                 <w:rFonts w:ascii="Times New Roman" w:hAnsi="Times New Roman" w:cs="Times New Roman"/>
@@ -3594,37 +2957,7 @@
                 <w:szCs w:val="14"/>
                 <w:lang w:val="en-US"/>
               </w:rPr>
-              <w:t>_</w:t>
-            </w:r>
-            <w:proofErr w:type="gramStart"/>
-            <w:r>
-              <w:rPr>
-                <w:rFonts w:ascii="Times New Roman" w:hAnsi="Times New Roman" w:cs="Times New Roman"/>
-                <w:sz w:val="14"/>
-                <w:szCs w:val="14"/>
-                <w:lang w:val="en-US"/>
-              </w:rPr>
-              <w:t>number</w:t>
-            </w:r>
-            <w:proofErr w:type="spellEnd"/>
-            <w:r>
-              <w:rPr>
-                <w:rFonts w:ascii="Times New Roman" w:hAnsi="Times New Roman" w:cs="Times New Roman"/>
-                <w:sz w:val="14"/>
-                <w:szCs w:val="14"/>
-                <w:lang w:val="en-US"/>
-              </w:rPr>
-              <w:t xml:space="preserve"> }</w:t>
-            </w:r>
-            <w:proofErr w:type="gramEnd"/>
-            <w:r>
-              <w:rPr>
-                <w:rFonts w:ascii="Times New Roman" w:hAnsi="Times New Roman" w:cs="Times New Roman"/>
-                <w:sz w:val="14"/>
-                <w:szCs w:val="14"/>
-                <w:lang w:val="en-US"/>
-              </w:rPr>
-              <w:t>}</w:t>
+              <w:t xml:space="preserve"> }}</w:t>
             </w:r>
           </w:p>
           <w:p>
@@ -3636,6 +2969,7 @@
                 <w:rFonts w:ascii="Times New Roman" w:hAnsi="Times New Roman" w:cs="Times New Roman"/>
                 <w:sz w:val="14"/>
                 <w:szCs w:val="14"/>
+                <w:lang w:val="en-US"/>
               </w:rPr>
             </w:pPr>
           </w:p>
@@ -3648,6 +2982,7 @@
                 <w:rFonts w:ascii="Times New Roman" w:hAnsi="Times New Roman" w:cs="Times New Roman"/>
                 <w:sz w:val="14"/>
                 <w:szCs w:val="14"/>
+                <w:lang w:val="en-US"/>
               </w:rPr>
             </w:pPr>
           </w:p>
@@ -3663,7 +2998,6 @@
                 <w:lang w:val="en-US"/>
               </w:rPr>
             </w:pPr>
-            <w:proofErr w:type="gramStart"/>
             <w:r>
               <w:rPr>
                 <w:rFonts w:ascii="Times New Roman" w:hAnsi="Times New Roman" w:cs="Times New Roman"/>
@@ -3672,150 +3006,7 @@
                 <w:u w:val="single"/>
                 <w:lang w:val="en-US"/>
               </w:rPr>
-              <w:t>{{ surname</w:t>
-            </w:r>
-            <w:proofErr w:type="gramEnd"/>
-            <w:r>
-              <w:rPr>
-                <w:rFonts w:ascii="Times New Roman" w:hAnsi="Times New Roman" w:cs="Times New Roman"/>
-                <w:sz w:val="14"/>
-                <w:szCs w:val="14"/>
-                <w:u w:val="single"/>
-                <w:lang w:val="en-US"/>
-              </w:rPr>
-              <w:t xml:space="preserve"> }} </w:t>
-            </w:r>
-            <w:proofErr w:type="gramStart"/>
-            <w:r>
-              <w:rPr>
-                <w:rFonts w:ascii="Times New Roman" w:hAnsi="Times New Roman" w:cs="Times New Roman"/>
-                <w:sz w:val="14"/>
-                <w:szCs w:val="14"/>
-                <w:u w:val="single"/>
-                <w:lang w:val="en-US"/>
-              </w:rPr>
-              <w:t xml:space="preserve">{{ </w:t>
-            </w:r>
-            <w:proofErr w:type="spellStart"/>
-            <w:r>
-              <w:rPr>
-                <w:rFonts w:ascii="Times New Roman" w:hAnsi="Times New Roman" w:cs="Times New Roman"/>
-                <w:sz w:val="14"/>
-                <w:szCs w:val="14"/>
-                <w:u w:val="single"/>
-                <w:lang w:val="en-US"/>
-              </w:rPr>
-              <w:t>first</w:t>
-            </w:r>
-            <w:proofErr w:type="gramEnd"/>
-            <w:r>
-              <w:rPr>
-                <w:rFonts w:ascii="Times New Roman" w:hAnsi="Times New Roman" w:cs="Times New Roman"/>
-                <w:sz w:val="14"/>
-                <w:szCs w:val="14"/>
-                <w:u w:val="single"/>
-                <w:lang w:val="en-US"/>
-              </w:rPr>
-              <w:t>_</w:t>
-            </w:r>
-            <w:proofErr w:type="gramStart"/>
-            <w:r>
-              <w:rPr>
-                <w:rFonts w:ascii="Times New Roman" w:hAnsi="Times New Roman" w:cs="Times New Roman"/>
-                <w:sz w:val="14"/>
-                <w:szCs w:val="14"/>
-                <w:u w:val="single"/>
-                <w:lang w:val="en-US"/>
-              </w:rPr>
-              <w:t>name</w:t>
-            </w:r>
-            <w:proofErr w:type="spellEnd"/>
-            <w:r>
-              <w:rPr>
-                <w:rFonts w:ascii="Times New Roman" w:hAnsi="Times New Roman" w:cs="Times New Roman"/>
-                <w:sz w:val="14"/>
-                <w:szCs w:val="14"/>
-                <w:u w:val="single"/>
-                <w:lang w:val="en-US"/>
-              </w:rPr>
-              <w:t xml:space="preserve"> }</w:t>
-            </w:r>
-            <w:proofErr w:type="gramEnd"/>
-            <w:r>
-              <w:rPr>
-                <w:rFonts w:ascii="Times New Roman" w:hAnsi="Times New Roman" w:cs="Times New Roman"/>
-                <w:sz w:val="14"/>
-                <w:szCs w:val="14"/>
-                <w:u w:val="single"/>
-                <w:lang w:val="en-US"/>
-              </w:rPr>
-              <w:t xml:space="preserve">} </w:t>
-            </w:r>
-            <w:proofErr w:type="gramStart"/>
-            <w:r>
-              <w:rPr>
-                <w:rFonts w:ascii="Times New Roman" w:hAnsi="Times New Roman" w:cs="Times New Roman"/>
-                <w:sz w:val="14"/>
-                <w:szCs w:val="14"/>
-                <w:u w:val="single"/>
-                <w:lang w:val="en-US"/>
-              </w:rPr>
-              <w:t xml:space="preserve">{{ </w:t>
-            </w:r>
-            <w:proofErr w:type="spellStart"/>
-            <w:r>
-              <w:rPr>
-                <w:rFonts w:ascii="Times New Roman" w:hAnsi="Times New Roman" w:cs="Times New Roman"/>
-                <w:sz w:val="14"/>
-                <w:szCs w:val="14"/>
-                <w:u w:val="single"/>
-                <w:lang w:val="en-US"/>
-              </w:rPr>
-              <w:t>last</w:t>
-            </w:r>
-            <w:proofErr w:type="gramEnd"/>
-            <w:r>
-              <w:rPr>
-                <w:rFonts w:ascii="Times New Roman" w:hAnsi="Times New Roman" w:cs="Times New Roman"/>
-                <w:sz w:val="14"/>
-                <w:szCs w:val="14"/>
-                <w:u w:val="single"/>
-                <w:lang w:val="en-US"/>
-              </w:rPr>
-              <w:t>_</w:t>
-            </w:r>
-            <w:proofErr w:type="gramStart"/>
-            <w:r>
-              <w:rPr>
-                <w:rFonts w:ascii="Times New Roman" w:hAnsi="Times New Roman" w:cs="Times New Roman"/>
-                <w:sz w:val="14"/>
-                <w:szCs w:val="14"/>
-                <w:u w:val="single"/>
-                <w:lang w:val="en-US"/>
-              </w:rPr>
-              <w:t>name</w:t>
-            </w:r>
-            <w:proofErr w:type="spellEnd"/>
-            <w:r>
-              <w:rPr>
-                <w:rFonts w:ascii="Times New Roman" w:hAnsi="Times New Roman" w:cs="Times New Roman"/>
-                <w:sz w:val="14"/>
-                <w:szCs w:val="14"/>
-                <w:u w:val="single"/>
-                <w:lang w:val="en-US"/>
-              </w:rPr>
-              <w:t xml:space="preserve"> }</w:t>
-            </w:r>
-            <w:proofErr w:type="gramEnd"/>
-            <w:r>
-              <w:rPr>
-                <w:rFonts w:ascii="Times New Roman" w:hAnsi="Times New Roman" w:cs="Times New Roman"/>
-                <w:sz w:val="14"/>
-                <w:szCs w:val="14"/>
-                <w:u w:val="single"/>
-                <w:lang w:val="en-US"/>
-              </w:rPr>
-              <w:t>}</w:t>
+              <w:t>{{ surname }} {{ first_name }} {{ last_name }}</w:t>
             </w:r>
             <w:r>
               <w:rPr>
@@ -4513,6 +3704,7 @@
   <w:style w:type="character" w:default="1" w:styleId="a0">
     <w:name w:val="Default Paragraph Font"/>
     <w:uiPriority w:val="1"/>
+    <w:semiHidden/>
     <w:unhideWhenUsed/>
   </w:style>
   <w:style w:type="table" w:default="1" w:styleId="a1">

--- a/patients/templates/patients/docs/contract_revmamed_template.docx
+++ b/patients/templates/patients/docs/contract_revmamed_template.docx
@@ -165,7 +165,31 @@
                 <w:u w:val="single"/>
                 <w:lang w:val="en-US"/>
               </w:rPr>
-              <w:t>«</w:t>
+              <w:t>{{</w:t>
+            </w:r>
+            <w:r>
+              <w:rPr>
+                <w:sz w:val="14"/>
+                <w:szCs w:val="14"/>
+                <w:u w:val="single"/>
+              </w:rPr>
+              <w:t xml:space="preserve"> </w:t>
+            </w:r>
+            <w:r>
+              <w:rPr>
+                <w:sz w:val="14"/>
+                <w:szCs w:val="14"/>
+                <w:u w:val="single"/>
+              </w:rPr>
+              <w:t>appointment_date</w:t>
+            </w:r>
+            <w:r>
+              <w:rPr>
+                <w:sz w:val="14"/>
+                <w:szCs w:val="14"/>
+                <w:u w:val="single"/>
+              </w:rPr>
+              <w:t xml:space="preserve"> </w:t>
             </w:r>
             <w:r>
               <w:rPr>
@@ -174,68 +198,14 @@
                 <w:u w:val="single"/>
                 <w:lang w:val="en-US"/>
               </w:rPr>
-              <w:t>{{c_day }}</w:t>
-            </w:r>
-            <w:r>
-              <w:rPr>
-                <w:sz w:val="14"/>
-                <w:szCs w:val="14"/>
-                <w:lang w:val="en-US"/>
-              </w:rPr>
-              <w:t>»</w:t>
-            </w:r>
-            <w:r>
-              <w:rPr>
-                <w:sz w:val="14"/>
-                <w:szCs w:val="14"/>
-                <w:lang w:val="en-US"/>
+              <w:t>}}</w:t>
+            </w:r>
+            <w:r>
+              <w:rPr>
+                <w:sz w:val="14"/>
+                <w:szCs w:val="14"/>
               </w:rPr>
               <w:t xml:space="preserve"> </w:t>
-            </w:r>
-            <w:r>
-              <w:rPr>
-                <w:sz w:val="14"/>
-                <w:szCs w:val="14"/>
-                <w:u w:val="single"/>
-                <w:lang w:val="en-US"/>
-              </w:rPr>
-              <w:t xml:space="preserve">{{ </w:t>
-            </w:r>
-            <w:r>
-              <w:rPr>
-                <w:sz w:val="14"/>
-                <w:szCs w:val="14"/>
-                <w:u w:val="single"/>
-                <w:lang w:val="en-US"/>
-              </w:rPr>
-              <w:t>cur_month_ru</w:t>
-            </w:r>
-            <w:r>
-              <w:rPr>
-                <w:sz w:val="14"/>
-                <w:szCs w:val="14"/>
-                <w:u w:val="single"/>
-                <w:lang w:val="en-US"/>
-              </w:rPr>
-              <w:t xml:space="preserve"> }} {{ </w:t>
-            </w:r>
-            <w:r>
-              <w:rPr>
-                <w:sz w:val="14"/>
-                <w:szCs w:val="14"/>
-                <w:u w:val="single"/>
-                <w:lang w:val="en-US"/>
-              </w:rPr>
-              <w:t>current_year</w:t>
-            </w:r>
-            <w:r>
-              <w:rPr>
-                <w:sz w:val="14"/>
-                <w:szCs w:val="14"/>
-                <w:u w:val="single"/>
-                <w:lang w:val="en-US"/>
-              </w:rPr>
-              <w:t xml:space="preserve"> }} </w:t>
             </w:r>
             <w:r>
               <w:rPr>
@@ -2864,6 +2834,7 @@
                 <w:rFonts w:ascii="Times New Roman" w:hAnsi="Times New Roman" w:cs="Times New Roman"/>
                 <w:sz w:val="14"/>
                 <w:szCs w:val="14"/>
+                <w:lang w:val="en-US"/>
               </w:rPr>
             </w:pPr>
             <w:r>
@@ -2872,7 +2843,113 @@
                 <w:sz w:val="14"/>
                 <w:szCs w:val="14"/>
               </w:rPr>
-              <w:t>Документ, удостоверяющий личность:</w:t>
+              <w:t>Документ</w:t>
+            </w:r>
+            <w:r>
+              <w:rPr>
+                <w:rFonts w:ascii="Times New Roman" w:hAnsi="Times New Roman" w:cs="Times New Roman"/>
+                <w:sz w:val="14"/>
+                <w:szCs w:val="14"/>
+                <w:lang w:val="en-US"/>
+              </w:rPr>
+              <w:t xml:space="preserve">, </w:t>
+            </w:r>
+            <w:r>
+              <w:rPr>
+                <w:rFonts w:ascii="Times New Roman" w:hAnsi="Times New Roman" w:cs="Times New Roman"/>
+                <w:sz w:val="14"/>
+                <w:szCs w:val="14"/>
+              </w:rPr>
+              <w:t>удостоверяющий</w:t>
+            </w:r>
+            <w:r>
+              <w:rPr>
+                <w:rFonts w:ascii="Times New Roman" w:hAnsi="Times New Roman" w:cs="Times New Roman"/>
+                <w:sz w:val="14"/>
+                <w:szCs w:val="14"/>
+                <w:lang w:val="en-US"/>
+              </w:rPr>
+              <w:t xml:space="preserve"> </w:t>
+            </w:r>
+            <w:r>
+              <w:rPr>
+                <w:rFonts w:ascii="Times New Roman" w:hAnsi="Times New Roman" w:cs="Times New Roman"/>
+                <w:sz w:val="14"/>
+                <w:szCs w:val="14"/>
+              </w:rPr>
+              <w:t>личность</w:t>
+            </w:r>
+            <w:r>
+              <w:rPr>
+                <w:rFonts w:ascii="Times New Roman" w:hAnsi="Times New Roman" w:cs="Times New Roman"/>
+                <w:sz w:val="14"/>
+                <w:szCs w:val="14"/>
+                <w:lang w:val="en-US"/>
+              </w:rPr>
+              <w:t>:</w:t>
+            </w:r>
+            <w:r>
+              <w:rPr>
+                <w:rFonts w:ascii="Times New Roman" w:hAnsi="Times New Roman" w:cs="Times New Roman"/>
+                <w:sz w:val="14"/>
+                <w:szCs w:val="14"/>
+                <w:lang w:val="en-US"/>
+              </w:rPr>
+              <w:t xml:space="preserve"> {{ </w:t>
+            </w:r>
+            <w:r>
+              <w:rPr>
+                <w:rFonts w:ascii="Times New Roman" w:hAnsi="Times New Roman" w:cs="Times New Roman"/>
+                <w:sz w:val="14"/>
+                <w:szCs w:val="14"/>
+                <w:lang w:val="en-US"/>
+              </w:rPr>
+              <w:t>passport</w:t>
+            </w:r>
+            <w:r>
+              <w:rPr>
+                <w:rFonts w:ascii="Times New Roman" w:hAnsi="Times New Roman" w:cs="Times New Roman"/>
+                <w:sz w:val="14"/>
+                <w:szCs w:val="14"/>
+                <w:lang w:val="en-US"/>
+              </w:rPr>
+              <w:t xml:space="preserve"> }} {{ </w:t>
+            </w:r>
+            <w:r>
+              <w:rPr>
+                <w:rFonts w:ascii="Times New Roman" w:hAnsi="Times New Roman" w:cs="Times New Roman"/>
+                <w:sz w:val="14"/>
+                <w:szCs w:val="14"/>
+                <w:lang w:val="en-US"/>
+              </w:rPr>
+              <w:t>p_series</w:t>
+            </w:r>
+            <w:r>
+              <w:rPr>
+                <w:rFonts w:ascii="Times New Roman" w:hAnsi="Times New Roman" w:cs="Times New Roman"/>
+                <w:sz w:val="14"/>
+                <w:szCs w:val="14"/>
+                <w:lang w:val="en-US"/>
+              </w:rPr>
+              <w:t xml:space="preserve"> }} {{ </w:t>
+            </w:r>
+            <w:r>
+              <w:rPr>
+                <w:rFonts w:ascii="Times New Roman" w:hAnsi="Times New Roman" w:cs="Times New Roman"/>
+                <w:sz w:val="14"/>
+                <w:szCs w:val="14"/>
+                <w:lang w:val="en-US"/>
+              </w:rPr>
+              <w:t>p_number</w:t>
+            </w:r>
+            <w:r>
+              <w:rPr>
+                <w:rFonts w:ascii="Times New Roman" w:hAnsi="Times New Roman" w:cs="Times New Roman"/>
+                <w:sz w:val="14"/>
+                <w:szCs w:val="14"/>
+                <w:lang w:val="en-US"/>
+              </w:rPr>
+              <w:t xml:space="preserve"> }}</w:t>
             </w:r>
           </w:p>
           <w:p>
@@ -2883,6 +2960,7 @@
                 <w:rFonts w:ascii="Times New Roman" w:hAnsi="Times New Roman"/>
                 <w:sz w:val="14"/>
                 <w:szCs w:val="14"/>
+                <w:lang w:val="en-US"/>
               </w:rPr>
             </w:pPr>
           </w:p>
@@ -2892,6 +2970,7 @@
               <w:jc w:val="both"/>
               <w:rPr>
                 <w:rFonts w:cs="Times New Roman"/>
+                <w:lang w:val="en-US"/>
               </w:rPr>
             </w:pPr>
           </w:p>
@@ -2903,16 +2982,48 @@
                 <w:rFonts w:ascii="Times New Roman" w:hAnsi="Times New Roman"/>
                 <w:sz w:val="14"/>
                 <w:szCs w:val="14"/>
+              </w:rPr>
+            </w:pPr>
+            <w:r>
+              <w:rPr>
+                <w:rFonts w:ascii="Times New Roman" w:hAnsi="Times New Roman" w:cs="Times New Roman"/>
+                <w:sz w:val="14"/>
+                <w:szCs w:val="14"/>
+              </w:rPr>
+              <w:t>Телефон</w:t>
+            </w:r>
+            <w:r>
+              <w:rPr>
+                <w:rFonts w:ascii="Times New Roman" w:hAnsi="Times New Roman" w:cs="Times New Roman"/>
+                <w:sz w:val="14"/>
+                <w:szCs w:val="14"/>
+              </w:rPr>
+              <w:t>:</w:t>
+            </w:r>
+            <w:r>
+              <w:rPr>
+                <w:rFonts w:ascii="Times New Roman" w:hAnsi="Times New Roman" w:cs="Times New Roman"/>
+                <w:sz w:val="14"/>
+                <w:szCs w:val="14"/>
+              </w:rPr>
+              <w:t xml:space="preserve"> {{ </w:t>
+            </w:r>
+            <w:r>
+              <w:rPr>
+                <w:rFonts w:ascii="Times New Roman" w:hAnsi="Times New Roman" w:cs="Times New Roman"/>
+                <w:sz w:val="14"/>
+                <w:szCs w:val="14"/>
                 <w:lang w:val="en-US"/>
               </w:rPr>
-            </w:pPr>
+              <w:t>phone</w:t>
+            </w:r>
             <w:r>
               <w:rPr>
                 <w:rFonts w:ascii="Times New Roman" w:hAnsi="Times New Roman" w:cs="Times New Roman"/>
                 <w:sz w:val="14"/>
                 <w:szCs w:val="14"/>
               </w:rPr>
-              <w:t>Телефон</w:t>
+              <w:t>_</w:t>
             </w:r>
             <w:r>
               <w:rPr>
@@ -2921,41 +3032,13 @@
                 <w:szCs w:val="14"/>
                 <w:lang w:val="en-US"/>
               </w:rPr>
-              <w:t>:</w:t>
+              <w:t>number</w:t>
             </w:r>
             <w:r>
               <w:rPr>
                 <w:rFonts w:ascii="Times New Roman" w:hAnsi="Times New Roman" w:cs="Times New Roman"/>
                 <w:sz w:val="14"/>
                 <w:szCs w:val="14"/>
-                <w:lang w:val="en-US"/>
-              </w:rPr>
-              <w:t xml:space="preserve"> </w:t>
-            </w:r>
-            <w:r>
-              <w:rPr>
-                <w:rFonts w:ascii="Times New Roman" w:hAnsi="Times New Roman" w:cs="Times New Roman"/>
-                <w:sz w:val="14"/>
-                <w:szCs w:val="14"/>
-                <w:lang w:val="en-US"/>
-              </w:rPr>
-              <w:t xml:space="preserve">{{ </w:t>
-            </w:r>
-            <w:r>
-              <w:rPr>
-                <w:rFonts w:ascii="Times New Roman" w:hAnsi="Times New Roman" w:cs="Times New Roman"/>
-                <w:sz w:val="14"/>
-                <w:szCs w:val="14"/>
-                <w:lang w:val="en-US"/>
-              </w:rPr>
-              <w:t>phone_number</w:t>
-            </w:r>
-            <w:r>
-              <w:rPr>
-                <w:rFonts w:ascii="Times New Roman" w:hAnsi="Times New Roman" w:cs="Times New Roman"/>
-                <w:sz w:val="14"/>
-                <w:szCs w:val="14"/>
-                <w:lang w:val="en-US"/>
               </w:rPr>
               <w:t xml:space="preserve"> }}</w:t>
             </w:r>
@@ -2969,7 +3052,6 @@
                 <w:rFonts w:ascii="Times New Roman" w:hAnsi="Times New Roman" w:cs="Times New Roman"/>
                 <w:sz w:val="14"/>
                 <w:szCs w:val="14"/>
-                <w:lang w:val="en-US"/>
               </w:rPr>
             </w:pPr>
           </w:p>
@@ -2982,7 +3064,6 @@
                 <w:rFonts w:ascii="Times New Roman" w:hAnsi="Times New Roman" w:cs="Times New Roman"/>
                 <w:sz w:val="14"/>
                 <w:szCs w:val="14"/>
-                <w:lang w:val="en-US"/>
               </w:rPr>
             </w:pPr>
           </w:p>
@@ -3704,7 +3785,6 @@
   <w:style w:type="character" w:default="1" w:styleId="a0">
     <w:name w:val="Default Paragraph Font"/>
     <w:uiPriority w:val="1"/>
-    <w:semiHidden/>
     <w:unhideWhenUsed/>
   </w:style>
   <w:style w:type="table" w:default="1" w:styleId="a1">

--- a/patients/templates/patients/docs/contract_revmamed_template.docx
+++ b/patients/templates/patients/docs/contract_revmamed_template.docx
@@ -158,6 +158,7 @@
                 <w:lang w:val="en-US"/>
               </w:rPr>
             </w:pPr>
+            <w:proofErr w:type="gramStart"/>
             <w:r>
               <w:rPr>
                 <w:sz w:val="14"/>
@@ -175,20 +176,40 @@
               </w:rPr>
               <w:t xml:space="preserve"> </w:t>
             </w:r>
+            <w:proofErr w:type="spellStart"/>
             <w:r>
               <w:rPr>
                 <w:sz w:val="14"/>
                 <w:szCs w:val="14"/>
                 <w:u w:val="single"/>
               </w:rPr>
-              <w:t>appointment_date</w:t>
-            </w:r>
+              <w:t>appointment</w:t>
+            </w:r>
+            <w:proofErr w:type="gramEnd"/>
             <w:r>
               <w:rPr>
                 <w:sz w:val="14"/>
                 <w:szCs w:val="14"/>
                 <w:u w:val="single"/>
               </w:rPr>
+              <w:t>_</w:t>
+            </w:r>
+            <w:proofErr w:type="gramStart"/>
+            <w:r>
+              <w:rPr>
+                <w:sz w:val="14"/>
+                <w:szCs w:val="14"/>
+                <w:u w:val="single"/>
+              </w:rPr>
+              <w:t>date</w:t>
+            </w:r>
+            <w:proofErr w:type="spellEnd"/>
+            <w:r>
+              <w:rPr>
+                <w:sz w:val="14"/>
+                <w:szCs w:val="14"/>
+                <w:u w:val="single"/>
+              </w:rPr>
               <w:t xml:space="preserve"> </w:t>
             </w:r>
             <w:r>
@@ -198,7 +219,17 @@
                 <w:u w:val="single"/>
                 <w:lang w:val="en-US"/>
               </w:rPr>
-              <w:t>}}</w:t>
+              <w:t>}</w:t>
+            </w:r>
+            <w:proofErr w:type="gramEnd"/>
+            <w:r>
+              <w:rPr>
+                <w:sz w:val="14"/>
+                <w:szCs w:val="14"/>
+                <w:u w:val="single"/>
+                <w:lang w:val="en-US"/>
+              </w:rPr>
+              <w:t>}</w:t>
             </w:r>
             <w:r>
               <w:rPr>
@@ -294,6 +325,7 @@
                 <w:lang w:val="en-US"/>
               </w:rPr>
             </w:pPr>
+            <w:proofErr w:type="gramStart"/>
             <w:r>
               <w:rPr>
                 <w:sz w:val="14"/>
@@ -310,38 +342,97 @@
               </w:rPr>
               <w:t>surname</w:t>
             </w:r>
-            <w:r>
-              <w:rPr>
-                <w:sz w:val="14"/>
-                <w:szCs w:val="14"/>
-                <w:lang w:val="en-US"/>
-              </w:rPr>
-              <w:t xml:space="preserve"> }} {{ </w:t>
-            </w:r>
-            <w:r>
-              <w:rPr>
-                <w:sz w:val="14"/>
-                <w:szCs w:val="14"/>
-                <w:lang w:val="en-US"/>
-              </w:rPr>
-              <w:t>first_name</w:t>
-            </w:r>
-            <w:r>
-              <w:rPr>
-                <w:sz w:val="14"/>
-                <w:szCs w:val="14"/>
-                <w:lang w:val="en-US"/>
-              </w:rPr>
-              <w:t xml:space="preserve"> }} {{ </w:t>
-            </w:r>
-            <w:r>
-              <w:rPr>
-                <w:sz w:val="14"/>
-                <w:szCs w:val="14"/>
-                <w:lang w:val="en-US"/>
-              </w:rPr>
-              <w:t>last_name</w:t>
-            </w:r>
+            <w:proofErr w:type="gramEnd"/>
+            <w:r>
+              <w:rPr>
+                <w:sz w:val="14"/>
+                <w:szCs w:val="14"/>
+                <w:lang w:val="en-US"/>
+              </w:rPr>
+              <w:t xml:space="preserve"> }} </w:t>
+            </w:r>
+            <w:proofErr w:type="gramStart"/>
+            <w:r>
+              <w:rPr>
+                <w:sz w:val="14"/>
+                <w:szCs w:val="14"/>
+                <w:lang w:val="en-US"/>
+              </w:rPr>
+              <w:t xml:space="preserve">{{ </w:t>
+            </w:r>
+            <w:proofErr w:type="spellStart"/>
+            <w:r>
+              <w:rPr>
+                <w:sz w:val="14"/>
+                <w:szCs w:val="14"/>
+                <w:lang w:val="en-US"/>
+              </w:rPr>
+              <w:t>first</w:t>
+            </w:r>
+            <w:proofErr w:type="gramEnd"/>
+            <w:r>
+              <w:rPr>
+                <w:sz w:val="14"/>
+                <w:szCs w:val="14"/>
+                <w:lang w:val="en-US"/>
+              </w:rPr>
+              <w:t>_</w:t>
+            </w:r>
+            <w:proofErr w:type="gramStart"/>
+            <w:r>
+              <w:rPr>
+                <w:sz w:val="14"/>
+                <w:szCs w:val="14"/>
+                <w:lang w:val="en-US"/>
+              </w:rPr>
+              <w:t>name</w:t>
+            </w:r>
+            <w:proofErr w:type="spellEnd"/>
+            <w:r>
+              <w:rPr>
+                <w:sz w:val="14"/>
+                <w:szCs w:val="14"/>
+                <w:lang w:val="en-US"/>
+              </w:rPr>
+              <w:t xml:space="preserve"> }</w:t>
+            </w:r>
+            <w:proofErr w:type="gramEnd"/>
+            <w:r>
+              <w:rPr>
+                <w:sz w:val="14"/>
+                <w:szCs w:val="14"/>
+                <w:lang w:val="en-US"/>
+              </w:rPr>
+              <w:t xml:space="preserve">} </w:t>
+            </w:r>
+            <w:proofErr w:type="gramStart"/>
+            <w:r>
+              <w:rPr>
+                <w:sz w:val="14"/>
+                <w:szCs w:val="14"/>
+                <w:lang w:val="en-US"/>
+              </w:rPr>
+              <w:t xml:space="preserve">{{ </w:t>
+            </w:r>
+            <w:proofErr w:type="spellStart"/>
+            <w:r>
+              <w:rPr>
+                <w:sz w:val="14"/>
+                <w:szCs w:val="14"/>
+                <w:lang w:val="en-US"/>
+              </w:rPr>
+              <w:t>last</w:t>
+            </w:r>
+            <w:proofErr w:type="gramEnd"/>
+            <w:r>
+              <w:rPr>
+                <w:sz w:val="14"/>
+                <w:szCs w:val="14"/>
+                <w:lang w:val="en-US"/>
+              </w:rPr>
+              <w:t>_name</w:t>
+            </w:r>
+            <w:proofErr w:type="spellEnd"/>
             <w:r>
               <w:rPr>
                 <w:sz w:val="14"/>
@@ -424,7 +515,23 @@
                 <w:sz w:val="14"/>
                 <w:szCs w:val="14"/>
               </w:rPr>
-              <w:t>проживающий(ая) по адресу:</w:t>
+              <w:t>проживающий(</w:t>
+            </w:r>
+            <w:proofErr w:type="spellStart"/>
+            <w:r>
+              <w:rPr>
+                <w:sz w:val="14"/>
+                <w:szCs w:val="14"/>
+              </w:rPr>
+              <w:t>ая</w:t>
+            </w:r>
+            <w:proofErr w:type="spellEnd"/>
+            <w:r>
+              <w:rPr>
+                <w:sz w:val="14"/>
+                <w:szCs w:val="14"/>
+              </w:rPr>
+              <w:t>) по адресу:</w:t>
             </w:r>
           </w:p>
         </w:tc>
@@ -445,6 +552,7 @@
                 <w:szCs w:val="14"/>
               </w:rPr>
             </w:pPr>
+            <w:proofErr w:type="gramStart"/>
             <w:r>
               <w:rPr>
                 <w:sz w:val="14"/>
@@ -460,6 +568,7 @@
               </w:rPr>
               <w:t>address</w:t>
             </w:r>
+            <w:proofErr w:type="gramEnd"/>
             <w:r>
               <w:rPr>
                 <w:sz w:val="14"/>
@@ -492,7 +601,23 @@
           <w:sz w:val="14"/>
           <w:szCs w:val="14"/>
         </w:rPr>
-        <w:t xml:space="preserve">именуемый в дальнейшем «Заказчик», и ООО МЦ «РевмаМед», действующее в соответствии с лицензией № </w:t>
+        <w:t>именуемый в дальнейшем «Заказчик», и ООО МЦ «</w:t>
+      </w:r>
+      <w:proofErr w:type="spellStart"/>
+      <w:r>
+        <w:rPr>
+          <w:sz w:val="14"/>
+          <w:szCs w:val="14"/>
+        </w:rPr>
+        <w:t>РевмаМед</w:t>
+      </w:r>
+      <w:proofErr w:type="spellEnd"/>
+      <w:r>
+        <w:rPr>
+          <w:sz w:val="14"/>
+          <w:szCs w:val="14"/>
+        </w:rPr>
+        <w:t xml:space="preserve">», действующее в соответствии с лицензией № </w:t>
       </w:r>
       <w:r>
         <w:rPr>
@@ -560,7 +685,43 @@
           <w:sz w:val="14"/>
           <w:szCs w:val="14"/>
         </w:rPr>
-        <w:t>1.1.  Исполнитель  по заданию  Заказчика  обязуется оказать следующие услуги (перечень платных мед. услуг)</w:t>
+        <w:t xml:space="preserve">1.1.  </w:t>
+      </w:r>
+      <w:proofErr w:type="gramStart"/>
+      <w:r>
+        <w:rPr>
+          <w:rFonts w:ascii="Times New Roman" w:hAnsi="Times New Roman" w:cs="Times New Roman"/>
+          <w:sz w:val="14"/>
+          <w:szCs w:val="14"/>
+        </w:rPr>
+        <w:t>Исполнитель  по</w:t>
+      </w:r>
+      <w:proofErr w:type="gramEnd"/>
+      <w:r>
+        <w:rPr>
+          <w:rFonts w:ascii="Times New Roman" w:hAnsi="Times New Roman" w:cs="Times New Roman"/>
+          <w:sz w:val="14"/>
+          <w:szCs w:val="14"/>
+        </w:rPr>
+        <w:t xml:space="preserve"> </w:t>
+      </w:r>
+      <w:proofErr w:type="gramStart"/>
+      <w:r>
+        <w:rPr>
+          <w:rFonts w:ascii="Times New Roman" w:hAnsi="Times New Roman" w:cs="Times New Roman"/>
+          <w:sz w:val="14"/>
+          <w:szCs w:val="14"/>
+        </w:rPr>
+        <w:t>заданию  Заказчика</w:t>
+      </w:r>
+      <w:proofErr w:type="gramEnd"/>
+      <w:r>
+        <w:rPr>
+          <w:rFonts w:ascii="Times New Roman" w:hAnsi="Times New Roman" w:cs="Times New Roman"/>
+          <w:sz w:val="14"/>
+          <w:szCs w:val="14"/>
+        </w:rPr>
+        <w:t xml:space="preserve">  обязуется оказать следующие услуги (перечень платных мед. услуг)</w:t>
       </w:r>
       <w:r>
         <w:rPr>
@@ -570,6 +731,7 @@
         </w:rPr>
         <w:t xml:space="preserve">: </w:t>
       </w:r>
+      <w:proofErr w:type="gramStart"/>
       <w:r>
         <w:rPr>
           <w:rFonts w:ascii="Times New Roman" w:hAnsi="Times New Roman" w:cs="Times New Roman"/>
@@ -577,15 +739,83 @@
           <w:szCs w:val="14"/>
           <w:u w:val="single"/>
         </w:rPr>
-        <w:t>{{ services_text }}</w:t>
-      </w:r>
-      <w:r>
-        <w:rPr>
-          <w:rFonts w:ascii="Times New Roman" w:hAnsi="Times New Roman" w:cs="Times New Roman"/>
-          <w:sz w:val="14"/>
-          <w:szCs w:val="14"/>
-        </w:rPr>
-        <w:t>, именуемые в дальнейшем «услуги», а Заказчик обязан оплатить эти  услуги.</w:t>
+        <w:t xml:space="preserve">{{ </w:t>
+      </w:r>
+      <w:proofErr w:type="spellStart"/>
+      <w:r>
+        <w:rPr>
+          <w:rFonts w:ascii="Times New Roman" w:hAnsi="Times New Roman" w:cs="Times New Roman"/>
+          <w:sz w:val="14"/>
+          <w:szCs w:val="14"/>
+          <w:u w:val="single"/>
+        </w:rPr>
+        <w:t>services</w:t>
+      </w:r>
+      <w:proofErr w:type="gramEnd"/>
+      <w:r>
+        <w:rPr>
+          <w:rFonts w:ascii="Times New Roman" w:hAnsi="Times New Roman" w:cs="Times New Roman"/>
+          <w:sz w:val="14"/>
+          <w:szCs w:val="14"/>
+          <w:u w:val="single"/>
+        </w:rPr>
+        <w:t>_</w:t>
+      </w:r>
+      <w:proofErr w:type="gramStart"/>
+      <w:r>
+        <w:rPr>
+          <w:rFonts w:ascii="Times New Roman" w:hAnsi="Times New Roman" w:cs="Times New Roman"/>
+          <w:sz w:val="14"/>
+          <w:szCs w:val="14"/>
+          <w:u w:val="single"/>
+        </w:rPr>
+        <w:t>text</w:t>
+      </w:r>
+      <w:proofErr w:type="spellEnd"/>
+      <w:r>
+        <w:rPr>
+          <w:rFonts w:ascii="Times New Roman" w:hAnsi="Times New Roman" w:cs="Times New Roman"/>
+          <w:sz w:val="14"/>
+          <w:szCs w:val="14"/>
+          <w:u w:val="single"/>
+        </w:rPr>
+        <w:t xml:space="preserve"> }</w:t>
+      </w:r>
+      <w:proofErr w:type="gramEnd"/>
+      <w:r>
+        <w:rPr>
+          <w:rFonts w:ascii="Times New Roman" w:hAnsi="Times New Roman" w:cs="Times New Roman"/>
+          <w:sz w:val="14"/>
+          <w:szCs w:val="14"/>
+          <w:u w:val="single"/>
+        </w:rPr>
+        <w:t>}</w:t>
+      </w:r>
+      <w:r>
+        <w:rPr>
+          <w:rFonts w:ascii="Times New Roman" w:hAnsi="Times New Roman" w:cs="Times New Roman"/>
+          <w:sz w:val="14"/>
+          <w:szCs w:val="14"/>
+        </w:rPr>
+        <w:t xml:space="preserve">, именуемые в дальнейшем «услуги», а Заказчик обязан оплатить </w:t>
+      </w:r>
+      <w:proofErr w:type="gramStart"/>
+      <w:r>
+        <w:rPr>
+          <w:rFonts w:ascii="Times New Roman" w:hAnsi="Times New Roman" w:cs="Times New Roman"/>
+          <w:sz w:val="14"/>
+          <w:szCs w:val="14"/>
+        </w:rPr>
+        <w:t>эти  услуги</w:t>
+      </w:r>
+      <w:proofErr w:type="gramEnd"/>
+      <w:r>
+        <w:rPr>
+          <w:rFonts w:ascii="Times New Roman" w:hAnsi="Times New Roman" w:cs="Times New Roman"/>
+          <w:sz w:val="14"/>
+          <w:szCs w:val="14"/>
+        </w:rPr>
+        <w:t>.</w:t>
       </w:r>
     </w:p>
     <w:p>
@@ -605,7 +835,79 @@
           <w:sz w:val="14"/>
           <w:szCs w:val="14"/>
         </w:rPr>
-        <w:t xml:space="preserve">1.2. Перечень  и  стоимость  услуг,  предоставляемых   Заказчиком, оговариваются  действующим  прейскурантом  Исполнителя.  </w:t>
+        <w:t xml:space="preserve">1.2. </w:t>
+      </w:r>
+      <w:proofErr w:type="gramStart"/>
+      <w:r>
+        <w:rPr>
+          <w:rFonts w:ascii="Times New Roman" w:hAnsi="Times New Roman" w:cs="Times New Roman"/>
+          <w:sz w:val="14"/>
+          <w:szCs w:val="14"/>
+        </w:rPr>
+        <w:t>Перечень  и</w:t>
+      </w:r>
+      <w:proofErr w:type="gramEnd"/>
+      <w:r>
+        <w:rPr>
+          <w:rFonts w:ascii="Times New Roman" w:hAnsi="Times New Roman" w:cs="Times New Roman"/>
+          <w:sz w:val="14"/>
+          <w:szCs w:val="14"/>
+        </w:rPr>
+        <w:t xml:space="preserve">  </w:t>
+      </w:r>
+      <w:proofErr w:type="gramStart"/>
+      <w:r>
+        <w:rPr>
+          <w:rFonts w:ascii="Times New Roman" w:hAnsi="Times New Roman" w:cs="Times New Roman"/>
+          <w:sz w:val="14"/>
+          <w:szCs w:val="14"/>
+        </w:rPr>
+        <w:t>стоимость  услуг,  предоставляемых</w:t>
+      </w:r>
+      <w:proofErr w:type="gramEnd"/>
+      <w:r>
+        <w:rPr>
+          <w:rFonts w:ascii="Times New Roman" w:hAnsi="Times New Roman" w:cs="Times New Roman"/>
+          <w:sz w:val="14"/>
+          <w:szCs w:val="14"/>
+        </w:rPr>
+        <w:t xml:space="preserve">   Заказчиком, </w:t>
+      </w:r>
+      <w:proofErr w:type="gramStart"/>
+      <w:r>
+        <w:rPr>
+          <w:rFonts w:ascii="Times New Roman" w:hAnsi="Times New Roman" w:cs="Times New Roman"/>
+          <w:sz w:val="14"/>
+          <w:szCs w:val="14"/>
+        </w:rPr>
+        <w:t>оговариваются  действующим</w:t>
+      </w:r>
+      <w:proofErr w:type="gramEnd"/>
+      <w:r>
+        <w:rPr>
+          <w:rFonts w:ascii="Times New Roman" w:hAnsi="Times New Roman" w:cs="Times New Roman"/>
+          <w:sz w:val="14"/>
+          <w:szCs w:val="14"/>
+        </w:rPr>
+        <w:t xml:space="preserve">  </w:t>
+      </w:r>
+      <w:proofErr w:type="gramStart"/>
+      <w:r>
+        <w:rPr>
+          <w:rFonts w:ascii="Times New Roman" w:hAnsi="Times New Roman" w:cs="Times New Roman"/>
+          <w:sz w:val="14"/>
+          <w:szCs w:val="14"/>
+        </w:rPr>
+        <w:t>прейскурантом  Исполнителя</w:t>
+      </w:r>
+      <w:proofErr w:type="gramEnd"/>
+      <w:r>
+        <w:rPr>
+          <w:rFonts w:ascii="Times New Roman" w:hAnsi="Times New Roman" w:cs="Times New Roman"/>
+          <w:sz w:val="14"/>
+          <w:szCs w:val="14"/>
+        </w:rPr>
+        <w:t xml:space="preserve">.  </w:t>
       </w:r>
     </w:p>
     <w:p>
@@ -645,7 +947,79 @@
           <w:sz w:val="14"/>
           <w:szCs w:val="14"/>
         </w:rPr>
-        <w:t>1.4. Предоставление услуг по  настоящему Договору происходит  в порядке предварительной  записи Заказчика  на прием.</w:t>
+        <w:t xml:space="preserve">1.4. Предоставление услуг </w:t>
+      </w:r>
+      <w:proofErr w:type="gramStart"/>
+      <w:r>
+        <w:rPr>
+          <w:rFonts w:ascii="Times New Roman" w:hAnsi="Times New Roman" w:cs="Times New Roman"/>
+          <w:sz w:val="14"/>
+          <w:szCs w:val="14"/>
+        </w:rPr>
+        <w:t>по  настоящему</w:t>
+      </w:r>
+      <w:proofErr w:type="gramEnd"/>
+      <w:r>
+        <w:rPr>
+          <w:rFonts w:ascii="Times New Roman" w:hAnsi="Times New Roman" w:cs="Times New Roman"/>
+          <w:sz w:val="14"/>
+          <w:szCs w:val="14"/>
+        </w:rPr>
+        <w:t xml:space="preserve"> Договору </w:t>
+      </w:r>
+      <w:proofErr w:type="gramStart"/>
+      <w:r>
+        <w:rPr>
+          <w:rFonts w:ascii="Times New Roman" w:hAnsi="Times New Roman" w:cs="Times New Roman"/>
+          <w:sz w:val="14"/>
+          <w:szCs w:val="14"/>
+        </w:rPr>
+        <w:t>происходит  в</w:t>
+      </w:r>
+      <w:proofErr w:type="gramEnd"/>
+      <w:r>
+        <w:rPr>
+          <w:rFonts w:ascii="Times New Roman" w:hAnsi="Times New Roman" w:cs="Times New Roman"/>
+          <w:sz w:val="14"/>
+          <w:szCs w:val="14"/>
+        </w:rPr>
+        <w:t xml:space="preserve"> порядке </w:t>
+      </w:r>
+      <w:proofErr w:type="gramStart"/>
+      <w:r>
+        <w:rPr>
+          <w:rFonts w:ascii="Times New Roman" w:hAnsi="Times New Roman" w:cs="Times New Roman"/>
+          <w:sz w:val="14"/>
+          <w:szCs w:val="14"/>
+        </w:rPr>
+        <w:t>предварительной  записи</w:t>
+      </w:r>
+      <w:proofErr w:type="gramEnd"/>
+      <w:r>
+        <w:rPr>
+          <w:rFonts w:ascii="Times New Roman" w:hAnsi="Times New Roman" w:cs="Times New Roman"/>
+          <w:sz w:val="14"/>
+          <w:szCs w:val="14"/>
+        </w:rPr>
+        <w:t xml:space="preserve"> </w:t>
+      </w:r>
+      <w:proofErr w:type="gramStart"/>
+      <w:r>
+        <w:rPr>
+          <w:rFonts w:ascii="Times New Roman" w:hAnsi="Times New Roman" w:cs="Times New Roman"/>
+          <w:sz w:val="14"/>
+          <w:szCs w:val="14"/>
+        </w:rPr>
+        <w:t>Заказчика  на</w:t>
+      </w:r>
+      <w:proofErr w:type="gramEnd"/>
+      <w:r>
+        <w:rPr>
+          <w:rFonts w:ascii="Times New Roman" w:hAnsi="Times New Roman" w:cs="Times New Roman"/>
+          <w:sz w:val="14"/>
+          <w:szCs w:val="14"/>
+        </w:rPr>
+        <w:t xml:space="preserve"> прием.</w:t>
       </w:r>
     </w:p>
     <w:p>
@@ -670,14 +1044,78 @@
           <w:sz w:val="14"/>
           <w:szCs w:val="14"/>
         </w:rPr>
-        <w:t>1.5.Срок предоставления услуг</w:t>
-      </w:r>
-      <w:r>
-        <w:rPr>
-          <w:sz w:val="14"/>
-          <w:szCs w:val="14"/>
-        </w:rPr>
-        <w:t xml:space="preserve"> {{ date_range }}</w:t>
+        <w:t>1.</w:t>
+      </w:r>
+      <w:proofErr w:type="gramStart"/>
+      <w:r>
+        <w:rPr>
+          <w:sz w:val="14"/>
+          <w:szCs w:val="14"/>
+        </w:rPr>
+        <w:t>5.Срок</w:t>
+      </w:r>
+      <w:proofErr w:type="gramEnd"/>
+      <w:r>
+        <w:rPr>
+          <w:sz w:val="14"/>
+          <w:szCs w:val="14"/>
+        </w:rPr>
+        <w:t xml:space="preserve"> предоставления услуг</w:t>
+      </w:r>
+      <w:r>
+        <w:rPr>
+          <w:sz w:val="14"/>
+          <w:szCs w:val="14"/>
+        </w:rPr>
+        <w:t xml:space="preserve"> </w:t>
+      </w:r>
+      <w:proofErr w:type="gramStart"/>
+      <w:r>
+        <w:rPr>
+          <w:sz w:val="14"/>
+          <w:szCs w:val="14"/>
+        </w:rPr>
+        <w:t xml:space="preserve">{{ </w:t>
+      </w:r>
+      <w:proofErr w:type="spellStart"/>
+      <w:r>
+        <w:rPr>
+          <w:sz w:val="14"/>
+          <w:szCs w:val="14"/>
+        </w:rPr>
+        <w:t>date</w:t>
+      </w:r>
+      <w:proofErr w:type="gramEnd"/>
+      <w:r>
+        <w:rPr>
+          <w:sz w:val="14"/>
+          <w:szCs w:val="14"/>
+        </w:rPr>
+        <w:t>_</w:t>
+      </w:r>
+      <w:proofErr w:type="gramStart"/>
+      <w:r>
+        <w:rPr>
+          <w:sz w:val="14"/>
+          <w:szCs w:val="14"/>
+        </w:rPr>
+        <w:t>range</w:t>
+      </w:r>
+      <w:proofErr w:type="spellEnd"/>
+      <w:r>
+        <w:rPr>
+          <w:sz w:val="14"/>
+          <w:szCs w:val="14"/>
+        </w:rPr>
+        <w:t xml:space="preserve"> }</w:t>
+      </w:r>
+      <w:proofErr w:type="gramEnd"/>
+      <w:r>
+        <w:rPr>
+          <w:sz w:val="14"/>
+          <w:szCs w:val="14"/>
+        </w:rPr>
+        <w:t>}</w:t>
       </w:r>
     </w:p>
     <w:p>
@@ -900,7 +1338,25 @@
           <w:sz w:val="14"/>
           <w:szCs w:val="14"/>
         </w:rPr>
-        <w:t>2.1.7. Исполнитель гарантирует право гражданина на сохранение в тайне информации о факте обращения за медицинской помощью, о состоянии здоровья, диагнозе и иных сведений, составляющих врачебную тайну и обеспечивает ее конфиденциальность.</w:t>
+        <w:t xml:space="preserve">2.1.7. Исполнитель гарантирует право гражданина на сохранение в тайне информации о факте обращения за медицинской помощью, о состоянии здоровья, диагнозе и иных сведений, составляющих </w:t>
+      </w:r>
+      <w:proofErr w:type="gramStart"/>
+      <w:r>
+        <w:rPr>
+          <w:rFonts w:ascii="Times New Roman" w:hAnsi="Times New Roman" w:cs="Times New Roman"/>
+          <w:sz w:val="14"/>
+          <w:szCs w:val="14"/>
+        </w:rPr>
+        <w:t>врачебную тайну</w:t>
+      </w:r>
+      <w:proofErr w:type="gramEnd"/>
+      <w:r>
+        <w:rPr>
+          <w:rFonts w:ascii="Times New Roman" w:hAnsi="Times New Roman" w:cs="Times New Roman"/>
+          <w:sz w:val="14"/>
+          <w:szCs w:val="14"/>
+        </w:rPr>
+        <w:t xml:space="preserve"> и обеспечивает ее конфиденциальность.</w:t>
       </w:r>
     </w:p>
     <w:p>
@@ -1002,7 +1458,23 @@
           <w:sz w:val="14"/>
           <w:szCs w:val="14"/>
         </w:rPr>
-        <w:t>2.2.1. Ознакомиться с настоящим Договором до его подписания, Прейскурантом цен и информированным добровольным Согласием, представленным Центром, Правилами оказания медицинских услуг, размещенных на информационном стенде Центра.</w:t>
+        <w:t xml:space="preserve">2.2.1. Ознакомиться с настоящим Договором до его подписания, </w:t>
+      </w:r>
+      <w:proofErr w:type="gramStart"/>
+      <w:r>
+        <w:rPr>
+          <w:sz w:val="14"/>
+          <w:szCs w:val="14"/>
+        </w:rPr>
+        <w:t>Прейскурантом цен</w:t>
+      </w:r>
+      <w:proofErr w:type="gramEnd"/>
+      <w:r>
+        <w:rPr>
+          <w:sz w:val="14"/>
+          <w:szCs w:val="14"/>
+        </w:rPr>
+        <w:t xml:space="preserve"> и информированным добровольным Согласием, представленным Центром, Правилами оказания медицинских услуг, размещенных на информационном стенде Центра.</w:t>
       </w:r>
     </w:p>
     <w:p>
@@ -1061,7 +1533,25 @@
           <w:sz w:val="14"/>
           <w:szCs w:val="14"/>
         </w:rPr>
-        <w:t>2.2.4. Предоставить при прохождении обследования и лечения полную достоверную информацию, необходимую для проведения медицинских услуг, в т.ч. о состоянии здоровья, хронических заболеваниях, а также, в случае необходимости, о могущих повлиять на ход лечения Пациента заболеваниях родственников, без указания их данных, злоупотреблении алкоголем или наркотическими препаратами, включая информацию о возможных аллергических реакциях на лекарственные препараты, пищевые или другие аллергены. При наличии письменных подтверждений указанной информации, предоставить данные подтверждения в копиях. Пациент осознает, что невыполнение предписаний Центра, несообщение необходимых сведений, нарушение предписанного режима и допущение иных нарушений могут повлечь снижение качества оказываемых услуг. Всю ответственность в данном случае несет Пациент.</w:t>
+        <w:t xml:space="preserve">2.2.4. Предоставить при прохождении обследования и лечения полную достоверную информацию, необходимую для проведения медицинских услуг, в т.ч. о состоянии здоровья, хронических заболеваниях, а также, в случае необходимости, о могущих повлиять на ход лечения Пациента заболеваниях родственников, без указания их данных, злоупотреблении алкоголем или наркотическими препаратами, включая информацию о возможных аллергических реакциях на лекарственные препараты, пищевые или другие аллергены. </w:t>
+      </w:r>
+      <w:proofErr w:type="gramStart"/>
+      <w:r>
+        <w:rPr>
+          <w:rFonts w:ascii="Times New Roman" w:hAnsi="Times New Roman" w:cs="Times New Roman"/>
+          <w:sz w:val="14"/>
+          <w:szCs w:val="14"/>
+        </w:rPr>
+        <w:t>При наличии письменных подтверждений указанной информации,</w:t>
+      </w:r>
+      <w:proofErr w:type="gramEnd"/>
+      <w:r>
+        <w:rPr>
+          <w:rFonts w:ascii="Times New Roman" w:hAnsi="Times New Roman" w:cs="Times New Roman"/>
+          <w:sz w:val="14"/>
+          <w:szCs w:val="14"/>
+        </w:rPr>
+        <w:t xml:space="preserve"> предоставить данные подтверждения в копиях. Пациент осознает, что невыполнение предписаний Центра, несообщение необходимых сведений, нарушение предписанного режима и допущение иных нарушений могут повлечь снижение качества оказываемых услуг. Всю ответственность в данном случае несет Пациент.</w:t>
       </w:r>
     </w:p>
     <w:p>
@@ -1103,7 +1593,61 @@
           <w:sz w:val="14"/>
           <w:szCs w:val="14"/>
         </w:rPr>
-        <w:t>2.2.6.  Соблюдать  график  приема  врачей-специалистов Исполнителя,  внутренний распорядок Исполнителя.</w:t>
+        <w:t xml:space="preserve">2.2.6.  </w:t>
+      </w:r>
+      <w:proofErr w:type="gramStart"/>
+      <w:r>
+        <w:rPr>
+          <w:rFonts w:ascii="Times New Roman" w:hAnsi="Times New Roman" w:cs="Times New Roman"/>
+          <w:sz w:val="14"/>
+          <w:szCs w:val="14"/>
+        </w:rPr>
+        <w:t>Соблюдать  график</w:t>
+      </w:r>
+      <w:proofErr w:type="gramEnd"/>
+      <w:r>
+        <w:rPr>
+          <w:rFonts w:ascii="Times New Roman" w:hAnsi="Times New Roman" w:cs="Times New Roman"/>
+          <w:sz w:val="14"/>
+          <w:szCs w:val="14"/>
+        </w:rPr>
+        <w:t xml:space="preserve">  </w:t>
+      </w:r>
+      <w:proofErr w:type="gramStart"/>
+      <w:r>
+        <w:rPr>
+          <w:rFonts w:ascii="Times New Roman" w:hAnsi="Times New Roman" w:cs="Times New Roman"/>
+          <w:sz w:val="14"/>
+          <w:szCs w:val="14"/>
+        </w:rPr>
+        <w:t>приема  врачей</w:t>
+      </w:r>
+      <w:proofErr w:type="gramEnd"/>
+      <w:r>
+        <w:rPr>
+          <w:rFonts w:ascii="Times New Roman" w:hAnsi="Times New Roman" w:cs="Times New Roman"/>
+          <w:sz w:val="14"/>
+          <w:szCs w:val="14"/>
+        </w:rPr>
+        <w:t xml:space="preserve">-специалистов </w:t>
+      </w:r>
+      <w:proofErr w:type="gramStart"/>
+      <w:r>
+        <w:rPr>
+          <w:rFonts w:ascii="Times New Roman" w:hAnsi="Times New Roman" w:cs="Times New Roman"/>
+          <w:sz w:val="14"/>
+          <w:szCs w:val="14"/>
+        </w:rPr>
+        <w:t>Исполнителя,  внутренний</w:t>
+      </w:r>
+      <w:proofErr w:type="gramEnd"/>
+      <w:r>
+        <w:rPr>
+          <w:rFonts w:ascii="Times New Roman" w:hAnsi="Times New Roman" w:cs="Times New Roman"/>
+          <w:sz w:val="14"/>
+          <w:szCs w:val="14"/>
+        </w:rPr>
+        <w:t xml:space="preserve"> распорядок Исполнителя.</w:t>
       </w:r>
     </w:p>
     <w:p>
@@ -1230,7 +1774,25 @@
           <w:sz w:val="14"/>
           <w:szCs w:val="14"/>
         </w:rPr>
-        <w:t>2.3.4. Требовать от Заказчика соблюдения графика  прохождения  процедур, режима приема лекарственных средств, режима питания и других предписаний.</w:t>
+        <w:t xml:space="preserve">2.3.4. Требовать от Заказчика соблюдения </w:t>
+      </w:r>
+      <w:proofErr w:type="gramStart"/>
+      <w:r>
+        <w:rPr>
+          <w:rFonts w:ascii="Times New Roman" w:hAnsi="Times New Roman" w:cs="Times New Roman"/>
+          <w:sz w:val="14"/>
+          <w:szCs w:val="14"/>
+        </w:rPr>
+        <w:t>графика  прохождения</w:t>
+      </w:r>
+      <w:proofErr w:type="gramEnd"/>
+      <w:r>
+        <w:rPr>
+          <w:rFonts w:ascii="Times New Roman" w:hAnsi="Times New Roman" w:cs="Times New Roman"/>
+          <w:sz w:val="14"/>
+          <w:szCs w:val="14"/>
+        </w:rPr>
+        <w:t xml:space="preserve">  процедур, режима приема лекарственных средств, режима питания и других предписаний.</w:t>
       </w:r>
     </w:p>
     <w:p>
@@ -1272,7 +1834,115 @@
           <w:sz w:val="14"/>
           <w:szCs w:val="14"/>
         </w:rPr>
-        <w:t>2.3.6. В случае возникновения неотложных состояний не по вине медицинских работников Исполнителя, Исполнитель имеет право самостоятельно определять объем   исследований  и  медицинской  помощи,  необходимых  для  оказания неотложной  медицинской  помощи,  в  том  числе услуг, не предусмотренных настоящим Договором.</w:t>
+        <w:t xml:space="preserve">2.3.6. В случае возникновения неотложных состояний не по вине медицинских работников Исполнителя, Исполнитель имеет право самостоятельно определять объем   </w:t>
+      </w:r>
+      <w:proofErr w:type="gramStart"/>
+      <w:r>
+        <w:rPr>
+          <w:rFonts w:ascii="Times New Roman" w:hAnsi="Times New Roman" w:cs="Times New Roman"/>
+          <w:sz w:val="14"/>
+          <w:szCs w:val="14"/>
+        </w:rPr>
+        <w:t>исследований  и</w:t>
+      </w:r>
+      <w:proofErr w:type="gramEnd"/>
+      <w:r>
+        <w:rPr>
+          <w:rFonts w:ascii="Times New Roman" w:hAnsi="Times New Roman" w:cs="Times New Roman"/>
+          <w:sz w:val="14"/>
+          <w:szCs w:val="14"/>
+        </w:rPr>
+        <w:t xml:space="preserve">  </w:t>
+      </w:r>
+      <w:proofErr w:type="gramStart"/>
+      <w:r>
+        <w:rPr>
+          <w:rFonts w:ascii="Times New Roman" w:hAnsi="Times New Roman" w:cs="Times New Roman"/>
+          <w:sz w:val="14"/>
+          <w:szCs w:val="14"/>
+        </w:rPr>
+        <w:t>медицинской  помощи,  необходимых</w:t>
+      </w:r>
+      <w:proofErr w:type="gramEnd"/>
+      <w:r>
+        <w:rPr>
+          <w:rFonts w:ascii="Times New Roman" w:hAnsi="Times New Roman" w:cs="Times New Roman"/>
+          <w:sz w:val="14"/>
+          <w:szCs w:val="14"/>
+        </w:rPr>
+        <w:t xml:space="preserve">  </w:t>
+      </w:r>
+      <w:proofErr w:type="gramStart"/>
+      <w:r>
+        <w:rPr>
+          <w:rFonts w:ascii="Times New Roman" w:hAnsi="Times New Roman" w:cs="Times New Roman"/>
+          <w:sz w:val="14"/>
+          <w:szCs w:val="14"/>
+        </w:rPr>
+        <w:t>для  оказания</w:t>
+      </w:r>
+      <w:proofErr w:type="gramEnd"/>
+      <w:r>
+        <w:rPr>
+          <w:rFonts w:ascii="Times New Roman" w:hAnsi="Times New Roman" w:cs="Times New Roman"/>
+          <w:sz w:val="14"/>
+          <w:szCs w:val="14"/>
+        </w:rPr>
+        <w:t xml:space="preserve"> </w:t>
+      </w:r>
+      <w:proofErr w:type="gramStart"/>
+      <w:r>
+        <w:rPr>
+          <w:rFonts w:ascii="Times New Roman" w:hAnsi="Times New Roman" w:cs="Times New Roman"/>
+          <w:sz w:val="14"/>
+          <w:szCs w:val="14"/>
+        </w:rPr>
+        <w:t>неотложной  медицинской</w:t>
+      </w:r>
+      <w:proofErr w:type="gramEnd"/>
+      <w:r>
+        <w:rPr>
+          <w:rFonts w:ascii="Times New Roman" w:hAnsi="Times New Roman" w:cs="Times New Roman"/>
+          <w:sz w:val="14"/>
+          <w:szCs w:val="14"/>
+        </w:rPr>
+        <w:t xml:space="preserve">  </w:t>
+      </w:r>
+      <w:proofErr w:type="gramStart"/>
+      <w:r>
+        <w:rPr>
+          <w:rFonts w:ascii="Times New Roman" w:hAnsi="Times New Roman" w:cs="Times New Roman"/>
+          <w:sz w:val="14"/>
+          <w:szCs w:val="14"/>
+        </w:rPr>
+        <w:t>помощи,  в</w:t>
+      </w:r>
+      <w:proofErr w:type="gramEnd"/>
+      <w:r>
+        <w:rPr>
+          <w:rFonts w:ascii="Times New Roman" w:hAnsi="Times New Roman" w:cs="Times New Roman"/>
+          <w:sz w:val="14"/>
+          <w:szCs w:val="14"/>
+        </w:rPr>
+        <w:t xml:space="preserve">  </w:t>
+      </w:r>
+      <w:proofErr w:type="gramStart"/>
+      <w:r>
+        <w:rPr>
+          <w:rFonts w:ascii="Times New Roman" w:hAnsi="Times New Roman" w:cs="Times New Roman"/>
+          <w:sz w:val="14"/>
+          <w:szCs w:val="14"/>
+        </w:rPr>
+        <w:t>том  числе</w:t>
+      </w:r>
+      <w:proofErr w:type="gramEnd"/>
+      <w:r>
+        <w:rPr>
+          <w:rFonts w:ascii="Times New Roman" w:hAnsi="Times New Roman" w:cs="Times New Roman"/>
+          <w:sz w:val="14"/>
+          <w:szCs w:val="14"/>
+        </w:rPr>
+        <w:t xml:space="preserve"> услуг, не предусмотренных настоящим Договором.</w:t>
       </w:r>
     </w:p>
     <w:p>
@@ -1293,7 +1963,43 @@
           <w:sz w:val="14"/>
           <w:szCs w:val="14"/>
         </w:rPr>
-        <w:t>2.3.7. Изменять Прейскурант цен в течение срока действия настоящего Договора в одностороннем порядке без согласования с Пациентом. С измененным прейскурантом цен Пациент может ознакомиться у стойки администратора при входе в Центр.</w:t>
+        <w:t xml:space="preserve">2.3.7. Изменять </w:t>
+      </w:r>
+      <w:proofErr w:type="gramStart"/>
+      <w:r>
+        <w:rPr>
+          <w:rFonts w:ascii="Times New Roman" w:hAnsi="Times New Roman" w:cs="Times New Roman"/>
+          <w:sz w:val="14"/>
+          <w:szCs w:val="14"/>
+        </w:rPr>
+        <w:t>Прейскурант цен</w:t>
+      </w:r>
+      <w:proofErr w:type="gramEnd"/>
+      <w:r>
+        <w:rPr>
+          <w:rFonts w:ascii="Times New Roman" w:hAnsi="Times New Roman" w:cs="Times New Roman"/>
+          <w:sz w:val="14"/>
+          <w:szCs w:val="14"/>
+        </w:rPr>
+        <w:t xml:space="preserve"> в течение срока действия настоящего Договора в одностороннем порядке без согласования с Пациентом. С измененным </w:t>
+      </w:r>
+      <w:proofErr w:type="gramStart"/>
+      <w:r>
+        <w:rPr>
+          <w:rFonts w:ascii="Times New Roman" w:hAnsi="Times New Roman" w:cs="Times New Roman"/>
+          <w:sz w:val="14"/>
+          <w:szCs w:val="14"/>
+        </w:rPr>
+        <w:t>прейскурантом цен</w:t>
+      </w:r>
+      <w:proofErr w:type="gramEnd"/>
+      <w:r>
+        <w:rPr>
+          <w:rFonts w:ascii="Times New Roman" w:hAnsi="Times New Roman" w:cs="Times New Roman"/>
+          <w:sz w:val="14"/>
+          <w:szCs w:val="14"/>
+        </w:rPr>
+        <w:t xml:space="preserve"> Пациент может ознакомиться у стойки администратора при входе в Центр.</w:t>
       </w:r>
     </w:p>
     <w:p>
@@ -1547,7 +2253,61 @@
           <w:sz w:val="14"/>
           <w:szCs w:val="14"/>
         </w:rPr>
-        <w:t>2.4.6. Отказаться в одностороннем порядке от получения услуги до момента начала  ее  оказания  и  получить  обратно уплаченную сумму.</w:t>
+        <w:t xml:space="preserve">2.4.6. Отказаться в одностороннем порядке от получения услуги до момента </w:t>
+      </w:r>
+      <w:proofErr w:type="gramStart"/>
+      <w:r>
+        <w:rPr>
+          <w:rFonts w:ascii="Times New Roman" w:hAnsi="Times New Roman" w:cs="Times New Roman"/>
+          <w:sz w:val="14"/>
+          <w:szCs w:val="14"/>
+        </w:rPr>
+        <w:t>начала  ее</w:t>
+      </w:r>
+      <w:proofErr w:type="gramEnd"/>
+      <w:r>
+        <w:rPr>
+          <w:rFonts w:ascii="Times New Roman" w:hAnsi="Times New Roman" w:cs="Times New Roman"/>
+          <w:sz w:val="14"/>
+          <w:szCs w:val="14"/>
+        </w:rPr>
+        <w:t xml:space="preserve">  </w:t>
+      </w:r>
+      <w:proofErr w:type="gramStart"/>
+      <w:r>
+        <w:rPr>
+          <w:rFonts w:ascii="Times New Roman" w:hAnsi="Times New Roman" w:cs="Times New Roman"/>
+          <w:sz w:val="14"/>
+          <w:szCs w:val="14"/>
+        </w:rPr>
+        <w:t>оказания  и</w:t>
+      </w:r>
+      <w:proofErr w:type="gramEnd"/>
+      <w:r>
+        <w:rPr>
+          <w:rFonts w:ascii="Times New Roman" w:hAnsi="Times New Roman" w:cs="Times New Roman"/>
+          <w:sz w:val="14"/>
+          <w:szCs w:val="14"/>
+        </w:rPr>
+        <w:t xml:space="preserve">  </w:t>
+      </w:r>
+      <w:proofErr w:type="gramStart"/>
+      <w:r>
+        <w:rPr>
+          <w:rFonts w:ascii="Times New Roman" w:hAnsi="Times New Roman" w:cs="Times New Roman"/>
+          <w:sz w:val="14"/>
+          <w:szCs w:val="14"/>
+        </w:rPr>
+        <w:t>получить  обратно</w:t>
+      </w:r>
+      <w:proofErr w:type="gramEnd"/>
+      <w:r>
+        <w:rPr>
+          <w:rFonts w:ascii="Times New Roman" w:hAnsi="Times New Roman" w:cs="Times New Roman"/>
+          <w:sz w:val="14"/>
+          <w:szCs w:val="14"/>
+        </w:rPr>
+        <w:t xml:space="preserve"> уплаченную сумму.</w:t>
       </w:r>
     </w:p>
     <w:p>
@@ -1563,7 +2323,25 @@
           <w:sz w:val="14"/>
           <w:szCs w:val="14"/>
         </w:rPr>
-        <w:t>2.4.7. По  своему выбору в случае несоблюдения Исполнителем обязательств по срокам оказания услуги:</w:t>
+        <w:t xml:space="preserve">2.4.7. </w:t>
+      </w:r>
+      <w:proofErr w:type="gramStart"/>
+      <w:r>
+        <w:rPr>
+          <w:rFonts w:ascii="Times New Roman" w:hAnsi="Times New Roman" w:cs="Times New Roman"/>
+          <w:sz w:val="14"/>
+          <w:szCs w:val="14"/>
+        </w:rPr>
+        <w:t>По  своему</w:t>
+      </w:r>
+      <w:proofErr w:type="gramEnd"/>
+      <w:r>
+        <w:rPr>
+          <w:rFonts w:ascii="Times New Roman" w:hAnsi="Times New Roman" w:cs="Times New Roman"/>
+          <w:sz w:val="14"/>
+          <w:szCs w:val="14"/>
+        </w:rPr>
+        <w:t xml:space="preserve"> выбору в случае несоблюдения Исполнителем обязательств по срокам оказания услуги:</w:t>
       </w:r>
     </w:p>
     <w:p>
@@ -1721,6 +2499,7 @@
         </w:rPr>
         <w:t xml:space="preserve">3.1. Общая стоимость медицинской услуги в соответствии с утвержденными тарифами на медицинские услуги составляет </w:t>
       </w:r>
+      <w:proofErr w:type="gramStart"/>
       <w:r>
         <w:rPr>
           <w:rFonts w:ascii="Times New Roman" w:hAnsi="Times New Roman" w:cs="Times New Roman"/>
@@ -1728,8 +2507,9 @@
           <w:szCs w:val="14"/>
           <w:u w:val="single"/>
         </w:rPr>
-        <w:t>{{ total_price }}</w:t>
-      </w:r>
+        <w:t xml:space="preserve">{{ </w:t>
+      </w:r>
+      <w:proofErr w:type="spellStart"/>
       <w:r>
         <w:rPr>
           <w:rFonts w:ascii="Times New Roman" w:hAnsi="Times New Roman" w:cs="Times New Roman"/>
@@ -1737,6 +2517,55 @@
           <w:szCs w:val="14"/>
           <w:u w:val="single"/>
         </w:rPr>
+        <w:t>total</w:t>
+      </w:r>
+      <w:proofErr w:type="gramEnd"/>
+      <w:r>
+        <w:rPr>
+          <w:rFonts w:ascii="Times New Roman" w:hAnsi="Times New Roman" w:cs="Times New Roman"/>
+          <w:sz w:val="14"/>
+          <w:szCs w:val="14"/>
+          <w:u w:val="single"/>
+        </w:rPr>
+        <w:t>_</w:t>
+      </w:r>
+      <w:proofErr w:type="gramStart"/>
+      <w:r>
+        <w:rPr>
+          <w:rFonts w:ascii="Times New Roman" w:hAnsi="Times New Roman" w:cs="Times New Roman"/>
+          <w:sz w:val="14"/>
+          <w:szCs w:val="14"/>
+          <w:u w:val="single"/>
+        </w:rPr>
+        <w:t>price</w:t>
+      </w:r>
+      <w:proofErr w:type="spellEnd"/>
+      <w:r>
+        <w:rPr>
+          <w:rFonts w:ascii="Times New Roman" w:hAnsi="Times New Roman" w:cs="Times New Roman"/>
+          <w:sz w:val="14"/>
+          <w:szCs w:val="14"/>
+          <w:u w:val="single"/>
+        </w:rPr>
+        <w:t xml:space="preserve"> }</w:t>
+      </w:r>
+      <w:proofErr w:type="gramEnd"/>
+      <w:r>
+        <w:rPr>
+          <w:rFonts w:ascii="Times New Roman" w:hAnsi="Times New Roman" w:cs="Times New Roman"/>
+          <w:sz w:val="14"/>
+          <w:szCs w:val="14"/>
+          <w:u w:val="single"/>
+        </w:rPr>
+        <w:t>}</w:t>
+      </w:r>
+      <w:r>
+        <w:rPr>
+          <w:rFonts w:ascii="Times New Roman" w:hAnsi="Times New Roman" w:cs="Times New Roman"/>
+          <w:sz w:val="14"/>
+          <w:szCs w:val="14"/>
+          <w:u w:val="single"/>
+        </w:rPr>
         <w:t xml:space="preserve"> </w:t>
       </w:r>
       <w:r>
@@ -1748,6 +2577,7 @@
         </w:rPr>
         <w:t>(</w:t>
       </w:r>
+      <w:proofErr w:type="gramStart"/>
       <w:r>
         <w:rPr>
           <w:rFonts w:ascii="Times New Roman" w:hAnsi="Times New Roman" w:cs="Times New Roman"/>
@@ -1755,8 +2585,9 @@
           <w:szCs w:val="14"/>
           <w:u w:val="single"/>
         </w:rPr>
-        <w:t>{{ total_price_words }}</w:t>
-      </w:r>
+        <w:t xml:space="preserve">{{ </w:t>
+      </w:r>
+      <w:proofErr w:type="spellStart"/>
       <w:r>
         <w:rPr>
           <w:rFonts w:ascii="Times New Roman" w:hAnsi="Times New Roman" w:cs="Times New Roman"/>
@@ -1764,6 +2595,55 @@
           <w:szCs w:val="14"/>
           <w:u w:val="single"/>
         </w:rPr>
+        <w:t>total</w:t>
+      </w:r>
+      <w:proofErr w:type="gramEnd"/>
+      <w:r>
+        <w:rPr>
+          <w:rFonts w:ascii="Times New Roman" w:hAnsi="Times New Roman" w:cs="Times New Roman"/>
+          <w:sz w:val="14"/>
+          <w:szCs w:val="14"/>
+          <w:u w:val="single"/>
+        </w:rPr>
+        <w:t>_price_</w:t>
+      </w:r>
+      <w:proofErr w:type="gramStart"/>
+      <w:r>
+        <w:rPr>
+          <w:rFonts w:ascii="Times New Roman" w:hAnsi="Times New Roman" w:cs="Times New Roman"/>
+          <w:sz w:val="14"/>
+          <w:szCs w:val="14"/>
+          <w:u w:val="single"/>
+        </w:rPr>
+        <w:t>words</w:t>
+      </w:r>
+      <w:proofErr w:type="spellEnd"/>
+      <w:r>
+        <w:rPr>
+          <w:rFonts w:ascii="Times New Roman" w:hAnsi="Times New Roman" w:cs="Times New Roman"/>
+          <w:sz w:val="14"/>
+          <w:szCs w:val="14"/>
+          <w:u w:val="single"/>
+        </w:rPr>
+        <w:t xml:space="preserve"> }</w:t>
+      </w:r>
+      <w:proofErr w:type="gramEnd"/>
+      <w:r>
+        <w:rPr>
+          <w:rFonts w:ascii="Times New Roman" w:hAnsi="Times New Roman" w:cs="Times New Roman"/>
+          <w:sz w:val="14"/>
+          <w:szCs w:val="14"/>
+          <w:u w:val="single"/>
+        </w:rPr>
+        <w:t>}</w:t>
+      </w:r>
+      <w:r>
+        <w:rPr>
+          <w:rFonts w:ascii="Times New Roman" w:hAnsi="Times New Roman" w:cs="Times New Roman"/>
+          <w:sz w:val="14"/>
+          <w:szCs w:val="14"/>
+          <w:u w:val="single"/>
+        </w:rPr>
         <w:t xml:space="preserve">) </w:t>
       </w:r>
       <w:r>
@@ -1793,7 +2673,25 @@
           <w:sz w:val="14"/>
           <w:szCs w:val="14"/>
         </w:rPr>
-        <w:t>3.2. Оплата за медицинские услуги производится путём внесения наличных денег в кассу Исполнителя. Расчеты за предоставление платных услуг осуществляются Исполнителем с применением контрольно-кассовой машины.</w:t>
+        <w:t xml:space="preserve">3.2. Оплата </w:t>
+      </w:r>
+      <w:proofErr w:type="gramStart"/>
+      <w:r>
+        <w:rPr>
+          <w:rFonts w:ascii="Times New Roman" w:hAnsi="Times New Roman" w:cs="Times New Roman"/>
+          <w:sz w:val="14"/>
+          <w:szCs w:val="14"/>
+        </w:rPr>
+        <w:t>за медицинские услуги</w:t>
+      </w:r>
+      <w:proofErr w:type="gramEnd"/>
+      <w:r>
+        <w:rPr>
+          <w:rFonts w:ascii="Times New Roman" w:hAnsi="Times New Roman" w:cs="Times New Roman"/>
+          <w:sz w:val="14"/>
+          <w:szCs w:val="14"/>
+        </w:rPr>
+        <w:t xml:space="preserve"> производится путём внесения наличных денег в кассу Исполнителя. Расчеты за предоставление платных услуг осуществляются Исполнителем с применением контрольно-кассовой машины.</w:t>
       </w:r>
     </w:p>
     <w:p>
@@ -1814,7 +2712,25 @@
           <w:sz w:val="14"/>
           <w:szCs w:val="14"/>
         </w:rPr>
-        <w:t>3.3 Оплата медицинских услуг Центра является подтверждением присоединения (акцептирования) к настоящему Договору, ознакомлением и согласием с Прейскурантом цен. Оплата медицинских услуг осуществляется Пациентом в следующие сроки:</w:t>
+        <w:t xml:space="preserve">3.3 Оплата медицинских услуг Центра является подтверждением присоединения (акцептирования) к настоящему Договору, ознакомлением и согласием с </w:t>
+      </w:r>
+      <w:proofErr w:type="gramStart"/>
+      <w:r>
+        <w:rPr>
+          <w:rFonts w:ascii="Times New Roman" w:hAnsi="Times New Roman" w:cs="Times New Roman"/>
+          <w:sz w:val="14"/>
+          <w:szCs w:val="14"/>
+        </w:rPr>
+        <w:t>Прейскурантом цен</w:t>
+      </w:r>
+      <w:proofErr w:type="gramEnd"/>
+      <w:r>
+        <w:rPr>
+          <w:rFonts w:ascii="Times New Roman" w:hAnsi="Times New Roman" w:cs="Times New Roman"/>
+          <w:sz w:val="14"/>
+          <w:szCs w:val="14"/>
+        </w:rPr>
+        <w:t>. Оплата медицинских услуг осуществляется Пациентом в следующие сроки:</w:t>
       </w:r>
     </w:p>
     <w:p>
@@ -1848,7 +2764,39 @@
           <w:sz w:val="14"/>
           <w:szCs w:val="14"/>
         </w:rPr>
-        <w:t>3.3.2. Непосредственно после оказания соответствующих медицинских услуг, т.е. в день оказания медицинских услуг, в случае если необходимость оказания медицинских услуг возникла на приеме у врача-специалиста Центра и Пациент выразил свое согласие на оказание ему дополнительных медицинских услуг. Оплата производится в кассе Центра.</w:t>
+        <w:t xml:space="preserve">3.3.2. Непосредственно после оказания соответствующих медицинских услуг, </w:t>
+      </w:r>
+      <w:proofErr w:type="gramStart"/>
+      <w:r>
+        <w:rPr>
+          <w:sz w:val="14"/>
+          <w:szCs w:val="14"/>
+        </w:rPr>
+        <w:t>т.е.</w:t>
+      </w:r>
+      <w:proofErr w:type="gramEnd"/>
+      <w:r>
+        <w:rPr>
+          <w:sz w:val="14"/>
+          <w:szCs w:val="14"/>
+        </w:rPr>
+        <w:t xml:space="preserve"> в день оказания медицинских услуг, в случае если необходимость оказания медицинских услуг возникла на приеме у врача-специалиста </w:t>
+      </w:r>
+      <w:proofErr w:type="gramStart"/>
+      <w:r>
+        <w:rPr>
+          <w:sz w:val="14"/>
+          <w:szCs w:val="14"/>
+        </w:rPr>
+        <w:t>Центра</w:t>
+      </w:r>
+      <w:proofErr w:type="gramEnd"/>
+      <w:r>
+        <w:rPr>
+          <w:sz w:val="14"/>
+          <w:szCs w:val="14"/>
+        </w:rPr>
+        <w:t xml:space="preserve"> и Пациент выразил свое согласие на оказание ему дополнительных медицинских услуг. Оплата производится в кассе Центра.</w:t>
       </w:r>
     </w:p>
     <w:p>
@@ -1946,7 +2894,25 @@
           <w:sz w:val="14"/>
           <w:szCs w:val="14"/>
         </w:rPr>
-        <w:t>4.3. При разглашении одной из сторон сведений, относящихся к категории конфиденциальной информации, виновная сторона несет ответственность и обязана возместить другой стороне понесенные ей в связи с этим убытки.</w:t>
+        <w:t xml:space="preserve">4.3. При разглашении одной из сторон сведений, относящихся к категории конфиденциальной информации, виновная сторона несет ответственность и обязана возместить другой стороне понесенные </w:t>
+      </w:r>
+      <w:proofErr w:type="gramStart"/>
+      <w:r>
+        <w:rPr>
+          <w:rFonts w:ascii="Times New Roman" w:hAnsi="Times New Roman" w:cs="Times New Roman"/>
+          <w:sz w:val="14"/>
+          <w:szCs w:val="14"/>
+        </w:rPr>
+        <w:t>ей</w:t>
+      </w:r>
+      <w:proofErr w:type="gramEnd"/>
+      <w:r>
+        <w:rPr>
+          <w:rFonts w:ascii="Times New Roman" w:hAnsi="Times New Roman" w:cs="Times New Roman"/>
+          <w:sz w:val="14"/>
+          <w:szCs w:val="14"/>
+        </w:rPr>
+        <w:t xml:space="preserve"> в связи с этим убытки.</w:t>
       </w:r>
     </w:p>
     <w:p>
@@ -2009,7 +2975,151 @@
           <w:sz w:val="14"/>
           <w:szCs w:val="14"/>
         </w:rPr>
-        <w:t>4.6. За  неисполнение   либо   ненадлежащее  исполнение  обязательств  по договору,   в  случае  причинения  вреда  здоровью  или  жизни  Заказчика, Исполнитель несет ответственность, предусмотренную законодательством Российской  Федерации, в том числе Законом Российской Федерации «О защите прав потребителей».</w:t>
+        <w:t xml:space="preserve">4.6. </w:t>
+      </w:r>
+      <w:proofErr w:type="gramStart"/>
+      <w:r>
+        <w:rPr>
+          <w:rFonts w:ascii="Times New Roman" w:hAnsi="Times New Roman" w:cs="Times New Roman"/>
+          <w:sz w:val="14"/>
+          <w:szCs w:val="14"/>
+        </w:rPr>
+        <w:t>За  неисполнение</w:t>
+      </w:r>
+      <w:proofErr w:type="gramEnd"/>
+      <w:r>
+        <w:rPr>
+          <w:rFonts w:ascii="Times New Roman" w:hAnsi="Times New Roman" w:cs="Times New Roman"/>
+          <w:sz w:val="14"/>
+          <w:szCs w:val="14"/>
+        </w:rPr>
+        <w:t xml:space="preserve">   либо   </w:t>
+      </w:r>
+      <w:proofErr w:type="gramStart"/>
+      <w:r>
+        <w:rPr>
+          <w:rFonts w:ascii="Times New Roman" w:hAnsi="Times New Roman" w:cs="Times New Roman"/>
+          <w:sz w:val="14"/>
+          <w:szCs w:val="14"/>
+        </w:rPr>
+        <w:t>ненадлежащее  исполнение</w:t>
+      </w:r>
+      <w:proofErr w:type="gramEnd"/>
+      <w:r>
+        <w:rPr>
+          <w:rFonts w:ascii="Times New Roman" w:hAnsi="Times New Roman" w:cs="Times New Roman"/>
+          <w:sz w:val="14"/>
+          <w:szCs w:val="14"/>
+        </w:rPr>
+        <w:t xml:space="preserve">  </w:t>
+      </w:r>
+      <w:proofErr w:type="gramStart"/>
+      <w:r>
+        <w:rPr>
+          <w:rFonts w:ascii="Times New Roman" w:hAnsi="Times New Roman" w:cs="Times New Roman"/>
+          <w:sz w:val="14"/>
+          <w:szCs w:val="14"/>
+        </w:rPr>
+        <w:t>обязательств  по</w:t>
+      </w:r>
+      <w:proofErr w:type="gramEnd"/>
+      <w:r>
+        <w:rPr>
+          <w:rFonts w:ascii="Times New Roman" w:hAnsi="Times New Roman" w:cs="Times New Roman"/>
+          <w:sz w:val="14"/>
+          <w:szCs w:val="14"/>
+        </w:rPr>
+        <w:t xml:space="preserve"> </w:t>
+      </w:r>
+      <w:proofErr w:type="gramStart"/>
+      <w:r>
+        <w:rPr>
+          <w:rFonts w:ascii="Times New Roman" w:hAnsi="Times New Roman" w:cs="Times New Roman"/>
+          <w:sz w:val="14"/>
+          <w:szCs w:val="14"/>
+        </w:rPr>
+        <w:t>договору,   в  случае</w:t>
+      </w:r>
+      <w:proofErr w:type="gramEnd"/>
+      <w:r>
+        <w:rPr>
+          <w:rFonts w:ascii="Times New Roman" w:hAnsi="Times New Roman" w:cs="Times New Roman"/>
+          <w:sz w:val="14"/>
+          <w:szCs w:val="14"/>
+        </w:rPr>
+        <w:t xml:space="preserve">  </w:t>
+      </w:r>
+      <w:proofErr w:type="gramStart"/>
+      <w:r>
+        <w:rPr>
+          <w:rFonts w:ascii="Times New Roman" w:hAnsi="Times New Roman" w:cs="Times New Roman"/>
+          <w:sz w:val="14"/>
+          <w:szCs w:val="14"/>
+        </w:rPr>
+        <w:t>причинения  вреда</w:t>
+      </w:r>
+      <w:proofErr w:type="gramEnd"/>
+      <w:r>
+        <w:rPr>
+          <w:rFonts w:ascii="Times New Roman" w:hAnsi="Times New Roman" w:cs="Times New Roman"/>
+          <w:sz w:val="14"/>
+          <w:szCs w:val="14"/>
+        </w:rPr>
+        <w:t xml:space="preserve">  </w:t>
+      </w:r>
+      <w:proofErr w:type="gramStart"/>
+      <w:r>
+        <w:rPr>
+          <w:rFonts w:ascii="Times New Roman" w:hAnsi="Times New Roman" w:cs="Times New Roman"/>
+          <w:sz w:val="14"/>
+          <w:szCs w:val="14"/>
+        </w:rPr>
+        <w:t>здоровью  или</w:t>
+      </w:r>
+      <w:proofErr w:type="gramEnd"/>
+      <w:r>
+        <w:rPr>
+          <w:rFonts w:ascii="Times New Roman" w:hAnsi="Times New Roman" w:cs="Times New Roman"/>
+          <w:sz w:val="14"/>
+          <w:szCs w:val="14"/>
+        </w:rPr>
+        <w:t xml:space="preserve">  </w:t>
+      </w:r>
+      <w:proofErr w:type="gramStart"/>
+      <w:r>
+        <w:rPr>
+          <w:rFonts w:ascii="Times New Roman" w:hAnsi="Times New Roman" w:cs="Times New Roman"/>
+          <w:sz w:val="14"/>
+          <w:szCs w:val="14"/>
+        </w:rPr>
+        <w:t>жизни  Заказчика</w:t>
+      </w:r>
+      <w:proofErr w:type="gramEnd"/>
+      <w:r>
+        <w:rPr>
+          <w:rFonts w:ascii="Times New Roman" w:hAnsi="Times New Roman" w:cs="Times New Roman"/>
+          <w:sz w:val="14"/>
+          <w:szCs w:val="14"/>
+        </w:rPr>
+        <w:t xml:space="preserve">, Исполнитель несет ответственность, предусмотренную законодательством </w:t>
+      </w:r>
+      <w:proofErr w:type="gramStart"/>
+      <w:r>
+        <w:rPr>
+          <w:rFonts w:ascii="Times New Roman" w:hAnsi="Times New Roman" w:cs="Times New Roman"/>
+          <w:sz w:val="14"/>
+          <w:szCs w:val="14"/>
+        </w:rPr>
+        <w:t>Российской  Федерации</w:t>
+      </w:r>
+      <w:proofErr w:type="gramEnd"/>
+      <w:r>
+        <w:rPr>
+          <w:rFonts w:ascii="Times New Roman" w:hAnsi="Times New Roman" w:cs="Times New Roman"/>
+          <w:sz w:val="14"/>
+          <w:szCs w:val="14"/>
+        </w:rPr>
+        <w:t>, в том числе Законом Российской Федерации «О защите прав потребителей».</w:t>
       </w:r>
     </w:p>
     <w:p>
@@ -2030,7 +3140,43 @@
           <w:sz w:val="14"/>
           <w:szCs w:val="14"/>
         </w:rPr>
-        <w:t>4.7. Исполнитель освобождается  от  ответственности за неисполнение или ненадлежащее  исполнение  настоящего Договора, если докажет, что причиной такого неисполнения (ненадлежащего исполнения) стало нарушение Заказчиком условий настоящего Договора.</w:t>
+        <w:t xml:space="preserve">4.7. Исполнитель </w:t>
+      </w:r>
+      <w:proofErr w:type="gramStart"/>
+      <w:r>
+        <w:rPr>
+          <w:rFonts w:ascii="Times New Roman" w:hAnsi="Times New Roman" w:cs="Times New Roman"/>
+          <w:sz w:val="14"/>
+          <w:szCs w:val="14"/>
+        </w:rPr>
+        <w:t>освобождается  от</w:t>
+      </w:r>
+      <w:proofErr w:type="gramEnd"/>
+      <w:r>
+        <w:rPr>
+          <w:rFonts w:ascii="Times New Roman" w:hAnsi="Times New Roman" w:cs="Times New Roman"/>
+          <w:sz w:val="14"/>
+          <w:szCs w:val="14"/>
+        </w:rPr>
+        <w:t xml:space="preserve">  ответственности за неисполнение или </w:t>
+      </w:r>
+      <w:proofErr w:type="gramStart"/>
+      <w:r>
+        <w:rPr>
+          <w:rFonts w:ascii="Times New Roman" w:hAnsi="Times New Roman" w:cs="Times New Roman"/>
+          <w:sz w:val="14"/>
+          <w:szCs w:val="14"/>
+        </w:rPr>
+        <w:t>ненадлежащее  исполнение</w:t>
+      </w:r>
+      <w:proofErr w:type="gramEnd"/>
+      <w:r>
+        <w:rPr>
+          <w:rFonts w:ascii="Times New Roman" w:hAnsi="Times New Roman" w:cs="Times New Roman"/>
+          <w:sz w:val="14"/>
+          <w:szCs w:val="14"/>
+        </w:rPr>
+        <w:t xml:space="preserve">  настоящего Договора, если докажет, что причиной такого неисполнения (ненадлежащего исполнения) стало нарушение Заказчиком условий настоящего Договора.</w:t>
       </w:r>
     </w:p>
     <w:p>
@@ -2282,7 +3428,25 @@
           <w:sz w:val="14"/>
           <w:szCs w:val="14"/>
         </w:rPr>
-        <w:t>- в одностороннем порядке в соответствии с пп. 7.4., 7.5. Договора.</w:t>
+        <w:t xml:space="preserve">- в одностороннем порядке в соответствии с </w:t>
+      </w:r>
+      <w:proofErr w:type="spellStart"/>
+      <w:r>
+        <w:rPr>
+          <w:rFonts w:ascii="Times New Roman" w:hAnsi="Times New Roman" w:cs="Times New Roman"/>
+          <w:sz w:val="14"/>
+          <w:szCs w:val="14"/>
+        </w:rPr>
+        <w:t>пп</w:t>
+      </w:r>
+      <w:proofErr w:type="spellEnd"/>
+      <w:r>
+        <w:rPr>
+          <w:rFonts w:ascii="Times New Roman" w:hAnsi="Times New Roman" w:cs="Times New Roman"/>
+          <w:sz w:val="14"/>
+          <w:szCs w:val="14"/>
+        </w:rPr>
+        <w:t>. 7.4., 7.5. Договора.</w:t>
       </w:r>
     </w:p>
     <w:p>
@@ -2297,6 +3461,7 @@
           <w:szCs w:val="14"/>
         </w:rPr>
       </w:pPr>
+      <w:proofErr w:type="gramStart"/>
       <w:r>
         <w:rPr>
           <w:rFonts w:ascii="Times New Roman" w:hAnsi="Times New Roman" w:cs="Times New Roman"/>
@@ -2311,7 +3476,16 @@
           <w:sz w:val="14"/>
           <w:szCs w:val="14"/>
         </w:rPr>
-        <w:t>По инициативе Центра Договор может быть расторгнут в одностороннем внесудебном порядке:</w:t>
+        <w:t>По</w:t>
+      </w:r>
+      <w:proofErr w:type="gramEnd"/>
+      <w:r>
+        <w:rPr>
+          <w:rFonts w:ascii="Times New Roman" w:hAnsi="Times New Roman"/>
+          <w:sz w:val="14"/>
+          <w:szCs w:val="14"/>
+        </w:rPr>
+        <w:t xml:space="preserve"> инициативе Центра Договор может быть расторгнут в одностороннем внесудебном порядке:</w:t>
       </w:r>
     </w:p>
     <w:p>
@@ -2332,7 +3506,25 @@
           <w:sz w:val="14"/>
           <w:szCs w:val="14"/>
         </w:rPr>
-        <w:t>- в случае невыполнения Пациентом рекомендаций и назначений лечащего врача (медицинского персонала Центра) (нарушение медицинских предписаний, лечебно-охранительного режима и т.п.), а также нарушения Пациентом других условий настоящего Договора;</w:t>
+        <w:t xml:space="preserve">- в случае невыполнения Пациентом рекомендаций и назначений лечащего врача (медицинского персонала Центра) (нарушение медицинских предписаний, лечебно-охранительного режима и </w:t>
+      </w:r>
+      <w:proofErr w:type="gramStart"/>
+      <w:r>
+        <w:rPr>
+          <w:rFonts w:ascii="Times New Roman" w:hAnsi="Times New Roman"/>
+          <w:sz w:val="14"/>
+          <w:szCs w:val="14"/>
+        </w:rPr>
+        <w:t>т.п.</w:t>
+      </w:r>
+      <w:proofErr w:type="gramEnd"/>
+      <w:r>
+        <w:rPr>
+          <w:rFonts w:ascii="Times New Roman" w:hAnsi="Times New Roman"/>
+          <w:sz w:val="14"/>
+          <w:szCs w:val="14"/>
+        </w:rPr>
+        <w:t>), а также нарушения Пациентом других условий настоящего Договора;</w:t>
       </w:r>
     </w:p>
     <w:p>
@@ -2412,7 +3604,39 @@
           <w:sz w:val="14"/>
           <w:szCs w:val="14"/>
         </w:rPr>
-        <w:t>7.6. В случаях, предусмотренных в пп. 7.3., 7.4., 7.5. Договора Сторона, являющаяся инициатором расторжения Договора, обязана уведомить вторую Сторону о расторжении Договора любым удобным способом не менее чем за 5 рабочих  дней до расторжения Договора.</w:t>
+        <w:t xml:space="preserve">7.6. В случаях, предусмотренных в </w:t>
+      </w:r>
+      <w:proofErr w:type="spellStart"/>
+      <w:r>
+        <w:rPr>
+          <w:sz w:val="14"/>
+          <w:szCs w:val="14"/>
+        </w:rPr>
+        <w:t>пп</w:t>
+      </w:r>
+      <w:proofErr w:type="spellEnd"/>
+      <w:r>
+        <w:rPr>
+          <w:sz w:val="14"/>
+          <w:szCs w:val="14"/>
+        </w:rPr>
+        <w:t xml:space="preserve">. 7.3., 7.4., 7.5. Договора Сторона, являющаяся инициатором расторжения Договора, обязана уведомить вторую Сторону о расторжении Договора любым удобным способом не менее чем за 5 </w:t>
+      </w:r>
+      <w:proofErr w:type="gramStart"/>
+      <w:r>
+        <w:rPr>
+          <w:sz w:val="14"/>
+          <w:szCs w:val="14"/>
+        </w:rPr>
+        <w:t>рабочих  дней</w:t>
+      </w:r>
+      <w:proofErr w:type="gramEnd"/>
+      <w:r>
+        <w:rPr>
+          <w:sz w:val="14"/>
+          <w:szCs w:val="14"/>
+        </w:rPr>
+        <w:t xml:space="preserve"> до расторжения Договора.</w:t>
       </w:r>
     </w:p>
     <w:p>
@@ -2472,7 +3696,23 @@
           <w:sz w:val="14"/>
           <w:szCs w:val="14"/>
         </w:rPr>
-        <w:t>8.1. Подписывая настоящий Договор, Пациент подтверждает, что условия Договора ему понятны, с Договором согласен в полном объеме, а также ознакомлен и согласен со всеми приложениями к Договору. Пациент дает свое согласие на использование и обработку своих персональных данных в соответствии с ФЗ от 27.07.2006 №152-ФЗ «О персональных данных» и SMS-уведомления, а также на передачу медицинских заключений, результатов анализов по электронным каналам связи ________________________________________________________________________________________________________ (e-mail).</w:t>
+        <w:t>8.1. Подписывая настоящий Договор, Пациент подтверждает, что условия Договора ему понятны, с Договором согласен в полном объеме, а также ознакомлен и согласен со всеми приложениями к Договору. Пациент дает свое согласие на использование и обработку своих персональных данных в соответствии с ФЗ от 27.07.2006 №152-ФЗ «О персональных данных» и SMS-уведомления, а также на передачу медицинских заключений, результатов анализов по электронным каналам связи ________________________________________________________________________________________________________ (</w:t>
+      </w:r>
+      <w:proofErr w:type="spellStart"/>
+      <w:r>
+        <w:rPr>
+          <w:sz w:val="14"/>
+          <w:szCs w:val="14"/>
+        </w:rPr>
+        <w:t>e-mail</w:t>
+      </w:r>
+      <w:proofErr w:type="spellEnd"/>
+      <w:r>
+        <w:rPr>
+          <w:sz w:val="14"/>
+          <w:szCs w:val="14"/>
+        </w:rPr>
+        <w:t>).</w:t>
       </w:r>
     </w:p>
     <w:p>
@@ -2648,7 +3888,25 @@
                 <w:sz w:val="14"/>
                 <w:szCs w:val="14"/>
               </w:rPr>
-              <w:t>ООО МЦ «РевмаМед»</w:t>
+              <w:t>ООО МЦ «</w:t>
+            </w:r>
+            <w:proofErr w:type="spellStart"/>
+            <w:r>
+              <w:rPr>
+                <w:rFonts w:ascii="Times New Roman" w:hAnsi="Times New Roman" w:cs="Times New Roman"/>
+                <w:sz w:val="14"/>
+                <w:szCs w:val="14"/>
+              </w:rPr>
+              <w:t>РевмаМед</w:t>
+            </w:r>
+            <w:proofErr w:type="spellEnd"/>
+            <w:r>
+              <w:rPr>
+                <w:rFonts w:ascii="Times New Roman" w:hAnsi="Times New Roman" w:cs="Times New Roman"/>
+                <w:sz w:val="14"/>
+                <w:szCs w:val="14"/>
+              </w:rPr>
+              <w:t>»</w:t>
             </w:r>
           </w:p>
           <w:p>
@@ -2667,7 +3925,35 @@
                 <w:sz w:val="14"/>
                 <w:szCs w:val="14"/>
               </w:rPr>
-              <w:t>ИНН:1101135944, КПП110101001, Свидетельство о ЕГРЮЛ серия 11 №001878557, ОГРН:1081101001860, зарегистрировано в ИФНС по г.Сыктывкару  от 13.01.2011</w:t>
+              <w:t xml:space="preserve">ИНН:1101135944, КПП110101001, Свидетельство о ЕГРЮЛ серия 11 №001878557, ОГРН:1081101001860, зарегистрировано в ИФНС по </w:t>
+            </w:r>
+            <w:proofErr w:type="spellStart"/>
+            <w:proofErr w:type="gramStart"/>
+            <w:r>
+              <w:rPr>
+                <w:rFonts w:ascii="Times New Roman" w:hAnsi="Times New Roman" w:cs="Times New Roman"/>
+                <w:sz w:val="14"/>
+                <w:szCs w:val="14"/>
+              </w:rPr>
+              <w:t>г.Сыктывкару</w:t>
+            </w:r>
+            <w:proofErr w:type="spellEnd"/>
+            <w:r>
+              <w:rPr>
+                <w:rFonts w:ascii="Times New Roman" w:hAnsi="Times New Roman" w:cs="Times New Roman"/>
+                <w:sz w:val="14"/>
+                <w:szCs w:val="14"/>
+              </w:rPr>
+              <w:t xml:space="preserve">  от</w:t>
+            </w:r>
+            <w:proofErr w:type="gramEnd"/>
+            <w:r>
+              <w:rPr>
+                <w:rFonts w:ascii="Times New Roman" w:hAnsi="Times New Roman" w:cs="Times New Roman"/>
+                <w:sz w:val="14"/>
+                <w:szCs w:val="14"/>
+              </w:rPr>
+              <w:t xml:space="preserve"> 13.01.2011</w:t>
             </w:r>
           </w:p>
           <w:p>
@@ -2680,13 +3966,33 @@
                 <w:szCs w:val="14"/>
               </w:rPr>
             </w:pPr>
-            <w:r>
-              <w:rPr>
-                <w:rFonts w:ascii="Times New Roman" w:hAnsi="Times New Roman" w:cs="Times New Roman"/>
-                <w:sz w:val="14"/>
-                <w:szCs w:val="14"/>
-              </w:rPr>
-              <w:t xml:space="preserve">Юр.адрес:РК, г. Сыктывкар, ул. </w:t>
+            <w:proofErr w:type="spellStart"/>
+            <w:proofErr w:type="gramStart"/>
+            <w:r>
+              <w:rPr>
+                <w:rFonts w:ascii="Times New Roman" w:hAnsi="Times New Roman" w:cs="Times New Roman"/>
+                <w:sz w:val="14"/>
+                <w:szCs w:val="14"/>
+              </w:rPr>
+              <w:t>Юр.адрес</w:t>
+            </w:r>
+            <w:proofErr w:type="gramEnd"/>
+            <w:r>
+              <w:rPr>
+                <w:rFonts w:ascii="Times New Roman" w:hAnsi="Times New Roman" w:cs="Times New Roman"/>
+                <w:sz w:val="14"/>
+                <w:szCs w:val="14"/>
+              </w:rPr>
+              <w:t>:РК</w:t>
+            </w:r>
+            <w:proofErr w:type="spellEnd"/>
+            <w:r>
+              <w:rPr>
+                <w:rFonts w:ascii="Times New Roman" w:hAnsi="Times New Roman" w:cs="Times New Roman"/>
+                <w:sz w:val="14"/>
+                <w:szCs w:val="14"/>
+              </w:rPr>
+              <w:t xml:space="preserve">, г. Сыктывкар, ул. </w:t>
             </w:r>
             <w:r>
               <w:rPr>
@@ -2737,8 +4043,36 @@
                 <w:sz w:val="14"/>
                 <w:szCs w:val="14"/>
               </w:rPr>
-              <w:t>Л/счёт № 4070281032800009925 в Отделение №8617 Сбербанка России, БИК: 048702640,                            тел(факс) (8212)30-20-24</w:t>
-            </w:r>
+              <w:t xml:space="preserve">Л/счёт № 4070281032800009925 в Отделение №8617 Сбербанка России, БИК: </w:t>
+            </w:r>
+            <w:proofErr w:type="gramStart"/>
+            <w:r>
+              <w:rPr>
+                <w:rFonts w:ascii="Times New Roman" w:hAnsi="Times New Roman" w:cs="Times New Roman"/>
+                <w:sz w:val="14"/>
+                <w:szCs w:val="14"/>
+              </w:rPr>
+              <w:t xml:space="preserve">048702640,   </w:t>
+            </w:r>
+            <w:proofErr w:type="gramEnd"/>
+            <w:r>
+              <w:rPr>
+                <w:rFonts w:ascii="Times New Roman" w:hAnsi="Times New Roman" w:cs="Times New Roman"/>
+                <w:sz w:val="14"/>
+                <w:szCs w:val="14"/>
+              </w:rPr>
+              <w:t xml:space="preserve">                         тел(факс) (8212)30-</w:t>
+            </w:r>
+            <w:proofErr w:type="gramStart"/>
+            <w:r>
+              <w:rPr>
+                <w:rFonts w:ascii="Times New Roman" w:hAnsi="Times New Roman" w:cs="Times New Roman"/>
+                <w:sz w:val="14"/>
+                <w:szCs w:val="14"/>
+              </w:rPr>
+              <w:t>20-24</w:t>
+            </w:r>
+            <w:proofErr w:type="gramEnd"/>
           </w:p>
           <w:p>
             <w:pPr>
@@ -2767,8 +4101,36 @@
                 <w:sz w:val="14"/>
                 <w:szCs w:val="14"/>
               </w:rPr>
-              <w:t>Директор: __________________________  Епифанова О.Е.</w:t>
-            </w:r>
+              <w:t>Директор: _________________________</w:t>
+            </w:r>
+            <w:proofErr w:type="gramStart"/>
+            <w:r>
+              <w:rPr>
+                <w:rFonts w:ascii="Times New Roman" w:hAnsi="Times New Roman" w:cs="Times New Roman"/>
+                <w:sz w:val="14"/>
+                <w:szCs w:val="14"/>
+              </w:rPr>
+              <w:t>_  Епифанова</w:t>
+            </w:r>
+            <w:proofErr w:type="gramEnd"/>
+            <w:r>
+              <w:rPr>
+                <w:rFonts w:ascii="Times New Roman" w:hAnsi="Times New Roman" w:cs="Times New Roman"/>
+                <w:sz w:val="14"/>
+                <w:szCs w:val="14"/>
+              </w:rPr>
+              <w:t xml:space="preserve"> </w:t>
+            </w:r>
+            <w:proofErr w:type="gramStart"/>
+            <w:r>
+              <w:rPr>
+                <w:rFonts w:ascii="Times New Roman" w:hAnsi="Times New Roman" w:cs="Times New Roman"/>
+                <w:sz w:val="14"/>
+                <w:szCs w:val="14"/>
+              </w:rPr>
+              <w:t>О.Е.</w:t>
+            </w:r>
+            <w:proofErr w:type="gramEnd"/>
           </w:p>
         </w:tc>
         <w:tc>
@@ -2810,7 +4172,147 @@
                 <w:szCs w:val="14"/>
                 <w:lang w:val="en-US"/>
               </w:rPr>
-              <w:t xml:space="preserve"> {{ surname }} {{ first_name }} {{ last_name }}</w:t>
+              <w:t xml:space="preserve"> </w:t>
+            </w:r>
+            <w:proofErr w:type="gramStart"/>
+            <w:r>
+              <w:rPr>
+                <w:rFonts w:ascii="Times New Roman" w:hAnsi="Times New Roman" w:cs="Times New Roman"/>
+                <w:sz w:val="14"/>
+                <w:szCs w:val="14"/>
+                <w:lang w:val="en-US"/>
+              </w:rPr>
+              <w:t>{{ surname</w:t>
+            </w:r>
+            <w:proofErr w:type="gramEnd"/>
+            <w:r>
+              <w:rPr>
+                <w:rFonts w:ascii="Times New Roman" w:hAnsi="Times New Roman" w:cs="Times New Roman"/>
+                <w:sz w:val="14"/>
+                <w:szCs w:val="14"/>
+                <w:lang w:val="en-US"/>
+              </w:rPr>
+              <w:t xml:space="preserve"> }} </w:t>
+            </w:r>
+            <w:proofErr w:type="gramStart"/>
+            <w:r>
+              <w:rPr>
+                <w:rFonts w:ascii="Times New Roman" w:hAnsi="Times New Roman" w:cs="Times New Roman"/>
+                <w:sz w:val="14"/>
+                <w:szCs w:val="14"/>
+                <w:lang w:val="en-US"/>
+              </w:rPr>
+              <w:t xml:space="preserve">{{ </w:t>
+            </w:r>
+            <w:proofErr w:type="spellStart"/>
+            <w:r>
+              <w:rPr>
+                <w:rFonts w:ascii="Times New Roman" w:hAnsi="Times New Roman" w:cs="Times New Roman"/>
+                <w:sz w:val="14"/>
+                <w:szCs w:val="14"/>
+                <w:lang w:val="en-US"/>
+              </w:rPr>
+              <w:t>first</w:t>
+            </w:r>
+            <w:proofErr w:type="gramEnd"/>
+            <w:r>
+              <w:rPr>
+                <w:rFonts w:ascii="Times New Roman" w:hAnsi="Times New Roman" w:cs="Times New Roman"/>
+                <w:sz w:val="14"/>
+                <w:szCs w:val="14"/>
+                <w:lang w:val="en-US"/>
+              </w:rPr>
+              <w:t>_</w:t>
+            </w:r>
+            <w:proofErr w:type="gramStart"/>
+            <w:r>
+              <w:rPr>
+                <w:rFonts w:ascii="Times New Roman" w:hAnsi="Times New Roman" w:cs="Times New Roman"/>
+                <w:sz w:val="14"/>
+                <w:szCs w:val="14"/>
+                <w:lang w:val="en-US"/>
+              </w:rPr>
+              <w:t>name</w:t>
+            </w:r>
+            <w:proofErr w:type="spellEnd"/>
+            <w:r>
+              <w:rPr>
+                <w:rFonts w:ascii="Times New Roman" w:hAnsi="Times New Roman" w:cs="Times New Roman"/>
+                <w:sz w:val="14"/>
+                <w:szCs w:val="14"/>
+                <w:lang w:val="en-US"/>
+              </w:rPr>
+              <w:t xml:space="preserve"> }</w:t>
+            </w:r>
+            <w:proofErr w:type="gramEnd"/>
+            <w:r>
+              <w:rPr>
+                <w:rFonts w:ascii="Times New Roman" w:hAnsi="Times New Roman" w:cs="Times New Roman"/>
+                <w:sz w:val="14"/>
+                <w:szCs w:val="14"/>
+                <w:lang w:val="en-US"/>
+              </w:rPr>
+              <w:t xml:space="preserve">} </w:t>
+            </w:r>
+            <w:proofErr w:type="gramStart"/>
+            <w:r>
+              <w:rPr>
+                <w:rFonts w:ascii="Times New Roman" w:hAnsi="Times New Roman" w:cs="Times New Roman"/>
+                <w:sz w:val="14"/>
+                <w:szCs w:val="14"/>
+                <w:lang w:val="en-US"/>
+              </w:rPr>
+              <w:t xml:space="preserve">{{ </w:t>
+            </w:r>
+            <w:proofErr w:type="spellStart"/>
+            <w:r>
+              <w:rPr>
+                <w:rFonts w:ascii="Times New Roman" w:hAnsi="Times New Roman" w:cs="Times New Roman"/>
+                <w:sz w:val="14"/>
+                <w:szCs w:val="14"/>
+                <w:lang w:val="en-US"/>
+              </w:rPr>
+              <w:t>last</w:t>
+            </w:r>
+            <w:proofErr w:type="gramEnd"/>
+            <w:r>
+              <w:rPr>
+                <w:rFonts w:ascii="Times New Roman" w:hAnsi="Times New Roman" w:cs="Times New Roman"/>
+                <w:sz w:val="14"/>
+                <w:szCs w:val="14"/>
+                <w:lang w:val="en-US"/>
+              </w:rPr>
+              <w:t>_</w:t>
+            </w:r>
+            <w:proofErr w:type="gramStart"/>
+            <w:r>
+              <w:rPr>
+                <w:rFonts w:ascii="Times New Roman" w:hAnsi="Times New Roman" w:cs="Times New Roman"/>
+                <w:sz w:val="14"/>
+                <w:szCs w:val="14"/>
+                <w:lang w:val="en-US"/>
+              </w:rPr>
+              <w:t>name</w:t>
+            </w:r>
+            <w:proofErr w:type="spellEnd"/>
+            <w:r>
+              <w:rPr>
+                <w:rFonts w:ascii="Times New Roman" w:hAnsi="Times New Roman" w:cs="Times New Roman"/>
+                <w:sz w:val="14"/>
+                <w:szCs w:val="14"/>
+                <w:lang w:val="en-US"/>
+              </w:rPr>
+              <w:t xml:space="preserve"> }</w:t>
+            </w:r>
+            <w:proofErr w:type="gramEnd"/>
+            <w:r>
+              <w:rPr>
+                <w:rFonts w:ascii="Times New Roman" w:hAnsi="Times New Roman" w:cs="Times New Roman"/>
+                <w:sz w:val="14"/>
+                <w:szCs w:val="14"/>
+                <w:lang w:val="en-US"/>
+              </w:rPr>
+              <w:t>}</w:t>
             </w:r>
           </w:p>
           <w:p>
@@ -2895,61 +4397,147 @@
                 <w:szCs w:val="14"/>
                 <w:lang w:val="en-US"/>
               </w:rPr>
-              <w:t xml:space="preserve"> {{ </w:t>
-            </w:r>
-            <w:r>
-              <w:rPr>
-                <w:rFonts w:ascii="Times New Roman" w:hAnsi="Times New Roman" w:cs="Times New Roman"/>
-                <w:sz w:val="14"/>
-                <w:szCs w:val="14"/>
-                <w:lang w:val="en-US"/>
-              </w:rPr>
-              <w:t>passport</w:t>
-            </w:r>
-            <w:r>
-              <w:rPr>
-                <w:rFonts w:ascii="Times New Roman" w:hAnsi="Times New Roman" w:cs="Times New Roman"/>
-                <w:sz w:val="14"/>
-                <w:szCs w:val="14"/>
-                <w:lang w:val="en-US"/>
-              </w:rPr>
-              <w:t xml:space="preserve"> }} {{ </w:t>
-            </w:r>
-            <w:r>
-              <w:rPr>
-                <w:rFonts w:ascii="Times New Roman" w:hAnsi="Times New Roman" w:cs="Times New Roman"/>
-                <w:sz w:val="14"/>
-                <w:szCs w:val="14"/>
-                <w:lang w:val="en-US"/>
-              </w:rPr>
-              <w:t>p_series</w:t>
-            </w:r>
-            <w:r>
-              <w:rPr>
-                <w:rFonts w:ascii="Times New Roman" w:hAnsi="Times New Roman" w:cs="Times New Roman"/>
-                <w:sz w:val="14"/>
-                <w:szCs w:val="14"/>
-                <w:lang w:val="en-US"/>
-              </w:rPr>
-              <w:t xml:space="preserve"> }} {{ </w:t>
-            </w:r>
-            <w:r>
-              <w:rPr>
-                <w:rFonts w:ascii="Times New Roman" w:hAnsi="Times New Roman" w:cs="Times New Roman"/>
-                <w:sz w:val="14"/>
-                <w:szCs w:val="14"/>
-                <w:lang w:val="en-US"/>
-              </w:rPr>
-              <w:t>p_number</w:t>
-            </w:r>
-            <w:r>
-              <w:rPr>
-                <w:rFonts w:ascii="Times New Roman" w:hAnsi="Times New Roman" w:cs="Times New Roman"/>
-                <w:sz w:val="14"/>
-                <w:szCs w:val="14"/>
-                <w:lang w:val="en-US"/>
-              </w:rPr>
-              <w:t xml:space="preserve"> }}</w:t>
+              <w:t xml:space="preserve"> </w:t>
+            </w:r>
+            <w:proofErr w:type="gramStart"/>
+            <w:r>
+              <w:rPr>
+                <w:rFonts w:ascii="Times New Roman" w:hAnsi="Times New Roman" w:cs="Times New Roman"/>
+                <w:sz w:val="14"/>
+                <w:szCs w:val="14"/>
+                <w:lang w:val="en-US"/>
+              </w:rPr>
+              <w:t>{{ passport</w:t>
+            </w:r>
+            <w:proofErr w:type="gramEnd"/>
+            <w:r>
+              <w:rPr>
+                <w:rFonts w:ascii="Times New Roman" w:hAnsi="Times New Roman" w:cs="Times New Roman"/>
+                <w:sz w:val="14"/>
+                <w:szCs w:val="14"/>
+                <w:lang w:val="en-US"/>
+              </w:rPr>
+              <w:t xml:space="preserve"> }} </w:t>
+            </w:r>
+            <w:proofErr w:type="gramStart"/>
+            <w:r>
+              <w:rPr>
+                <w:rFonts w:ascii="Times New Roman" w:hAnsi="Times New Roman" w:cs="Times New Roman"/>
+                <w:sz w:val="14"/>
+                <w:szCs w:val="14"/>
+                <w:lang w:val="en-US"/>
+              </w:rPr>
+              <w:t xml:space="preserve">{{ </w:t>
+            </w:r>
+            <w:proofErr w:type="spellStart"/>
+            <w:r>
+              <w:rPr>
+                <w:rFonts w:ascii="Times New Roman" w:hAnsi="Times New Roman" w:cs="Times New Roman"/>
+                <w:sz w:val="14"/>
+                <w:szCs w:val="14"/>
+                <w:lang w:val="en-US"/>
+              </w:rPr>
+              <w:t>p</w:t>
+            </w:r>
+            <w:proofErr w:type="gramEnd"/>
+            <w:r>
+              <w:rPr>
+                <w:rFonts w:ascii="Times New Roman" w:hAnsi="Times New Roman" w:cs="Times New Roman"/>
+                <w:sz w:val="14"/>
+                <w:szCs w:val="14"/>
+                <w:lang w:val="en-US"/>
+              </w:rPr>
+              <w:t>_</w:t>
+            </w:r>
+            <w:proofErr w:type="gramStart"/>
+            <w:r>
+              <w:rPr>
+                <w:rFonts w:ascii="Times New Roman" w:hAnsi="Times New Roman" w:cs="Times New Roman"/>
+                <w:sz w:val="14"/>
+                <w:szCs w:val="14"/>
+                <w:lang w:val="en-US"/>
+              </w:rPr>
+              <w:t>series</w:t>
+            </w:r>
+            <w:proofErr w:type="spellEnd"/>
+            <w:r>
+              <w:rPr>
+                <w:rFonts w:ascii="Times New Roman" w:hAnsi="Times New Roman" w:cs="Times New Roman"/>
+                <w:sz w:val="14"/>
+                <w:szCs w:val="14"/>
+                <w:lang w:val="en-US"/>
+              </w:rPr>
+              <w:t xml:space="preserve"> }</w:t>
+            </w:r>
+            <w:proofErr w:type="gramEnd"/>
+            <w:r>
+              <w:rPr>
+                <w:rFonts w:ascii="Times New Roman" w:hAnsi="Times New Roman" w:cs="Times New Roman"/>
+                <w:sz w:val="14"/>
+                <w:szCs w:val="14"/>
+                <w:lang w:val="en-US"/>
+              </w:rPr>
+              <w:t xml:space="preserve">} </w:t>
+            </w:r>
+            <w:proofErr w:type="gramStart"/>
+            <w:r>
+              <w:rPr>
+                <w:rFonts w:ascii="Times New Roman" w:hAnsi="Times New Roman" w:cs="Times New Roman"/>
+                <w:sz w:val="14"/>
+                <w:szCs w:val="14"/>
+                <w:lang w:val="en-US"/>
+              </w:rPr>
+              <w:t xml:space="preserve">{{ </w:t>
+            </w:r>
+            <w:proofErr w:type="spellStart"/>
+            <w:r>
+              <w:rPr>
+                <w:rFonts w:ascii="Times New Roman" w:hAnsi="Times New Roman" w:cs="Times New Roman"/>
+                <w:sz w:val="14"/>
+                <w:szCs w:val="14"/>
+                <w:lang w:val="en-US"/>
+              </w:rPr>
+              <w:t>p</w:t>
+            </w:r>
+            <w:proofErr w:type="gramEnd"/>
+            <w:r>
+              <w:rPr>
+                <w:rFonts w:ascii="Times New Roman" w:hAnsi="Times New Roman" w:cs="Times New Roman"/>
+                <w:sz w:val="14"/>
+                <w:szCs w:val="14"/>
+                <w:lang w:val="en-US"/>
+              </w:rPr>
+              <w:t>_</w:t>
+            </w:r>
+            <w:proofErr w:type="gramStart"/>
+            <w:r>
+              <w:rPr>
+                <w:rFonts w:ascii="Times New Roman" w:hAnsi="Times New Roman" w:cs="Times New Roman"/>
+                <w:sz w:val="14"/>
+                <w:szCs w:val="14"/>
+                <w:lang w:val="en-US"/>
+              </w:rPr>
+              <w:t>number</w:t>
+            </w:r>
+            <w:proofErr w:type="spellEnd"/>
+            <w:r>
+              <w:rPr>
+                <w:rFonts w:ascii="Times New Roman" w:hAnsi="Times New Roman" w:cs="Times New Roman"/>
+                <w:sz w:val="14"/>
+                <w:szCs w:val="14"/>
+                <w:lang w:val="en-US"/>
+              </w:rPr>
+              <w:t xml:space="preserve"> }</w:t>
+            </w:r>
+            <w:proofErr w:type="gramEnd"/>
+            <w:r>
+              <w:rPr>
+                <w:rFonts w:ascii="Times New Roman" w:hAnsi="Times New Roman" w:cs="Times New Roman"/>
+                <w:sz w:val="14"/>
+                <w:szCs w:val="14"/>
+                <w:lang w:val="en-US"/>
+              </w:rPr>
+              <w:t>}</w:t>
             </w:r>
           </w:p>
           <w:p>
@@ -2982,6 +4570,7 @@
                 <w:rFonts w:ascii="Times New Roman" w:hAnsi="Times New Roman"/>
                 <w:sz w:val="14"/>
                 <w:szCs w:val="14"/>
+                <w:lang w:val="en-US"/>
               </w:rPr>
             </w:pPr>
             <w:r>
@@ -2997,6 +4586,7 @@
                 <w:rFonts w:ascii="Times New Roman" w:hAnsi="Times New Roman" w:cs="Times New Roman"/>
                 <w:sz w:val="14"/>
                 <w:szCs w:val="14"/>
+                <w:lang w:val="en-US"/>
               </w:rPr>
               <w:t>:</w:t>
             </w:r>
@@ -3005,9 +4595,21 @@
                 <w:rFonts w:ascii="Times New Roman" w:hAnsi="Times New Roman" w:cs="Times New Roman"/>
                 <w:sz w:val="14"/>
                 <w:szCs w:val="14"/>
-              </w:rPr>
-              <w:t xml:space="preserve"> {{ </w:t>
-            </w:r>
+                <w:lang w:val="en-US"/>
+              </w:rPr>
+              <w:t xml:space="preserve"> </w:t>
+            </w:r>
+            <w:proofErr w:type="gramStart"/>
+            <w:r>
+              <w:rPr>
+                <w:rFonts w:ascii="Times New Roman" w:hAnsi="Times New Roman" w:cs="Times New Roman"/>
+                <w:sz w:val="14"/>
+                <w:szCs w:val="14"/>
+                <w:lang w:val="en-US"/>
+              </w:rPr>
+              <w:t xml:space="preserve">{{ </w:t>
+            </w:r>
+            <w:proofErr w:type="spellStart"/>
             <w:r>
               <w:rPr>
                 <w:rFonts w:ascii="Times New Roman" w:hAnsi="Times New Roman" w:cs="Times New Roman"/>
@@ -3017,14 +4619,17 @@
               </w:rPr>
               <w:t>phone</w:t>
             </w:r>
-            <w:r>
-              <w:rPr>
-                <w:rFonts w:ascii="Times New Roman" w:hAnsi="Times New Roman" w:cs="Times New Roman"/>
-                <w:sz w:val="14"/>
-                <w:szCs w:val="14"/>
+            <w:proofErr w:type="gramEnd"/>
+            <w:r>
+              <w:rPr>
+                <w:rFonts w:ascii="Times New Roman" w:hAnsi="Times New Roman" w:cs="Times New Roman"/>
+                <w:sz w:val="14"/>
+                <w:szCs w:val="14"/>
+                <w:lang w:val="en-US"/>
               </w:rPr>
               <w:t>_</w:t>
             </w:r>
+            <w:proofErr w:type="gramStart"/>
             <w:r>
               <w:rPr>
                 <w:rFonts w:ascii="Times New Roman" w:hAnsi="Times New Roman" w:cs="Times New Roman"/>
@@ -3034,13 +4639,25 @@
               </w:rPr>
               <w:t>number</w:t>
             </w:r>
-            <w:r>
-              <w:rPr>
-                <w:rFonts w:ascii="Times New Roman" w:hAnsi="Times New Roman" w:cs="Times New Roman"/>
-                <w:sz w:val="14"/>
-                <w:szCs w:val="14"/>
-              </w:rPr>
-              <w:t xml:space="preserve"> }}</w:t>
+            <w:proofErr w:type="spellEnd"/>
+            <w:r>
+              <w:rPr>
+                <w:rFonts w:ascii="Times New Roman" w:hAnsi="Times New Roman" w:cs="Times New Roman"/>
+                <w:sz w:val="14"/>
+                <w:szCs w:val="14"/>
+                <w:lang w:val="en-US"/>
+              </w:rPr>
+              <w:t xml:space="preserve"> }</w:t>
+            </w:r>
+            <w:proofErr w:type="gramEnd"/>
+            <w:r>
+              <w:rPr>
+                <w:rFonts w:ascii="Times New Roman" w:hAnsi="Times New Roman" w:cs="Times New Roman"/>
+                <w:sz w:val="14"/>
+                <w:szCs w:val="14"/>
+                <w:lang w:val="en-US"/>
+              </w:rPr>
+              <w:t>}</w:t>
             </w:r>
           </w:p>
           <w:p>
@@ -3052,6 +4669,7 @@
                 <w:rFonts w:ascii="Times New Roman" w:hAnsi="Times New Roman" w:cs="Times New Roman"/>
                 <w:sz w:val="14"/>
                 <w:szCs w:val="14"/>
+                <w:lang w:val="en-US"/>
               </w:rPr>
             </w:pPr>
           </w:p>
@@ -3064,6 +4682,7 @@
                 <w:rFonts w:ascii="Times New Roman" w:hAnsi="Times New Roman" w:cs="Times New Roman"/>
                 <w:sz w:val="14"/>
                 <w:szCs w:val="14"/>
+                <w:lang w:val="en-US"/>
               </w:rPr>
             </w:pPr>
           </w:p>
@@ -3079,6 +4698,7 @@
                 <w:lang w:val="en-US"/>
               </w:rPr>
             </w:pPr>
+            <w:proofErr w:type="gramStart"/>
             <w:r>
               <w:rPr>
                 <w:rFonts w:ascii="Times New Roman" w:hAnsi="Times New Roman" w:cs="Times New Roman"/>
@@ -3087,7 +4707,150 @@
                 <w:u w:val="single"/>
                 <w:lang w:val="en-US"/>
               </w:rPr>
-              <w:t>{{ surname }} {{ first_name }} {{ last_name }}</w:t>
+              <w:t>{{ surname</w:t>
+            </w:r>
+            <w:proofErr w:type="gramEnd"/>
+            <w:r>
+              <w:rPr>
+                <w:rFonts w:ascii="Times New Roman" w:hAnsi="Times New Roman" w:cs="Times New Roman"/>
+                <w:sz w:val="14"/>
+                <w:szCs w:val="14"/>
+                <w:u w:val="single"/>
+                <w:lang w:val="en-US"/>
+              </w:rPr>
+              <w:t xml:space="preserve"> }} </w:t>
+            </w:r>
+            <w:proofErr w:type="gramStart"/>
+            <w:r>
+              <w:rPr>
+                <w:rFonts w:ascii="Times New Roman" w:hAnsi="Times New Roman" w:cs="Times New Roman"/>
+                <w:sz w:val="14"/>
+                <w:szCs w:val="14"/>
+                <w:u w:val="single"/>
+                <w:lang w:val="en-US"/>
+              </w:rPr>
+              <w:t xml:space="preserve">{{ </w:t>
+            </w:r>
+            <w:proofErr w:type="spellStart"/>
+            <w:r>
+              <w:rPr>
+                <w:rFonts w:ascii="Times New Roman" w:hAnsi="Times New Roman" w:cs="Times New Roman"/>
+                <w:sz w:val="14"/>
+                <w:szCs w:val="14"/>
+                <w:u w:val="single"/>
+                <w:lang w:val="en-US"/>
+              </w:rPr>
+              <w:t>first</w:t>
+            </w:r>
+            <w:proofErr w:type="gramEnd"/>
+            <w:r>
+              <w:rPr>
+                <w:rFonts w:ascii="Times New Roman" w:hAnsi="Times New Roman" w:cs="Times New Roman"/>
+                <w:sz w:val="14"/>
+                <w:szCs w:val="14"/>
+                <w:u w:val="single"/>
+                <w:lang w:val="en-US"/>
+              </w:rPr>
+              <w:t>_</w:t>
+            </w:r>
+            <w:proofErr w:type="gramStart"/>
+            <w:r>
+              <w:rPr>
+                <w:rFonts w:ascii="Times New Roman" w:hAnsi="Times New Roman" w:cs="Times New Roman"/>
+                <w:sz w:val="14"/>
+                <w:szCs w:val="14"/>
+                <w:u w:val="single"/>
+                <w:lang w:val="en-US"/>
+              </w:rPr>
+              <w:t>name</w:t>
+            </w:r>
+            <w:proofErr w:type="spellEnd"/>
+            <w:r>
+              <w:rPr>
+                <w:rFonts w:ascii="Times New Roman" w:hAnsi="Times New Roman" w:cs="Times New Roman"/>
+                <w:sz w:val="14"/>
+                <w:szCs w:val="14"/>
+                <w:u w:val="single"/>
+                <w:lang w:val="en-US"/>
+              </w:rPr>
+              <w:t xml:space="preserve"> }</w:t>
+            </w:r>
+            <w:proofErr w:type="gramEnd"/>
+            <w:r>
+              <w:rPr>
+                <w:rFonts w:ascii="Times New Roman" w:hAnsi="Times New Roman" w:cs="Times New Roman"/>
+                <w:sz w:val="14"/>
+                <w:szCs w:val="14"/>
+                <w:u w:val="single"/>
+                <w:lang w:val="en-US"/>
+              </w:rPr>
+              <w:t xml:space="preserve">} </w:t>
+            </w:r>
+            <w:proofErr w:type="gramStart"/>
+            <w:r>
+              <w:rPr>
+                <w:rFonts w:ascii="Times New Roman" w:hAnsi="Times New Roman" w:cs="Times New Roman"/>
+                <w:sz w:val="14"/>
+                <w:szCs w:val="14"/>
+                <w:u w:val="single"/>
+                <w:lang w:val="en-US"/>
+              </w:rPr>
+              <w:t xml:space="preserve">{{ </w:t>
+            </w:r>
+            <w:proofErr w:type="spellStart"/>
+            <w:r>
+              <w:rPr>
+                <w:rFonts w:ascii="Times New Roman" w:hAnsi="Times New Roman" w:cs="Times New Roman"/>
+                <w:sz w:val="14"/>
+                <w:szCs w:val="14"/>
+                <w:u w:val="single"/>
+                <w:lang w:val="en-US"/>
+              </w:rPr>
+              <w:t>last</w:t>
+            </w:r>
+            <w:proofErr w:type="gramEnd"/>
+            <w:r>
+              <w:rPr>
+                <w:rFonts w:ascii="Times New Roman" w:hAnsi="Times New Roman" w:cs="Times New Roman"/>
+                <w:sz w:val="14"/>
+                <w:szCs w:val="14"/>
+                <w:u w:val="single"/>
+                <w:lang w:val="en-US"/>
+              </w:rPr>
+              <w:t>_</w:t>
+            </w:r>
+            <w:proofErr w:type="gramStart"/>
+            <w:r>
+              <w:rPr>
+                <w:rFonts w:ascii="Times New Roman" w:hAnsi="Times New Roman" w:cs="Times New Roman"/>
+                <w:sz w:val="14"/>
+                <w:szCs w:val="14"/>
+                <w:u w:val="single"/>
+                <w:lang w:val="en-US"/>
+              </w:rPr>
+              <w:t>name</w:t>
+            </w:r>
+            <w:proofErr w:type="spellEnd"/>
+            <w:r>
+              <w:rPr>
+                <w:rFonts w:ascii="Times New Roman" w:hAnsi="Times New Roman" w:cs="Times New Roman"/>
+                <w:sz w:val="14"/>
+                <w:szCs w:val="14"/>
+                <w:u w:val="single"/>
+                <w:lang w:val="en-US"/>
+              </w:rPr>
+              <w:t xml:space="preserve"> }</w:t>
+            </w:r>
+            <w:proofErr w:type="gramEnd"/>
+            <w:r>
+              <w:rPr>
+                <w:rFonts w:ascii="Times New Roman" w:hAnsi="Times New Roman" w:cs="Times New Roman"/>
+                <w:sz w:val="14"/>
+                <w:szCs w:val="14"/>
+                <w:u w:val="single"/>
+                <w:lang w:val="en-US"/>
+              </w:rPr>
+              <w:t>}</w:t>
             </w:r>
             <w:r>
               <w:rPr>
@@ -3785,6 +5548,7 @@
   <w:style w:type="character" w:default="1" w:styleId="a0">
     <w:name w:val="Default Paragraph Font"/>
     <w:uiPriority w:val="1"/>
+    <w:semiHidden/>
     <w:unhideWhenUsed/>
   </w:style>
   <w:style w:type="table" w:default="1" w:styleId="a1">

--- a/patients/templates/patients/docs/contract_revmamed_template.docx
+++ b/patients/templates/patients/docs/contract_revmamed_template.docx
@@ -108,7 +108,70 @@
           <w:sz w:val="14"/>
           <w:szCs w:val="14"/>
         </w:rPr>
-        <w:t>Договор №__________________на оказание медицинских услуг</w:t>
+        <w:t>Договор №</w:t>
+      </w:r>
+      <w:r>
+        <w:rPr>
+          <w:sz w:val="14"/>
+          <w:szCs w:val="14"/>
+          <w:lang w:val="en-US"/>
+        </w:rPr>
+        <w:t xml:space="preserve"> </w:t>
+      </w:r>
+      <w:proofErr w:type="gramStart"/>
+      <w:r>
+        <w:rPr>
+          <w:sz w:val="14"/>
+          <w:szCs w:val="14"/>
+        </w:rPr>
+        <w:t xml:space="preserve">{{ </w:t>
+      </w:r>
+      <w:proofErr w:type="spellStart"/>
+      <w:r>
+        <w:rPr>
+          <w:sz w:val="14"/>
+          <w:szCs w:val="14"/>
+        </w:rPr>
+        <w:t>patient</w:t>
+      </w:r>
+      <w:proofErr w:type="gramEnd"/>
+      <w:r>
+        <w:rPr>
+          <w:sz w:val="14"/>
+          <w:szCs w:val="14"/>
+        </w:rPr>
+        <w:t>_</w:t>
+      </w:r>
+      <w:proofErr w:type="gramStart"/>
+      <w:r>
+        <w:rPr>
+          <w:sz w:val="14"/>
+          <w:szCs w:val="14"/>
+        </w:rPr>
+        <w:t>id</w:t>
+      </w:r>
+      <w:proofErr w:type="spellEnd"/>
+      <w:r>
+        <w:rPr>
+          <w:sz w:val="14"/>
+          <w:szCs w:val="14"/>
+        </w:rPr>
+        <w:t xml:space="preserve"> }</w:t>
+      </w:r>
+      <w:proofErr w:type="gramEnd"/>
+      <w:r>
+        <w:rPr>
+          <w:sz w:val="14"/>
+          <w:szCs w:val="14"/>
+        </w:rPr>
+        <w:t xml:space="preserve">} </w:t>
+      </w:r>
+      <w:r>
+        <w:rPr>
+          <w:sz w:val="14"/>
+          <w:szCs w:val="14"/>
+        </w:rPr>
+        <w:t>на оказание медицинских услуг</w:t>
       </w:r>
     </w:p>
     <w:tbl>
@@ -5548,7 +5611,6 @@
   <w:style w:type="character" w:default="1" w:styleId="a0">
     <w:name w:val="Default Paragraph Font"/>
     <w:uiPriority w:val="1"/>
-    <w:semiHidden/>
     <w:unhideWhenUsed/>
   </w:style>
   <w:style w:type="table" w:default="1" w:styleId="a1">

--- a/patients/templates/patients/docs/contract_revmamed_template.docx
+++ b/patients/templates/patients/docs/contract_revmamed_template.docx
@@ -7,6 +7,7 @@
         <w:tabs>
           <w:tab w:val="left" w:pos="3330"/>
         </w:tabs>
+        <w:ind w:left="-1276"/>
         <w:rPr>
           <w:sz w:val="14"/>
           <w:szCs w:val="14"/>
@@ -19,31 +20,27 @@
           <w:szCs w:val="14"/>
         </w:rPr>
         <w:drawing>
-          <wp:anchor distT="0" distB="0" distL="114300" distR="114300" simplePos="0" relativeHeight="251659264" behindDoc="1" locked="0" layoutInCell="1" allowOverlap="1" wp14:anchorId="5D33F59B" wp14:editId="1A548049">
+          <wp:anchor distT="0" distB="0" distL="114300" distR="114300" simplePos="0" relativeHeight="251659264" behindDoc="1" locked="0" layoutInCell="1" allowOverlap="1" wp14:anchorId="5D33F59B" wp14:editId="6FD399DC">
             <wp:simplePos x="0" y="0"/>
-            <wp:positionH relativeFrom="column">
-              <wp:posOffset>-295580</wp:posOffset>
+            <wp:positionH relativeFrom="page">
+              <wp:align>right</wp:align>
             </wp:positionH>
             <wp:positionV relativeFrom="paragraph">
-              <wp:posOffset>69850</wp:posOffset>
+              <wp:posOffset>26</wp:posOffset>
             </wp:positionV>
-            <wp:extent cx="6231890" cy="611505"/>
+            <wp:extent cx="6988436" cy="685800"/>
             <wp:effectExtent l="0" t="0" r="0" b="0"/>
             <wp:wrapTight wrapText="bothSides">
               <wp:wrapPolygon edited="0">
-                <wp:start x="792" y="673"/>
-                <wp:lineTo x="396" y="6056"/>
-                <wp:lineTo x="396" y="10093"/>
-                <wp:lineTo x="726" y="12785"/>
-                <wp:lineTo x="660" y="13458"/>
-                <wp:lineTo x="264" y="20187"/>
-                <wp:lineTo x="20271" y="20187"/>
-                <wp:lineTo x="20337" y="18168"/>
-                <wp:lineTo x="18092" y="12785"/>
-                <wp:lineTo x="20403" y="12785"/>
-                <wp:lineTo x="20205" y="3364"/>
-                <wp:lineTo x="1651" y="673"/>
-                <wp:lineTo x="792" y="673"/>
+                <wp:start x="824" y="1200"/>
+                <wp:lineTo x="412" y="6000"/>
+                <wp:lineTo x="412" y="10200"/>
+                <wp:lineTo x="765" y="12600"/>
+                <wp:lineTo x="294" y="19800"/>
+                <wp:lineTo x="20256" y="19800"/>
+                <wp:lineTo x="20373" y="3600"/>
+                <wp:lineTo x="1649" y="1200"/>
+                <wp:lineTo x="824" y="1200"/>
               </wp:wrapPolygon>
             </wp:wrapTight>
             <wp:docPr id="1938624789" name="Рисунок 1"/>
@@ -72,7 +69,7 @@
                   <pic:spPr>
                     <a:xfrm>
                       <a:off x="0" y="0"/>
-                      <a:ext cx="6231890" cy="611505"/>
+                      <a:ext cx="6988436" cy="685800"/>
                     </a:xfrm>
                     <a:prstGeom prst="rect">
                       <a:avLst/>
@@ -108,7 +105,69 @@
           <w:sz w:val="14"/>
           <w:szCs w:val="14"/>
         </w:rPr>
-        <w:t>Договор №__________________на оказание медицинских услуг</w:t>
+        <w:t>Договор №</w:t>
+      </w:r>
+      <w:r>
+        <w:rPr>
+          <w:sz w:val="14"/>
+          <w:szCs w:val="14"/>
+        </w:rPr>
+        <w:t xml:space="preserve"> </w:t>
+      </w:r>
+      <w:proofErr w:type="gramStart"/>
+      <w:r>
+        <w:rPr>
+          <w:sz w:val="14"/>
+          <w:szCs w:val="14"/>
+        </w:rPr>
+        <w:t xml:space="preserve">{{ </w:t>
+      </w:r>
+      <w:proofErr w:type="spellStart"/>
+      <w:r>
+        <w:rPr>
+          <w:sz w:val="14"/>
+          <w:szCs w:val="14"/>
+        </w:rPr>
+        <w:t>patient</w:t>
+      </w:r>
+      <w:proofErr w:type="gramEnd"/>
+      <w:r>
+        <w:rPr>
+          <w:sz w:val="14"/>
+          <w:szCs w:val="14"/>
+        </w:rPr>
+        <w:t>_</w:t>
+      </w:r>
+      <w:proofErr w:type="gramStart"/>
+      <w:r>
+        <w:rPr>
+          <w:sz w:val="14"/>
+          <w:szCs w:val="14"/>
+        </w:rPr>
+        <w:t>id</w:t>
+      </w:r>
+      <w:proofErr w:type="spellEnd"/>
+      <w:r>
+        <w:rPr>
+          <w:sz w:val="14"/>
+          <w:szCs w:val="14"/>
+        </w:rPr>
+        <w:t xml:space="preserve"> }</w:t>
+      </w:r>
+      <w:proofErr w:type="gramEnd"/>
+      <w:r>
+        <w:rPr>
+          <w:sz w:val="14"/>
+          <w:szCs w:val="14"/>
+        </w:rPr>
+        <w:t xml:space="preserve">} </w:t>
+      </w:r>
+      <w:r>
+        <w:rPr>
+          <w:sz w:val="14"/>
+          <w:szCs w:val="14"/>
+        </w:rPr>
+        <w:t>на оказание медицинских услуг</w:t>
       </w:r>
     </w:p>
     <w:tbl>
@@ -295,8 +354,8 @@
     <w:tbl>
       <w:tblPr>
         <w:tblStyle w:val="a8"/>
-        <w:tblW w:w="10196" w:type="dxa"/>
-        <w:tblInd w:w="-709" w:type="dxa"/>
+        <w:tblW w:w="11199" w:type="dxa"/>
+        <w:tblInd w:w="-1276" w:type="dxa"/>
         <w:tblBorders>
           <w:top w:val="none" w:sz="0" w:space="0" w:color="auto"/>
           <w:left w:val="none" w:sz="0" w:space="0" w:color="auto"/>
@@ -307,7 +366,7 @@
         <w:tblLook w:val="04A0" w:firstRow="1" w:lastRow="0" w:firstColumn="1" w:lastColumn="0" w:noHBand="0" w:noVBand="1"/>
       </w:tblPr>
       <w:tblGrid>
-        <w:gridCol w:w="10196"/>
+        <w:gridCol w:w="11199"/>
       </w:tblGrid>
       <w:tr>
         <w:trPr>
@@ -315,7 +374,7 @@
         </w:trPr>
         <w:tc>
           <w:tcPr>
-            <w:tcW w:w="10196" w:type="dxa"/>
+            <w:tcW w:w="11199" w:type="dxa"/>
           </w:tcPr>
           <w:p>
             <w:pPr>
@@ -476,13 +535,13 @@
     <w:tbl>
       <w:tblPr>
         <w:tblStyle w:val="a8"/>
-        <w:tblW w:w="10207" w:type="dxa"/>
-        <w:tblInd w:w="-856" w:type="dxa"/>
+        <w:tblW w:w="11341" w:type="dxa"/>
+        <w:tblInd w:w="-1418" w:type="dxa"/>
         <w:tblLook w:val="04A0" w:firstRow="1" w:lastRow="0" w:firstColumn="1" w:lastColumn="0" w:noHBand="0" w:noVBand="1"/>
       </w:tblPr>
       <w:tblGrid>
         <w:gridCol w:w="1985"/>
-        <w:gridCol w:w="8222"/>
+        <w:gridCol w:w="9356"/>
       </w:tblGrid>
       <w:tr>
         <w:tc>
@@ -537,7 +596,7 @@
         </w:tc>
         <w:tc>
           <w:tcPr>
-            <w:tcW w:w="8222" w:type="dxa"/>
+            <w:tcW w:w="9356" w:type="dxa"/>
             <w:tcBorders>
               <w:top w:val="nil"/>
               <w:left w:val="nil"/>
@@ -589,7 +648,7 @@
     </w:tbl>
     <w:p>
       <w:pPr>
-        <w:ind w:left="-709"/>
+        <w:ind w:left="-1276"/>
         <w:jc w:val="both"/>
         <w:rPr>
           <w:sz w:val="14"/>
@@ -640,7 +699,7 @@
         <w:tabs>
           <w:tab w:val="left" w:pos="3330"/>
         </w:tabs>
-        <w:ind w:left="-709"/>
+        <w:ind w:left="-1276"/>
         <w:jc w:val="center"/>
         <w:rPr>
           <w:b/>
@@ -652,7 +711,7 @@
         <w:tabs>
           <w:tab w:val="left" w:pos="3330"/>
         </w:tabs>
-        <w:ind w:left="-709"/>
+        <w:ind w:left="-1276"/>
         <w:jc w:val="center"/>
         <w:rPr>
           <w:sz w:val="14"/>
@@ -671,7 +730,7 @@
     <w:p>
       <w:pPr>
         <w:pStyle w:val="HTML0"/>
-        <w:ind w:left="-709"/>
+        <w:ind w:left="-1276"/>
         <w:jc w:val="both"/>
         <w:rPr>
           <w:rFonts w:ascii="Times New Roman" w:hAnsi="Times New Roman" w:cs="Times New Roman"/>
@@ -821,7 +880,7 @@
     <w:p>
       <w:pPr>
         <w:pStyle w:val="HTML0"/>
-        <w:ind w:left="-709"/>
+        <w:ind w:left="-1276"/>
         <w:jc w:val="both"/>
         <w:rPr>
           <w:rFonts w:ascii="Times New Roman" w:hAnsi="Times New Roman"/>
@@ -913,7 +972,7 @@
     <w:p>
       <w:pPr>
         <w:pStyle w:val="HTML0"/>
-        <w:ind w:left="-709"/>
+        <w:ind w:left="-1276"/>
         <w:jc w:val="both"/>
         <w:rPr>
           <w:rFonts w:ascii="Times New Roman" w:hAnsi="Times New Roman"/>
@@ -933,7 +992,7 @@
     <w:p>
       <w:pPr>
         <w:pStyle w:val="HTML0"/>
-        <w:ind w:left="-709"/>
+        <w:ind w:left="-1276"/>
         <w:jc w:val="both"/>
         <w:rPr>
           <w:rFonts w:ascii="Times New Roman" w:hAnsi="Times New Roman"/>
@@ -1032,7 +1091,7 @@
           <w:tab w:val="left" w:pos="0"/>
           <w:tab w:val="left" w:pos="3330"/>
         </w:tabs>
-        <w:ind w:left="-709"/>
+        <w:ind w:left="-1276"/>
         <w:jc w:val="both"/>
         <w:rPr>
           <w:sz w:val="14"/>
@@ -1124,7 +1183,7 @@
           <w:tab w:val="left" w:pos="0"/>
           <w:tab w:val="left" w:pos="3330"/>
         </w:tabs>
-        <w:ind w:left="-709"/>
+        <w:ind w:left="-1276"/>
         <w:jc w:val="both"/>
         <w:rPr>
           <w:sz w:val="14"/>
@@ -1142,7 +1201,7 @@
           <w:tab w:val="left" w:pos="0"/>
           <w:tab w:val="left" w:pos="3330"/>
         </w:tabs>
-        <w:ind w:left="-709"/>
+        <w:ind w:left="-1276"/>
         <w:jc w:val="both"/>
         <w:rPr>
           <w:sz w:val="14"/>
@@ -1154,7 +1213,7 @@
       <w:pPr>
         <w:pStyle w:val="ConsPlusNormal"/>
         <w:widowControl/>
-        <w:ind w:left="-709" w:firstLine="0"/>
+        <w:ind w:left="-1276" w:firstLine="0"/>
         <w:jc w:val="center"/>
         <w:rPr>
           <w:rFonts w:ascii="Times New Roman" w:hAnsi="Times New Roman"/>
@@ -1176,7 +1235,7 @@
       <w:pPr>
         <w:pStyle w:val="ConsPlusNormal"/>
         <w:widowControl/>
-        <w:ind w:left="-709" w:firstLine="0"/>
+        <w:ind w:left="-1276" w:firstLine="0"/>
         <w:jc w:val="both"/>
         <w:rPr>
           <w:rFonts w:ascii="Times New Roman" w:hAnsi="Times New Roman"/>
@@ -1198,7 +1257,7 @@
       <w:pPr>
         <w:pStyle w:val="ConsPlusNormal"/>
         <w:widowControl/>
-        <w:ind w:left="-709" w:firstLine="0"/>
+        <w:ind w:left="-1276" w:firstLine="0"/>
         <w:jc w:val="both"/>
         <w:rPr>
           <w:rFonts w:ascii="Times New Roman" w:hAnsi="Times New Roman"/>
@@ -1219,7 +1278,7 @@
       <w:pPr>
         <w:pStyle w:val="ConsPlusNormal"/>
         <w:widowControl/>
-        <w:ind w:left="-709" w:firstLine="0"/>
+        <w:ind w:left="-1276" w:firstLine="0"/>
         <w:jc w:val="both"/>
         <w:rPr>
           <w:rFonts w:ascii="Times New Roman" w:hAnsi="Times New Roman"/>
@@ -1240,7 +1299,7 @@
       <w:pPr>
         <w:pStyle w:val="ConsPlusNormal"/>
         <w:widowControl/>
-        <w:ind w:left="-709" w:firstLine="0"/>
+        <w:ind w:left="-1276" w:firstLine="0"/>
         <w:jc w:val="both"/>
         <w:rPr>
           <w:rFonts w:ascii="Times New Roman" w:hAnsi="Times New Roman"/>
@@ -1261,7 +1320,7 @@
       <w:pPr>
         <w:pStyle w:val="ConsPlusNormal"/>
         <w:widowControl/>
-        <w:ind w:left="-709" w:firstLine="0"/>
+        <w:ind w:left="-1276" w:firstLine="0"/>
         <w:jc w:val="both"/>
         <w:rPr>
           <w:rFonts w:ascii="Times New Roman" w:hAnsi="Times New Roman"/>
@@ -1282,7 +1341,7 @@
       <w:pPr>
         <w:pStyle w:val="ConsPlusNormal"/>
         <w:widowControl/>
-        <w:ind w:left="-709" w:firstLine="0"/>
+        <w:ind w:left="-1276" w:firstLine="0"/>
         <w:jc w:val="both"/>
         <w:rPr>
           <w:rFonts w:ascii="Times New Roman" w:hAnsi="Times New Roman"/>
@@ -1303,7 +1362,7 @@
       <w:pPr>
         <w:pStyle w:val="ConsPlusNormal"/>
         <w:widowControl/>
-        <w:ind w:left="-709" w:firstLine="0"/>
+        <w:ind w:left="-1276" w:firstLine="0"/>
         <w:jc w:val="both"/>
         <w:rPr>
           <w:rFonts w:ascii="Times New Roman" w:hAnsi="Times New Roman"/>
@@ -1324,7 +1383,7 @@
       <w:pPr>
         <w:pStyle w:val="ConsPlusNormal"/>
         <w:widowControl/>
-        <w:ind w:left="-709" w:firstLine="0"/>
+        <w:ind w:left="-1276" w:firstLine="0"/>
         <w:jc w:val="both"/>
         <w:rPr>
           <w:rFonts w:ascii="Times New Roman" w:hAnsi="Times New Roman"/>
@@ -1363,7 +1422,7 @@
       <w:pPr>
         <w:pStyle w:val="ConsPlusNonformat"/>
         <w:widowControl/>
-        <w:ind w:left="-709"/>
+        <w:ind w:left="-1276"/>
         <w:jc w:val="both"/>
         <w:rPr>
           <w:rFonts w:ascii="Times New Roman" w:hAnsi="Times New Roman"/>
@@ -1384,7 +1443,7 @@
       <w:pPr>
         <w:pStyle w:val="ConsPlusNonformat"/>
         <w:widowControl/>
-        <w:ind w:left="-709"/>
+        <w:ind w:left="-1276"/>
         <w:jc w:val="both"/>
         <w:rPr>
           <w:rFonts w:ascii="Times New Roman" w:hAnsi="Times New Roman"/>
@@ -1405,7 +1464,7 @@
       <w:pPr>
         <w:pStyle w:val="ConsPlusNonformat"/>
         <w:widowControl/>
-        <w:ind w:left="-709"/>
+        <w:ind w:left="-1276"/>
         <w:jc w:val="both"/>
         <w:rPr>
           <w:rFonts w:ascii="Times New Roman" w:hAnsi="Times New Roman"/>
@@ -1426,7 +1485,7 @@
       <w:pPr>
         <w:pStyle w:val="ConsPlusNormal"/>
         <w:widowControl/>
-        <w:ind w:left="-709" w:firstLine="0"/>
+        <w:ind w:left="-1276" w:firstLine="0"/>
         <w:jc w:val="both"/>
         <w:rPr>
           <w:rFonts w:ascii="Times New Roman" w:hAnsi="Times New Roman"/>
@@ -1446,7 +1505,7 @@
     </w:p>
     <w:p>
       <w:pPr>
-        <w:ind w:left="-709"/>
+        <w:ind w:left="-1276"/>
         <w:jc w:val="both"/>
         <w:rPr>
           <w:sz w:val="14"/>
@@ -1479,7 +1538,7 @@
     </w:p>
     <w:p>
       <w:pPr>
-        <w:ind w:left="-709"/>
+        <w:ind w:left="-1276"/>
         <w:jc w:val="both"/>
         <w:rPr>
           <w:sz w:val="14"/>
@@ -1498,7 +1557,7 @@
       <w:pPr>
         <w:pStyle w:val="ConsPlusNonformat"/>
         <w:widowControl/>
-        <w:ind w:left="-709"/>
+        <w:ind w:left="-1276"/>
         <w:jc w:val="both"/>
         <w:rPr>
           <w:rFonts w:ascii="Times New Roman" w:hAnsi="Times New Roman"/>
@@ -1519,7 +1578,7 @@
       <w:pPr>
         <w:pStyle w:val="ConsPlusNonformat"/>
         <w:widowControl/>
-        <w:ind w:left="-709"/>
+        <w:ind w:left="-1276"/>
         <w:jc w:val="both"/>
         <w:rPr>
           <w:rFonts w:ascii="Times New Roman" w:hAnsi="Times New Roman"/>
@@ -1558,7 +1617,7 @@
       <w:pPr>
         <w:pStyle w:val="ConsPlusNonformat"/>
         <w:widowControl/>
-        <w:ind w:left="-709"/>
+        <w:ind w:left="-1276"/>
         <w:jc w:val="both"/>
         <w:rPr>
           <w:rFonts w:ascii="Times New Roman" w:hAnsi="Times New Roman"/>
@@ -1579,7 +1638,7 @@
       <w:pPr>
         <w:pStyle w:val="ConsPlusNonformat"/>
         <w:widowControl/>
-        <w:ind w:left="-709"/>
+        <w:ind w:left="-1276"/>
         <w:jc w:val="both"/>
         <w:rPr>
           <w:rFonts w:ascii="Times New Roman" w:hAnsi="Times New Roman"/>
@@ -1654,7 +1713,7 @@
       <w:pPr>
         <w:pStyle w:val="ConsPlusNonformat"/>
         <w:widowControl/>
-        <w:ind w:left="-709"/>
+        <w:ind w:left="-1276"/>
         <w:jc w:val="both"/>
         <w:rPr>
           <w:rFonts w:ascii="Times New Roman" w:hAnsi="Times New Roman"/>
@@ -1675,7 +1734,7 @@
       <w:pPr>
         <w:pStyle w:val="ConsPlusNormal"/>
         <w:widowControl/>
-        <w:ind w:left="-709" w:firstLine="0"/>
+        <w:ind w:left="-1276" w:firstLine="0"/>
         <w:jc w:val="both"/>
         <w:rPr>
           <w:rFonts w:ascii="Times New Roman" w:hAnsi="Times New Roman"/>
@@ -1697,7 +1756,7 @@
       <w:pPr>
         <w:pStyle w:val="ConsPlusNormal"/>
         <w:widowControl/>
-        <w:ind w:left="-709" w:firstLine="0"/>
+        <w:ind w:left="-1276" w:firstLine="0"/>
         <w:jc w:val="both"/>
         <w:rPr>
           <w:rFonts w:ascii="Times New Roman" w:hAnsi="Times New Roman"/>
@@ -1718,7 +1777,7 @@
       <w:pPr>
         <w:pStyle w:val="ConsPlusNormal"/>
         <w:widowControl/>
-        <w:ind w:left="-709" w:firstLine="0"/>
+        <w:ind w:left="-1276" w:firstLine="0"/>
         <w:jc w:val="both"/>
         <w:rPr>
           <w:rFonts w:ascii="Times New Roman" w:hAnsi="Times New Roman"/>
@@ -1739,7 +1798,7 @@
       <w:pPr>
         <w:pStyle w:val="ConsPlusNormal"/>
         <w:widowControl/>
-        <w:ind w:left="-709" w:firstLine="0"/>
+        <w:ind w:left="-1276" w:firstLine="0"/>
         <w:jc w:val="both"/>
         <w:rPr>
           <w:rFonts w:ascii="Times New Roman" w:hAnsi="Times New Roman"/>
@@ -1760,7 +1819,7 @@
       <w:pPr>
         <w:pStyle w:val="ConsPlusNonformat"/>
         <w:widowControl/>
-        <w:ind w:left="-709"/>
+        <w:ind w:left="-1276"/>
         <w:jc w:val="both"/>
         <w:rPr>
           <w:rFonts w:ascii="Times New Roman" w:hAnsi="Times New Roman"/>
@@ -1799,7 +1858,7 @@
       <w:pPr>
         <w:pStyle w:val="ConsPlusNonformat"/>
         <w:widowControl/>
-        <w:ind w:left="-709"/>
+        <w:ind w:left="-1276"/>
         <w:jc w:val="both"/>
         <w:rPr>
           <w:rFonts w:ascii="Times New Roman" w:hAnsi="Times New Roman"/>
@@ -1820,7 +1879,7 @@
       <w:pPr>
         <w:pStyle w:val="ConsPlusNonformat"/>
         <w:widowControl/>
-        <w:ind w:left="-709"/>
+        <w:ind w:left="-1276"/>
         <w:jc w:val="both"/>
         <w:rPr>
           <w:rFonts w:ascii="Times New Roman" w:hAnsi="Times New Roman"/>
@@ -1949,7 +2008,7 @@
       <w:pPr>
         <w:pStyle w:val="ConsPlusNonformat"/>
         <w:widowControl/>
-        <w:ind w:left="-709"/>
+        <w:ind w:left="-1276"/>
         <w:jc w:val="both"/>
         <w:rPr>
           <w:rFonts w:ascii="Times New Roman" w:hAnsi="Times New Roman"/>
@@ -2006,7 +2065,7 @@
       <w:pPr>
         <w:pStyle w:val="ConsPlusNonformat"/>
         <w:widowControl/>
-        <w:ind w:left="-709"/>
+        <w:ind w:left="-1276"/>
         <w:jc w:val="both"/>
         <w:rPr>
           <w:rFonts w:ascii="Times New Roman" w:hAnsi="Times New Roman"/>
@@ -2027,7 +2086,7 @@
       <w:pPr>
         <w:pStyle w:val="ConsPlusNonformat"/>
         <w:widowControl/>
-        <w:ind w:left="-709"/>
+        <w:ind w:left="-1276"/>
         <w:jc w:val="both"/>
         <w:rPr>
           <w:rFonts w:ascii="Times New Roman" w:hAnsi="Times New Roman"/>
@@ -2048,7 +2107,7 @@
       <w:pPr>
         <w:pStyle w:val="ConsPlusNonformat"/>
         <w:widowControl/>
-        <w:ind w:left="-709"/>
+        <w:ind w:left="-1276"/>
         <w:jc w:val="both"/>
         <w:rPr>
           <w:rFonts w:ascii="Times New Roman" w:hAnsi="Times New Roman"/>
@@ -2069,7 +2128,7 @@
       <w:pPr>
         <w:pStyle w:val="ConsPlusNonformat"/>
         <w:widowControl/>
-        <w:ind w:left="-709"/>
+        <w:ind w:left="-1276"/>
         <w:jc w:val="both"/>
         <w:rPr>
           <w:rFonts w:ascii="Times New Roman" w:hAnsi="Times New Roman"/>
@@ -2090,7 +2149,7 @@
       <w:pPr>
         <w:pStyle w:val="ConsPlusNonformat"/>
         <w:widowControl/>
-        <w:ind w:left="-709"/>
+        <w:ind w:left="-1276"/>
         <w:jc w:val="both"/>
         <w:rPr>
           <w:rFonts w:ascii="Times New Roman" w:hAnsi="Times New Roman"/>
@@ -2111,7 +2170,7 @@
       <w:pPr>
         <w:pStyle w:val="ConsPlusNonformat"/>
         <w:widowControl/>
-        <w:ind w:left="-709"/>
+        <w:ind w:left="-1276"/>
         <w:jc w:val="both"/>
         <w:rPr>
           <w:rFonts w:ascii="Times New Roman" w:hAnsi="Times New Roman"/>
@@ -2132,7 +2191,7 @@
       <w:pPr>
         <w:pStyle w:val="ConsPlusNormal"/>
         <w:widowControl/>
-        <w:ind w:left="-709" w:firstLine="0"/>
+        <w:ind w:left="-1276" w:firstLine="0"/>
         <w:jc w:val="both"/>
         <w:rPr>
           <w:rFonts w:ascii="Times New Roman" w:hAnsi="Times New Roman"/>
@@ -2152,7 +2211,7 @@
     </w:p>
     <w:p>
       <w:pPr>
-        <w:ind w:left="-709"/>
+        <w:ind w:left="-1276"/>
         <w:jc w:val="both"/>
         <w:rPr>
           <w:sz w:val="14"/>
@@ -2171,7 +2230,7 @@
       <w:pPr>
         <w:pStyle w:val="ConsPlusNormal"/>
         <w:widowControl/>
-        <w:ind w:left="-709" w:firstLine="0"/>
+        <w:ind w:left="-1276" w:firstLine="0"/>
         <w:jc w:val="both"/>
       </w:pPr>
       <w:r>
@@ -2187,17 +2246,25 @@
       <w:pPr>
         <w:pStyle w:val="ConsPlusNonformat"/>
         <w:widowControl/>
-        <w:ind w:left="-709"/>
-        <w:jc w:val="both"/>
-      </w:pPr>
-      <w:r>
-        <w:rPr>
-          <w:rFonts w:ascii="Times New Roman" w:hAnsi="Times New Roman" w:cs="Times New Roman"/>
-          <w:sz w:val="14"/>
-          <w:szCs w:val="14"/>
-        </w:rPr>
-        <w:t xml:space="preserve">2.4.3. Получить в доступной форме имеющуюся в Центре информацию о состоянии своего здоровья, в том числе сведения о результатах медицинского обследования, наличии заболевания, об установленном диагнозе и о прогнозе развития заболевания, методах оказания медицинской помощи, связанном с ними риске, возможных </w:t>
-      </w:r>
+        <w:ind w:left="-1276"/>
+        <w:jc w:val="both"/>
+      </w:pPr>
+      <w:r>
+        <w:rPr>
+          <w:rFonts w:ascii="Times New Roman" w:hAnsi="Times New Roman" w:cs="Times New Roman"/>
+          <w:sz w:val="14"/>
+          <w:szCs w:val="14"/>
+        </w:rPr>
+        <w:t>2.4.3. Получить в доступной форме имеющуюся в Центре информацию о состоянии своего здоровья, в том числе сведения о результатах медицинского обследования, наличии заболевания, об установленном диагнозе и о прогнозе развития заболевания, методах оказания медицинской помощи, связанном с ними риске, возможных видах медицинского вмешательства, его последствиях и результатах оказания медицинской помощи. Информация о состоянии здоровья предоставляется Пациенту лично лечащим врачом или другими медицинскими работниками, принимающими непосредственное участие в медицинском обследовании и лечении.</w:t>
+      </w:r>
+    </w:p>
+    <w:p>
+      <w:pPr>
+        <w:pStyle w:val="ConsPlusNonformat"/>
+        <w:widowControl/>
+        <w:ind w:left="-1418"/>
+        <w:jc w:val="both"/>
+      </w:pPr>
       <w:r>
         <w:rPr>
           <w:rFonts w:ascii="Times New Roman" w:hAnsi="Times New Roman" w:cs="Times New Roman"/>
@@ -2205,55 +2272,109 @@
           <w:szCs w:val="14"/>
         </w:rPr>
         <w:lastRenderedPageBreak/>
-        <w:t>видах медицинского вмешательства, его последствиях и результатах оказания медицинской помощи. Информация о состоянии здоровья предоставляется Пациенту лично лечащим врачом или другими медицинскими работниками, принимающими непосредственное участие в медицинском обследовании и лечении.</w:t>
+        <w:t>2.4.4. Получать на основании письменного заявления копии медицинских документов и выписки из них, отражающие состояние здоровья и получения медицинской помощи данным Пациентом.</w:t>
       </w:r>
     </w:p>
     <w:p>
       <w:pPr>
         <w:pStyle w:val="ConsPlusNonformat"/>
         <w:widowControl/>
-        <w:ind w:left="-709"/>
-        <w:jc w:val="both"/>
-      </w:pPr>
-      <w:r>
-        <w:rPr>
-          <w:rFonts w:ascii="Times New Roman" w:hAnsi="Times New Roman" w:cs="Times New Roman"/>
-          <w:sz w:val="14"/>
-          <w:szCs w:val="14"/>
-        </w:rPr>
-        <w:t>2.4.4. Получать на основании письменного заявления копии медицинских документов и выписки из них, отражающие состояние здоровья и получения медицинской помощи данным Пациентом.</w:t>
+        <w:ind w:left="-1418"/>
+        <w:jc w:val="both"/>
+      </w:pPr>
+      <w:r>
+        <w:rPr>
+          <w:rFonts w:ascii="Times New Roman" w:hAnsi="Times New Roman" w:cs="Times New Roman"/>
+          <w:sz w:val="14"/>
+          <w:szCs w:val="14"/>
+        </w:rPr>
+        <w:t>2.4.5.  Отказаться от оплаты оказанных без его согласия услуг, а если они уже оплачены - потребовать возврата уплаченных за них сумм.</w:t>
       </w:r>
     </w:p>
     <w:p>
       <w:pPr>
         <w:pStyle w:val="ConsPlusNonformat"/>
         <w:widowControl/>
-        <w:ind w:left="-709"/>
-        <w:jc w:val="both"/>
-      </w:pPr>
-      <w:r>
-        <w:rPr>
-          <w:rFonts w:ascii="Times New Roman" w:hAnsi="Times New Roman" w:cs="Times New Roman"/>
-          <w:sz w:val="14"/>
-          <w:szCs w:val="14"/>
-        </w:rPr>
-        <w:t>2.4.5.  Отказаться от оплаты оказанных без его согласия услуг, а если они уже оплачены - потребовать возврата уплаченных за них сумм.</w:t>
+        <w:ind w:left="-1418"/>
+        <w:jc w:val="both"/>
+      </w:pPr>
+      <w:r>
+        <w:rPr>
+          <w:rFonts w:ascii="Times New Roman" w:hAnsi="Times New Roman" w:cs="Times New Roman"/>
+          <w:sz w:val="14"/>
+          <w:szCs w:val="14"/>
+        </w:rPr>
+        <w:t xml:space="preserve">2.4.6. Отказаться в одностороннем порядке от получения услуги до момента </w:t>
+      </w:r>
+      <w:proofErr w:type="gramStart"/>
+      <w:r>
+        <w:rPr>
+          <w:rFonts w:ascii="Times New Roman" w:hAnsi="Times New Roman" w:cs="Times New Roman"/>
+          <w:sz w:val="14"/>
+          <w:szCs w:val="14"/>
+        </w:rPr>
+        <w:t>начала  ее</w:t>
+      </w:r>
+      <w:proofErr w:type="gramEnd"/>
+      <w:r>
+        <w:rPr>
+          <w:rFonts w:ascii="Times New Roman" w:hAnsi="Times New Roman" w:cs="Times New Roman"/>
+          <w:sz w:val="14"/>
+          <w:szCs w:val="14"/>
+        </w:rPr>
+        <w:t xml:space="preserve">  </w:t>
+      </w:r>
+      <w:proofErr w:type="gramStart"/>
+      <w:r>
+        <w:rPr>
+          <w:rFonts w:ascii="Times New Roman" w:hAnsi="Times New Roman" w:cs="Times New Roman"/>
+          <w:sz w:val="14"/>
+          <w:szCs w:val="14"/>
+        </w:rPr>
+        <w:t>оказания  и</w:t>
+      </w:r>
+      <w:proofErr w:type="gramEnd"/>
+      <w:r>
+        <w:rPr>
+          <w:rFonts w:ascii="Times New Roman" w:hAnsi="Times New Roman" w:cs="Times New Roman"/>
+          <w:sz w:val="14"/>
+          <w:szCs w:val="14"/>
+        </w:rPr>
+        <w:t xml:space="preserve">  </w:t>
+      </w:r>
+      <w:proofErr w:type="gramStart"/>
+      <w:r>
+        <w:rPr>
+          <w:rFonts w:ascii="Times New Roman" w:hAnsi="Times New Roman" w:cs="Times New Roman"/>
+          <w:sz w:val="14"/>
+          <w:szCs w:val="14"/>
+        </w:rPr>
+        <w:t>получить  обратно</w:t>
+      </w:r>
+      <w:proofErr w:type="gramEnd"/>
+      <w:r>
+        <w:rPr>
+          <w:rFonts w:ascii="Times New Roman" w:hAnsi="Times New Roman" w:cs="Times New Roman"/>
+          <w:sz w:val="14"/>
+          <w:szCs w:val="14"/>
+        </w:rPr>
+        <w:t xml:space="preserve"> уплаченную сумму.</w:t>
       </w:r>
     </w:p>
     <w:p>
       <w:pPr>
         <w:pStyle w:val="ConsPlusNonformat"/>
         <w:widowControl/>
-        <w:ind w:left="-709"/>
-        <w:jc w:val="both"/>
-      </w:pPr>
-      <w:r>
-        <w:rPr>
-          <w:rFonts w:ascii="Times New Roman" w:hAnsi="Times New Roman" w:cs="Times New Roman"/>
-          <w:sz w:val="14"/>
-          <w:szCs w:val="14"/>
-        </w:rPr>
-        <w:t xml:space="preserve">2.4.6. Отказаться в одностороннем порядке от получения услуги до момента </w:t>
+        <w:ind w:left="-1418"/>
+        <w:jc w:val="both"/>
+      </w:pPr>
+      <w:r>
+        <w:rPr>
+          <w:rFonts w:ascii="Times New Roman" w:hAnsi="Times New Roman" w:cs="Times New Roman"/>
+          <w:sz w:val="14"/>
+          <w:szCs w:val="14"/>
+        </w:rPr>
+        <w:t xml:space="preserve">2.4.7. </w:t>
       </w:r>
       <w:proofErr w:type="gramStart"/>
       <w:r>
@@ -2262,7 +2383,7 @@
           <w:sz w:val="14"/>
           <w:szCs w:val="14"/>
         </w:rPr>
-        <w:t>начала  ее</w:t>
+        <w:t>По  своему</w:t>
       </w:r>
       <w:proofErr w:type="gramEnd"/>
       <w:r>
@@ -2271,6 +2392,676 @@
           <w:sz w:val="14"/>
           <w:szCs w:val="14"/>
         </w:rPr>
+        <w:t xml:space="preserve"> выбору в случае несоблюдения Исполнителем обязательств по срокам оказания услуги:</w:t>
+      </w:r>
+    </w:p>
+    <w:p>
+      <w:pPr>
+        <w:pStyle w:val="ConsPlusNonformat"/>
+        <w:widowControl/>
+        <w:ind w:left="-1418"/>
+        <w:jc w:val="both"/>
+        <w:rPr>
+          <w:rFonts w:ascii="Times New Roman" w:hAnsi="Times New Roman"/>
+          <w:sz w:val="14"/>
+          <w:szCs w:val="14"/>
+        </w:rPr>
+      </w:pPr>
+      <w:r>
+        <w:rPr>
+          <w:rFonts w:ascii="Times New Roman" w:hAnsi="Times New Roman" w:cs="Times New Roman"/>
+          <w:sz w:val="14"/>
+          <w:szCs w:val="14"/>
+        </w:rPr>
+        <w:t>- потребовать новый срок оказания услуги;</w:t>
+      </w:r>
+    </w:p>
+    <w:p>
+      <w:pPr>
+        <w:pStyle w:val="ConsPlusNonformat"/>
+        <w:widowControl/>
+        <w:ind w:left="-1418"/>
+        <w:jc w:val="both"/>
+        <w:rPr>
+          <w:rFonts w:ascii="Times New Roman" w:hAnsi="Times New Roman"/>
+          <w:sz w:val="14"/>
+          <w:szCs w:val="14"/>
+        </w:rPr>
+      </w:pPr>
+      <w:r>
+        <w:rPr>
+          <w:rFonts w:ascii="Times New Roman" w:hAnsi="Times New Roman" w:cs="Times New Roman"/>
+          <w:sz w:val="14"/>
+          <w:szCs w:val="14"/>
+        </w:rPr>
+        <w:t>- потребовать уменьшения стоимости предоставленной услуги;</w:t>
+      </w:r>
+    </w:p>
+    <w:p>
+      <w:pPr>
+        <w:pStyle w:val="ConsPlusNonformat"/>
+        <w:widowControl/>
+        <w:ind w:left="-1418"/>
+        <w:jc w:val="both"/>
+        <w:rPr>
+          <w:rFonts w:ascii="Times New Roman" w:hAnsi="Times New Roman"/>
+          <w:sz w:val="14"/>
+          <w:szCs w:val="14"/>
+        </w:rPr>
+      </w:pPr>
+      <w:r>
+        <w:rPr>
+          <w:rFonts w:ascii="Times New Roman" w:hAnsi="Times New Roman" w:cs="Times New Roman"/>
+          <w:sz w:val="14"/>
+          <w:szCs w:val="14"/>
+        </w:rPr>
+        <w:t>- потребовать исполнения услуги другим специалистом Исполнителя;</w:t>
+      </w:r>
+    </w:p>
+    <w:p>
+      <w:pPr>
+        <w:pStyle w:val="ConsPlusNonformat"/>
+        <w:widowControl/>
+        <w:ind w:left="-1418"/>
+        <w:jc w:val="both"/>
+        <w:rPr>
+          <w:rFonts w:ascii="Times New Roman" w:hAnsi="Times New Roman"/>
+          <w:sz w:val="14"/>
+          <w:szCs w:val="14"/>
+        </w:rPr>
+      </w:pPr>
+      <w:r>
+        <w:rPr>
+          <w:rFonts w:ascii="Times New Roman" w:hAnsi="Times New Roman" w:cs="Times New Roman"/>
+          <w:sz w:val="14"/>
+          <w:szCs w:val="14"/>
+        </w:rPr>
+        <w:t>- расторгнуть договор.</w:t>
+      </w:r>
+    </w:p>
+    <w:p>
+      <w:pPr>
+        <w:pStyle w:val="ConsPlusNonformat"/>
+        <w:widowControl/>
+        <w:ind w:left="-1418"/>
+        <w:jc w:val="both"/>
+      </w:pPr>
+      <w:r>
+        <w:rPr>
+          <w:rFonts w:ascii="Times New Roman" w:hAnsi="Times New Roman" w:cs="Times New Roman"/>
+          <w:sz w:val="14"/>
+          <w:szCs w:val="14"/>
+        </w:rPr>
+        <w:t>2.4.8. При обнаружении недостатков оказанных услуг предъявлять требования, установленные Законом РФ «О защите прав потребителей», а также иными нормативными правовыми актами РФ, регулирующими данные отношения.</w:t>
+      </w:r>
+    </w:p>
+    <w:p>
+      <w:pPr>
+        <w:pStyle w:val="ConsPlusNormal"/>
+        <w:widowControl/>
+        <w:ind w:left="-1418" w:firstLine="0"/>
+        <w:jc w:val="center"/>
+        <w:rPr>
+          <w:rFonts w:ascii="Times New Roman" w:hAnsi="Times New Roman"/>
+          <w:sz w:val="14"/>
+          <w:szCs w:val="14"/>
+        </w:rPr>
+      </w:pPr>
+    </w:p>
+    <w:p>
+      <w:pPr>
+        <w:pStyle w:val="ConsPlusNormal"/>
+        <w:widowControl/>
+        <w:ind w:left="-1418" w:firstLine="0"/>
+        <w:jc w:val="center"/>
+        <w:rPr>
+          <w:rFonts w:ascii="Times New Roman" w:hAnsi="Times New Roman"/>
+          <w:sz w:val="14"/>
+          <w:szCs w:val="14"/>
+        </w:rPr>
+      </w:pPr>
+      <w:r>
+        <w:rPr>
+          <w:rFonts w:ascii="Times New Roman" w:hAnsi="Times New Roman" w:cs="Times New Roman"/>
+          <w:b/>
+          <w:sz w:val="14"/>
+          <w:szCs w:val="14"/>
+        </w:rPr>
+        <w:t>3. ЦЕНА ДОГОВОРА И ПОРЯДОК РАСЧЕТА</w:t>
+      </w:r>
+    </w:p>
+    <w:p>
+      <w:pPr>
+        <w:pStyle w:val="ConsPlusNormal"/>
+        <w:widowControl/>
+        <w:ind w:left="-1418" w:firstLine="0"/>
+        <w:jc w:val="both"/>
+        <w:rPr>
+          <w:rFonts w:ascii="Times New Roman" w:hAnsi="Times New Roman"/>
+          <w:sz w:val="14"/>
+          <w:szCs w:val="14"/>
+        </w:rPr>
+      </w:pPr>
+      <w:r>
+        <w:rPr>
+          <w:rFonts w:ascii="Times New Roman" w:hAnsi="Times New Roman" w:cs="Times New Roman"/>
+          <w:sz w:val="14"/>
+          <w:szCs w:val="14"/>
+        </w:rPr>
+        <w:t xml:space="preserve">3.1. Общая стоимость медицинской услуги в соответствии с утвержденными тарифами на медицинские услуги составляет </w:t>
+      </w:r>
+      <w:proofErr w:type="gramStart"/>
+      <w:r>
+        <w:rPr>
+          <w:rFonts w:ascii="Times New Roman" w:hAnsi="Times New Roman" w:cs="Times New Roman"/>
+          <w:sz w:val="14"/>
+          <w:szCs w:val="14"/>
+          <w:u w:val="single"/>
+        </w:rPr>
+        <w:t xml:space="preserve">{{ </w:t>
+      </w:r>
+      <w:proofErr w:type="spellStart"/>
+      <w:r>
+        <w:rPr>
+          <w:rFonts w:ascii="Times New Roman" w:hAnsi="Times New Roman" w:cs="Times New Roman"/>
+          <w:sz w:val="14"/>
+          <w:szCs w:val="14"/>
+          <w:u w:val="single"/>
+        </w:rPr>
+        <w:t>total</w:t>
+      </w:r>
+      <w:proofErr w:type="gramEnd"/>
+      <w:r>
+        <w:rPr>
+          <w:rFonts w:ascii="Times New Roman" w:hAnsi="Times New Roman" w:cs="Times New Roman"/>
+          <w:sz w:val="14"/>
+          <w:szCs w:val="14"/>
+          <w:u w:val="single"/>
+        </w:rPr>
+        <w:t>_</w:t>
+      </w:r>
+      <w:proofErr w:type="gramStart"/>
+      <w:r>
+        <w:rPr>
+          <w:rFonts w:ascii="Times New Roman" w:hAnsi="Times New Roman" w:cs="Times New Roman"/>
+          <w:sz w:val="14"/>
+          <w:szCs w:val="14"/>
+          <w:u w:val="single"/>
+        </w:rPr>
+        <w:t>price</w:t>
+      </w:r>
+      <w:proofErr w:type="spellEnd"/>
+      <w:r>
+        <w:rPr>
+          <w:rFonts w:ascii="Times New Roman" w:hAnsi="Times New Roman" w:cs="Times New Roman"/>
+          <w:sz w:val="14"/>
+          <w:szCs w:val="14"/>
+          <w:u w:val="single"/>
+        </w:rPr>
+        <w:t xml:space="preserve"> }</w:t>
+      </w:r>
+      <w:proofErr w:type="gramEnd"/>
+      <w:r>
+        <w:rPr>
+          <w:rFonts w:ascii="Times New Roman" w:hAnsi="Times New Roman" w:cs="Times New Roman"/>
+          <w:sz w:val="14"/>
+          <w:szCs w:val="14"/>
+          <w:u w:val="single"/>
+        </w:rPr>
+        <w:t>}</w:t>
+      </w:r>
+      <w:r>
+        <w:rPr>
+          <w:rFonts w:ascii="Times New Roman" w:hAnsi="Times New Roman" w:cs="Times New Roman"/>
+          <w:sz w:val="14"/>
+          <w:szCs w:val="14"/>
+          <w:u w:val="single"/>
+        </w:rPr>
+        <w:t xml:space="preserve"> </w:t>
+      </w:r>
+      <w:r>
+        <w:rPr>
+          <w:rFonts w:ascii="Times New Roman" w:hAnsi="Times New Roman" w:cs="Times New Roman"/>
+          <w:sz w:val="14"/>
+          <w:szCs w:val="14"/>
+          <w:u w:val="single"/>
+        </w:rPr>
+        <w:t>(</w:t>
+      </w:r>
+      <w:proofErr w:type="gramStart"/>
+      <w:r>
+        <w:rPr>
+          <w:rFonts w:ascii="Times New Roman" w:hAnsi="Times New Roman" w:cs="Times New Roman"/>
+          <w:sz w:val="14"/>
+          <w:szCs w:val="14"/>
+          <w:u w:val="single"/>
+        </w:rPr>
+        <w:t xml:space="preserve">{{ </w:t>
+      </w:r>
+      <w:proofErr w:type="spellStart"/>
+      <w:r>
+        <w:rPr>
+          <w:rFonts w:ascii="Times New Roman" w:hAnsi="Times New Roman" w:cs="Times New Roman"/>
+          <w:sz w:val="14"/>
+          <w:szCs w:val="14"/>
+          <w:u w:val="single"/>
+        </w:rPr>
+        <w:t>total</w:t>
+      </w:r>
+      <w:proofErr w:type="gramEnd"/>
+      <w:r>
+        <w:rPr>
+          <w:rFonts w:ascii="Times New Roman" w:hAnsi="Times New Roman" w:cs="Times New Roman"/>
+          <w:sz w:val="14"/>
+          <w:szCs w:val="14"/>
+          <w:u w:val="single"/>
+        </w:rPr>
+        <w:t>_price_</w:t>
+      </w:r>
+      <w:proofErr w:type="gramStart"/>
+      <w:r>
+        <w:rPr>
+          <w:rFonts w:ascii="Times New Roman" w:hAnsi="Times New Roman" w:cs="Times New Roman"/>
+          <w:sz w:val="14"/>
+          <w:szCs w:val="14"/>
+          <w:u w:val="single"/>
+        </w:rPr>
+        <w:t>words</w:t>
+      </w:r>
+      <w:proofErr w:type="spellEnd"/>
+      <w:r>
+        <w:rPr>
+          <w:rFonts w:ascii="Times New Roman" w:hAnsi="Times New Roman" w:cs="Times New Roman"/>
+          <w:sz w:val="14"/>
+          <w:szCs w:val="14"/>
+          <w:u w:val="single"/>
+        </w:rPr>
+        <w:t xml:space="preserve"> }</w:t>
+      </w:r>
+      <w:proofErr w:type="gramEnd"/>
+      <w:r>
+        <w:rPr>
+          <w:rFonts w:ascii="Times New Roman" w:hAnsi="Times New Roman" w:cs="Times New Roman"/>
+          <w:sz w:val="14"/>
+          <w:szCs w:val="14"/>
+          <w:u w:val="single"/>
+        </w:rPr>
+        <w:t>}</w:t>
+      </w:r>
+      <w:r>
+        <w:rPr>
+          <w:rFonts w:ascii="Times New Roman" w:hAnsi="Times New Roman" w:cs="Times New Roman"/>
+          <w:sz w:val="14"/>
+          <w:szCs w:val="14"/>
+          <w:u w:val="single"/>
+        </w:rPr>
+        <w:t xml:space="preserve">) </w:t>
+      </w:r>
+      <w:r>
+        <w:rPr>
+          <w:rFonts w:ascii="Times New Roman" w:hAnsi="Times New Roman" w:cs="Times New Roman"/>
+          <w:sz w:val="14"/>
+          <w:szCs w:val="14"/>
+        </w:rPr>
+        <w:t>рублей 00 копеек.</w:t>
+      </w:r>
+    </w:p>
+    <w:p>
+      <w:pPr>
+        <w:pStyle w:val="ConsPlusNormal"/>
+        <w:widowControl/>
+        <w:ind w:left="-1418" w:firstLine="0"/>
+        <w:jc w:val="both"/>
+        <w:rPr>
+          <w:rFonts w:ascii="Times New Roman" w:hAnsi="Times New Roman"/>
+          <w:sz w:val="14"/>
+          <w:szCs w:val="14"/>
+        </w:rPr>
+      </w:pPr>
+      <w:r>
+        <w:rPr>
+          <w:rFonts w:ascii="Times New Roman" w:hAnsi="Times New Roman" w:cs="Times New Roman"/>
+          <w:sz w:val="14"/>
+          <w:szCs w:val="14"/>
+        </w:rPr>
+        <w:t xml:space="preserve">3.2. Оплата </w:t>
+      </w:r>
+      <w:proofErr w:type="gramStart"/>
+      <w:r>
+        <w:rPr>
+          <w:rFonts w:ascii="Times New Roman" w:hAnsi="Times New Roman" w:cs="Times New Roman"/>
+          <w:sz w:val="14"/>
+          <w:szCs w:val="14"/>
+        </w:rPr>
+        <w:t>за медицинские услуги</w:t>
+      </w:r>
+      <w:proofErr w:type="gramEnd"/>
+      <w:r>
+        <w:rPr>
+          <w:rFonts w:ascii="Times New Roman" w:hAnsi="Times New Roman" w:cs="Times New Roman"/>
+          <w:sz w:val="14"/>
+          <w:szCs w:val="14"/>
+        </w:rPr>
+        <w:t xml:space="preserve"> производится путём внесения наличных денег в кассу Исполнителя. Расчеты за предоставление платных услуг осуществляются Исполнителем с применением контрольно-кассовой машины.</w:t>
+      </w:r>
+    </w:p>
+    <w:p>
+      <w:pPr>
+        <w:pStyle w:val="ConsPlusNormal"/>
+        <w:widowControl/>
+        <w:ind w:left="-1418" w:firstLine="0"/>
+        <w:jc w:val="both"/>
+        <w:rPr>
+          <w:rFonts w:ascii="Times New Roman" w:hAnsi="Times New Roman"/>
+          <w:sz w:val="14"/>
+          <w:szCs w:val="14"/>
+        </w:rPr>
+      </w:pPr>
+      <w:r>
+        <w:rPr>
+          <w:rFonts w:ascii="Times New Roman" w:hAnsi="Times New Roman" w:cs="Times New Roman"/>
+          <w:sz w:val="14"/>
+          <w:szCs w:val="14"/>
+        </w:rPr>
+        <w:t xml:space="preserve">3.3 Оплата медицинских услуг Центра является подтверждением присоединения (акцептирования) к настоящему Договору, ознакомлением и согласием с </w:t>
+      </w:r>
+      <w:proofErr w:type="gramStart"/>
+      <w:r>
+        <w:rPr>
+          <w:rFonts w:ascii="Times New Roman" w:hAnsi="Times New Roman" w:cs="Times New Roman"/>
+          <w:sz w:val="14"/>
+          <w:szCs w:val="14"/>
+        </w:rPr>
+        <w:t>Прейскурантом цен</w:t>
+      </w:r>
+      <w:proofErr w:type="gramEnd"/>
+      <w:r>
+        <w:rPr>
+          <w:rFonts w:ascii="Times New Roman" w:hAnsi="Times New Roman" w:cs="Times New Roman"/>
+          <w:sz w:val="14"/>
+          <w:szCs w:val="14"/>
+        </w:rPr>
+        <w:t>. Оплата медицинских услуг осуществляется Пациентом в следующие сроки:</w:t>
+      </w:r>
+    </w:p>
+    <w:p>
+      <w:pPr>
+        <w:ind w:left="-1418"/>
+        <w:jc w:val="both"/>
+        <w:rPr>
+          <w:sz w:val="14"/>
+          <w:szCs w:val="14"/>
+        </w:rPr>
+      </w:pPr>
+      <w:r>
+        <w:rPr>
+          <w:sz w:val="14"/>
+          <w:szCs w:val="14"/>
+        </w:rPr>
+        <w:t>3.3.1. Непосредственно перед получением услуги в форме 100% предоплаты.</w:t>
+      </w:r>
+    </w:p>
+    <w:p>
+      <w:pPr>
+        <w:ind w:left="-1418"/>
+        <w:jc w:val="both"/>
+        <w:rPr>
+          <w:sz w:val="14"/>
+          <w:szCs w:val="14"/>
+        </w:rPr>
+      </w:pPr>
+      <w:r>
+        <w:rPr>
+          <w:sz w:val="14"/>
+          <w:szCs w:val="14"/>
+        </w:rPr>
+        <w:t xml:space="preserve">3.3.2. Непосредственно после оказания соответствующих медицинских услуг, </w:t>
+      </w:r>
+      <w:proofErr w:type="gramStart"/>
+      <w:r>
+        <w:rPr>
+          <w:sz w:val="14"/>
+          <w:szCs w:val="14"/>
+        </w:rPr>
+        <w:t>т.е.</w:t>
+      </w:r>
+      <w:proofErr w:type="gramEnd"/>
+      <w:r>
+        <w:rPr>
+          <w:sz w:val="14"/>
+          <w:szCs w:val="14"/>
+        </w:rPr>
+        <w:t xml:space="preserve"> в день оказания медицинских услуг, в случае если необходимость оказания медицинских услуг возникла на приеме у врача-специалиста </w:t>
+      </w:r>
+      <w:proofErr w:type="gramStart"/>
+      <w:r>
+        <w:rPr>
+          <w:sz w:val="14"/>
+          <w:szCs w:val="14"/>
+        </w:rPr>
+        <w:t>Центра</w:t>
+      </w:r>
+      <w:proofErr w:type="gramEnd"/>
+      <w:r>
+        <w:rPr>
+          <w:sz w:val="14"/>
+          <w:szCs w:val="14"/>
+        </w:rPr>
+        <w:t xml:space="preserve"> и Пациент выразил свое согласие на оказание ему дополнительных медицинских услуг. Оплата производится в кассе Центра.</w:t>
+      </w:r>
+    </w:p>
+    <w:p>
+      <w:pPr>
+        <w:pStyle w:val="ConsPlusNormal"/>
+        <w:widowControl/>
+        <w:ind w:left="-1418" w:firstLine="0"/>
+        <w:jc w:val="center"/>
+        <w:rPr>
+          <w:rFonts w:ascii="Times New Roman" w:hAnsi="Times New Roman"/>
+          <w:sz w:val="14"/>
+          <w:szCs w:val="14"/>
+        </w:rPr>
+      </w:pPr>
+    </w:p>
+    <w:p>
+      <w:pPr>
+        <w:pStyle w:val="ConsPlusNormal"/>
+        <w:widowControl/>
+        <w:ind w:left="-1418" w:firstLine="0"/>
+        <w:jc w:val="center"/>
+        <w:rPr>
+          <w:rFonts w:ascii="Times New Roman" w:hAnsi="Times New Roman"/>
+          <w:sz w:val="14"/>
+          <w:szCs w:val="14"/>
+        </w:rPr>
+      </w:pPr>
+      <w:r>
+        <w:rPr>
+          <w:rFonts w:ascii="Times New Roman" w:hAnsi="Times New Roman" w:cs="Times New Roman"/>
+          <w:b/>
+          <w:sz w:val="14"/>
+          <w:szCs w:val="14"/>
+        </w:rPr>
+        <w:t>4. ОТВЕТСТВЕННОСТЬ СТОРОН</w:t>
+      </w:r>
+    </w:p>
+    <w:p>
+      <w:pPr>
+        <w:pStyle w:val="ConsPlusNormal"/>
+        <w:widowControl/>
+        <w:ind w:left="-1418" w:firstLine="0"/>
+        <w:jc w:val="both"/>
+        <w:rPr>
+          <w:rFonts w:ascii="Times New Roman" w:hAnsi="Times New Roman"/>
+          <w:sz w:val="14"/>
+          <w:szCs w:val="14"/>
+        </w:rPr>
+      </w:pPr>
+      <w:r>
+        <w:rPr>
+          <w:rFonts w:ascii="Times New Roman" w:hAnsi="Times New Roman" w:cs="Times New Roman"/>
+          <w:sz w:val="14"/>
+          <w:szCs w:val="14"/>
+        </w:rPr>
+        <w:t>4.1. В случае неисполнения или частичного исполнения услуг по настоящему договору Исполнитель обязуется вернуть Заказчику ранее внесенную сумму предоплаты за вычетом стоимости уже выполненных услуг.</w:t>
+      </w:r>
+    </w:p>
+    <w:p>
+      <w:pPr>
+        <w:pStyle w:val="ConsPlusNormal"/>
+        <w:widowControl/>
+        <w:ind w:left="-1418" w:firstLine="0"/>
+        <w:jc w:val="both"/>
+        <w:rPr>
+          <w:rFonts w:ascii="Times New Roman" w:hAnsi="Times New Roman"/>
+          <w:sz w:val="14"/>
+          <w:szCs w:val="14"/>
+        </w:rPr>
+      </w:pPr>
+      <w:r>
+        <w:rPr>
+          <w:rFonts w:ascii="Times New Roman" w:hAnsi="Times New Roman" w:cs="Times New Roman"/>
+          <w:sz w:val="14"/>
+          <w:szCs w:val="14"/>
+        </w:rPr>
+        <w:t>4.2. В случае если невозможность исполнения возникла по обстоятельствам, за которые ни одна из сторон ответственности не несет, Заказчик возмещает Учреждению фактически понесенные им расходы, а Учреждение возвращает Заказчику остаток неиспользованных средств, внесенных в качестве предоплаты.</w:t>
+      </w:r>
+    </w:p>
+    <w:p>
+      <w:pPr>
+        <w:pStyle w:val="ConsPlusNormal"/>
+        <w:widowControl/>
+        <w:ind w:left="-1418" w:firstLine="0"/>
+        <w:jc w:val="both"/>
+        <w:rPr>
+          <w:rFonts w:ascii="Times New Roman" w:hAnsi="Times New Roman"/>
+          <w:sz w:val="14"/>
+          <w:szCs w:val="14"/>
+        </w:rPr>
+      </w:pPr>
+      <w:r>
+        <w:rPr>
+          <w:rFonts w:ascii="Times New Roman" w:hAnsi="Times New Roman" w:cs="Times New Roman"/>
+          <w:sz w:val="14"/>
+          <w:szCs w:val="14"/>
+        </w:rPr>
+        <w:t xml:space="preserve">4.3. При разглашении одной из сторон сведений, относящихся к категории конфиденциальной информации, виновная сторона несет ответственность и обязана возместить другой стороне понесенные </w:t>
+      </w:r>
+      <w:proofErr w:type="gramStart"/>
+      <w:r>
+        <w:rPr>
+          <w:rFonts w:ascii="Times New Roman" w:hAnsi="Times New Roman" w:cs="Times New Roman"/>
+          <w:sz w:val="14"/>
+          <w:szCs w:val="14"/>
+        </w:rPr>
+        <w:t>ей</w:t>
+      </w:r>
+      <w:proofErr w:type="gramEnd"/>
+      <w:r>
+        <w:rPr>
+          <w:rFonts w:ascii="Times New Roman" w:hAnsi="Times New Roman" w:cs="Times New Roman"/>
+          <w:sz w:val="14"/>
+          <w:szCs w:val="14"/>
+        </w:rPr>
+        <w:t xml:space="preserve"> в связи с этим убытки.</w:t>
+      </w:r>
+    </w:p>
+    <w:p>
+      <w:pPr>
+        <w:pStyle w:val="ConsPlusNormal"/>
+        <w:widowControl/>
+        <w:ind w:left="-1418" w:firstLine="0"/>
+        <w:jc w:val="both"/>
+        <w:rPr>
+          <w:rFonts w:ascii="Times New Roman" w:hAnsi="Times New Roman"/>
+          <w:sz w:val="14"/>
+          <w:szCs w:val="14"/>
+        </w:rPr>
+      </w:pPr>
+      <w:r>
+        <w:rPr>
+          <w:rFonts w:ascii="Times New Roman" w:hAnsi="Times New Roman" w:cs="Times New Roman"/>
+          <w:sz w:val="14"/>
+          <w:szCs w:val="14"/>
+        </w:rPr>
+        <w:t>4.4. Исполнитель имеет право изменить сроки оказания медицинской помощи по причинам, не предусмотренным настоящим договором.</w:t>
+      </w:r>
+    </w:p>
+    <w:p>
+      <w:pPr>
+        <w:pStyle w:val="ConsPlusNormal"/>
+        <w:widowControl/>
+        <w:ind w:left="-1418" w:firstLine="0"/>
+        <w:jc w:val="both"/>
+        <w:rPr>
+          <w:rFonts w:ascii="Times New Roman" w:hAnsi="Times New Roman"/>
+          <w:sz w:val="14"/>
+          <w:szCs w:val="14"/>
+        </w:rPr>
+      </w:pPr>
+      <w:r>
+        <w:rPr>
+          <w:rFonts w:ascii="Times New Roman" w:hAnsi="Times New Roman" w:cs="Times New Roman"/>
+          <w:sz w:val="14"/>
+          <w:szCs w:val="14"/>
+        </w:rPr>
+        <w:t>4.5. Претензии Заказчика по вопросам качества оказания медицинской помощи принимаются Исполнителем к рассмотрению врачебной комиссией в течение 30 дней.</w:t>
+      </w:r>
+    </w:p>
+    <w:p>
+      <w:pPr>
+        <w:pStyle w:val="ConsPlusNonformat"/>
+        <w:widowControl/>
+        <w:ind w:left="-1418"/>
+        <w:jc w:val="both"/>
+        <w:rPr>
+          <w:rFonts w:ascii="Times New Roman" w:hAnsi="Times New Roman"/>
+          <w:sz w:val="14"/>
+          <w:szCs w:val="14"/>
+        </w:rPr>
+      </w:pPr>
+      <w:r>
+        <w:rPr>
+          <w:rFonts w:ascii="Times New Roman" w:hAnsi="Times New Roman" w:cs="Times New Roman"/>
+          <w:sz w:val="14"/>
+          <w:szCs w:val="14"/>
+        </w:rPr>
+        <w:t xml:space="preserve">4.6. </w:t>
+      </w:r>
+      <w:proofErr w:type="gramStart"/>
+      <w:r>
+        <w:rPr>
+          <w:rFonts w:ascii="Times New Roman" w:hAnsi="Times New Roman" w:cs="Times New Roman"/>
+          <w:sz w:val="14"/>
+          <w:szCs w:val="14"/>
+        </w:rPr>
+        <w:t>За  неисполнение</w:t>
+      </w:r>
+      <w:proofErr w:type="gramEnd"/>
+      <w:r>
+        <w:rPr>
+          <w:rFonts w:ascii="Times New Roman" w:hAnsi="Times New Roman" w:cs="Times New Roman"/>
+          <w:sz w:val="14"/>
+          <w:szCs w:val="14"/>
+        </w:rPr>
+        <w:t xml:space="preserve">   либо   </w:t>
+      </w:r>
+      <w:proofErr w:type="gramStart"/>
+      <w:r>
+        <w:rPr>
+          <w:rFonts w:ascii="Times New Roman" w:hAnsi="Times New Roman" w:cs="Times New Roman"/>
+          <w:sz w:val="14"/>
+          <w:szCs w:val="14"/>
+        </w:rPr>
+        <w:t>ненадлежащее  исполнение</w:t>
+      </w:r>
+      <w:proofErr w:type="gramEnd"/>
+      <w:r>
+        <w:rPr>
+          <w:rFonts w:ascii="Times New Roman" w:hAnsi="Times New Roman" w:cs="Times New Roman"/>
+          <w:sz w:val="14"/>
+          <w:szCs w:val="14"/>
+        </w:rPr>
         <w:t xml:space="preserve">  </w:t>
       </w:r>
       <w:proofErr w:type="gramStart"/>
@@ -2280,7 +3071,7 @@
           <w:sz w:val="14"/>
           <w:szCs w:val="14"/>
         </w:rPr>
-        <w:t>оказания  и</w:t>
+        <w:t>обязательств  по</w:t>
       </w:r>
       <w:proofErr w:type="gramEnd"/>
       <w:r>
@@ -2289,6 +3080,24 @@
           <w:sz w:val="14"/>
           <w:szCs w:val="14"/>
         </w:rPr>
+        <w:t xml:space="preserve"> </w:t>
+      </w:r>
+      <w:proofErr w:type="gramStart"/>
+      <w:r>
+        <w:rPr>
+          <w:rFonts w:ascii="Times New Roman" w:hAnsi="Times New Roman" w:cs="Times New Roman"/>
+          <w:sz w:val="14"/>
+          <w:szCs w:val="14"/>
+        </w:rPr>
+        <w:t>договору,   в  случае</w:t>
+      </w:r>
+      <w:proofErr w:type="gramEnd"/>
+      <w:r>
+        <w:rPr>
+          <w:rFonts w:ascii="Times New Roman" w:hAnsi="Times New Roman" w:cs="Times New Roman"/>
+          <w:sz w:val="14"/>
+          <w:szCs w:val="14"/>
+        </w:rPr>
         <w:t xml:space="preserve">  </w:t>
       </w:r>
       <w:proofErr w:type="gramStart"/>
@@ -2298,7 +3107,7 @@
           <w:sz w:val="14"/>
           <w:szCs w:val="14"/>
         </w:rPr>
-        <w:t>получить  обратно</w:t>
+        <w:t>причинения  вреда</w:t>
       </w:r>
       <w:proofErr w:type="gramEnd"/>
       <w:r>
@@ -2307,23 +3116,82 @@
           <w:sz w:val="14"/>
           <w:szCs w:val="14"/>
         </w:rPr>
-        <w:t xml:space="preserve"> уплаченную сумму.</w:t>
+        <w:t xml:space="preserve">  </w:t>
+      </w:r>
+      <w:proofErr w:type="gramStart"/>
+      <w:r>
+        <w:rPr>
+          <w:rFonts w:ascii="Times New Roman" w:hAnsi="Times New Roman" w:cs="Times New Roman"/>
+          <w:sz w:val="14"/>
+          <w:szCs w:val="14"/>
+        </w:rPr>
+        <w:t>здоровью  или</w:t>
+      </w:r>
+      <w:proofErr w:type="gramEnd"/>
+      <w:r>
+        <w:rPr>
+          <w:rFonts w:ascii="Times New Roman" w:hAnsi="Times New Roman" w:cs="Times New Roman"/>
+          <w:sz w:val="14"/>
+          <w:szCs w:val="14"/>
+        </w:rPr>
+        <w:t xml:space="preserve">  </w:t>
+      </w:r>
+      <w:proofErr w:type="gramStart"/>
+      <w:r>
+        <w:rPr>
+          <w:rFonts w:ascii="Times New Roman" w:hAnsi="Times New Roman" w:cs="Times New Roman"/>
+          <w:sz w:val="14"/>
+          <w:szCs w:val="14"/>
+        </w:rPr>
+        <w:t>жизни  Заказчика</w:t>
+      </w:r>
+      <w:proofErr w:type="gramEnd"/>
+      <w:r>
+        <w:rPr>
+          <w:rFonts w:ascii="Times New Roman" w:hAnsi="Times New Roman" w:cs="Times New Roman"/>
+          <w:sz w:val="14"/>
+          <w:szCs w:val="14"/>
+        </w:rPr>
+        <w:t xml:space="preserve">, Исполнитель несет ответственность, предусмотренную законодательством </w:t>
+      </w:r>
+      <w:proofErr w:type="gramStart"/>
+      <w:r>
+        <w:rPr>
+          <w:rFonts w:ascii="Times New Roman" w:hAnsi="Times New Roman" w:cs="Times New Roman"/>
+          <w:sz w:val="14"/>
+          <w:szCs w:val="14"/>
+        </w:rPr>
+        <w:t>Российской  Федерации</w:t>
+      </w:r>
+      <w:proofErr w:type="gramEnd"/>
+      <w:r>
+        <w:rPr>
+          <w:rFonts w:ascii="Times New Roman" w:hAnsi="Times New Roman" w:cs="Times New Roman"/>
+          <w:sz w:val="14"/>
+          <w:szCs w:val="14"/>
+        </w:rPr>
+        <w:t>, в том числе Законом Российской Федерации «О защите прав потребителей».</w:t>
       </w:r>
     </w:p>
     <w:p>
       <w:pPr>
         <w:pStyle w:val="ConsPlusNonformat"/>
         <w:widowControl/>
-        <w:ind w:left="-709"/>
-        <w:jc w:val="both"/>
-      </w:pPr>
-      <w:r>
-        <w:rPr>
-          <w:rFonts w:ascii="Times New Roman" w:hAnsi="Times New Roman" w:cs="Times New Roman"/>
-          <w:sz w:val="14"/>
-          <w:szCs w:val="14"/>
-        </w:rPr>
-        <w:t xml:space="preserve">2.4.7. </w:t>
+        <w:ind w:left="-1418"/>
+        <w:jc w:val="both"/>
+        <w:rPr>
+          <w:rFonts w:ascii="Times New Roman" w:hAnsi="Times New Roman"/>
+          <w:sz w:val="14"/>
+          <w:szCs w:val="14"/>
+        </w:rPr>
+      </w:pPr>
+      <w:r>
+        <w:rPr>
+          <w:rFonts w:ascii="Times New Roman" w:hAnsi="Times New Roman" w:cs="Times New Roman"/>
+          <w:sz w:val="14"/>
+          <w:szCs w:val="14"/>
+        </w:rPr>
+        <w:t xml:space="preserve">4.7. Исполнитель </w:t>
       </w:r>
       <w:proofErr w:type="gramStart"/>
       <w:r>
@@ -2332,7 +3200,7 @@
           <w:sz w:val="14"/>
           <w:szCs w:val="14"/>
         </w:rPr>
-        <w:t>По  своему</w:t>
+        <w:t>освобождается  от</w:t>
       </w:r>
       <w:proofErr w:type="gramEnd"/>
       <w:r>
@@ -2341,114 +3209,32 @@
           <w:sz w:val="14"/>
           <w:szCs w:val="14"/>
         </w:rPr>
-        <w:t xml:space="preserve"> выбору в случае несоблюдения Исполнителем обязательств по срокам оказания услуги:</w:t>
-      </w:r>
-    </w:p>
-    <w:p>
-      <w:pPr>
-        <w:pStyle w:val="ConsPlusNonformat"/>
-        <w:widowControl/>
-        <w:ind w:left="-709"/>
-        <w:jc w:val="both"/>
-        <w:rPr>
-          <w:rFonts w:ascii="Times New Roman" w:hAnsi="Times New Roman"/>
-          <w:sz w:val="14"/>
-          <w:szCs w:val="14"/>
-        </w:rPr>
-      </w:pPr>
-      <w:r>
-        <w:rPr>
-          <w:rFonts w:ascii="Times New Roman" w:hAnsi="Times New Roman" w:cs="Times New Roman"/>
-          <w:sz w:val="14"/>
-          <w:szCs w:val="14"/>
-        </w:rPr>
-        <w:t>- потребовать новый срок оказания услуги;</w:t>
-      </w:r>
-    </w:p>
-    <w:p>
-      <w:pPr>
-        <w:pStyle w:val="ConsPlusNonformat"/>
-        <w:widowControl/>
-        <w:ind w:left="-709"/>
-        <w:jc w:val="both"/>
-        <w:rPr>
-          <w:rFonts w:ascii="Times New Roman" w:hAnsi="Times New Roman"/>
-          <w:sz w:val="14"/>
-          <w:szCs w:val="14"/>
-        </w:rPr>
-      </w:pPr>
-      <w:r>
-        <w:rPr>
-          <w:rFonts w:ascii="Times New Roman" w:hAnsi="Times New Roman" w:cs="Times New Roman"/>
-          <w:sz w:val="14"/>
-          <w:szCs w:val="14"/>
-        </w:rPr>
-        <w:t>- потребовать уменьшения стоимости предоставленной услуги;</w:t>
-      </w:r>
-    </w:p>
-    <w:p>
-      <w:pPr>
-        <w:pStyle w:val="ConsPlusNonformat"/>
-        <w:widowControl/>
-        <w:ind w:left="-709"/>
-        <w:jc w:val="both"/>
-        <w:rPr>
-          <w:rFonts w:ascii="Times New Roman" w:hAnsi="Times New Roman"/>
-          <w:sz w:val="14"/>
-          <w:szCs w:val="14"/>
-        </w:rPr>
-      </w:pPr>
-      <w:r>
-        <w:rPr>
-          <w:rFonts w:ascii="Times New Roman" w:hAnsi="Times New Roman" w:cs="Times New Roman"/>
-          <w:sz w:val="14"/>
-          <w:szCs w:val="14"/>
-        </w:rPr>
-        <w:t>- потребовать исполнения услуги другим специалистом Исполнителя;</w:t>
-      </w:r>
-    </w:p>
-    <w:p>
-      <w:pPr>
-        <w:pStyle w:val="ConsPlusNonformat"/>
-        <w:widowControl/>
-        <w:ind w:left="-709"/>
-        <w:jc w:val="both"/>
-        <w:rPr>
-          <w:rFonts w:ascii="Times New Roman" w:hAnsi="Times New Roman"/>
-          <w:sz w:val="14"/>
-          <w:szCs w:val="14"/>
-        </w:rPr>
-      </w:pPr>
-      <w:r>
-        <w:rPr>
-          <w:rFonts w:ascii="Times New Roman" w:hAnsi="Times New Roman" w:cs="Times New Roman"/>
-          <w:sz w:val="14"/>
-          <w:szCs w:val="14"/>
-        </w:rPr>
-        <w:t>- расторгнуть договор.</w:t>
-      </w:r>
-    </w:p>
-    <w:p>
-      <w:pPr>
-        <w:pStyle w:val="ConsPlusNonformat"/>
-        <w:widowControl/>
-        <w:ind w:left="-709"/>
-        <w:jc w:val="both"/>
-      </w:pPr>
-      <w:r>
-        <w:rPr>
-          <w:rFonts w:ascii="Times New Roman" w:hAnsi="Times New Roman" w:cs="Times New Roman"/>
-          <w:sz w:val="14"/>
-          <w:szCs w:val="14"/>
-        </w:rPr>
-        <w:t>2.4.8. При обнаружении недостатков оказанных услуг предъявлять требования, установленные Законом РФ «О защите прав потребителей», а также иными нормативными правовыми актами РФ, регулирующими данные отношения.</w:t>
+        <w:t xml:space="preserve">  ответственности за неисполнение или </w:t>
+      </w:r>
+      <w:proofErr w:type="gramStart"/>
+      <w:r>
+        <w:rPr>
+          <w:rFonts w:ascii="Times New Roman" w:hAnsi="Times New Roman" w:cs="Times New Roman"/>
+          <w:sz w:val="14"/>
+          <w:szCs w:val="14"/>
+        </w:rPr>
+        <w:t>ненадлежащее  исполнение</w:t>
+      </w:r>
+      <w:proofErr w:type="gramEnd"/>
+      <w:r>
+        <w:rPr>
+          <w:rFonts w:ascii="Times New Roman" w:hAnsi="Times New Roman" w:cs="Times New Roman"/>
+          <w:sz w:val="14"/>
+          <w:szCs w:val="14"/>
+        </w:rPr>
+        <w:t xml:space="preserve">  настоящего Договора, если докажет, что причиной такого неисполнения (ненадлежащего исполнения) стало нарушение Заказчиком условий настоящего Договора.</w:t>
       </w:r>
     </w:p>
     <w:p>
       <w:pPr>
         <w:pStyle w:val="ConsPlusNormal"/>
         <w:widowControl/>
-        <w:ind w:left="-709" w:firstLine="0"/>
+        <w:ind w:left="-1418" w:firstLine="0"/>
         <w:jc w:val="center"/>
         <w:rPr>
           <w:rFonts w:ascii="Times New Roman" w:hAnsi="Times New Roman"/>
@@ -2461,7 +3247,7 @@
       <w:pPr>
         <w:pStyle w:val="ConsPlusNormal"/>
         <w:widowControl/>
-        <w:ind w:left="-709" w:firstLine="0"/>
+        <w:ind w:left="-1418" w:firstLine="0"/>
         <w:jc w:val="center"/>
         <w:rPr>
           <w:rFonts w:ascii="Times New Roman" w:hAnsi="Times New Roman"/>
@@ -2476,1267 +3262,532 @@
           <w:sz w:val="14"/>
           <w:szCs w:val="14"/>
         </w:rPr>
-        <w:t>3. ЦЕНА ДОГОВОРА И ПОРЯДОК РАСЧЕТА</w:t>
+        <w:t>5. ДЕЙСТВИЕ ОБСТОЯТЕЛЬСТВ НЕПРЕОДОЛИМОЙ СИЛЫ</w:t>
       </w:r>
     </w:p>
     <w:p>
       <w:pPr>
         <w:pStyle w:val="ConsPlusNormal"/>
         <w:widowControl/>
-        <w:ind w:left="-709" w:firstLine="0"/>
-        <w:jc w:val="both"/>
-        <w:rPr>
-          <w:rFonts w:ascii="Times New Roman" w:hAnsi="Times New Roman"/>
-          <w:sz w:val="14"/>
-          <w:szCs w:val="14"/>
-        </w:rPr>
-      </w:pPr>
-      <w:r>
-        <w:rPr>
-          <w:rFonts w:ascii="Times New Roman" w:hAnsi="Times New Roman" w:cs="Times New Roman"/>
-          <w:sz w:val="14"/>
-          <w:szCs w:val="14"/>
-        </w:rPr>
-        <w:t xml:space="preserve">3.1. Общая стоимость медицинской услуги в соответствии с утвержденными тарифами на медицинские услуги составляет </w:t>
-      </w:r>
+        <w:ind w:left="-1418" w:firstLine="0"/>
+        <w:jc w:val="both"/>
+        <w:rPr>
+          <w:rFonts w:ascii="Times New Roman" w:hAnsi="Times New Roman"/>
+          <w:sz w:val="14"/>
+          <w:szCs w:val="14"/>
+        </w:rPr>
+      </w:pPr>
+      <w:r>
+        <w:rPr>
+          <w:rFonts w:ascii="Times New Roman" w:hAnsi="Times New Roman" w:cs="Times New Roman"/>
+          <w:sz w:val="14"/>
+          <w:szCs w:val="14"/>
+        </w:rPr>
+        <w:t>Стороны освобождаются от ответственности за неисполнение (ненадлежащее исполнение) обязательств по договору, если причиной такого неисполнения (ненадлежащего исполнения) является чрезвычайное и непредотвратимое обстоятельство (непреодолимая сила).</w:t>
+      </w:r>
+    </w:p>
+    <w:p>
+      <w:pPr>
+        <w:pStyle w:val="ConsPlusNormal"/>
+        <w:widowControl/>
+        <w:ind w:left="-1418" w:firstLine="0"/>
+        <w:jc w:val="center"/>
+        <w:rPr>
+          <w:rFonts w:ascii="Times New Roman" w:hAnsi="Times New Roman"/>
+          <w:sz w:val="14"/>
+          <w:szCs w:val="14"/>
+        </w:rPr>
+      </w:pPr>
+    </w:p>
+    <w:p>
+      <w:pPr>
+        <w:pStyle w:val="ConsPlusNormal"/>
+        <w:widowControl/>
+        <w:ind w:left="-1418" w:firstLine="0"/>
+        <w:jc w:val="center"/>
+        <w:rPr>
+          <w:rFonts w:ascii="Times New Roman" w:hAnsi="Times New Roman"/>
+          <w:sz w:val="14"/>
+          <w:szCs w:val="14"/>
+        </w:rPr>
+      </w:pPr>
+      <w:r>
+        <w:rPr>
+          <w:rFonts w:ascii="Times New Roman" w:hAnsi="Times New Roman" w:cs="Times New Roman"/>
+          <w:b/>
+          <w:sz w:val="14"/>
+          <w:szCs w:val="14"/>
+        </w:rPr>
+        <w:t>6. ПОРЯДОК РАЗРЕШЕНИЯ СПОРОВ</w:t>
+      </w:r>
+    </w:p>
+    <w:p>
+      <w:pPr>
+        <w:pStyle w:val="ConsPlusNormal"/>
+        <w:widowControl/>
+        <w:ind w:left="-1418" w:firstLine="0"/>
+        <w:jc w:val="both"/>
+        <w:rPr>
+          <w:rFonts w:ascii="Times New Roman" w:hAnsi="Times New Roman"/>
+          <w:sz w:val="14"/>
+          <w:szCs w:val="14"/>
+        </w:rPr>
+      </w:pPr>
+      <w:r>
+        <w:rPr>
+          <w:rFonts w:ascii="Times New Roman" w:hAnsi="Times New Roman" w:cs="Times New Roman"/>
+          <w:sz w:val="14"/>
+          <w:szCs w:val="14"/>
+        </w:rPr>
+        <w:t>Споры, возникшие при исполнении настоящего договора, решаются в соответствии с действующим законодательством РФ.</w:t>
+      </w:r>
+    </w:p>
+    <w:p>
+      <w:pPr>
+        <w:pStyle w:val="ConsPlusNormal"/>
+        <w:widowControl/>
+        <w:ind w:left="-1418" w:firstLine="0"/>
+        <w:jc w:val="center"/>
+        <w:rPr>
+          <w:rFonts w:ascii="Times New Roman" w:hAnsi="Times New Roman"/>
+          <w:sz w:val="14"/>
+          <w:szCs w:val="14"/>
+        </w:rPr>
+      </w:pPr>
+    </w:p>
+    <w:p>
+      <w:pPr>
+        <w:pStyle w:val="ConsPlusNormal"/>
+        <w:widowControl/>
+        <w:ind w:left="-1418" w:firstLine="0"/>
+        <w:jc w:val="center"/>
+        <w:rPr>
+          <w:rFonts w:ascii="Times New Roman" w:hAnsi="Times New Roman"/>
+          <w:sz w:val="14"/>
+          <w:szCs w:val="14"/>
+        </w:rPr>
+      </w:pPr>
+      <w:r>
+        <w:rPr>
+          <w:rFonts w:ascii="Times New Roman" w:hAnsi="Times New Roman" w:cs="Times New Roman"/>
+          <w:b/>
+          <w:sz w:val="14"/>
+          <w:szCs w:val="14"/>
+        </w:rPr>
+        <w:t>7.  СРОК ДЕЙСТВИЯ И ОСНОВАНИЯ ИЗМЕНЕНИЯ/ПРЕКРАЩЕНИЯ ДОГОВОРА</w:t>
+      </w:r>
+    </w:p>
+    <w:p>
+      <w:pPr>
+        <w:pStyle w:val="ConsPlusNormal"/>
+        <w:widowControl/>
+        <w:ind w:left="-1418" w:firstLine="0"/>
+        <w:jc w:val="both"/>
+        <w:rPr>
+          <w:rFonts w:ascii="Times New Roman" w:hAnsi="Times New Roman"/>
+          <w:sz w:val="14"/>
+          <w:szCs w:val="14"/>
+        </w:rPr>
+      </w:pPr>
+      <w:r>
+        <w:rPr>
+          <w:rFonts w:ascii="Times New Roman" w:hAnsi="Times New Roman" w:cs="Times New Roman"/>
+          <w:sz w:val="14"/>
+          <w:szCs w:val="14"/>
+        </w:rPr>
+        <w:t>7.1. Договор вступает в силу в момент его подписания уполномоченными представителями обеих сторон и действует до полного исполнения его сторонами своих обязательств либо до его расторжения.</w:t>
+      </w:r>
+    </w:p>
+    <w:p>
+      <w:pPr>
+        <w:pStyle w:val="ConsPlusNormal"/>
+        <w:widowControl/>
+        <w:ind w:left="-1418" w:firstLine="0"/>
+        <w:jc w:val="both"/>
+        <w:rPr>
+          <w:rFonts w:ascii="Times New Roman" w:hAnsi="Times New Roman"/>
+          <w:sz w:val="14"/>
+          <w:szCs w:val="14"/>
+        </w:rPr>
+      </w:pPr>
+      <w:r>
+        <w:rPr>
+          <w:rFonts w:ascii="Times New Roman" w:hAnsi="Times New Roman" w:cs="Times New Roman"/>
+          <w:sz w:val="14"/>
+          <w:szCs w:val="14"/>
+        </w:rPr>
+        <w:t>7.2. Любые изменения и дополнения к настоящему договору действительны лишь при условии, если они совершены в письменной форме и подписаны уполномоченными на то представителями сторон. Приложения к настоящему договору составляют его неотъемлемую часть.</w:t>
+      </w:r>
+    </w:p>
+    <w:p>
+      <w:pPr>
+        <w:pStyle w:val="ConsPlusNormal"/>
+        <w:widowControl/>
+        <w:ind w:left="-1418" w:firstLine="0"/>
+        <w:jc w:val="both"/>
+        <w:rPr>
+          <w:rFonts w:ascii="Times New Roman" w:hAnsi="Times New Roman"/>
+          <w:sz w:val="14"/>
+          <w:szCs w:val="14"/>
+        </w:rPr>
+      </w:pPr>
+      <w:r>
+        <w:rPr>
+          <w:rFonts w:ascii="Times New Roman" w:hAnsi="Times New Roman" w:cs="Times New Roman"/>
+          <w:sz w:val="14"/>
+          <w:szCs w:val="14"/>
+        </w:rPr>
+        <w:t>7.3 Договор досрочно может быть прекращен в следующих случаях:</w:t>
+      </w:r>
+    </w:p>
+    <w:p>
+      <w:pPr>
+        <w:pStyle w:val="ConsPlusNormal"/>
+        <w:widowControl/>
+        <w:ind w:left="-1418" w:firstLine="0"/>
+        <w:jc w:val="both"/>
+        <w:rPr>
+          <w:rFonts w:ascii="Times New Roman" w:hAnsi="Times New Roman"/>
+          <w:sz w:val="14"/>
+          <w:szCs w:val="14"/>
+        </w:rPr>
+      </w:pPr>
+      <w:r>
+        <w:rPr>
+          <w:rFonts w:ascii="Times New Roman" w:hAnsi="Times New Roman"/>
+          <w:sz w:val="14"/>
+          <w:szCs w:val="14"/>
+        </w:rPr>
+        <w:t>- по взаимному согласию Сторон;</w:t>
+      </w:r>
+    </w:p>
+    <w:p>
+      <w:pPr>
+        <w:pStyle w:val="ConsPlusNormal"/>
+        <w:widowControl/>
+        <w:ind w:left="-1418" w:firstLine="0"/>
+        <w:jc w:val="both"/>
+        <w:rPr>
+          <w:rFonts w:ascii="Times New Roman" w:hAnsi="Times New Roman"/>
+          <w:sz w:val="14"/>
+          <w:szCs w:val="14"/>
+        </w:rPr>
+      </w:pPr>
+      <w:r>
+        <w:rPr>
+          <w:rFonts w:ascii="Times New Roman" w:hAnsi="Times New Roman" w:cs="Times New Roman"/>
+          <w:sz w:val="14"/>
+          <w:szCs w:val="14"/>
+        </w:rPr>
+        <w:t xml:space="preserve">- в одностороннем порядке в соответствии с </w:t>
+      </w:r>
+      <w:proofErr w:type="spellStart"/>
+      <w:r>
+        <w:rPr>
+          <w:rFonts w:ascii="Times New Roman" w:hAnsi="Times New Roman" w:cs="Times New Roman"/>
+          <w:sz w:val="14"/>
+          <w:szCs w:val="14"/>
+        </w:rPr>
+        <w:t>пп</w:t>
+      </w:r>
+      <w:proofErr w:type="spellEnd"/>
+      <w:r>
+        <w:rPr>
+          <w:rFonts w:ascii="Times New Roman" w:hAnsi="Times New Roman" w:cs="Times New Roman"/>
+          <w:sz w:val="14"/>
+          <w:szCs w:val="14"/>
+        </w:rPr>
+        <w:t>. 7.4., 7.5. Договора.</w:t>
+      </w:r>
+    </w:p>
+    <w:p>
+      <w:pPr>
+        <w:pStyle w:val="ConsPlusNormal"/>
+        <w:widowControl/>
+        <w:ind w:left="-1418" w:firstLine="0"/>
+        <w:jc w:val="both"/>
+        <w:rPr>
+          <w:rFonts w:ascii="Times New Roman" w:hAnsi="Times New Roman"/>
+          <w:sz w:val="14"/>
+          <w:szCs w:val="14"/>
+        </w:rPr>
+      </w:pPr>
       <w:proofErr w:type="gramStart"/>
       <w:r>
         <w:rPr>
           <w:rFonts w:ascii="Times New Roman" w:hAnsi="Times New Roman" w:cs="Times New Roman"/>
           <w:sz w:val="14"/>
           <w:szCs w:val="14"/>
-          <w:u w:val="single"/>
-        </w:rPr>
-        <w:t xml:space="preserve">{{ </w:t>
+        </w:rPr>
+        <w:t xml:space="preserve">7.4  </w:t>
+      </w:r>
+      <w:r>
+        <w:rPr>
+          <w:rFonts w:ascii="Times New Roman" w:hAnsi="Times New Roman"/>
+          <w:sz w:val="14"/>
+          <w:szCs w:val="14"/>
+        </w:rPr>
+        <w:t>По</w:t>
+      </w:r>
+      <w:proofErr w:type="gramEnd"/>
+      <w:r>
+        <w:rPr>
+          <w:rFonts w:ascii="Times New Roman" w:hAnsi="Times New Roman"/>
+          <w:sz w:val="14"/>
+          <w:szCs w:val="14"/>
+        </w:rPr>
+        <w:t xml:space="preserve"> инициативе Центра Договор может быть расторгнут в одностороннем внесудебном порядке:</w:t>
+      </w:r>
+    </w:p>
+    <w:p>
+      <w:pPr>
+        <w:pStyle w:val="ConsPlusNormal"/>
+        <w:widowControl/>
+        <w:ind w:left="-1418" w:firstLine="0"/>
+        <w:jc w:val="both"/>
+        <w:rPr>
+          <w:rFonts w:ascii="Times New Roman" w:hAnsi="Times New Roman"/>
+          <w:sz w:val="14"/>
+          <w:szCs w:val="14"/>
+        </w:rPr>
+      </w:pPr>
+      <w:r>
+        <w:rPr>
+          <w:rFonts w:ascii="Times New Roman" w:hAnsi="Times New Roman"/>
+          <w:sz w:val="14"/>
+          <w:szCs w:val="14"/>
+        </w:rPr>
+        <w:t xml:space="preserve">- в случае невыполнения Пациентом рекомендаций и назначений лечащего врача (медицинского персонала Центра) (нарушение медицинских предписаний, лечебно-охранительного режима и </w:t>
+      </w:r>
+      <w:proofErr w:type="gramStart"/>
+      <w:r>
+        <w:rPr>
+          <w:rFonts w:ascii="Times New Roman" w:hAnsi="Times New Roman"/>
+          <w:sz w:val="14"/>
+          <w:szCs w:val="14"/>
+        </w:rPr>
+        <w:t>т.п.</w:t>
+      </w:r>
+      <w:proofErr w:type="gramEnd"/>
+      <w:r>
+        <w:rPr>
+          <w:rFonts w:ascii="Times New Roman" w:hAnsi="Times New Roman"/>
+          <w:sz w:val="14"/>
+          <w:szCs w:val="14"/>
+        </w:rPr>
+        <w:t>), а также нарушения Пациентом других условий настоящего Договора;</w:t>
+      </w:r>
+    </w:p>
+    <w:p>
+      <w:pPr>
+        <w:pStyle w:val="ConsPlusNormal"/>
+        <w:widowControl/>
+        <w:ind w:left="-1418" w:firstLine="0"/>
+        <w:jc w:val="both"/>
+        <w:rPr>
+          <w:rFonts w:ascii="Times New Roman" w:hAnsi="Times New Roman"/>
+          <w:sz w:val="14"/>
+          <w:szCs w:val="14"/>
+        </w:rPr>
+      </w:pPr>
+      <w:r>
+        <w:rPr>
+          <w:rFonts w:ascii="Times New Roman" w:hAnsi="Times New Roman"/>
+          <w:sz w:val="14"/>
+          <w:szCs w:val="14"/>
+        </w:rPr>
+        <w:t>- в случае обнаружения невозможности исполнения настоящего Договора, в том числе возникшего по вине Пациента;</w:t>
+      </w:r>
+    </w:p>
+    <w:p>
+      <w:pPr>
+        <w:pStyle w:val="ConsPlusNormal"/>
+        <w:widowControl/>
+        <w:ind w:left="-1418" w:firstLine="0"/>
+        <w:jc w:val="both"/>
+        <w:rPr>
+          <w:rFonts w:ascii="Times New Roman" w:hAnsi="Times New Roman"/>
+          <w:sz w:val="14"/>
+          <w:szCs w:val="14"/>
+        </w:rPr>
+      </w:pPr>
+      <w:r>
+        <w:rPr>
+          <w:rFonts w:ascii="Times New Roman" w:hAnsi="Times New Roman" w:cs="Times New Roman"/>
+          <w:sz w:val="14"/>
+          <w:szCs w:val="14"/>
+        </w:rPr>
+        <w:t>- в случае отказа Пациента от полной оплаты услуг, оказанных Центром.</w:t>
+      </w:r>
+    </w:p>
+    <w:p>
+      <w:pPr>
+        <w:pStyle w:val="ConsPlusNormal"/>
+        <w:widowControl/>
+        <w:ind w:left="-1418" w:firstLine="0"/>
+        <w:jc w:val="both"/>
+        <w:rPr>
+          <w:rFonts w:ascii="Times New Roman" w:hAnsi="Times New Roman"/>
+          <w:sz w:val="14"/>
+          <w:szCs w:val="14"/>
+        </w:rPr>
+      </w:pPr>
+      <w:r>
+        <w:rPr>
+          <w:rFonts w:ascii="Times New Roman" w:hAnsi="Times New Roman" w:cs="Times New Roman"/>
+          <w:sz w:val="14"/>
+          <w:szCs w:val="14"/>
+        </w:rPr>
+        <w:t>7.5. По инициативе Пациента Договор может быть расторгнут в одностороннем внесудебном порядке в любое время. При этом Пациент обязан письменно предупредить об этом администрацию Центра и оплатить фактически оказанные Центром услуги.</w:t>
+      </w:r>
+    </w:p>
+    <w:p>
+      <w:pPr>
+        <w:ind w:left="-1418"/>
+        <w:jc w:val="both"/>
+        <w:rPr>
+          <w:sz w:val="14"/>
+          <w:szCs w:val="14"/>
+        </w:rPr>
+      </w:pPr>
+      <w:r>
+        <w:rPr>
+          <w:sz w:val="14"/>
+          <w:szCs w:val="14"/>
+        </w:rPr>
+        <w:t xml:space="preserve">7.6. В случаях, предусмотренных в </w:t>
       </w:r>
       <w:proofErr w:type="spellStart"/>
       <w:r>
         <w:rPr>
-          <w:rFonts w:ascii="Times New Roman" w:hAnsi="Times New Roman" w:cs="Times New Roman"/>
-          <w:sz w:val="14"/>
-          <w:szCs w:val="14"/>
-          <w:u w:val="single"/>
-        </w:rPr>
-        <w:t>total</w:t>
+          <w:sz w:val="14"/>
+          <w:szCs w:val="14"/>
+        </w:rPr>
+        <w:t>пп</w:t>
+      </w:r>
+      <w:proofErr w:type="spellEnd"/>
+      <w:r>
+        <w:rPr>
+          <w:sz w:val="14"/>
+          <w:szCs w:val="14"/>
+        </w:rPr>
+        <w:t xml:space="preserve">. 7.3., 7.4., 7.5. Договора Сторона, являющаяся инициатором расторжения Договора, обязана уведомить вторую Сторону о расторжении Договора любым удобным способом не менее чем за 5 </w:t>
+      </w:r>
+      <w:proofErr w:type="gramStart"/>
+      <w:r>
+        <w:rPr>
+          <w:sz w:val="14"/>
+          <w:szCs w:val="14"/>
+        </w:rPr>
+        <w:t>рабочих  дней</w:t>
       </w:r>
       <w:proofErr w:type="gramEnd"/>
       <w:r>
         <w:rPr>
-          <w:rFonts w:ascii="Times New Roman" w:hAnsi="Times New Roman" w:cs="Times New Roman"/>
-          <w:sz w:val="14"/>
-          <w:szCs w:val="14"/>
-          <w:u w:val="single"/>
-        </w:rPr>
-        <w:t>_</w:t>
-      </w:r>
-      <w:proofErr w:type="gramStart"/>
-      <w:r>
-        <w:rPr>
-          <w:rFonts w:ascii="Times New Roman" w:hAnsi="Times New Roman" w:cs="Times New Roman"/>
-          <w:sz w:val="14"/>
-          <w:szCs w:val="14"/>
-          <w:u w:val="single"/>
-        </w:rPr>
-        <w:t>price</w:t>
+          <w:sz w:val="14"/>
+          <w:szCs w:val="14"/>
+        </w:rPr>
+        <w:t xml:space="preserve"> до расторжения Договора.</w:t>
+      </w:r>
+    </w:p>
+    <w:p>
+      <w:pPr>
+        <w:pStyle w:val="ConsPlusNormal"/>
+        <w:widowControl/>
+        <w:ind w:left="-1418" w:firstLine="0"/>
+        <w:jc w:val="both"/>
+        <w:rPr>
+          <w:rFonts w:ascii="Times New Roman" w:hAnsi="Times New Roman"/>
+          <w:sz w:val="14"/>
+          <w:szCs w:val="14"/>
+        </w:rPr>
+      </w:pPr>
+    </w:p>
+    <w:p>
+      <w:pPr>
+        <w:pStyle w:val="ConsPlusNormal"/>
+        <w:widowControl/>
+        <w:ind w:left="-1418" w:firstLine="0"/>
+        <w:jc w:val="center"/>
+        <w:rPr>
+          <w:rFonts w:ascii="Times New Roman" w:hAnsi="Times New Roman"/>
+          <w:sz w:val="14"/>
+          <w:szCs w:val="14"/>
+        </w:rPr>
+      </w:pPr>
+      <w:r>
+        <w:rPr>
+          <w:rFonts w:ascii="Times New Roman" w:hAnsi="Times New Roman" w:cs="Times New Roman"/>
+          <w:sz w:val="14"/>
+          <w:szCs w:val="14"/>
+        </w:rPr>
+        <w:t xml:space="preserve">8. </w:t>
+      </w:r>
+      <w:r>
+        <w:rPr>
+          <w:rFonts w:ascii="Times New Roman" w:hAnsi="Times New Roman" w:cs="Times New Roman"/>
+          <w:b/>
+          <w:sz w:val="14"/>
+          <w:szCs w:val="14"/>
+        </w:rPr>
+        <w:t>ЗАКЛЮЧИТЕЛЬНЫЕ ПОЛОЖЕНИЯ</w:t>
+      </w:r>
+    </w:p>
+    <w:p>
+      <w:pPr>
+        <w:ind w:left="-1418"/>
+        <w:jc w:val="both"/>
+        <w:rPr>
+          <w:sz w:val="14"/>
+          <w:szCs w:val="14"/>
+        </w:rPr>
+      </w:pPr>
+      <w:r>
+        <w:rPr>
+          <w:sz w:val="14"/>
+          <w:szCs w:val="14"/>
+        </w:rPr>
+        <w:t>8.1. Подписывая настоящий Договор, Пациент подтверждает, что условия Договора ему понятны, с Договором согласен в полном объеме, а также ознакомлен и согласен со всеми приложениями к Договору. Пациент дает свое согласие на использование и обработку своих персональных данных в соответствии с ФЗ от 27.07.2006 №152-ФЗ «О персональных данных» и SMS-уведомления, а также на передачу медицинских заключений, результатов анализов по электронным каналам связи ________________________________________________________________________________________________________ (</w:t>
+      </w:r>
+      <w:proofErr w:type="spellStart"/>
+      <w:r>
+        <w:rPr>
+          <w:sz w:val="14"/>
+          <w:szCs w:val="14"/>
+        </w:rPr>
+        <w:t>e-mail</w:t>
       </w:r>
       <w:proofErr w:type="spellEnd"/>
       <w:r>
         <w:rPr>
-          <w:rFonts w:ascii="Times New Roman" w:hAnsi="Times New Roman" w:cs="Times New Roman"/>
-          <w:sz w:val="14"/>
-          <w:szCs w:val="14"/>
-          <w:u w:val="single"/>
-        </w:rPr>
-        <w:t xml:space="preserve"> }</w:t>
-      </w:r>
-      <w:proofErr w:type="gramEnd"/>
-      <w:r>
-        <w:rPr>
-          <w:rFonts w:ascii="Times New Roman" w:hAnsi="Times New Roman" w:cs="Times New Roman"/>
-          <w:sz w:val="14"/>
-          <w:szCs w:val="14"/>
-          <w:u w:val="single"/>
-        </w:rPr>
-        <w:t>}</w:t>
-      </w:r>
-      <w:r>
-        <w:rPr>
-          <w:rFonts w:ascii="Times New Roman" w:hAnsi="Times New Roman" w:cs="Times New Roman"/>
-          <w:sz w:val="14"/>
-          <w:szCs w:val="14"/>
-          <w:u w:val="single"/>
-        </w:rPr>
-        <w:t xml:space="preserve"> </w:t>
-      </w:r>
-      <w:r>
-        <w:rPr>
-          <w:rFonts w:ascii="Times New Roman" w:hAnsi="Times New Roman" w:cs="Times New Roman"/>
-          <w:sz w:val="14"/>
-          <w:szCs w:val="14"/>
-          <w:u w:val="single"/>
-        </w:rPr>
-        <w:t>(</w:t>
-      </w:r>
-      <w:proofErr w:type="gramStart"/>
-      <w:r>
-        <w:rPr>
-          <w:rFonts w:ascii="Times New Roman" w:hAnsi="Times New Roman" w:cs="Times New Roman"/>
-          <w:sz w:val="14"/>
-          <w:szCs w:val="14"/>
-          <w:u w:val="single"/>
-        </w:rPr>
-        <w:t xml:space="preserve">{{ </w:t>
-      </w:r>
-      <w:proofErr w:type="spellStart"/>
-      <w:r>
-        <w:rPr>
-          <w:rFonts w:ascii="Times New Roman" w:hAnsi="Times New Roman" w:cs="Times New Roman"/>
-          <w:sz w:val="14"/>
-          <w:szCs w:val="14"/>
-          <w:u w:val="single"/>
-        </w:rPr>
-        <w:t>total</w:t>
-      </w:r>
-      <w:proofErr w:type="gramEnd"/>
-      <w:r>
-        <w:rPr>
-          <w:rFonts w:ascii="Times New Roman" w:hAnsi="Times New Roman" w:cs="Times New Roman"/>
-          <w:sz w:val="14"/>
-          <w:szCs w:val="14"/>
-          <w:u w:val="single"/>
-        </w:rPr>
-        <w:t>_price_</w:t>
-      </w:r>
-      <w:proofErr w:type="gramStart"/>
-      <w:r>
-        <w:rPr>
-          <w:rFonts w:ascii="Times New Roman" w:hAnsi="Times New Roman" w:cs="Times New Roman"/>
-          <w:sz w:val="14"/>
-          <w:szCs w:val="14"/>
-          <w:u w:val="single"/>
-        </w:rPr>
-        <w:t>words</w:t>
-      </w:r>
-      <w:proofErr w:type="spellEnd"/>
-      <w:r>
-        <w:rPr>
-          <w:rFonts w:ascii="Times New Roman" w:hAnsi="Times New Roman" w:cs="Times New Roman"/>
-          <w:sz w:val="14"/>
-          <w:szCs w:val="14"/>
-          <w:u w:val="single"/>
-        </w:rPr>
-        <w:t xml:space="preserve"> }</w:t>
-      </w:r>
-      <w:proofErr w:type="gramEnd"/>
-      <w:r>
-        <w:rPr>
-          <w:rFonts w:ascii="Times New Roman" w:hAnsi="Times New Roman" w:cs="Times New Roman"/>
-          <w:sz w:val="14"/>
-          <w:szCs w:val="14"/>
-          <w:u w:val="single"/>
-        </w:rPr>
-        <w:t>}</w:t>
-      </w:r>
-      <w:r>
-        <w:rPr>
-          <w:rFonts w:ascii="Times New Roman" w:hAnsi="Times New Roman" w:cs="Times New Roman"/>
-          <w:sz w:val="14"/>
-          <w:szCs w:val="14"/>
-          <w:u w:val="single"/>
-        </w:rPr>
-        <w:t xml:space="preserve">) </w:t>
-      </w:r>
-      <w:r>
-        <w:rPr>
-          <w:rFonts w:ascii="Times New Roman" w:hAnsi="Times New Roman" w:cs="Times New Roman"/>
-          <w:sz w:val="14"/>
-          <w:szCs w:val="14"/>
-        </w:rPr>
-        <w:t>рублей 00 копеек.</w:t>
+          <w:sz w:val="14"/>
+          <w:szCs w:val="14"/>
+        </w:rPr>
+        <w:t>).</w:t>
+      </w:r>
+    </w:p>
+    <w:p>
+      <w:pPr>
+        <w:ind w:left="-1418"/>
+        <w:jc w:val="both"/>
+        <w:rPr>
+          <w:sz w:val="14"/>
+          <w:szCs w:val="14"/>
+        </w:rPr>
+      </w:pPr>
+      <w:r>
+        <w:rPr>
+          <w:sz w:val="14"/>
+          <w:szCs w:val="14"/>
+        </w:rPr>
+        <w:t>8.2.  Подписывая настоящий Договор, Пациент подтверждает, что он уведомлен об обязанности соблюдать режим лечения, в том числе определенный на период их временной нетрудоспособности, и правила поведения пациента в медицинском центре.</w:t>
       </w:r>
     </w:p>
     <w:p>
       <w:pPr>
         <w:pStyle w:val="ConsPlusNormal"/>
         <w:widowControl/>
-        <w:ind w:left="-709" w:firstLine="0"/>
-        <w:jc w:val="both"/>
-        <w:rPr>
-          <w:rFonts w:ascii="Times New Roman" w:hAnsi="Times New Roman"/>
-          <w:sz w:val="14"/>
-          <w:szCs w:val="14"/>
-        </w:rPr>
-      </w:pPr>
-      <w:r>
-        <w:rPr>
-          <w:rFonts w:ascii="Times New Roman" w:hAnsi="Times New Roman" w:cs="Times New Roman"/>
-          <w:sz w:val="14"/>
-          <w:szCs w:val="14"/>
-        </w:rPr>
-        <w:t xml:space="preserve">3.2. Оплата </w:t>
-      </w:r>
-      <w:proofErr w:type="gramStart"/>
-      <w:r>
-        <w:rPr>
-          <w:rFonts w:ascii="Times New Roman" w:hAnsi="Times New Roman" w:cs="Times New Roman"/>
-          <w:sz w:val="14"/>
-          <w:szCs w:val="14"/>
-        </w:rPr>
-        <w:t>за медицинские услуги</w:t>
-      </w:r>
-      <w:proofErr w:type="gramEnd"/>
-      <w:r>
-        <w:rPr>
-          <w:rFonts w:ascii="Times New Roman" w:hAnsi="Times New Roman" w:cs="Times New Roman"/>
-          <w:sz w:val="14"/>
-          <w:szCs w:val="14"/>
-        </w:rPr>
-        <w:t xml:space="preserve"> производится путём внесения наличных денег в кассу Исполнителя. Расчеты за предоставление платных услуг осуществляются Исполнителем с применением контрольно-кассовой машины.</w:t>
-      </w:r>
-    </w:p>
-    <w:p>
-      <w:pPr>
-        <w:pStyle w:val="ConsPlusNormal"/>
-        <w:widowControl/>
-        <w:ind w:left="-709" w:firstLine="0"/>
-        <w:jc w:val="both"/>
-        <w:rPr>
-          <w:rFonts w:ascii="Times New Roman" w:hAnsi="Times New Roman"/>
-          <w:sz w:val="14"/>
-          <w:szCs w:val="14"/>
-        </w:rPr>
-      </w:pPr>
-      <w:r>
-        <w:rPr>
-          <w:rFonts w:ascii="Times New Roman" w:hAnsi="Times New Roman" w:cs="Times New Roman"/>
-          <w:sz w:val="14"/>
-          <w:szCs w:val="14"/>
-        </w:rPr>
-        <w:t xml:space="preserve">3.3 Оплата медицинских услуг Центра является подтверждением присоединения (акцептирования) к настоящему Договору, ознакомлением и согласием с </w:t>
-      </w:r>
-      <w:proofErr w:type="gramStart"/>
-      <w:r>
-        <w:rPr>
-          <w:rFonts w:ascii="Times New Roman" w:hAnsi="Times New Roman" w:cs="Times New Roman"/>
-          <w:sz w:val="14"/>
-          <w:szCs w:val="14"/>
-        </w:rPr>
-        <w:t>Прейскурантом цен</w:t>
-      </w:r>
-      <w:proofErr w:type="gramEnd"/>
-      <w:r>
-        <w:rPr>
-          <w:rFonts w:ascii="Times New Roman" w:hAnsi="Times New Roman" w:cs="Times New Roman"/>
-          <w:sz w:val="14"/>
-          <w:szCs w:val="14"/>
-        </w:rPr>
-        <w:t>. Оплата медицинских услуг осуществляется Пациентом в следующие сроки:</w:t>
-      </w:r>
-    </w:p>
-    <w:p>
-      <w:pPr>
-        <w:ind w:left="-709"/>
-        <w:jc w:val="both"/>
-        <w:rPr>
-          <w:sz w:val="14"/>
-          <w:szCs w:val="14"/>
-        </w:rPr>
-      </w:pPr>
-      <w:r>
-        <w:rPr>
-          <w:sz w:val="14"/>
-          <w:szCs w:val="14"/>
-        </w:rPr>
-        <w:t>3.3.1. Непосредственно перед получением услуги в форме 100% предоплаты.</w:t>
-      </w:r>
-    </w:p>
-    <w:p>
-      <w:pPr>
-        <w:ind w:left="-709"/>
-        <w:jc w:val="both"/>
-        <w:rPr>
-          <w:sz w:val="14"/>
-          <w:szCs w:val="14"/>
-        </w:rPr>
-      </w:pPr>
-      <w:r>
-        <w:rPr>
-          <w:sz w:val="14"/>
-          <w:szCs w:val="14"/>
-        </w:rPr>
-        <w:t xml:space="preserve">3.3.2. Непосредственно после оказания соответствующих медицинских услуг, </w:t>
-      </w:r>
-      <w:proofErr w:type="gramStart"/>
-      <w:r>
-        <w:rPr>
-          <w:sz w:val="14"/>
-          <w:szCs w:val="14"/>
-        </w:rPr>
-        <w:t>т.е.</w:t>
-      </w:r>
-      <w:proofErr w:type="gramEnd"/>
-      <w:r>
-        <w:rPr>
-          <w:sz w:val="14"/>
-          <w:szCs w:val="14"/>
-        </w:rPr>
-        <w:t xml:space="preserve"> в день оказания медицинских услуг, в случае если необходимость оказания медицинских услуг возникла на приеме у врача-специалиста </w:t>
-      </w:r>
-      <w:proofErr w:type="gramStart"/>
-      <w:r>
-        <w:rPr>
-          <w:sz w:val="14"/>
-          <w:szCs w:val="14"/>
-        </w:rPr>
-        <w:t>Центра</w:t>
-      </w:r>
-      <w:proofErr w:type="gramEnd"/>
-      <w:r>
-        <w:rPr>
-          <w:sz w:val="14"/>
-          <w:szCs w:val="14"/>
-        </w:rPr>
-        <w:t xml:space="preserve"> и Пациент выразил свое согласие на оказание ему дополнительных медицинских услуг. Оплата производится в кассе Центра.</w:t>
-      </w:r>
-    </w:p>
-    <w:p>
-      <w:pPr>
-        <w:pStyle w:val="ConsPlusNormal"/>
-        <w:widowControl/>
-        <w:ind w:left="-709" w:firstLine="0"/>
-        <w:jc w:val="center"/>
-        <w:rPr>
-          <w:rFonts w:ascii="Times New Roman" w:hAnsi="Times New Roman"/>
-          <w:sz w:val="14"/>
-          <w:szCs w:val="14"/>
-        </w:rPr>
-      </w:pPr>
-    </w:p>
-    <w:p>
-      <w:pPr>
-        <w:pStyle w:val="ConsPlusNormal"/>
-        <w:widowControl/>
-        <w:ind w:left="-709" w:firstLine="0"/>
-        <w:jc w:val="center"/>
-        <w:rPr>
-          <w:rFonts w:ascii="Times New Roman" w:hAnsi="Times New Roman"/>
-          <w:sz w:val="14"/>
-          <w:szCs w:val="14"/>
-        </w:rPr>
-      </w:pPr>
-      <w:r>
-        <w:rPr>
-          <w:rFonts w:ascii="Times New Roman" w:hAnsi="Times New Roman" w:cs="Times New Roman"/>
-          <w:b/>
-          <w:sz w:val="14"/>
-          <w:szCs w:val="14"/>
-        </w:rPr>
-        <w:t>4. ОТВЕТСТВЕННОСТЬ СТОРОН</w:t>
-      </w:r>
-    </w:p>
-    <w:p>
-      <w:pPr>
-        <w:pStyle w:val="ConsPlusNormal"/>
-        <w:widowControl/>
-        <w:ind w:left="-709" w:firstLine="0"/>
-        <w:jc w:val="both"/>
-        <w:rPr>
-          <w:rFonts w:ascii="Times New Roman" w:hAnsi="Times New Roman"/>
-          <w:sz w:val="14"/>
-          <w:szCs w:val="14"/>
-        </w:rPr>
-      </w:pPr>
-      <w:r>
-        <w:rPr>
-          <w:rFonts w:ascii="Times New Roman" w:hAnsi="Times New Roman" w:cs="Times New Roman"/>
-          <w:sz w:val="14"/>
-          <w:szCs w:val="14"/>
-        </w:rPr>
-        <w:t>4.1. В случае неисполнения или частичного исполнения услуг по настоящему договору Исполнитель обязуется вернуть Заказчику ранее внесенную сумму предоплаты за вычетом стоимости уже выполненных услуг.</w:t>
-      </w:r>
-    </w:p>
-    <w:p>
-      <w:pPr>
-        <w:pStyle w:val="ConsPlusNormal"/>
-        <w:widowControl/>
-        <w:ind w:left="-709" w:firstLine="0"/>
-        <w:jc w:val="both"/>
-        <w:rPr>
-          <w:rFonts w:ascii="Times New Roman" w:hAnsi="Times New Roman"/>
-          <w:sz w:val="14"/>
-          <w:szCs w:val="14"/>
-        </w:rPr>
-      </w:pPr>
-      <w:r>
-        <w:rPr>
-          <w:rFonts w:ascii="Times New Roman" w:hAnsi="Times New Roman" w:cs="Times New Roman"/>
-          <w:sz w:val="14"/>
-          <w:szCs w:val="14"/>
-        </w:rPr>
-        <w:t>4.2. В случае если невозможность исполнения возникла по обстоятельствам, за которые ни одна из сторон ответственности не несет, Заказчик возмещает Учреждению фактически понесенные им расходы, а Учреждение возвращает Заказчику остаток неиспользованных средств, внесенных в качестве предоплаты.</w:t>
-      </w:r>
-    </w:p>
-    <w:p>
-      <w:pPr>
-        <w:pStyle w:val="ConsPlusNormal"/>
-        <w:widowControl/>
-        <w:ind w:left="-709" w:firstLine="0"/>
-        <w:jc w:val="both"/>
-        <w:rPr>
-          <w:rFonts w:ascii="Times New Roman" w:hAnsi="Times New Roman"/>
-          <w:sz w:val="14"/>
-          <w:szCs w:val="14"/>
-        </w:rPr>
-      </w:pPr>
-      <w:r>
-        <w:rPr>
-          <w:rFonts w:ascii="Times New Roman" w:hAnsi="Times New Roman" w:cs="Times New Roman"/>
-          <w:sz w:val="14"/>
-          <w:szCs w:val="14"/>
-        </w:rPr>
-        <w:t xml:space="preserve">4.3. При разглашении одной из сторон сведений, относящихся к категории конфиденциальной информации, виновная сторона несет ответственность и обязана возместить другой стороне понесенные </w:t>
-      </w:r>
-      <w:proofErr w:type="gramStart"/>
-      <w:r>
-        <w:rPr>
-          <w:rFonts w:ascii="Times New Roman" w:hAnsi="Times New Roman" w:cs="Times New Roman"/>
-          <w:sz w:val="14"/>
-          <w:szCs w:val="14"/>
-        </w:rPr>
-        <w:t>ей</w:t>
-      </w:r>
-      <w:proofErr w:type="gramEnd"/>
-      <w:r>
-        <w:rPr>
-          <w:rFonts w:ascii="Times New Roman" w:hAnsi="Times New Roman" w:cs="Times New Roman"/>
-          <w:sz w:val="14"/>
-          <w:szCs w:val="14"/>
-        </w:rPr>
-        <w:t xml:space="preserve"> в связи с этим убытки.</w:t>
-      </w:r>
-    </w:p>
-    <w:p>
-      <w:pPr>
-        <w:pStyle w:val="ConsPlusNormal"/>
-        <w:widowControl/>
-        <w:ind w:left="-709" w:firstLine="0"/>
-        <w:jc w:val="both"/>
-        <w:rPr>
-          <w:rFonts w:ascii="Times New Roman" w:hAnsi="Times New Roman"/>
-          <w:sz w:val="14"/>
-          <w:szCs w:val="14"/>
-        </w:rPr>
-      </w:pPr>
-      <w:r>
-        <w:rPr>
-          <w:rFonts w:ascii="Times New Roman" w:hAnsi="Times New Roman" w:cs="Times New Roman"/>
-          <w:sz w:val="14"/>
-          <w:szCs w:val="14"/>
-        </w:rPr>
-        <w:t>4.4. Исполнитель имеет право изменить сроки оказания медицинской помощи по причинам, не предусмотренным настоящим договором.</w:t>
-      </w:r>
-    </w:p>
-    <w:p>
-      <w:pPr>
-        <w:pStyle w:val="ConsPlusNormal"/>
-        <w:widowControl/>
-        <w:ind w:left="-709" w:firstLine="0"/>
-        <w:jc w:val="both"/>
-        <w:rPr>
-          <w:rFonts w:ascii="Times New Roman" w:hAnsi="Times New Roman"/>
-          <w:sz w:val="14"/>
-          <w:szCs w:val="14"/>
-        </w:rPr>
-      </w:pPr>
-      <w:r>
-        <w:rPr>
-          <w:rFonts w:ascii="Times New Roman" w:hAnsi="Times New Roman" w:cs="Times New Roman"/>
-          <w:sz w:val="14"/>
-          <w:szCs w:val="14"/>
-        </w:rPr>
-        <w:t>4.5. Претензии Заказчика по вопросам качества оказания медицинской помощи принимаются Исполнителем к рассмотрению врачебной комиссией в течение 30 дней.</w:t>
-      </w:r>
-    </w:p>
-    <w:p>
-      <w:pPr>
-        <w:pStyle w:val="ConsPlusNonformat"/>
-        <w:widowControl/>
-        <w:ind w:left="-709"/>
-        <w:jc w:val="both"/>
-        <w:rPr>
-          <w:rFonts w:ascii="Times New Roman" w:hAnsi="Times New Roman"/>
-          <w:sz w:val="14"/>
-          <w:szCs w:val="14"/>
-        </w:rPr>
-      </w:pPr>
-      <w:r>
-        <w:rPr>
-          <w:rFonts w:ascii="Times New Roman" w:hAnsi="Times New Roman" w:cs="Times New Roman"/>
-          <w:sz w:val="14"/>
-          <w:szCs w:val="14"/>
-        </w:rPr>
-        <w:t xml:space="preserve">4.6. </w:t>
-      </w:r>
-      <w:proofErr w:type="gramStart"/>
-      <w:r>
-        <w:rPr>
-          <w:rFonts w:ascii="Times New Roman" w:hAnsi="Times New Roman" w:cs="Times New Roman"/>
-          <w:sz w:val="14"/>
-          <w:szCs w:val="14"/>
-        </w:rPr>
-        <w:t>За  неисполнение</w:t>
-      </w:r>
-      <w:proofErr w:type="gramEnd"/>
-      <w:r>
-        <w:rPr>
-          <w:rFonts w:ascii="Times New Roman" w:hAnsi="Times New Roman" w:cs="Times New Roman"/>
-          <w:sz w:val="14"/>
-          <w:szCs w:val="14"/>
-        </w:rPr>
-        <w:t xml:space="preserve">   либо   </w:t>
-      </w:r>
-      <w:proofErr w:type="gramStart"/>
-      <w:r>
-        <w:rPr>
-          <w:rFonts w:ascii="Times New Roman" w:hAnsi="Times New Roman" w:cs="Times New Roman"/>
-          <w:sz w:val="14"/>
-          <w:szCs w:val="14"/>
-        </w:rPr>
-        <w:t>ненадлежащее  исполнение</w:t>
-      </w:r>
-      <w:proofErr w:type="gramEnd"/>
-      <w:r>
-        <w:rPr>
-          <w:rFonts w:ascii="Times New Roman" w:hAnsi="Times New Roman" w:cs="Times New Roman"/>
-          <w:sz w:val="14"/>
-          <w:szCs w:val="14"/>
-        </w:rPr>
-        <w:t xml:space="preserve">  </w:t>
-      </w:r>
-      <w:proofErr w:type="gramStart"/>
-      <w:r>
-        <w:rPr>
-          <w:rFonts w:ascii="Times New Roman" w:hAnsi="Times New Roman" w:cs="Times New Roman"/>
-          <w:sz w:val="14"/>
-          <w:szCs w:val="14"/>
-        </w:rPr>
-        <w:t>обязательств  по</w:t>
-      </w:r>
-      <w:proofErr w:type="gramEnd"/>
-      <w:r>
-        <w:rPr>
-          <w:rFonts w:ascii="Times New Roman" w:hAnsi="Times New Roman" w:cs="Times New Roman"/>
-          <w:sz w:val="14"/>
-          <w:szCs w:val="14"/>
-        </w:rPr>
-        <w:t xml:space="preserve"> </w:t>
-      </w:r>
-      <w:proofErr w:type="gramStart"/>
-      <w:r>
-        <w:rPr>
-          <w:rFonts w:ascii="Times New Roman" w:hAnsi="Times New Roman" w:cs="Times New Roman"/>
-          <w:sz w:val="14"/>
-          <w:szCs w:val="14"/>
-        </w:rPr>
-        <w:t>договору,   в  случае</w:t>
-      </w:r>
-      <w:proofErr w:type="gramEnd"/>
-      <w:r>
-        <w:rPr>
-          <w:rFonts w:ascii="Times New Roman" w:hAnsi="Times New Roman" w:cs="Times New Roman"/>
-          <w:sz w:val="14"/>
-          <w:szCs w:val="14"/>
-        </w:rPr>
-        <w:t xml:space="preserve">  </w:t>
-      </w:r>
-      <w:proofErr w:type="gramStart"/>
-      <w:r>
-        <w:rPr>
-          <w:rFonts w:ascii="Times New Roman" w:hAnsi="Times New Roman" w:cs="Times New Roman"/>
-          <w:sz w:val="14"/>
-          <w:szCs w:val="14"/>
-        </w:rPr>
-        <w:t>причинения  вреда</w:t>
-      </w:r>
-      <w:proofErr w:type="gramEnd"/>
-      <w:r>
-        <w:rPr>
-          <w:rFonts w:ascii="Times New Roman" w:hAnsi="Times New Roman" w:cs="Times New Roman"/>
-          <w:sz w:val="14"/>
-          <w:szCs w:val="14"/>
-        </w:rPr>
-        <w:t xml:space="preserve">  </w:t>
-      </w:r>
-      <w:proofErr w:type="gramStart"/>
-      <w:r>
-        <w:rPr>
-          <w:rFonts w:ascii="Times New Roman" w:hAnsi="Times New Roman" w:cs="Times New Roman"/>
-          <w:sz w:val="14"/>
-          <w:szCs w:val="14"/>
-        </w:rPr>
-        <w:t>здоровью  или</w:t>
-      </w:r>
-      <w:proofErr w:type="gramEnd"/>
-      <w:r>
-        <w:rPr>
-          <w:rFonts w:ascii="Times New Roman" w:hAnsi="Times New Roman" w:cs="Times New Roman"/>
-          <w:sz w:val="14"/>
-          <w:szCs w:val="14"/>
-        </w:rPr>
-        <w:t xml:space="preserve">  </w:t>
-      </w:r>
-      <w:proofErr w:type="gramStart"/>
-      <w:r>
-        <w:rPr>
-          <w:rFonts w:ascii="Times New Roman" w:hAnsi="Times New Roman" w:cs="Times New Roman"/>
-          <w:sz w:val="14"/>
-          <w:szCs w:val="14"/>
-        </w:rPr>
-        <w:t>жизни  Заказчика</w:t>
-      </w:r>
-      <w:proofErr w:type="gramEnd"/>
-      <w:r>
-        <w:rPr>
-          <w:rFonts w:ascii="Times New Roman" w:hAnsi="Times New Roman" w:cs="Times New Roman"/>
-          <w:sz w:val="14"/>
-          <w:szCs w:val="14"/>
-        </w:rPr>
-        <w:t xml:space="preserve">, Исполнитель несет ответственность, предусмотренную законодательством </w:t>
-      </w:r>
-      <w:proofErr w:type="gramStart"/>
-      <w:r>
-        <w:rPr>
-          <w:rFonts w:ascii="Times New Roman" w:hAnsi="Times New Roman" w:cs="Times New Roman"/>
-          <w:sz w:val="14"/>
-          <w:szCs w:val="14"/>
-        </w:rPr>
-        <w:t>Российской  Федерации</w:t>
-      </w:r>
-      <w:proofErr w:type="gramEnd"/>
-      <w:r>
-        <w:rPr>
-          <w:rFonts w:ascii="Times New Roman" w:hAnsi="Times New Roman" w:cs="Times New Roman"/>
-          <w:sz w:val="14"/>
-          <w:szCs w:val="14"/>
-        </w:rPr>
-        <w:t>, в том числе Законом Российской Федерации «О защите прав потребителей».</w:t>
-      </w:r>
-    </w:p>
-    <w:p>
-      <w:pPr>
-        <w:pStyle w:val="ConsPlusNonformat"/>
-        <w:widowControl/>
-        <w:ind w:left="-709"/>
-        <w:jc w:val="both"/>
-        <w:rPr>
-          <w:rFonts w:ascii="Times New Roman" w:hAnsi="Times New Roman"/>
-          <w:sz w:val="14"/>
-          <w:szCs w:val="14"/>
-        </w:rPr>
-      </w:pPr>
-      <w:r>
-        <w:rPr>
-          <w:rFonts w:ascii="Times New Roman" w:hAnsi="Times New Roman" w:cs="Times New Roman"/>
-          <w:sz w:val="14"/>
-          <w:szCs w:val="14"/>
-        </w:rPr>
-        <w:t xml:space="preserve">4.7. Исполнитель </w:t>
-      </w:r>
-      <w:proofErr w:type="gramStart"/>
-      <w:r>
-        <w:rPr>
-          <w:rFonts w:ascii="Times New Roman" w:hAnsi="Times New Roman" w:cs="Times New Roman"/>
-          <w:sz w:val="14"/>
-          <w:szCs w:val="14"/>
-        </w:rPr>
-        <w:t>освобождается  от</w:t>
-      </w:r>
-      <w:proofErr w:type="gramEnd"/>
-      <w:r>
-        <w:rPr>
-          <w:rFonts w:ascii="Times New Roman" w:hAnsi="Times New Roman" w:cs="Times New Roman"/>
-          <w:sz w:val="14"/>
-          <w:szCs w:val="14"/>
-        </w:rPr>
-        <w:t xml:space="preserve">  ответственности за неисполнение или </w:t>
-      </w:r>
-      <w:proofErr w:type="gramStart"/>
-      <w:r>
-        <w:rPr>
-          <w:rFonts w:ascii="Times New Roman" w:hAnsi="Times New Roman" w:cs="Times New Roman"/>
-          <w:sz w:val="14"/>
-          <w:szCs w:val="14"/>
-        </w:rPr>
-        <w:t>ненадлежащее  исполнение</w:t>
-      </w:r>
-      <w:proofErr w:type="gramEnd"/>
-      <w:r>
-        <w:rPr>
-          <w:rFonts w:ascii="Times New Roman" w:hAnsi="Times New Roman" w:cs="Times New Roman"/>
-          <w:sz w:val="14"/>
-          <w:szCs w:val="14"/>
-        </w:rPr>
-        <w:t xml:space="preserve">  настоящего Договора, если докажет, что причиной такого неисполнения (ненадлежащего исполнения) стало нарушение Заказчиком условий настоящего Договора.</w:t>
-      </w:r>
-    </w:p>
-    <w:p>
-      <w:pPr>
-        <w:pStyle w:val="ConsPlusNormal"/>
-        <w:widowControl/>
-        <w:ind w:left="-709" w:firstLine="0"/>
-        <w:jc w:val="center"/>
-        <w:rPr>
-          <w:rFonts w:ascii="Times New Roman" w:hAnsi="Times New Roman"/>
-          <w:sz w:val="14"/>
-          <w:szCs w:val="14"/>
-        </w:rPr>
-      </w:pPr>
-    </w:p>
-    <w:p>
-      <w:pPr>
-        <w:pStyle w:val="ConsPlusNormal"/>
-        <w:widowControl/>
-        <w:ind w:left="-709" w:firstLine="0"/>
-        <w:jc w:val="center"/>
-        <w:rPr>
-          <w:rFonts w:ascii="Times New Roman" w:hAnsi="Times New Roman"/>
-          <w:sz w:val="14"/>
-          <w:szCs w:val="14"/>
-        </w:rPr>
-      </w:pPr>
-      <w:r>
-        <w:rPr>
-          <w:rFonts w:ascii="Times New Roman" w:hAnsi="Times New Roman" w:cs="Times New Roman"/>
-          <w:b/>
-          <w:sz w:val="14"/>
-          <w:szCs w:val="14"/>
-        </w:rPr>
-        <w:t>5. ДЕЙСТВИЕ ОБСТОЯТЕЛЬСТВ НЕПРЕОДОЛИМОЙ СИЛЫ</w:t>
-      </w:r>
-    </w:p>
-    <w:p>
-      <w:pPr>
-        <w:pStyle w:val="ConsPlusNormal"/>
-        <w:widowControl/>
-        <w:ind w:left="-709" w:firstLine="0"/>
-        <w:jc w:val="both"/>
-        <w:rPr>
-          <w:rFonts w:ascii="Times New Roman" w:hAnsi="Times New Roman"/>
-          <w:sz w:val="14"/>
-          <w:szCs w:val="14"/>
-        </w:rPr>
-      </w:pPr>
-      <w:r>
-        <w:rPr>
-          <w:rFonts w:ascii="Times New Roman" w:hAnsi="Times New Roman" w:cs="Times New Roman"/>
-          <w:sz w:val="14"/>
-          <w:szCs w:val="14"/>
-        </w:rPr>
-        <w:t>Стороны освобождаются от ответственности за неисполнение (ненадлежащее исполнение) обязательств по договору, если причиной такого неисполнения (ненадлежащего исполнения) является чрезвычайное и непредотвратимое обстоятельство (непреодолимая сила).</w:t>
-      </w:r>
-    </w:p>
-    <w:p>
-      <w:pPr>
-        <w:pStyle w:val="ConsPlusNormal"/>
-        <w:widowControl/>
-        <w:ind w:left="-709" w:firstLine="0"/>
-        <w:jc w:val="center"/>
-        <w:rPr>
-          <w:rFonts w:ascii="Times New Roman" w:hAnsi="Times New Roman"/>
-          <w:sz w:val="14"/>
-          <w:szCs w:val="14"/>
-        </w:rPr>
-      </w:pPr>
-    </w:p>
-    <w:p>
-      <w:pPr>
-        <w:pStyle w:val="ConsPlusNormal"/>
-        <w:widowControl/>
-        <w:ind w:left="-709" w:firstLine="0"/>
-        <w:jc w:val="center"/>
-        <w:rPr>
-          <w:rFonts w:ascii="Times New Roman" w:hAnsi="Times New Roman"/>
-          <w:sz w:val="14"/>
-          <w:szCs w:val="14"/>
-        </w:rPr>
-      </w:pPr>
-      <w:r>
-        <w:rPr>
-          <w:rFonts w:ascii="Times New Roman" w:hAnsi="Times New Roman" w:cs="Times New Roman"/>
-          <w:b/>
-          <w:sz w:val="14"/>
-          <w:szCs w:val="14"/>
-        </w:rPr>
-        <w:t>6. ПОРЯДОК РАЗРЕШЕНИЯ СПОРОВ</w:t>
-      </w:r>
-    </w:p>
-    <w:p>
-      <w:pPr>
-        <w:pStyle w:val="ConsPlusNormal"/>
-        <w:widowControl/>
-        <w:ind w:left="-709" w:firstLine="0"/>
-        <w:jc w:val="both"/>
-        <w:rPr>
-          <w:rFonts w:ascii="Times New Roman" w:hAnsi="Times New Roman"/>
-          <w:sz w:val="14"/>
-          <w:szCs w:val="14"/>
-        </w:rPr>
-      </w:pPr>
-      <w:r>
-        <w:rPr>
-          <w:rFonts w:ascii="Times New Roman" w:hAnsi="Times New Roman" w:cs="Times New Roman"/>
-          <w:sz w:val="14"/>
-          <w:szCs w:val="14"/>
-        </w:rPr>
-        <w:t>Споры, возникшие при исполнении настоящего договора, решаются в соответствии с действующим законодательством РФ.</w:t>
-      </w:r>
-    </w:p>
-    <w:p>
-      <w:pPr>
-        <w:pStyle w:val="ConsPlusNormal"/>
-        <w:widowControl/>
-        <w:ind w:left="-709" w:firstLine="0"/>
-        <w:jc w:val="center"/>
-        <w:rPr>
-          <w:rFonts w:ascii="Times New Roman" w:hAnsi="Times New Roman"/>
-          <w:sz w:val="14"/>
-          <w:szCs w:val="14"/>
-        </w:rPr>
-      </w:pPr>
-    </w:p>
-    <w:p>
-      <w:pPr>
-        <w:pStyle w:val="ConsPlusNormal"/>
-        <w:widowControl/>
-        <w:ind w:left="-709" w:firstLine="0"/>
-        <w:jc w:val="center"/>
-        <w:rPr>
-          <w:rFonts w:ascii="Times New Roman" w:hAnsi="Times New Roman"/>
-          <w:sz w:val="14"/>
-          <w:szCs w:val="14"/>
-        </w:rPr>
-      </w:pPr>
-      <w:r>
-        <w:rPr>
-          <w:rFonts w:ascii="Times New Roman" w:hAnsi="Times New Roman" w:cs="Times New Roman"/>
-          <w:b/>
-          <w:sz w:val="14"/>
-          <w:szCs w:val="14"/>
-        </w:rPr>
-        <w:t>7.  СРОК ДЕЙСТВИЯ И ОСНОВАНИЯ ИЗМЕНЕНИЯ/ПРЕКРАЩЕНИЯ ДОГОВОРА</w:t>
-      </w:r>
-    </w:p>
-    <w:p>
-      <w:pPr>
-        <w:pStyle w:val="ConsPlusNormal"/>
-        <w:widowControl/>
-        <w:ind w:left="-709" w:firstLine="0"/>
-        <w:jc w:val="both"/>
-        <w:rPr>
-          <w:rFonts w:ascii="Times New Roman" w:hAnsi="Times New Roman"/>
-          <w:sz w:val="14"/>
-          <w:szCs w:val="14"/>
-        </w:rPr>
-      </w:pPr>
-      <w:r>
-        <w:rPr>
-          <w:rFonts w:ascii="Times New Roman" w:hAnsi="Times New Roman" w:cs="Times New Roman"/>
-          <w:sz w:val="14"/>
-          <w:szCs w:val="14"/>
-        </w:rPr>
-        <w:t>7.1. Договор вступает в силу в момент его подписания уполномоченными представителями обеих сторон и действует до полного исполнения его сторонами своих обязательств либо до его расторжения.</w:t>
-      </w:r>
-    </w:p>
-    <w:p>
-      <w:pPr>
-        <w:pStyle w:val="ConsPlusNormal"/>
-        <w:widowControl/>
-        <w:ind w:left="-709" w:firstLine="0"/>
-        <w:jc w:val="both"/>
-        <w:rPr>
-          <w:rFonts w:ascii="Times New Roman" w:hAnsi="Times New Roman"/>
-          <w:sz w:val="14"/>
-          <w:szCs w:val="14"/>
-        </w:rPr>
-      </w:pPr>
-      <w:r>
-        <w:rPr>
-          <w:rFonts w:ascii="Times New Roman" w:hAnsi="Times New Roman" w:cs="Times New Roman"/>
-          <w:sz w:val="14"/>
-          <w:szCs w:val="14"/>
-        </w:rPr>
-        <w:t>7.2. Любые изменения и дополнения к настоящему договору действительны лишь при условии, если они совершены в письменной форме и подписаны уполномоченными на то представителями сторон. Приложения к настоящему договору составляют его неотъемлемую часть.</w:t>
-      </w:r>
-    </w:p>
-    <w:p>
-      <w:pPr>
-        <w:pStyle w:val="ConsPlusNormal"/>
-        <w:widowControl/>
-        <w:ind w:left="-709" w:firstLine="0"/>
-        <w:jc w:val="both"/>
-        <w:rPr>
-          <w:rFonts w:ascii="Times New Roman" w:hAnsi="Times New Roman"/>
-          <w:sz w:val="14"/>
-          <w:szCs w:val="14"/>
-        </w:rPr>
-      </w:pPr>
-      <w:r>
-        <w:rPr>
-          <w:rFonts w:ascii="Times New Roman" w:hAnsi="Times New Roman" w:cs="Times New Roman"/>
-          <w:sz w:val="14"/>
-          <w:szCs w:val="14"/>
-        </w:rPr>
-        <w:t>7.3 Договор досрочно может быть прекращен в следующих случаях:</w:t>
-      </w:r>
-    </w:p>
-    <w:p>
-      <w:pPr>
-        <w:pStyle w:val="ConsPlusNormal"/>
-        <w:widowControl/>
-        <w:ind w:left="-709" w:firstLine="0"/>
-        <w:jc w:val="both"/>
-        <w:rPr>
-          <w:rFonts w:ascii="Times New Roman" w:hAnsi="Times New Roman"/>
-          <w:sz w:val="14"/>
-          <w:szCs w:val="14"/>
-        </w:rPr>
-      </w:pPr>
-      <w:r>
-        <w:rPr>
-          <w:rFonts w:ascii="Times New Roman" w:hAnsi="Times New Roman"/>
-          <w:sz w:val="14"/>
-          <w:szCs w:val="14"/>
-        </w:rPr>
-        <w:t>- по взаимному согласию Сторон;</w:t>
-      </w:r>
-    </w:p>
-    <w:p>
-      <w:pPr>
-        <w:pStyle w:val="ConsPlusNormal"/>
-        <w:widowControl/>
-        <w:ind w:left="-709" w:firstLine="0"/>
-        <w:jc w:val="both"/>
-        <w:rPr>
-          <w:rFonts w:ascii="Times New Roman" w:hAnsi="Times New Roman"/>
-          <w:sz w:val="14"/>
-          <w:szCs w:val="14"/>
-        </w:rPr>
-      </w:pPr>
-      <w:r>
-        <w:rPr>
-          <w:rFonts w:ascii="Times New Roman" w:hAnsi="Times New Roman" w:cs="Times New Roman"/>
-          <w:sz w:val="14"/>
-          <w:szCs w:val="14"/>
-        </w:rPr>
-        <w:t xml:space="preserve">- в одностороннем порядке в соответствии с </w:t>
-      </w:r>
-      <w:proofErr w:type="spellStart"/>
-      <w:r>
-        <w:rPr>
-          <w:rFonts w:ascii="Times New Roman" w:hAnsi="Times New Roman" w:cs="Times New Roman"/>
-          <w:sz w:val="14"/>
-          <w:szCs w:val="14"/>
-        </w:rPr>
-        <w:t>пп</w:t>
-      </w:r>
-      <w:proofErr w:type="spellEnd"/>
-      <w:r>
-        <w:rPr>
-          <w:rFonts w:ascii="Times New Roman" w:hAnsi="Times New Roman" w:cs="Times New Roman"/>
-          <w:sz w:val="14"/>
-          <w:szCs w:val="14"/>
-        </w:rPr>
-        <w:t>. 7.4., 7.5. Договора.</w:t>
-      </w:r>
-    </w:p>
-    <w:p>
-      <w:pPr>
-        <w:pStyle w:val="ConsPlusNormal"/>
-        <w:widowControl/>
-        <w:ind w:left="-709" w:firstLine="0"/>
-        <w:jc w:val="both"/>
-        <w:rPr>
-          <w:rFonts w:ascii="Times New Roman" w:hAnsi="Times New Roman"/>
-          <w:sz w:val="14"/>
-          <w:szCs w:val="14"/>
-        </w:rPr>
-      </w:pPr>
-      <w:proofErr w:type="gramStart"/>
-      <w:r>
-        <w:rPr>
-          <w:rFonts w:ascii="Times New Roman" w:hAnsi="Times New Roman" w:cs="Times New Roman"/>
-          <w:sz w:val="14"/>
-          <w:szCs w:val="14"/>
-        </w:rPr>
-        <w:t xml:space="preserve">7.4  </w:t>
-      </w:r>
-      <w:r>
-        <w:rPr>
-          <w:rFonts w:ascii="Times New Roman" w:hAnsi="Times New Roman"/>
-          <w:sz w:val="14"/>
-          <w:szCs w:val="14"/>
-        </w:rPr>
-        <w:t>По</w:t>
-      </w:r>
-      <w:proofErr w:type="gramEnd"/>
-      <w:r>
-        <w:rPr>
-          <w:rFonts w:ascii="Times New Roman" w:hAnsi="Times New Roman"/>
-          <w:sz w:val="14"/>
-          <w:szCs w:val="14"/>
-        </w:rPr>
-        <w:t xml:space="preserve"> инициативе Центра Договор может быть расторгнут в одностороннем внесудебном порядке:</w:t>
-      </w:r>
-    </w:p>
-    <w:p>
-      <w:pPr>
-        <w:pStyle w:val="ConsPlusNormal"/>
-        <w:widowControl/>
-        <w:ind w:left="-709" w:firstLine="0"/>
-        <w:jc w:val="both"/>
-        <w:rPr>
-          <w:rFonts w:ascii="Times New Roman" w:hAnsi="Times New Roman"/>
-          <w:sz w:val="14"/>
-          <w:szCs w:val="14"/>
-        </w:rPr>
-      </w:pPr>
-      <w:r>
-        <w:rPr>
-          <w:rFonts w:ascii="Times New Roman" w:hAnsi="Times New Roman"/>
-          <w:sz w:val="14"/>
-          <w:szCs w:val="14"/>
-        </w:rPr>
-        <w:t xml:space="preserve">- в случае невыполнения Пациентом рекомендаций и назначений лечащего врача (медицинского персонала Центра) (нарушение медицинских предписаний, лечебно-охранительного режима и </w:t>
-      </w:r>
-      <w:proofErr w:type="gramStart"/>
-      <w:r>
-        <w:rPr>
-          <w:rFonts w:ascii="Times New Roman" w:hAnsi="Times New Roman"/>
-          <w:sz w:val="14"/>
-          <w:szCs w:val="14"/>
-        </w:rPr>
-        <w:t>т.п.</w:t>
-      </w:r>
-      <w:proofErr w:type="gramEnd"/>
-      <w:r>
-        <w:rPr>
-          <w:rFonts w:ascii="Times New Roman" w:hAnsi="Times New Roman"/>
-          <w:sz w:val="14"/>
-          <w:szCs w:val="14"/>
-        </w:rPr>
-        <w:t>), а также нарушения Пациентом других условий настоящего Договора;</w:t>
-      </w:r>
-    </w:p>
-    <w:p>
-      <w:pPr>
-        <w:pStyle w:val="ConsPlusNormal"/>
-        <w:widowControl/>
-        <w:ind w:left="-709" w:firstLine="0"/>
-        <w:jc w:val="both"/>
-        <w:rPr>
-          <w:rFonts w:ascii="Times New Roman" w:hAnsi="Times New Roman"/>
-          <w:sz w:val="14"/>
-          <w:szCs w:val="14"/>
-        </w:rPr>
-      </w:pPr>
-      <w:r>
-        <w:rPr>
-          <w:rFonts w:ascii="Times New Roman" w:hAnsi="Times New Roman"/>
-          <w:sz w:val="14"/>
-          <w:szCs w:val="14"/>
-        </w:rPr>
-        <w:t>- в случае обнаружения невозможности исполнения настоящего Договора, в том числе возникшего по вине Пациента;</w:t>
-      </w:r>
-    </w:p>
-    <w:p>
-      <w:pPr>
-        <w:pStyle w:val="ConsPlusNormal"/>
-        <w:widowControl/>
-        <w:ind w:left="-709" w:firstLine="0"/>
-        <w:jc w:val="both"/>
-        <w:rPr>
-          <w:rFonts w:ascii="Times New Roman" w:hAnsi="Times New Roman"/>
-          <w:sz w:val="14"/>
-          <w:szCs w:val="14"/>
-        </w:rPr>
-      </w:pPr>
-      <w:r>
-        <w:rPr>
-          <w:rFonts w:ascii="Times New Roman" w:hAnsi="Times New Roman" w:cs="Times New Roman"/>
-          <w:sz w:val="14"/>
-          <w:szCs w:val="14"/>
-        </w:rPr>
-        <w:t>- в случае отказа Пациента от полной оплаты услуг, оказанных Центром.</w:t>
-      </w:r>
-    </w:p>
-    <w:p>
-      <w:pPr>
-        <w:pStyle w:val="ConsPlusNormal"/>
-        <w:widowControl/>
-        <w:ind w:left="-709" w:firstLine="0"/>
-        <w:jc w:val="both"/>
-        <w:rPr>
-          <w:rFonts w:ascii="Times New Roman" w:hAnsi="Times New Roman"/>
-          <w:sz w:val="14"/>
-          <w:szCs w:val="14"/>
-        </w:rPr>
-      </w:pPr>
-      <w:r>
-        <w:rPr>
-          <w:rFonts w:ascii="Times New Roman" w:hAnsi="Times New Roman" w:cs="Times New Roman"/>
-          <w:sz w:val="14"/>
-          <w:szCs w:val="14"/>
-        </w:rPr>
-        <w:t>7.5. По инициативе Пациента Договор может быть расторгнут в одностороннем внесудебном порядке в любое время. При этом Пациент обязан письменно предупредить об этом администрацию Центра и оплатить фактически оказанные Центром услуги.</w:t>
-      </w:r>
-    </w:p>
-    <w:p>
-      <w:pPr>
-        <w:ind w:left="-709"/>
-        <w:jc w:val="both"/>
-        <w:rPr>
-          <w:sz w:val="14"/>
-          <w:szCs w:val="14"/>
-        </w:rPr>
-      </w:pPr>
-      <w:r>
-        <w:rPr>
-          <w:sz w:val="14"/>
-          <w:szCs w:val="14"/>
-        </w:rPr>
-        <w:t xml:space="preserve">7.6. В случаях, предусмотренных в </w:t>
-      </w:r>
-      <w:proofErr w:type="spellStart"/>
-      <w:r>
-        <w:rPr>
-          <w:sz w:val="14"/>
-          <w:szCs w:val="14"/>
-        </w:rPr>
-        <w:t>пп</w:t>
-      </w:r>
-      <w:proofErr w:type="spellEnd"/>
-      <w:r>
-        <w:rPr>
-          <w:sz w:val="14"/>
-          <w:szCs w:val="14"/>
-        </w:rPr>
-        <w:t xml:space="preserve">. 7.3., 7.4., 7.5. Договора Сторона, являющаяся инициатором расторжения Договора, обязана уведомить вторую Сторону о расторжении Договора любым удобным способом не менее чем за 5 </w:t>
-      </w:r>
-      <w:proofErr w:type="gramStart"/>
-      <w:r>
-        <w:rPr>
-          <w:sz w:val="14"/>
-          <w:szCs w:val="14"/>
-        </w:rPr>
-        <w:t>рабочих  дней</w:t>
-      </w:r>
-      <w:proofErr w:type="gramEnd"/>
-      <w:r>
-        <w:rPr>
-          <w:sz w:val="14"/>
-          <w:szCs w:val="14"/>
-        </w:rPr>
-        <w:t xml:space="preserve"> до расторжения Договора.</w:t>
-      </w:r>
-    </w:p>
-    <w:p>
-      <w:pPr>
-        <w:pStyle w:val="ConsPlusNormal"/>
-        <w:widowControl/>
-        <w:ind w:left="-709" w:firstLine="0"/>
-        <w:jc w:val="both"/>
-        <w:rPr>
-          <w:rFonts w:ascii="Times New Roman" w:hAnsi="Times New Roman"/>
-          <w:sz w:val="14"/>
-          <w:szCs w:val="14"/>
-        </w:rPr>
-      </w:pPr>
-    </w:p>
-    <w:p>
-      <w:pPr>
-        <w:pStyle w:val="ConsPlusNormal"/>
-        <w:widowControl/>
-        <w:ind w:left="-709" w:firstLine="0"/>
-        <w:jc w:val="center"/>
-        <w:rPr>
-          <w:rFonts w:ascii="Times New Roman" w:hAnsi="Times New Roman"/>
-          <w:sz w:val="14"/>
-          <w:szCs w:val="14"/>
-        </w:rPr>
-      </w:pPr>
-      <w:r>
-        <w:rPr>
-          <w:rFonts w:ascii="Times New Roman" w:hAnsi="Times New Roman" w:cs="Times New Roman"/>
-          <w:sz w:val="14"/>
-          <w:szCs w:val="14"/>
-        </w:rPr>
-        <w:t xml:space="preserve">8. </w:t>
-      </w:r>
-      <w:r>
-        <w:rPr>
-          <w:rFonts w:ascii="Times New Roman" w:hAnsi="Times New Roman" w:cs="Times New Roman"/>
-          <w:b/>
-          <w:sz w:val="14"/>
-          <w:szCs w:val="14"/>
-        </w:rPr>
-        <w:t>ЗАКЛЮЧИТЕЛЬНЫЕ ПОЛОЖЕНИЯ</w:t>
-      </w:r>
-    </w:p>
-    <w:p>
-      <w:pPr>
-        <w:ind w:left="-709"/>
-        <w:jc w:val="both"/>
-        <w:rPr>
-          <w:sz w:val="14"/>
-          <w:szCs w:val="14"/>
-        </w:rPr>
-      </w:pPr>
-      <w:r>
-        <w:rPr>
-          <w:sz w:val="14"/>
-          <w:szCs w:val="14"/>
-        </w:rPr>
-        <w:t>8.1. Подписывая настоящий Договор, Пациент подтверждает, что условия Договора ему понятны, с Договором согласен в полном объеме, а также ознакомлен и согласен со всеми приложениями к Договору. Пациент дает свое согласие на использование и обработку своих персональных данных в соответствии с ФЗ от 27.07.2006 №152-ФЗ «О персональных данных» и SMS-уведомления, а также на передачу медицинских заключений, результатов анализов по электронным каналам связи ________________________________________________________________________________________________________ (</w:t>
-      </w:r>
-      <w:proofErr w:type="spellStart"/>
-      <w:r>
-        <w:rPr>
-          <w:sz w:val="14"/>
-          <w:szCs w:val="14"/>
-        </w:rPr>
-        <w:t>e-mail</w:t>
-      </w:r>
-      <w:proofErr w:type="spellEnd"/>
-      <w:r>
-        <w:rPr>
-          <w:sz w:val="14"/>
-          <w:szCs w:val="14"/>
-        </w:rPr>
-        <w:t>).</w:t>
-      </w:r>
-    </w:p>
-    <w:p>
-      <w:pPr>
-        <w:ind w:left="-709"/>
-        <w:jc w:val="both"/>
-        <w:rPr>
-          <w:sz w:val="14"/>
-          <w:szCs w:val="14"/>
-        </w:rPr>
-      </w:pPr>
-      <w:r>
-        <w:rPr>
-          <w:sz w:val="14"/>
-          <w:szCs w:val="14"/>
-        </w:rPr>
-        <w:t>8.2.  Подписывая настоящий Договор, Пациент подтверждает, что он уведомлен об обязанности соблюдать режим лечения, в том числе определенный на период их временной нетрудоспособности, и правила поведения пациента в медицинском центре.</w:t>
-      </w:r>
-    </w:p>
-    <w:p>
-      <w:pPr>
-        <w:pStyle w:val="ConsPlusNormal"/>
-        <w:widowControl/>
-        <w:ind w:left="-709" w:firstLine="0"/>
+        <w:ind w:left="-1418" w:firstLine="0"/>
         <w:jc w:val="both"/>
         <w:rPr>
           <w:rFonts w:ascii="Times New Roman" w:hAnsi="Times New Roman"/>
@@ -4885,7 +4936,7 @@
     </w:p>
     <w:sectPr>
       <w:pgSz w:w="11906" w:h="16838"/>
-      <w:pgMar w:top="567" w:right="851" w:bottom="851" w:left="1701" w:header="0" w:footer="0" w:gutter="0"/>
+      <w:pgMar w:top="567" w:right="282" w:bottom="851" w:left="1701" w:header="0" w:footer="0" w:gutter="0"/>
       <w:cols w:space="720"/>
       <w:formProt w:val="0"/>
       <w:docGrid w:linePitch="360"/>

--- a/patients/templates/patients/docs/contract_revmamed_template.docx
+++ b/patients/templates/patients/docs/contract_revmamed_template.docx
@@ -114,7 +114,6 @@
         </w:rPr>
         <w:t xml:space="preserve"> </w:t>
       </w:r>
-      <w:proofErr w:type="gramStart"/>
       <w:r>
         <w:rPr>
           <w:sz w:val="14"/>
@@ -128,23 +127,7 @@
           <w:sz w:val="14"/>
           <w:szCs w:val="14"/>
         </w:rPr>
-        <w:t>patient</w:t>
-      </w:r>
-      <w:proofErr w:type="gramEnd"/>
-      <w:r>
-        <w:rPr>
-          <w:sz w:val="14"/>
-          <w:szCs w:val="14"/>
-        </w:rPr>
-        <w:t>_</w:t>
-      </w:r>
-      <w:proofErr w:type="gramStart"/>
-      <w:r>
-        <w:rPr>
-          <w:sz w:val="14"/>
-          <w:szCs w:val="14"/>
-        </w:rPr>
-        <w:t>id</w:t>
+        <w:t>patient_id</w:t>
       </w:r>
       <w:proofErr w:type="spellEnd"/>
       <w:r>
@@ -152,15 +135,7 @@
           <w:sz w:val="14"/>
           <w:szCs w:val="14"/>
         </w:rPr>
-        <w:t xml:space="preserve"> }</w:t>
-      </w:r>
-      <w:proofErr w:type="gramEnd"/>
-      <w:r>
-        <w:rPr>
-          <w:sz w:val="14"/>
-          <w:szCs w:val="14"/>
-        </w:rPr>
-        <w:t xml:space="preserve">} </w:t>
+        <w:t xml:space="preserve"> }} </w:t>
       </w:r>
       <w:r>
         <w:rPr>
@@ -217,7 +192,6 @@
                 <w:lang w:val="en-US"/>
               </w:rPr>
             </w:pPr>
-            <w:proofErr w:type="gramStart"/>
             <w:r>
               <w:rPr>
                 <w:sz w:val="14"/>
@@ -242,53 +216,25 @@
                 <w:szCs w:val="14"/>
                 <w:u w:val="single"/>
               </w:rPr>
-              <w:t>appointment</w:t>
-            </w:r>
-            <w:proofErr w:type="gramEnd"/>
+              <w:t>appointment_date</w:t>
+            </w:r>
+            <w:proofErr w:type="spellEnd"/>
             <w:r>
               <w:rPr>
                 <w:sz w:val="14"/>
                 <w:szCs w:val="14"/>
                 <w:u w:val="single"/>
               </w:rPr>
-              <w:t>_</w:t>
-            </w:r>
-            <w:proofErr w:type="gramStart"/>
+              <w:t xml:space="preserve"> </w:t>
+            </w:r>
             <w:r>
               <w:rPr>
                 <w:sz w:val="14"/>
                 <w:szCs w:val="14"/>
                 <w:u w:val="single"/>
-              </w:rPr>
-              <w:t>date</w:t>
-            </w:r>
-            <w:proofErr w:type="spellEnd"/>
-            <w:r>
-              <w:rPr>
-                <w:sz w:val="14"/>
-                <w:szCs w:val="14"/>
-                <w:u w:val="single"/>
-              </w:rPr>
-              <w:t xml:space="preserve"> </w:t>
-            </w:r>
-            <w:r>
-              <w:rPr>
-                <w:sz w:val="14"/>
-                <w:szCs w:val="14"/>
-                <w:u w:val="single"/>
-                <w:lang w:val="en-US"/>
-              </w:rPr>
-              <w:t>}</w:t>
-            </w:r>
-            <w:proofErr w:type="gramEnd"/>
-            <w:r>
-              <w:rPr>
-                <w:sz w:val="14"/>
-                <w:szCs w:val="14"/>
-                <w:u w:val="single"/>
-                <w:lang w:val="en-US"/>
-              </w:rPr>
-              <w:t>}</w:t>
+                <w:lang w:val="en-US"/>
+              </w:rPr>
+              <w:t>}}</w:t>
             </w:r>
             <w:r>
               <w:rPr>
@@ -384,7 +330,6 @@
                 <w:lang w:val="en-US"/>
               </w:rPr>
             </w:pPr>
-            <w:proofErr w:type="gramStart"/>
             <w:r>
               <w:rPr>
                 <w:sz w:val="14"/>
@@ -401,23 +346,13 @@
               </w:rPr>
               <w:t>surname</w:t>
             </w:r>
-            <w:proofErr w:type="gramEnd"/>
-            <w:r>
-              <w:rPr>
-                <w:sz w:val="14"/>
-                <w:szCs w:val="14"/>
-                <w:lang w:val="en-US"/>
-              </w:rPr>
-              <w:t xml:space="preserve"> }} </w:t>
-            </w:r>
-            <w:proofErr w:type="gramStart"/>
-            <w:r>
-              <w:rPr>
-                <w:sz w:val="14"/>
-                <w:szCs w:val="14"/>
-                <w:lang w:val="en-US"/>
-              </w:rPr>
-              <w:t xml:space="preserve">{{ </w:t>
+            <w:r>
+              <w:rPr>
+                <w:sz w:val="14"/>
+                <w:szCs w:val="14"/>
+                <w:lang w:val="en-US"/>
+              </w:rPr>
+              <w:t xml:space="preserve"> }} {{ </w:t>
             </w:r>
             <w:proofErr w:type="spellStart"/>
             <w:r>
@@ -426,25 +361,7 @@
                 <w:szCs w:val="14"/>
                 <w:lang w:val="en-US"/>
               </w:rPr>
-              <w:t>first</w:t>
-            </w:r>
-            <w:proofErr w:type="gramEnd"/>
-            <w:r>
-              <w:rPr>
-                <w:sz w:val="14"/>
-                <w:szCs w:val="14"/>
-                <w:lang w:val="en-US"/>
-              </w:rPr>
-              <w:t>_</w:t>
-            </w:r>
-            <w:proofErr w:type="gramStart"/>
-            <w:r>
-              <w:rPr>
-                <w:sz w:val="14"/>
-                <w:szCs w:val="14"/>
-                <w:lang w:val="en-US"/>
-              </w:rPr>
-              <w:t>name</w:t>
+              <w:t>first_name</w:t>
             </w:r>
             <w:proofErr w:type="spellEnd"/>
             <w:r>
@@ -453,25 +370,7 @@
                 <w:szCs w:val="14"/>
                 <w:lang w:val="en-US"/>
               </w:rPr>
-              <w:t xml:space="preserve"> }</w:t>
-            </w:r>
-            <w:proofErr w:type="gramEnd"/>
-            <w:r>
-              <w:rPr>
-                <w:sz w:val="14"/>
-                <w:szCs w:val="14"/>
-                <w:lang w:val="en-US"/>
-              </w:rPr>
-              <w:t xml:space="preserve">} </w:t>
-            </w:r>
-            <w:proofErr w:type="gramStart"/>
-            <w:r>
-              <w:rPr>
-                <w:sz w:val="14"/>
-                <w:szCs w:val="14"/>
-                <w:lang w:val="en-US"/>
-              </w:rPr>
-              <w:t xml:space="preserve">{{ </w:t>
+              <w:t xml:space="preserve"> }} {{ </w:t>
             </w:r>
             <w:proofErr w:type="spellStart"/>
             <w:r>
@@ -480,16 +379,7 @@
                 <w:szCs w:val="14"/>
                 <w:lang w:val="en-US"/>
               </w:rPr>
-              <w:t>last</w:t>
-            </w:r>
-            <w:proofErr w:type="gramEnd"/>
-            <w:r>
-              <w:rPr>
-                <w:sz w:val="14"/>
-                <w:szCs w:val="14"/>
-                <w:lang w:val="en-US"/>
-              </w:rPr>
-              <w:t>_name</w:t>
+              <w:t>last_name</w:t>
             </w:r>
             <w:proofErr w:type="spellEnd"/>
             <w:r>
@@ -611,7 +501,6 @@
                 <w:szCs w:val="14"/>
               </w:rPr>
             </w:pPr>
-            <w:proofErr w:type="gramStart"/>
             <w:r>
               <w:rPr>
                 <w:sz w:val="14"/>
@@ -627,7 +516,6 @@
               </w:rPr>
               <w:t>address</w:t>
             </w:r>
-            <w:proofErr w:type="gramEnd"/>
             <w:r>
               <w:rPr>
                 <w:sz w:val="14"/>
@@ -734,147 +622,190 @@
         <w:jc w:val="both"/>
         <w:rPr>
           <w:rFonts w:ascii="Times New Roman" w:hAnsi="Times New Roman" w:cs="Times New Roman"/>
-          <w:sz w:val="14"/>
-          <w:szCs w:val="14"/>
-        </w:rPr>
-      </w:pPr>
-      <w:r>
-        <w:rPr>
-          <w:rFonts w:ascii="Times New Roman" w:hAnsi="Times New Roman" w:cs="Times New Roman"/>
-          <w:sz w:val="14"/>
-          <w:szCs w:val="14"/>
-        </w:rPr>
-        <w:t xml:space="preserve">1.1.  </w:t>
-      </w:r>
-      <w:proofErr w:type="gramStart"/>
-      <w:r>
-        <w:rPr>
-          <w:rFonts w:ascii="Times New Roman" w:hAnsi="Times New Roman" w:cs="Times New Roman"/>
-          <w:sz w:val="14"/>
-          <w:szCs w:val="14"/>
-        </w:rPr>
-        <w:t>Исполнитель  по</w:t>
-      </w:r>
-      <w:proofErr w:type="gramEnd"/>
-      <w:r>
-        <w:rPr>
-          <w:rFonts w:ascii="Times New Roman" w:hAnsi="Times New Roman" w:cs="Times New Roman"/>
-          <w:sz w:val="14"/>
-          <w:szCs w:val="14"/>
+          <w:b/>
+          <w:bCs/>
+          <w:sz w:val="14"/>
+          <w:szCs w:val="14"/>
+          <w:u w:val="single"/>
+        </w:rPr>
+      </w:pPr>
+      <w:r>
+        <w:rPr>
+          <w:rFonts w:ascii="Times New Roman" w:hAnsi="Times New Roman" w:cs="Times New Roman"/>
+          <w:sz w:val="14"/>
+          <w:szCs w:val="14"/>
+        </w:rPr>
+        <w:t>1.1.  Исполнитель  по заданию  Заказчика  обязуется оказать следующие услуги (перечень платных мед. услуг)</w:t>
+      </w:r>
+      <w:r>
+        <w:rPr>
+          <w:rFonts w:ascii="Times New Roman" w:hAnsi="Times New Roman" w:cs="Times New Roman"/>
+          <w:sz w:val="14"/>
+          <w:szCs w:val="14"/>
+        </w:rPr>
+        <w:t xml:space="preserve">: </w:t>
+      </w:r>
+      <w:r>
+        <w:rPr>
+          <w:rFonts w:ascii="Times New Roman" w:hAnsi="Times New Roman" w:cs="Times New Roman"/>
+          <w:sz w:val="14"/>
+          <w:szCs w:val="14"/>
+          <w:u w:val="single"/>
+        </w:rPr>
+        <w:t xml:space="preserve">{{ </w:t>
+      </w:r>
+      <w:proofErr w:type="spellStart"/>
+      <w:r>
+        <w:rPr>
+          <w:rFonts w:ascii="Times New Roman" w:hAnsi="Times New Roman" w:cs="Times New Roman"/>
+          <w:sz w:val="14"/>
+          <w:szCs w:val="14"/>
+          <w:u w:val="single"/>
+        </w:rPr>
+        <w:t>services_text</w:t>
+      </w:r>
+      <w:proofErr w:type="spellEnd"/>
+      <w:r>
+        <w:rPr>
+          <w:rFonts w:ascii="Times New Roman" w:hAnsi="Times New Roman" w:cs="Times New Roman"/>
+          <w:sz w:val="14"/>
+          <w:szCs w:val="14"/>
+          <w:u w:val="single"/>
+        </w:rPr>
+        <w:t xml:space="preserve"> }}</w:t>
+      </w:r>
+      <w:r>
+        <w:rPr>
+          <w:rFonts w:ascii="Times New Roman" w:hAnsi="Times New Roman" w:cs="Times New Roman"/>
+          <w:sz w:val="14"/>
+          <w:szCs w:val="14"/>
+          <w:u w:val="single"/>
         </w:rPr>
         <w:t xml:space="preserve"> </w:t>
       </w:r>
-      <w:proofErr w:type="gramStart"/>
-      <w:r>
-        <w:rPr>
-          <w:rFonts w:ascii="Times New Roman" w:hAnsi="Times New Roman" w:cs="Times New Roman"/>
-          <w:sz w:val="14"/>
-          <w:szCs w:val="14"/>
-        </w:rPr>
-        <w:t>заданию  Заказчика</w:t>
-      </w:r>
-      <w:proofErr w:type="gramEnd"/>
-      <w:r>
-        <w:rPr>
-          <w:rFonts w:ascii="Times New Roman" w:hAnsi="Times New Roman" w:cs="Times New Roman"/>
-          <w:sz w:val="14"/>
-          <w:szCs w:val="14"/>
-        </w:rPr>
-        <w:t xml:space="preserve">  обязуется оказать следующие услуги (перечень платных мед. услуг)</w:t>
-      </w:r>
-      <w:r>
-        <w:rPr>
-          <w:rFonts w:ascii="Times New Roman" w:hAnsi="Times New Roman" w:cs="Times New Roman"/>
-          <w:sz w:val="14"/>
-          <w:szCs w:val="14"/>
-        </w:rPr>
-        <w:t xml:space="preserve">: </w:t>
-      </w:r>
-      <w:proofErr w:type="gramStart"/>
-      <w:r>
-        <w:rPr>
-          <w:rFonts w:ascii="Times New Roman" w:hAnsi="Times New Roman" w:cs="Times New Roman"/>
+      <w:r>
+        <w:rPr>
+          <w:rFonts w:ascii="Times New Roman" w:hAnsi="Times New Roman" w:cs="Times New Roman"/>
+          <w:b/>
+          <w:bCs/>
           <w:sz w:val="14"/>
           <w:szCs w:val="14"/>
           <w:u w:val="single"/>
         </w:rPr>
-        <w:t xml:space="preserve">{{ </w:t>
+        <w:t>(</w:t>
+      </w:r>
+      <w:r>
+        <w:rPr>
+          <w:rFonts w:ascii="Times New Roman" w:hAnsi="Times New Roman" w:cs="Times New Roman"/>
+          <w:b/>
+          <w:bCs/>
+          <w:sz w:val="14"/>
+          <w:szCs w:val="14"/>
+          <w:u w:val="single"/>
+        </w:rPr>
+        <w:t xml:space="preserve">ФИО врача: </w:t>
+      </w:r>
+      <w:r>
+        <w:rPr>
+          <w:rFonts w:ascii="Times New Roman" w:hAnsi="Times New Roman" w:cs="Times New Roman"/>
+          <w:b/>
+          <w:bCs/>
+          <w:sz w:val="14"/>
+          <w:szCs w:val="14"/>
+          <w:u w:val="single"/>
+        </w:rPr>
+        <w:t>{{</w:t>
       </w:r>
       <w:proofErr w:type="spellStart"/>
       <w:r>
         <w:rPr>
           <w:rFonts w:ascii="Times New Roman" w:hAnsi="Times New Roman" w:cs="Times New Roman"/>
+          <w:b/>
+          <w:bCs/>
           <w:sz w:val="14"/>
           <w:szCs w:val="14"/>
           <w:u w:val="single"/>
         </w:rPr>
-        <w:t>services</w:t>
-      </w:r>
-      <w:proofErr w:type="gramEnd"/>
-      <w:r>
-        <w:rPr>
-          <w:rFonts w:ascii="Times New Roman" w:hAnsi="Times New Roman" w:cs="Times New Roman"/>
+        <w:t>doc_surname</w:t>
+      </w:r>
+      <w:proofErr w:type="spellEnd"/>
+      <w:r>
+        <w:rPr>
+          <w:rFonts w:ascii="Times New Roman" w:hAnsi="Times New Roman" w:cs="Times New Roman"/>
+          <w:b/>
+          <w:bCs/>
           <w:sz w:val="14"/>
           <w:szCs w:val="14"/>
           <w:u w:val="single"/>
         </w:rPr>
-        <w:t>_</w:t>
-      </w:r>
-      <w:proofErr w:type="gramStart"/>
-      <w:r>
-        <w:rPr>
-          <w:rFonts w:ascii="Times New Roman" w:hAnsi="Times New Roman" w:cs="Times New Roman"/>
+        <w:t xml:space="preserve">}} {{ </w:t>
+      </w:r>
+      <w:proofErr w:type="spellStart"/>
+      <w:r>
+        <w:rPr>
+          <w:rFonts w:ascii="Times New Roman" w:hAnsi="Times New Roman" w:cs="Times New Roman"/>
+          <w:b/>
+          <w:bCs/>
           <w:sz w:val="14"/>
           <w:szCs w:val="14"/>
           <w:u w:val="single"/>
         </w:rPr>
-        <w:t>text</w:t>
+        <w:t>doc_f_name</w:t>
       </w:r>
       <w:proofErr w:type="spellEnd"/>
       <w:r>
         <w:rPr>
           <w:rFonts w:ascii="Times New Roman" w:hAnsi="Times New Roman" w:cs="Times New Roman"/>
+          <w:b/>
+          <w:bCs/>
           <w:sz w:val="14"/>
           <w:szCs w:val="14"/>
           <w:u w:val="single"/>
         </w:rPr>
-        <w:t xml:space="preserve"> }</w:t>
-      </w:r>
-      <w:proofErr w:type="gramEnd"/>
-      <w:r>
-        <w:rPr>
-          <w:rFonts w:ascii="Times New Roman" w:hAnsi="Times New Roman" w:cs="Times New Roman"/>
+        <w:t xml:space="preserve"> }} {{ </w:t>
+      </w:r>
+      <w:proofErr w:type="spellStart"/>
+      <w:r>
+        <w:rPr>
+          <w:rFonts w:ascii="Times New Roman" w:hAnsi="Times New Roman" w:cs="Times New Roman"/>
+          <w:b/>
+          <w:bCs/>
           <w:sz w:val="14"/>
           <w:szCs w:val="14"/>
           <w:u w:val="single"/>
         </w:rPr>
-        <w:t>}</w:t>
-      </w:r>
-      <w:r>
-        <w:rPr>
-          <w:rFonts w:ascii="Times New Roman" w:hAnsi="Times New Roman" w:cs="Times New Roman"/>
-          <w:sz w:val="14"/>
-          <w:szCs w:val="14"/>
-        </w:rPr>
-        <w:t xml:space="preserve">, именуемые в дальнейшем «услуги», а Заказчик обязан оплатить </w:t>
-      </w:r>
-      <w:proofErr w:type="gramStart"/>
-      <w:r>
-        <w:rPr>
-          <w:rFonts w:ascii="Times New Roman" w:hAnsi="Times New Roman" w:cs="Times New Roman"/>
-          <w:sz w:val="14"/>
-          <w:szCs w:val="14"/>
-        </w:rPr>
-        <w:t>эти  услуги</w:t>
-      </w:r>
-      <w:proofErr w:type="gramEnd"/>
-      <w:r>
-        <w:rPr>
-          <w:rFonts w:ascii="Times New Roman" w:hAnsi="Times New Roman" w:cs="Times New Roman"/>
-          <w:sz w:val="14"/>
-          <w:szCs w:val="14"/>
-        </w:rPr>
-        <w:t>.</w:t>
+        <w:t>doc_l_name</w:t>
+      </w:r>
+      <w:proofErr w:type="spellEnd"/>
+      <w:r>
+        <w:rPr>
+          <w:rFonts w:ascii="Times New Roman" w:hAnsi="Times New Roman" w:cs="Times New Roman"/>
+          <w:b/>
+          <w:bCs/>
+          <w:sz w:val="14"/>
+          <w:szCs w:val="14"/>
+          <w:u w:val="single"/>
+        </w:rPr>
+        <w:t xml:space="preserve"> }}</w:t>
+      </w:r>
+      <w:r>
+        <w:rPr>
+          <w:rFonts w:ascii="Times New Roman" w:hAnsi="Times New Roman" w:cs="Times New Roman"/>
+          <w:b/>
+          <w:bCs/>
+          <w:sz w:val="14"/>
+          <w:szCs w:val="14"/>
+          <w:u w:val="single"/>
+        </w:rPr>
+        <w:t>)</w:t>
+      </w:r>
+      <w:r>
+        <w:rPr>
+          <w:rFonts w:ascii="Times New Roman" w:hAnsi="Times New Roman" w:cs="Times New Roman"/>
+          <w:sz w:val="14"/>
+          <w:szCs w:val="14"/>
+        </w:rPr>
+        <w:t>, именуемые в дальнейшем «услуги», а Заказчик обязан оплатить эти  услуги.</w:t>
       </w:r>
     </w:p>
     <w:p>
@@ -894,79 +825,7 @@
           <w:sz w:val="14"/>
           <w:szCs w:val="14"/>
         </w:rPr>
-        <w:t xml:space="preserve">1.2. </w:t>
-      </w:r>
-      <w:proofErr w:type="gramStart"/>
-      <w:r>
-        <w:rPr>
-          <w:rFonts w:ascii="Times New Roman" w:hAnsi="Times New Roman" w:cs="Times New Roman"/>
-          <w:sz w:val="14"/>
-          <w:szCs w:val="14"/>
-        </w:rPr>
-        <w:t>Перечень  и</w:t>
-      </w:r>
-      <w:proofErr w:type="gramEnd"/>
-      <w:r>
-        <w:rPr>
-          <w:rFonts w:ascii="Times New Roman" w:hAnsi="Times New Roman" w:cs="Times New Roman"/>
-          <w:sz w:val="14"/>
-          <w:szCs w:val="14"/>
-        </w:rPr>
-        <w:t xml:space="preserve">  </w:t>
-      </w:r>
-      <w:proofErr w:type="gramStart"/>
-      <w:r>
-        <w:rPr>
-          <w:rFonts w:ascii="Times New Roman" w:hAnsi="Times New Roman" w:cs="Times New Roman"/>
-          <w:sz w:val="14"/>
-          <w:szCs w:val="14"/>
-        </w:rPr>
-        <w:t>стоимость  услуг,  предоставляемых</w:t>
-      </w:r>
-      <w:proofErr w:type="gramEnd"/>
-      <w:r>
-        <w:rPr>
-          <w:rFonts w:ascii="Times New Roman" w:hAnsi="Times New Roman" w:cs="Times New Roman"/>
-          <w:sz w:val="14"/>
-          <w:szCs w:val="14"/>
-        </w:rPr>
-        <w:t xml:space="preserve">   Заказчиком, </w:t>
-      </w:r>
-      <w:proofErr w:type="gramStart"/>
-      <w:r>
-        <w:rPr>
-          <w:rFonts w:ascii="Times New Roman" w:hAnsi="Times New Roman" w:cs="Times New Roman"/>
-          <w:sz w:val="14"/>
-          <w:szCs w:val="14"/>
-        </w:rPr>
-        <w:t>оговариваются  действующим</w:t>
-      </w:r>
-      <w:proofErr w:type="gramEnd"/>
-      <w:r>
-        <w:rPr>
-          <w:rFonts w:ascii="Times New Roman" w:hAnsi="Times New Roman" w:cs="Times New Roman"/>
-          <w:sz w:val="14"/>
-          <w:szCs w:val="14"/>
-        </w:rPr>
-        <w:t xml:space="preserve">  </w:t>
-      </w:r>
-      <w:proofErr w:type="gramStart"/>
-      <w:r>
-        <w:rPr>
-          <w:rFonts w:ascii="Times New Roman" w:hAnsi="Times New Roman" w:cs="Times New Roman"/>
-          <w:sz w:val="14"/>
-          <w:szCs w:val="14"/>
-        </w:rPr>
-        <w:t>прейскурантом  Исполнителя</w:t>
-      </w:r>
-      <w:proofErr w:type="gramEnd"/>
-      <w:r>
-        <w:rPr>
-          <w:rFonts w:ascii="Times New Roman" w:hAnsi="Times New Roman" w:cs="Times New Roman"/>
-          <w:sz w:val="14"/>
-          <w:szCs w:val="14"/>
-        </w:rPr>
-        <w:t xml:space="preserve">.  </w:t>
+        <w:t xml:space="preserve">1.2. Перечень  и  стоимость  услуг,  предоставляемых   Заказчиком, оговариваются  действующим  прейскурантом  Исполнителя.  </w:t>
       </w:r>
     </w:p>
     <w:p>
@@ -1006,79 +865,7 @@
           <w:sz w:val="14"/>
           <w:szCs w:val="14"/>
         </w:rPr>
-        <w:t xml:space="preserve">1.4. Предоставление услуг </w:t>
-      </w:r>
-      <w:proofErr w:type="gramStart"/>
-      <w:r>
-        <w:rPr>
-          <w:rFonts w:ascii="Times New Roman" w:hAnsi="Times New Roman" w:cs="Times New Roman"/>
-          <w:sz w:val="14"/>
-          <w:szCs w:val="14"/>
-        </w:rPr>
-        <w:t>по  настоящему</w:t>
-      </w:r>
-      <w:proofErr w:type="gramEnd"/>
-      <w:r>
-        <w:rPr>
-          <w:rFonts w:ascii="Times New Roman" w:hAnsi="Times New Roman" w:cs="Times New Roman"/>
-          <w:sz w:val="14"/>
-          <w:szCs w:val="14"/>
-        </w:rPr>
-        <w:t xml:space="preserve"> Договору </w:t>
-      </w:r>
-      <w:proofErr w:type="gramStart"/>
-      <w:r>
-        <w:rPr>
-          <w:rFonts w:ascii="Times New Roman" w:hAnsi="Times New Roman" w:cs="Times New Roman"/>
-          <w:sz w:val="14"/>
-          <w:szCs w:val="14"/>
-        </w:rPr>
-        <w:t>происходит  в</w:t>
-      </w:r>
-      <w:proofErr w:type="gramEnd"/>
-      <w:r>
-        <w:rPr>
-          <w:rFonts w:ascii="Times New Roman" w:hAnsi="Times New Roman" w:cs="Times New Roman"/>
-          <w:sz w:val="14"/>
-          <w:szCs w:val="14"/>
-        </w:rPr>
-        <w:t xml:space="preserve"> порядке </w:t>
-      </w:r>
-      <w:proofErr w:type="gramStart"/>
-      <w:r>
-        <w:rPr>
-          <w:rFonts w:ascii="Times New Roman" w:hAnsi="Times New Roman" w:cs="Times New Roman"/>
-          <w:sz w:val="14"/>
-          <w:szCs w:val="14"/>
-        </w:rPr>
-        <w:t>предварительной  записи</w:t>
-      </w:r>
-      <w:proofErr w:type="gramEnd"/>
-      <w:r>
-        <w:rPr>
-          <w:rFonts w:ascii="Times New Roman" w:hAnsi="Times New Roman" w:cs="Times New Roman"/>
-          <w:sz w:val="14"/>
-          <w:szCs w:val="14"/>
-        </w:rPr>
-        <w:t xml:space="preserve"> </w:t>
-      </w:r>
-      <w:proofErr w:type="gramStart"/>
-      <w:r>
-        <w:rPr>
-          <w:rFonts w:ascii="Times New Roman" w:hAnsi="Times New Roman" w:cs="Times New Roman"/>
-          <w:sz w:val="14"/>
-          <w:szCs w:val="14"/>
-        </w:rPr>
-        <w:t>Заказчика  на</w:t>
-      </w:r>
-      <w:proofErr w:type="gramEnd"/>
-      <w:r>
-        <w:rPr>
-          <w:rFonts w:ascii="Times New Roman" w:hAnsi="Times New Roman" w:cs="Times New Roman"/>
-          <w:sz w:val="14"/>
-          <w:szCs w:val="14"/>
-        </w:rPr>
-        <w:t xml:space="preserve"> прием.</w:t>
+        <w:t>1.4. Предоставление услуг по  настоящему Договору происходит  в порядке предварительной  записи Заказчика  на прием.</w:t>
       </w:r>
     </w:p>
     <w:p>
@@ -1103,38 +890,14 @@
           <w:sz w:val="14"/>
           <w:szCs w:val="14"/>
         </w:rPr>
-        <w:t>1.</w:t>
-      </w:r>
-      <w:proofErr w:type="gramStart"/>
-      <w:r>
-        <w:rPr>
-          <w:sz w:val="14"/>
-          <w:szCs w:val="14"/>
-        </w:rPr>
-        <w:t>5.Срок</w:t>
-      </w:r>
-      <w:proofErr w:type="gramEnd"/>
-      <w:r>
-        <w:rPr>
-          <w:sz w:val="14"/>
-          <w:szCs w:val="14"/>
-        </w:rPr>
-        <w:t xml:space="preserve"> предоставления услуг</w:t>
-      </w:r>
-      <w:r>
-        <w:rPr>
-          <w:sz w:val="14"/>
-          <w:szCs w:val="14"/>
-        </w:rPr>
-        <w:t xml:space="preserve"> </w:t>
-      </w:r>
-      <w:proofErr w:type="gramStart"/>
-      <w:r>
-        <w:rPr>
-          <w:sz w:val="14"/>
-          <w:szCs w:val="14"/>
-        </w:rPr>
-        <w:t xml:space="preserve">{{ </w:t>
+        <w:t>1.5.Срок предоставления услуг</w:t>
+      </w:r>
+      <w:r>
+        <w:rPr>
+          <w:sz w:val="14"/>
+          <w:szCs w:val="14"/>
+        </w:rPr>
+        <w:t xml:space="preserve"> {{ </w:t>
       </w:r>
       <w:proofErr w:type="spellStart"/>
       <w:r>
@@ -1142,23 +905,7 @@
           <w:sz w:val="14"/>
           <w:szCs w:val="14"/>
         </w:rPr>
-        <w:t>date</w:t>
-      </w:r>
-      <w:proofErr w:type="gramEnd"/>
-      <w:r>
-        <w:rPr>
-          <w:sz w:val="14"/>
-          <w:szCs w:val="14"/>
-        </w:rPr>
-        <w:t>_</w:t>
-      </w:r>
-      <w:proofErr w:type="gramStart"/>
-      <w:r>
-        <w:rPr>
-          <w:sz w:val="14"/>
-          <w:szCs w:val="14"/>
-        </w:rPr>
-        <w:t>range</w:t>
+        <w:t>date_range</w:t>
       </w:r>
       <w:proofErr w:type="spellEnd"/>
       <w:r>
@@ -1166,15 +913,7 @@
           <w:sz w:val="14"/>
           <w:szCs w:val="14"/>
         </w:rPr>
-        <w:t xml:space="preserve"> }</w:t>
-      </w:r>
-      <w:proofErr w:type="gramEnd"/>
-      <w:r>
-        <w:rPr>
-          <w:sz w:val="14"/>
-          <w:szCs w:val="14"/>
-        </w:rPr>
-        <w:t>}</w:t>
+        <w:t xml:space="preserve"> }}</w:t>
       </w:r>
     </w:p>
     <w:p>
@@ -1397,25 +1136,7 @@
           <w:sz w:val="14"/>
           <w:szCs w:val="14"/>
         </w:rPr>
-        <w:t xml:space="preserve">2.1.7. Исполнитель гарантирует право гражданина на сохранение в тайне информации о факте обращения за медицинской помощью, о состоянии здоровья, диагнозе и иных сведений, составляющих </w:t>
-      </w:r>
-      <w:proofErr w:type="gramStart"/>
-      <w:r>
-        <w:rPr>
-          <w:rFonts w:ascii="Times New Roman" w:hAnsi="Times New Roman" w:cs="Times New Roman"/>
-          <w:sz w:val="14"/>
-          <w:szCs w:val="14"/>
-        </w:rPr>
-        <w:t>врачебную тайну</w:t>
-      </w:r>
-      <w:proofErr w:type="gramEnd"/>
-      <w:r>
-        <w:rPr>
-          <w:rFonts w:ascii="Times New Roman" w:hAnsi="Times New Roman" w:cs="Times New Roman"/>
-          <w:sz w:val="14"/>
-          <w:szCs w:val="14"/>
-        </w:rPr>
-        <w:t xml:space="preserve"> и обеспечивает ее конфиденциальность.</w:t>
+        <w:t>2.1.7. Исполнитель гарантирует право гражданина на сохранение в тайне информации о факте обращения за медицинской помощью, о состоянии здоровья, диагнозе и иных сведений, составляющих врачебную тайну и обеспечивает ее конфиденциальность.</w:t>
       </w:r>
     </w:p>
     <w:p>
@@ -1517,23 +1238,7 @@
           <w:sz w:val="14"/>
           <w:szCs w:val="14"/>
         </w:rPr>
-        <w:t xml:space="preserve">2.2.1. Ознакомиться с настоящим Договором до его подписания, </w:t>
-      </w:r>
-      <w:proofErr w:type="gramStart"/>
-      <w:r>
-        <w:rPr>
-          <w:sz w:val="14"/>
-          <w:szCs w:val="14"/>
-        </w:rPr>
-        <w:t>Прейскурантом цен</w:t>
-      </w:r>
-      <w:proofErr w:type="gramEnd"/>
-      <w:r>
-        <w:rPr>
-          <w:sz w:val="14"/>
-          <w:szCs w:val="14"/>
-        </w:rPr>
-        <w:t xml:space="preserve"> и информированным добровольным Согласием, представленным Центром, Правилами оказания медицинских услуг, размещенных на информационном стенде Центра.</w:t>
+        <w:t>2.2.1. Ознакомиться с настоящим Договором до его подписания, Прейскурантом цен и информированным добровольным Согласием, представленным Центром, Правилами оказания медицинских услуг, размещенных на информационном стенде Центра.</w:t>
       </w:r>
     </w:p>
     <w:p>
@@ -1592,25 +1297,7 @@
           <w:sz w:val="14"/>
           <w:szCs w:val="14"/>
         </w:rPr>
-        <w:t xml:space="preserve">2.2.4. Предоставить при прохождении обследования и лечения полную достоверную информацию, необходимую для проведения медицинских услуг, в т.ч. о состоянии здоровья, хронических заболеваниях, а также, в случае необходимости, о могущих повлиять на ход лечения Пациента заболеваниях родственников, без указания их данных, злоупотреблении алкоголем или наркотическими препаратами, включая информацию о возможных аллергических реакциях на лекарственные препараты, пищевые или другие аллергены. </w:t>
-      </w:r>
-      <w:proofErr w:type="gramStart"/>
-      <w:r>
-        <w:rPr>
-          <w:rFonts w:ascii="Times New Roman" w:hAnsi="Times New Roman" w:cs="Times New Roman"/>
-          <w:sz w:val="14"/>
-          <w:szCs w:val="14"/>
-        </w:rPr>
-        <w:t>При наличии письменных подтверждений указанной информации,</w:t>
-      </w:r>
-      <w:proofErr w:type="gramEnd"/>
-      <w:r>
-        <w:rPr>
-          <w:rFonts w:ascii="Times New Roman" w:hAnsi="Times New Roman" w:cs="Times New Roman"/>
-          <w:sz w:val="14"/>
-          <w:szCs w:val="14"/>
-        </w:rPr>
-        <w:t xml:space="preserve"> предоставить данные подтверждения в копиях. Пациент осознает, что невыполнение предписаний Центра, несообщение необходимых сведений, нарушение предписанного режима и допущение иных нарушений могут повлечь снижение качества оказываемых услуг. Всю ответственность в данном случае несет Пациент.</w:t>
+        <w:t>2.2.4. Предоставить при прохождении обследования и лечения полную достоверную информацию, необходимую для проведения медицинских услуг, в т.ч. о состоянии здоровья, хронических заболеваниях, а также, в случае необходимости, о могущих повлиять на ход лечения Пациента заболеваниях родственников, без указания их данных, злоупотреблении алкоголем или наркотическими препаратами, включая информацию о возможных аллергических реакциях на лекарственные препараты, пищевые или другие аллергены. При наличии письменных подтверждений указанной информации, предоставить данные подтверждения в копиях. Пациент осознает, что невыполнение предписаний Центра, несообщение необходимых сведений, нарушение предписанного режима и допущение иных нарушений могут повлечь снижение качества оказываемых услуг. Всю ответственность в данном случае несет Пациент.</w:t>
       </w:r>
     </w:p>
     <w:p>
@@ -1652,61 +1339,7 @@
           <w:sz w:val="14"/>
           <w:szCs w:val="14"/>
         </w:rPr>
-        <w:t xml:space="preserve">2.2.6.  </w:t>
-      </w:r>
-      <w:proofErr w:type="gramStart"/>
-      <w:r>
-        <w:rPr>
-          <w:rFonts w:ascii="Times New Roman" w:hAnsi="Times New Roman" w:cs="Times New Roman"/>
-          <w:sz w:val="14"/>
-          <w:szCs w:val="14"/>
-        </w:rPr>
-        <w:t>Соблюдать  график</w:t>
-      </w:r>
-      <w:proofErr w:type="gramEnd"/>
-      <w:r>
-        <w:rPr>
-          <w:rFonts w:ascii="Times New Roman" w:hAnsi="Times New Roman" w:cs="Times New Roman"/>
-          <w:sz w:val="14"/>
-          <w:szCs w:val="14"/>
-        </w:rPr>
-        <w:t xml:space="preserve">  </w:t>
-      </w:r>
-      <w:proofErr w:type="gramStart"/>
-      <w:r>
-        <w:rPr>
-          <w:rFonts w:ascii="Times New Roman" w:hAnsi="Times New Roman" w:cs="Times New Roman"/>
-          <w:sz w:val="14"/>
-          <w:szCs w:val="14"/>
-        </w:rPr>
-        <w:t>приема  врачей</w:t>
-      </w:r>
-      <w:proofErr w:type="gramEnd"/>
-      <w:r>
-        <w:rPr>
-          <w:rFonts w:ascii="Times New Roman" w:hAnsi="Times New Roman" w:cs="Times New Roman"/>
-          <w:sz w:val="14"/>
-          <w:szCs w:val="14"/>
-        </w:rPr>
-        <w:t xml:space="preserve">-специалистов </w:t>
-      </w:r>
-      <w:proofErr w:type="gramStart"/>
-      <w:r>
-        <w:rPr>
-          <w:rFonts w:ascii="Times New Roman" w:hAnsi="Times New Roman" w:cs="Times New Roman"/>
-          <w:sz w:val="14"/>
-          <w:szCs w:val="14"/>
-        </w:rPr>
-        <w:t>Исполнителя,  внутренний</w:t>
-      </w:r>
-      <w:proofErr w:type="gramEnd"/>
-      <w:r>
-        <w:rPr>
-          <w:rFonts w:ascii="Times New Roman" w:hAnsi="Times New Roman" w:cs="Times New Roman"/>
-          <w:sz w:val="14"/>
-          <w:szCs w:val="14"/>
-        </w:rPr>
-        <w:t xml:space="preserve"> распорядок Исполнителя.</w:t>
+        <w:t>2.2.6.  Соблюдать  график  приема  врачей-специалистов Исполнителя,  внутренний распорядок Исполнителя.</w:t>
       </w:r>
     </w:p>
     <w:p>
@@ -1833,25 +1466,7 @@
           <w:sz w:val="14"/>
           <w:szCs w:val="14"/>
         </w:rPr>
-        <w:t xml:space="preserve">2.3.4. Требовать от Заказчика соблюдения </w:t>
-      </w:r>
-      <w:proofErr w:type="gramStart"/>
-      <w:r>
-        <w:rPr>
-          <w:rFonts w:ascii="Times New Roman" w:hAnsi="Times New Roman" w:cs="Times New Roman"/>
-          <w:sz w:val="14"/>
-          <w:szCs w:val="14"/>
-        </w:rPr>
-        <w:t>графика  прохождения</w:t>
-      </w:r>
-      <w:proofErr w:type="gramEnd"/>
-      <w:r>
-        <w:rPr>
-          <w:rFonts w:ascii="Times New Roman" w:hAnsi="Times New Roman" w:cs="Times New Roman"/>
-          <w:sz w:val="14"/>
-          <w:szCs w:val="14"/>
-        </w:rPr>
-        <w:t xml:space="preserve">  процедур, режима приема лекарственных средств, режима питания и других предписаний.</w:t>
+        <w:t>2.3.4. Требовать от Заказчика соблюдения графика  прохождения  процедур, режима приема лекарственных средств, режима питания и других предписаний.</w:t>
       </w:r>
     </w:p>
     <w:p>
@@ -1893,115 +1508,7 @@
           <w:sz w:val="14"/>
           <w:szCs w:val="14"/>
         </w:rPr>
-        <w:t xml:space="preserve">2.3.6. В случае возникновения неотложных состояний не по вине медицинских работников Исполнителя, Исполнитель имеет право самостоятельно определять объем   </w:t>
-      </w:r>
-      <w:proofErr w:type="gramStart"/>
-      <w:r>
-        <w:rPr>
-          <w:rFonts w:ascii="Times New Roman" w:hAnsi="Times New Roman" w:cs="Times New Roman"/>
-          <w:sz w:val="14"/>
-          <w:szCs w:val="14"/>
-        </w:rPr>
-        <w:t>исследований  и</w:t>
-      </w:r>
-      <w:proofErr w:type="gramEnd"/>
-      <w:r>
-        <w:rPr>
-          <w:rFonts w:ascii="Times New Roman" w:hAnsi="Times New Roman" w:cs="Times New Roman"/>
-          <w:sz w:val="14"/>
-          <w:szCs w:val="14"/>
-        </w:rPr>
-        <w:t xml:space="preserve">  </w:t>
-      </w:r>
-      <w:proofErr w:type="gramStart"/>
-      <w:r>
-        <w:rPr>
-          <w:rFonts w:ascii="Times New Roman" w:hAnsi="Times New Roman" w:cs="Times New Roman"/>
-          <w:sz w:val="14"/>
-          <w:szCs w:val="14"/>
-        </w:rPr>
-        <w:t>медицинской  помощи,  необходимых</w:t>
-      </w:r>
-      <w:proofErr w:type="gramEnd"/>
-      <w:r>
-        <w:rPr>
-          <w:rFonts w:ascii="Times New Roman" w:hAnsi="Times New Roman" w:cs="Times New Roman"/>
-          <w:sz w:val="14"/>
-          <w:szCs w:val="14"/>
-        </w:rPr>
-        <w:t xml:space="preserve">  </w:t>
-      </w:r>
-      <w:proofErr w:type="gramStart"/>
-      <w:r>
-        <w:rPr>
-          <w:rFonts w:ascii="Times New Roman" w:hAnsi="Times New Roman" w:cs="Times New Roman"/>
-          <w:sz w:val="14"/>
-          <w:szCs w:val="14"/>
-        </w:rPr>
-        <w:t>для  оказания</w:t>
-      </w:r>
-      <w:proofErr w:type="gramEnd"/>
-      <w:r>
-        <w:rPr>
-          <w:rFonts w:ascii="Times New Roman" w:hAnsi="Times New Roman" w:cs="Times New Roman"/>
-          <w:sz w:val="14"/>
-          <w:szCs w:val="14"/>
-        </w:rPr>
-        <w:t xml:space="preserve"> </w:t>
-      </w:r>
-      <w:proofErr w:type="gramStart"/>
-      <w:r>
-        <w:rPr>
-          <w:rFonts w:ascii="Times New Roman" w:hAnsi="Times New Roman" w:cs="Times New Roman"/>
-          <w:sz w:val="14"/>
-          <w:szCs w:val="14"/>
-        </w:rPr>
-        <w:t>неотложной  медицинской</w:t>
-      </w:r>
-      <w:proofErr w:type="gramEnd"/>
-      <w:r>
-        <w:rPr>
-          <w:rFonts w:ascii="Times New Roman" w:hAnsi="Times New Roman" w:cs="Times New Roman"/>
-          <w:sz w:val="14"/>
-          <w:szCs w:val="14"/>
-        </w:rPr>
-        <w:t xml:space="preserve">  </w:t>
-      </w:r>
-      <w:proofErr w:type="gramStart"/>
-      <w:r>
-        <w:rPr>
-          <w:rFonts w:ascii="Times New Roman" w:hAnsi="Times New Roman" w:cs="Times New Roman"/>
-          <w:sz w:val="14"/>
-          <w:szCs w:val="14"/>
-        </w:rPr>
-        <w:t>помощи,  в</w:t>
-      </w:r>
-      <w:proofErr w:type="gramEnd"/>
-      <w:r>
-        <w:rPr>
-          <w:rFonts w:ascii="Times New Roman" w:hAnsi="Times New Roman" w:cs="Times New Roman"/>
-          <w:sz w:val="14"/>
-          <w:szCs w:val="14"/>
-        </w:rPr>
-        <w:t xml:space="preserve">  </w:t>
-      </w:r>
-      <w:proofErr w:type="gramStart"/>
-      <w:r>
-        <w:rPr>
-          <w:rFonts w:ascii="Times New Roman" w:hAnsi="Times New Roman" w:cs="Times New Roman"/>
-          <w:sz w:val="14"/>
-          <w:szCs w:val="14"/>
-        </w:rPr>
-        <w:t>том  числе</w:t>
-      </w:r>
-      <w:proofErr w:type="gramEnd"/>
-      <w:r>
-        <w:rPr>
-          <w:rFonts w:ascii="Times New Roman" w:hAnsi="Times New Roman" w:cs="Times New Roman"/>
-          <w:sz w:val="14"/>
-          <w:szCs w:val="14"/>
-        </w:rPr>
-        <w:t xml:space="preserve"> услуг, не предусмотренных настоящим Договором.</w:t>
+        <w:t>2.3.6. В случае возникновения неотложных состояний не по вине медицинских работников Исполнителя, Исполнитель имеет право самостоятельно определять объем   исследований  и  медицинской  помощи,  необходимых  для  оказания неотложной  медицинской  помощи,  в  том  числе услуг, не предусмотренных настоящим Договором.</w:t>
       </w:r>
     </w:p>
     <w:p>
@@ -2022,43 +1529,7 @@
           <w:sz w:val="14"/>
           <w:szCs w:val="14"/>
         </w:rPr>
-        <w:t xml:space="preserve">2.3.7. Изменять </w:t>
-      </w:r>
-      <w:proofErr w:type="gramStart"/>
-      <w:r>
-        <w:rPr>
-          <w:rFonts w:ascii="Times New Roman" w:hAnsi="Times New Roman" w:cs="Times New Roman"/>
-          <w:sz w:val="14"/>
-          <w:szCs w:val="14"/>
-        </w:rPr>
-        <w:t>Прейскурант цен</w:t>
-      </w:r>
-      <w:proofErr w:type="gramEnd"/>
-      <w:r>
-        <w:rPr>
-          <w:rFonts w:ascii="Times New Roman" w:hAnsi="Times New Roman" w:cs="Times New Roman"/>
-          <w:sz w:val="14"/>
-          <w:szCs w:val="14"/>
-        </w:rPr>
-        <w:t xml:space="preserve"> в течение срока действия настоящего Договора в одностороннем порядке без согласования с Пациентом. С измененным </w:t>
-      </w:r>
-      <w:proofErr w:type="gramStart"/>
-      <w:r>
-        <w:rPr>
-          <w:rFonts w:ascii="Times New Roman" w:hAnsi="Times New Roman" w:cs="Times New Roman"/>
-          <w:sz w:val="14"/>
-          <w:szCs w:val="14"/>
-        </w:rPr>
-        <w:t>прейскурантом цен</w:t>
-      </w:r>
-      <w:proofErr w:type="gramEnd"/>
-      <w:r>
-        <w:rPr>
-          <w:rFonts w:ascii="Times New Roman" w:hAnsi="Times New Roman" w:cs="Times New Roman"/>
-          <w:sz w:val="14"/>
-          <w:szCs w:val="14"/>
-        </w:rPr>
-        <w:t xml:space="preserve"> Пациент может ознакомиться у стойки администратора при входе в Центр.</w:t>
+        <w:t>2.3.7. Изменять Прейскурант цен в течение срока действия настоящего Договора в одностороннем порядке без согласования с Пациентом. С измененным прейскурантом цен Пациент может ознакомиться у стойки администратора при входе в Центр.</w:t>
       </w:r>
     </w:p>
     <w:p>
@@ -2304,61 +1775,7 @@
           <w:sz w:val="14"/>
           <w:szCs w:val="14"/>
         </w:rPr>
-        <w:t xml:space="preserve">2.4.6. Отказаться в одностороннем порядке от получения услуги до момента </w:t>
-      </w:r>
-      <w:proofErr w:type="gramStart"/>
-      <w:r>
-        <w:rPr>
-          <w:rFonts w:ascii="Times New Roman" w:hAnsi="Times New Roman" w:cs="Times New Roman"/>
-          <w:sz w:val="14"/>
-          <w:szCs w:val="14"/>
-        </w:rPr>
-        <w:t>начала  ее</w:t>
-      </w:r>
-      <w:proofErr w:type="gramEnd"/>
-      <w:r>
-        <w:rPr>
-          <w:rFonts w:ascii="Times New Roman" w:hAnsi="Times New Roman" w:cs="Times New Roman"/>
-          <w:sz w:val="14"/>
-          <w:szCs w:val="14"/>
-        </w:rPr>
-        <w:t xml:space="preserve">  </w:t>
-      </w:r>
-      <w:proofErr w:type="gramStart"/>
-      <w:r>
-        <w:rPr>
-          <w:rFonts w:ascii="Times New Roman" w:hAnsi="Times New Roman" w:cs="Times New Roman"/>
-          <w:sz w:val="14"/>
-          <w:szCs w:val="14"/>
-        </w:rPr>
-        <w:t>оказания  и</w:t>
-      </w:r>
-      <w:proofErr w:type="gramEnd"/>
-      <w:r>
-        <w:rPr>
-          <w:rFonts w:ascii="Times New Roman" w:hAnsi="Times New Roman" w:cs="Times New Roman"/>
-          <w:sz w:val="14"/>
-          <w:szCs w:val="14"/>
-        </w:rPr>
-        <w:t xml:space="preserve">  </w:t>
-      </w:r>
-      <w:proofErr w:type="gramStart"/>
-      <w:r>
-        <w:rPr>
-          <w:rFonts w:ascii="Times New Roman" w:hAnsi="Times New Roman" w:cs="Times New Roman"/>
-          <w:sz w:val="14"/>
-          <w:szCs w:val="14"/>
-        </w:rPr>
-        <w:t>получить  обратно</w:t>
-      </w:r>
-      <w:proofErr w:type="gramEnd"/>
-      <w:r>
-        <w:rPr>
-          <w:rFonts w:ascii="Times New Roman" w:hAnsi="Times New Roman" w:cs="Times New Roman"/>
-          <w:sz w:val="14"/>
-          <w:szCs w:val="14"/>
-        </w:rPr>
-        <w:t xml:space="preserve"> уплаченную сумму.</w:t>
+        <w:t>2.4.6. Отказаться в одностороннем порядке от получения услуги до момента начала  ее  оказания  и  получить  обратно уплаченную сумму.</w:t>
       </w:r>
     </w:p>
     <w:p>
@@ -2374,25 +1791,7 @@
           <w:sz w:val="14"/>
           <w:szCs w:val="14"/>
         </w:rPr>
-        <w:t xml:space="preserve">2.4.7. </w:t>
-      </w:r>
-      <w:proofErr w:type="gramStart"/>
-      <w:r>
-        <w:rPr>
-          <w:rFonts w:ascii="Times New Roman" w:hAnsi="Times New Roman" w:cs="Times New Roman"/>
-          <w:sz w:val="14"/>
-          <w:szCs w:val="14"/>
-        </w:rPr>
-        <w:t>По  своему</w:t>
-      </w:r>
-      <w:proofErr w:type="gramEnd"/>
-      <w:r>
-        <w:rPr>
-          <w:rFonts w:ascii="Times New Roman" w:hAnsi="Times New Roman" w:cs="Times New Roman"/>
-          <w:sz w:val="14"/>
-          <w:szCs w:val="14"/>
-        </w:rPr>
-        <w:t xml:space="preserve"> выбору в случае несоблюдения Исполнителем обязательств по срокам оказания услуги:</w:t>
+        <w:t>2.4.7. По  своему выбору в случае несоблюдения Исполнителем обязательств по срокам оказания услуги:</w:t>
       </w:r>
     </w:p>
     <w:p>
@@ -2550,7 +1949,6 @@
         </w:rPr>
         <w:t xml:space="preserve">3.1. Общая стоимость медицинской услуги в соответствии с утвержденными тарифами на медицинские услуги составляет </w:t>
       </w:r>
-      <w:proofErr w:type="gramStart"/>
       <w:r>
         <w:rPr>
           <w:rFonts w:ascii="Times New Roman" w:hAnsi="Times New Roman" w:cs="Times New Roman"/>
@@ -2568,9 +1966,9 @@
           <w:szCs w:val="14"/>
           <w:u w:val="single"/>
         </w:rPr>
-        <w:t>total</w:t>
-      </w:r>
-      <w:proofErr w:type="gramEnd"/>
+        <w:t>total_price</w:t>
+      </w:r>
+      <w:proofErr w:type="spellEnd"/>
       <w:r>
         <w:rPr>
           <w:rFonts w:ascii="Times New Roman" w:hAnsi="Times New Roman" w:cs="Times New Roman"/>
@@ -2578,9 +1976,8 @@
           <w:szCs w:val="14"/>
           <w:u w:val="single"/>
         </w:rPr>
-        <w:t>_</w:t>
-      </w:r>
-      <w:proofErr w:type="gramStart"/>
+        <w:t xml:space="preserve"> }}</w:t>
+      </w:r>
       <w:r>
         <w:rPr>
           <w:rFonts w:ascii="Times New Roman" w:hAnsi="Times New Roman" w:cs="Times New Roman"/>
@@ -2588,7 +1985,35 @@
           <w:szCs w:val="14"/>
           <w:u w:val="single"/>
         </w:rPr>
-        <w:t>price</w:t>
+        <w:t xml:space="preserve"> </w:t>
+      </w:r>
+      <w:r>
+        <w:rPr>
+          <w:rFonts w:ascii="Times New Roman" w:hAnsi="Times New Roman" w:cs="Times New Roman"/>
+          <w:sz w:val="14"/>
+          <w:szCs w:val="14"/>
+          <w:u w:val="single"/>
+        </w:rPr>
+        <w:t>(</w:t>
+      </w:r>
+      <w:r>
+        <w:rPr>
+          <w:rFonts w:ascii="Times New Roman" w:hAnsi="Times New Roman" w:cs="Times New Roman"/>
+          <w:sz w:val="14"/>
+          <w:szCs w:val="14"/>
+          <w:u w:val="single"/>
+        </w:rPr>
+        <w:t xml:space="preserve">{{ </w:t>
+      </w:r>
+      <w:proofErr w:type="spellStart"/>
+      <w:r>
+        <w:rPr>
+          <w:rFonts w:ascii="Times New Roman" w:hAnsi="Times New Roman" w:cs="Times New Roman"/>
+          <w:sz w:val="14"/>
+          <w:szCs w:val="14"/>
+          <w:u w:val="single"/>
+        </w:rPr>
+        <w:t>total_price_words</w:t>
       </w:r>
       <w:proofErr w:type="spellEnd"/>
       <w:r>
@@ -2598,9 +2023,8 @@
           <w:szCs w:val="14"/>
           <w:u w:val="single"/>
         </w:rPr>
-        <w:t xml:space="preserve"> }</w:t>
-      </w:r>
-      <w:proofErr w:type="gramEnd"/>
+        <w:t xml:space="preserve"> }}</w:t>
+      </w:r>
       <w:r>
         <w:rPr>
           <w:rFonts w:ascii="Times New Roman" w:hAnsi="Times New Roman" w:cs="Times New Roman"/>
@@ -2608,93 +2032,6 @@
           <w:szCs w:val="14"/>
           <w:u w:val="single"/>
         </w:rPr>
-        <w:t>}</w:t>
-      </w:r>
-      <w:r>
-        <w:rPr>
-          <w:rFonts w:ascii="Times New Roman" w:hAnsi="Times New Roman" w:cs="Times New Roman"/>
-          <w:sz w:val="14"/>
-          <w:szCs w:val="14"/>
-          <w:u w:val="single"/>
-        </w:rPr>
-        <w:t xml:space="preserve"> </w:t>
-      </w:r>
-      <w:r>
-        <w:rPr>
-          <w:rFonts w:ascii="Times New Roman" w:hAnsi="Times New Roman" w:cs="Times New Roman"/>
-          <w:sz w:val="14"/>
-          <w:szCs w:val="14"/>
-          <w:u w:val="single"/>
-        </w:rPr>
-        <w:t>(</w:t>
-      </w:r>
-      <w:proofErr w:type="gramStart"/>
-      <w:r>
-        <w:rPr>
-          <w:rFonts w:ascii="Times New Roman" w:hAnsi="Times New Roman" w:cs="Times New Roman"/>
-          <w:sz w:val="14"/>
-          <w:szCs w:val="14"/>
-          <w:u w:val="single"/>
-        </w:rPr>
-        <w:t xml:space="preserve">{{ </w:t>
-      </w:r>
-      <w:proofErr w:type="spellStart"/>
-      <w:r>
-        <w:rPr>
-          <w:rFonts w:ascii="Times New Roman" w:hAnsi="Times New Roman" w:cs="Times New Roman"/>
-          <w:sz w:val="14"/>
-          <w:szCs w:val="14"/>
-          <w:u w:val="single"/>
-        </w:rPr>
-        <w:t>total</w:t>
-      </w:r>
-      <w:proofErr w:type="gramEnd"/>
-      <w:r>
-        <w:rPr>
-          <w:rFonts w:ascii="Times New Roman" w:hAnsi="Times New Roman" w:cs="Times New Roman"/>
-          <w:sz w:val="14"/>
-          <w:szCs w:val="14"/>
-          <w:u w:val="single"/>
-        </w:rPr>
-        <w:t>_price_</w:t>
-      </w:r>
-      <w:proofErr w:type="gramStart"/>
-      <w:r>
-        <w:rPr>
-          <w:rFonts w:ascii="Times New Roman" w:hAnsi="Times New Roman" w:cs="Times New Roman"/>
-          <w:sz w:val="14"/>
-          <w:szCs w:val="14"/>
-          <w:u w:val="single"/>
-        </w:rPr>
-        <w:t>words</w:t>
-      </w:r>
-      <w:proofErr w:type="spellEnd"/>
-      <w:r>
-        <w:rPr>
-          <w:rFonts w:ascii="Times New Roman" w:hAnsi="Times New Roman" w:cs="Times New Roman"/>
-          <w:sz w:val="14"/>
-          <w:szCs w:val="14"/>
-          <w:u w:val="single"/>
-        </w:rPr>
-        <w:t xml:space="preserve"> }</w:t>
-      </w:r>
-      <w:proofErr w:type="gramEnd"/>
-      <w:r>
-        <w:rPr>
-          <w:rFonts w:ascii="Times New Roman" w:hAnsi="Times New Roman" w:cs="Times New Roman"/>
-          <w:sz w:val="14"/>
-          <w:szCs w:val="14"/>
-          <w:u w:val="single"/>
-        </w:rPr>
-        <w:t>}</w:t>
-      </w:r>
-      <w:r>
-        <w:rPr>
-          <w:rFonts w:ascii="Times New Roman" w:hAnsi="Times New Roman" w:cs="Times New Roman"/>
-          <w:sz w:val="14"/>
-          <w:szCs w:val="14"/>
-          <w:u w:val="single"/>
-        </w:rPr>
         <w:t xml:space="preserve">) </w:t>
       </w:r>
       <w:r>
@@ -2724,25 +2061,7 @@
           <w:sz w:val="14"/>
           <w:szCs w:val="14"/>
         </w:rPr>
-        <w:t xml:space="preserve">3.2. Оплата </w:t>
-      </w:r>
-      <w:proofErr w:type="gramStart"/>
-      <w:r>
-        <w:rPr>
-          <w:rFonts w:ascii="Times New Roman" w:hAnsi="Times New Roman" w:cs="Times New Roman"/>
-          <w:sz w:val="14"/>
-          <w:szCs w:val="14"/>
-        </w:rPr>
-        <w:t>за медицинские услуги</w:t>
-      </w:r>
-      <w:proofErr w:type="gramEnd"/>
-      <w:r>
-        <w:rPr>
-          <w:rFonts w:ascii="Times New Roman" w:hAnsi="Times New Roman" w:cs="Times New Roman"/>
-          <w:sz w:val="14"/>
-          <w:szCs w:val="14"/>
-        </w:rPr>
-        <w:t xml:space="preserve"> производится путём внесения наличных денег в кассу Исполнителя. Расчеты за предоставление платных услуг осуществляются Исполнителем с применением контрольно-кассовой машины.</w:t>
+        <w:t>3.2. Оплата за медицинские услуги производится путём внесения наличных денег в кассу Исполнителя. Расчеты за предоставление платных услуг осуществляются Исполнителем с применением контрольно-кассовой машины.</w:t>
       </w:r>
     </w:p>
     <w:p>
@@ -2763,25 +2082,7 @@
           <w:sz w:val="14"/>
           <w:szCs w:val="14"/>
         </w:rPr>
-        <w:t xml:space="preserve">3.3 Оплата медицинских услуг Центра является подтверждением присоединения (акцептирования) к настоящему Договору, ознакомлением и согласием с </w:t>
-      </w:r>
-      <w:proofErr w:type="gramStart"/>
-      <w:r>
-        <w:rPr>
-          <w:rFonts w:ascii="Times New Roman" w:hAnsi="Times New Roman" w:cs="Times New Roman"/>
-          <w:sz w:val="14"/>
-          <w:szCs w:val="14"/>
-        </w:rPr>
-        <w:t>Прейскурантом цен</w:t>
-      </w:r>
-      <w:proofErr w:type="gramEnd"/>
-      <w:r>
-        <w:rPr>
-          <w:rFonts w:ascii="Times New Roman" w:hAnsi="Times New Roman" w:cs="Times New Roman"/>
-          <w:sz w:val="14"/>
-          <w:szCs w:val="14"/>
-        </w:rPr>
-        <w:t>. Оплата медицинских услуг осуществляется Пациентом в следующие сроки:</w:t>
+        <w:t>3.3 Оплата медицинских услуг Центра является подтверждением присоединения (акцептирования) к настоящему Договору, ознакомлением и согласием с Прейскурантом цен. Оплата медицинских услуг осуществляется Пациентом в следующие сроки:</w:t>
       </w:r>
     </w:p>
     <w:p>
@@ -2815,39 +2116,7 @@
           <w:sz w:val="14"/>
           <w:szCs w:val="14"/>
         </w:rPr>
-        <w:t xml:space="preserve">3.3.2. Непосредственно после оказания соответствующих медицинских услуг, </w:t>
-      </w:r>
-      <w:proofErr w:type="gramStart"/>
-      <w:r>
-        <w:rPr>
-          <w:sz w:val="14"/>
-          <w:szCs w:val="14"/>
-        </w:rPr>
-        <w:t>т.е.</w:t>
-      </w:r>
-      <w:proofErr w:type="gramEnd"/>
-      <w:r>
-        <w:rPr>
-          <w:sz w:val="14"/>
-          <w:szCs w:val="14"/>
-        </w:rPr>
-        <w:t xml:space="preserve"> в день оказания медицинских услуг, в случае если необходимость оказания медицинских услуг возникла на приеме у врача-специалиста </w:t>
-      </w:r>
-      <w:proofErr w:type="gramStart"/>
-      <w:r>
-        <w:rPr>
-          <w:sz w:val="14"/>
-          <w:szCs w:val="14"/>
-        </w:rPr>
-        <w:t>Центра</w:t>
-      </w:r>
-      <w:proofErr w:type="gramEnd"/>
-      <w:r>
-        <w:rPr>
-          <w:sz w:val="14"/>
-          <w:szCs w:val="14"/>
-        </w:rPr>
-        <w:t xml:space="preserve"> и Пациент выразил свое согласие на оказание ему дополнительных медицинских услуг. Оплата производится в кассе Центра.</w:t>
+        <w:t>3.3.2. Непосредственно после оказания соответствующих медицинских услуг, т.е. в день оказания медицинских услуг, в случае если необходимость оказания медицинских услуг возникла на приеме у врача-специалиста Центра и Пациент выразил свое согласие на оказание ему дополнительных медицинских услуг. Оплата производится в кассе Центра.</w:t>
       </w:r>
     </w:p>
     <w:p>
@@ -2945,25 +2214,7 @@
           <w:sz w:val="14"/>
           <w:szCs w:val="14"/>
         </w:rPr>
-        <w:t xml:space="preserve">4.3. При разглашении одной из сторон сведений, относящихся к категории конфиденциальной информации, виновная сторона несет ответственность и обязана возместить другой стороне понесенные </w:t>
-      </w:r>
-      <w:proofErr w:type="gramStart"/>
-      <w:r>
-        <w:rPr>
-          <w:rFonts w:ascii="Times New Roman" w:hAnsi="Times New Roman" w:cs="Times New Roman"/>
-          <w:sz w:val="14"/>
-          <w:szCs w:val="14"/>
-        </w:rPr>
-        <w:t>ей</w:t>
-      </w:r>
-      <w:proofErr w:type="gramEnd"/>
-      <w:r>
-        <w:rPr>
-          <w:rFonts w:ascii="Times New Roman" w:hAnsi="Times New Roman" w:cs="Times New Roman"/>
-          <w:sz w:val="14"/>
-          <w:szCs w:val="14"/>
-        </w:rPr>
-        <w:t xml:space="preserve"> в связи с этим убытки.</w:t>
+        <w:t>4.3. При разглашении одной из сторон сведений, относящихся к категории конфиденциальной информации, виновная сторона несет ответственность и обязана возместить другой стороне понесенные ей в связи с этим убытки.</w:t>
       </w:r>
     </w:p>
     <w:p>
@@ -3026,151 +2277,7 @@
           <w:sz w:val="14"/>
           <w:szCs w:val="14"/>
         </w:rPr>
-        <w:t xml:space="preserve">4.6. </w:t>
-      </w:r>
-      <w:proofErr w:type="gramStart"/>
-      <w:r>
-        <w:rPr>
-          <w:rFonts w:ascii="Times New Roman" w:hAnsi="Times New Roman" w:cs="Times New Roman"/>
-          <w:sz w:val="14"/>
-          <w:szCs w:val="14"/>
-        </w:rPr>
-        <w:t>За  неисполнение</w:t>
-      </w:r>
-      <w:proofErr w:type="gramEnd"/>
-      <w:r>
-        <w:rPr>
-          <w:rFonts w:ascii="Times New Roman" w:hAnsi="Times New Roman" w:cs="Times New Roman"/>
-          <w:sz w:val="14"/>
-          <w:szCs w:val="14"/>
-        </w:rPr>
-        <w:t xml:space="preserve">   либо   </w:t>
-      </w:r>
-      <w:proofErr w:type="gramStart"/>
-      <w:r>
-        <w:rPr>
-          <w:rFonts w:ascii="Times New Roman" w:hAnsi="Times New Roman" w:cs="Times New Roman"/>
-          <w:sz w:val="14"/>
-          <w:szCs w:val="14"/>
-        </w:rPr>
-        <w:t>ненадлежащее  исполнение</w:t>
-      </w:r>
-      <w:proofErr w:type="gramEnd"/>
-      <w:r>
-        <w:rPr>
-          <w:rFonts w:ascii="Times New Roman" w:hAnsi="Times New Roman" w:cs="Times New Roman"/>
-          <w:sz w:val="14"/>
-          <w:szCs w:val="14"/>
-        </w:rPr>
-        <w:t xml:space="preserve">  </w:t>
-      </w:r>
-      <w:proofErr w:type="gramStart"/>
-      <w:r>
-        <w:rPr>
-          <w:rFonts w:ascii="Times New Roman" w:hAnsi="Times New Roman" w:cs="Times New Roman"/>
-          <w:sz w:val="14"/>
-          <w:szCs w:val="14"/>
-        </w:rPr>
-        <w:t>обязательств  по</w:t>
-      </w:r>
-      <w:proofErr w:type="gramEnd"/>
-      <w:r>
-        <w:rPr>
-          <w:rFonts w:ascii="Times New Roman" w:hAnsi="Times New Roman" w:cs="Times New Roman"/>
-          <w:sz w:val="14"/>
-          <w:szCs w:val="14"/>
-        </w:rPr>
-        <w:t xml:space="preserve"> </w:t>
-      </w:r>
-      <w:proofErr w:type="gramStart"/>
-      <w:r>
-        <w:rPr>
-          <w:rFonts w:ascii="Times New Roman" w:hAnsi="Times New Roman" w:cs="Times New Roman"/>
-          <w:sz w:val="14"/>
-          <w:szCs w:val="14"/>
-        </w:rPr>
-        <w:t>договору,   в  случае</w:t>
-      </w:r>
-      <w:proofErr w:type="gramEnd"/>
-      <w:r>
-        <w:rPr>
-          <w:rFonts w:ascii="Times New Roman" w:hAnsi="Times New Roman" w:cs="Times New Roman"/>
-          <w:sz w:val="14"/>
-          <w:szCs w:val="14"/>
-        </w:rPr>
-        <w:t xml:space="preserve">  </w:t>
-      </w:r>
-      <w:proofErr w:type="gramStart"/>
-      <w:r>
-        <w:rPr>
-          <w:rFonts w:ascii="Times New Roman" w:hAnsi="Times New Roman" w:cs="Times New Roman"/>
-          <w:sz w:val="14"/>
-          <w:szCs w:val="14"/>
-        </w:rPr>
-        <w:t>причинения  вреда</w:t>
-      </w:r>
-      <w:proofErr w:type="gramEnd"/>
-      <w:r>
-        <w:rPr>
-          <w:rFonts w:ascii="Times New Roman" w:hAnsi="Times New Roman" w:cs="Times New Roman"/>
-          <w:sz w:val="14"/>
-          <w:szCs w:val="14"/>
-        </w:rPr>
-        <w:t xml:space="preserve">  </w:t>
-      </w:r>
-      <w:proofErr w:type="gramStart"/>
-      <w:r>
-        <w:rPr>
-          <w:rFonts w:ascii="Times New Roman" w:hAnsi="Times New Roman" w:cs="Times New Roman"/>
-          <w:sz w:val="14"/>
-          <w:szCs w:val="14"/>
-        </w:rPr>
-        <w:t>здоровью  или</w:t>
-      </w:r>
-      <w:proofErr w:type="gramEnd"/>
-      <w:r>
-        <w:rPr>
-          <w:rFonts w:ascii="Times New Roman" w:hAnsi="Times New Roman" w:cs="Times New Roman"/>
-          <w:sz w:val="14"/>
-          <w:szCs w:val="14"/>
-        </w:rPr>
-        <w:t xml:space="preserve">  </w:t>
-      </w:r>
-      <w:proofErr w:type="gramStart"/>
-      <w:r>
-        <w:rPr>
-          <w:rFonts w:ascii="Times New Roman" w:hAnsi="Times New Roman" w:cs="Times New Roman"/>
-          <w:sz w:val="14"/>
-          <w:szCs w:val="14"/>
-        </w:rPr>
-        <w:t>жизни  Заказчика</w:t>
-      </w:r>
-      <w:proofErr w:type="gramEnd"/>
-      <w:r>
-        <w:rPr>
-          <w:rFonts w:ascii="Times New Roman" w:hAnsi="Times New Roman" w:cs="Times New Roman"/>
-          <w:sz w:val="14"/>
-          <w:szCs w:val="14"/>
-        </w:rPr>
-        <w:t xml:space="preserve">, Исполнитель несет ответственность, предусмотренную законодательством </w:t>
-      </w:r>
-      <w:proofErr w:type="gramStart"/>
-      <w:r>
-        <w:rPr>
-          <w:rFonts w:ascii="Times New Roman" w:hAnsi="Times New Roman" w:cs="Times New Roman"/>
-          <w:sz w:val="14"/>
-          <w:szCs w:val="14"/>
-        </w:rPr>
-        <w:t>Российской  Федерации</w:t>
-      </w:r>
-      <w:proofErr w:type="gramEnd"/>
-      <w:r>
-        <w:rPr>
-          <w:rFonts w:ascii="Times New Roman" w:hAnsi="Times New Roman" w:cs="Times New Roman"/>
-          <w:sz w:val="14"/>
-          <w:szCs w:val="14"/>
-        </w:rPr>
-        <w:t>, в том числе Законом Российской Федерации «О защите прав потребителей».</w:t>
+        <w:t>4.6. За  неисполнение   либо   ненадлежащее  исполнение  обязательств  по договору,   в  случае  причинения  вреда  здоровью  или  жизни  Заказчика, Исполнитель несет ответственность, предусмотренную законодательством Российской  Федерации, в том числе Законом Российской Федерации «О защите прав потребителей».</w:t>
       </w:r>
     </w:p>
     <w:p>
@@ -3191,43 +2298,7 @@
           <w:sz w:val="14"/>
           <w:szCs w:val="14"/>
         </w:rPr>
-        <w:t xml:space="preserve">4.7. Исполнитель </w:t>
-      </w:r>
-      <w:proofErr w:type="gramStart"/>
-      <w:r>
-        <w:rPr>
-          <w:rFonts w:ascii="Times New Roman" w:hAnsi="Times New Roman" w:cs="Times New Roman"/>
-          <w:sz w:val="14"/>
-          <w:szCs w:val="14"/>
-        </w:rPr>
-        <w:t>освобождается  от</w:t>
-      </w:r>
-      <w:proofErr w:type="gramEnd"/>
-      <w:r>
-        <w:rPr>
-          <w:rFonts w:ascii="Times New Roman" w:hAnsi="Times New Roman" w:cs="Times New Roman"/>
-          <w:sz w:val="14"/>
-          <w:szCs w:val="14"/>
-        </w:rPr>
-        <w:t xml:space="preserve">  ответственности за неисполнение или </w:t>
-      </w:r>
-      <w:proofErr w:type="gramStart"/>
-      <w:r>
-        <w:rPr>
-          <w:rFonts w:ascii="Times New Roman" w:hAnsi="Times New Roman" w:cs="Times New Roman"/>
-          <w:sz w:val="14"/>
-          <w:szCs w:val="14"/>
-        </w:rPr>
-        <w:t>ненадлежащее  исполнение</w:t>
-      </w:r>
-      <w:proofErr w:type="gramEnd"/>
-      <w:r>
-        <w:rPr>
-          <w:rFonts w:ascii="Times New Roman" w:hAnsi="Times New Roman" w:cs="Times New Roman"/>
-          <w:sz w:val="14"/>
-          <w:szCs w:val="14"/>
-        </w:rPr>
-        <w:t xml:space="preserve">  настоящего Договора, если докажет, что причиной такого неисполнения (ненадлежащего исполнения) стало нарушение Заказчиком условий настоящего Договора.</w:t>
+        <w:t>4.7. Исполнитель освобождается  от  ответственности за неисполнение или ненадлежащее  исполнение  настоящего Договора, если докажет, что причиной такого неисполнения (ненадлежащего исполнения) стало нарушение Заказчиком условий настоящего Договора.</w:t>
       </w:r>
     </w:p>
     <w:p>
@@ -3512,7 +2583,6 @@
           <w:szCs w:val="14"/>
         </w:rPr>
       </w:pPr>
-      <w:proofErr w:type="gramStart"/>
       <w:r>
         <w:rPr>
           <w:rFonts w:ascii="Times New Roman" w:hAnsi="Times New Roman" w:cs="Times New Roman"/>
@@ -3527,16 +2597,7 @@
           <w:sz w:val="14"/>
           <w:szCs w:val="14"/>
         </w:rPr>
-        <w:t>По</w:t>
-      </w:r>
-      <w:proofErr w:type="gramEnd"/>
-      <w:r>
-        <w:rPr>
-          <w:rFonts w:ascii="Times New Roman" w:hAnsi="Times New Roman"/>
-          <w:sz w:val="14"/>
-          <w:szCs w:val="14"/>
-        </w:rPr>
-        <w:t xml:space="preserve"> инициативе Центра Договор может быть расторгнут в одностороннем внесудебном порядке:</w:t>
+        <w:t>По инициативе Центра Договор может быть расторгнут в одностороннем внесудебном порядке:</w:t>
       </w:r>
     </w:p>
     <w:p>
@@ -3557,25 +2618,7 @@
           <w:sz w:val="14"/>
           <w:szCs w:val="14"/>
         </w:rPr>
-        <w:t xml:space="preserve">- в случае невыполнения Пациентом рекомендаций и назначений лечащего врача (медицинского персонала Центра) (нарушение медицинских предписаний, лечебно-охранительного режима и </w:t>
-      </w:r>
-      <w:proofErr w:type="gramStart"/>
-      <w:r>
-        <w:rPr>
-          <w:rFonts w:ascii="Times New Roman" w:hAnsi="Times New Roman"/>
-          <w:sz w:val="14"/>
-          <w:szCs w:val="14"/>
-        </w:rPr>
-        <w:t>т.п.</w:t>
-      </w:r>
-      <w:proofErr w:type="gramEnd"/>
-      <w:r>
-        <w:rPr>
-          <w:rFonts w:ascii="Times New Roman" w:hAnsi="Times New Roman"/>
-          <w:sz w:val="14"/>
-          <w:szCs w:val="14"/>
-        </w:rPr>
-        <w:t>), а также нарушения Пациентом других условий настоящего Договора;</w:t>
+        <w:t>- в случае невыполнения Пациентом рекомендаций и назначений лечащего врача (медицинского персонала Центра) (нарушение медицинских предписаний, лечебно-охранительного режима и т.п.), а также нарушения Пациентом других условий настоящего Договора;</w:t>
       </w:r>
     </w:p>
     <w:p>
@@ -3671,23 +2714,7 @@
           <w:sz w:val="14"/>
           <w:szCs w:val="14"/>
         </w:rPr>
-        <w:t xml:space="preserve">. 7.3., 7.4., 7.5. Договора Сторона, являющаяся инициатором расторжения Договора, обязана уведомить вторую Сторону о расторжении Договора любым удобным способом не менее чем за 5 </w:t>
-      </w:r>
-      <w:proofErr w:type="gramStart"/>
-      <w:r>
-        <w:rPr>
-          <w:sz w:val="14"/>
-          <w:szCs w:val="14"/>
-        </w:rPr>
-        <w:t>рабочих  дней</w:t>
-      </w:r>
-      <w:proofErr w:type="gramEnd"/>
-      <w:r>
-        <w:rPr>
-          <w:sz w:val="14"/>
-          <w:szCs w:val="14"/>
-        </w:rPr>
-        <w:t xml:space="preserve"> до расторжения Договора.</w:t>
+        <w:t>. 7.3., 7.4., 7.5. Договора Сторона, являющаяся инициатором расторжения Договора, обязана уведомить вторую Сторону о расторжении Договора любым удобным способом не менее чем за 5 рабочих  дней до расторжения Договора.</w:t>
       </w:r>
     </w:p>
     <w:p>
@@ -3979,7 +3006,6 @@
               <w:t xml:space="preserve">ИНН:1101135944, КПП110101001, Свидетельство о ЕГРЮЛ серия 11 №001878557, ОГРН:1081101001860, зарегистрировано в ИФНС по </w:t>
             </w:r>
             <w:proofErr w:type="spellStart"/>
-            <w:proofErr w:type="gramStart"/>
             <w:r>
               <w:rPr>
                 <w:rFonts w:ascii="Times New Roman" w:hAnsi="Times New Roman" w:cs="Times New Roman"/>
@@ -3995,16 +3021,7 @@
                 <w:sz w:val="14"/>
                 <w:szCs w:val="14"/>
               </w:rPr>
-              <w:t xml:space="preserve">  от</w:t>
-            </w:r>
-            <w:proofErr w:type="gramEnd"/>
-            <w:r>
-              <w:rPr>
-                <w:rFonts w:ascii="Times New Roman" w:hAnsi="Times New Roman" w:cs="Times New Roman"/>
-                <w:sz w:val="14"/>
-                <w:szCs w:val="14"/>
-              </w:rPr>
-              <w:t xml:space="preserve"> 13.01.2011</w:t>
+              <w:t xml:space="preserve">  от 13.01.2011</w:t>
             </w:r>
           </w:p>
           <w:p>
@@ -4018,23 +3035,13 @@
               </w:rPr>
             </w:pPr>
             <w:proofErr w:type="spellStart"/>
-            <w:proofErr w:type="gramStart"/>
-            <w:r>
-              <w:rPr>
-                <w:rFonts w:ascii="Times New Roman" w:hAnsi="Times New Roman" w:cs="Times New Roman"/>
-                <w:sz w:val="14"/>
-                <w:szCs w:val="14"/>
-              </w:rPr>
-              <w:t>Юр.адрес</w:t>
-            </w:r>
-            <w:proofErr w:type="gramEnd"/>
-            <w:r>
-              <w:rPr>
-                <w:rFonts w:ascii="Times New Roman" w:hAnsi="Times New Roman" w:cs="Times New Roman"/>
-                <w:sz w:val="14"/>
-                <w:szCs w:val="14"/>
-              </w:rPr>
-              <w:t>:РК</w:t>
+            <w:r>
+              <w:rPr>
+                <w:rFonts w:ascii="Times New Roman" w:hAnsi="Times New Roman" w:cs="Times New Roman"/>
+                <w:sz w:val="14"/>
+                <w:szCs w:val="14"/>
+              </w:rPr>
+              <w:t>Юр.адрес:РК</w:t>
             </w:r>
             <w:proofErr w:type="spellEnd"/>
             <w:r>
@@ -4094,36 +3101,8 @@
                 <w:sz w:val="14"/>
                 <w:szCs w:val="14"/>
               </w:rPr>
-              <w:t xml:space="preserve">Л/счёт № 4070281032800009925 в Отделение №8617 Сбербанка России, БИК: </w:t>
-            </w:r>
-            <w:proofErr w:type="gramStart"/>
-            <w:r>
-              <w:rPr>
-                <w:rFonts w:ascii="Times New Roman" w:hAnsi="Times New Roman" w:cs="Times New Roman"/>
-                <w:sz w:val="14"/>
-                <w:szCs w:val="14"/>
-              </w:rPr>
-              <w:t xml:space="preserve">048702640,   </w:t>
-            </w:r>
-            <w:proofErr w:type="gramEnd"/>
-            <w:r>
-              <w:rPr>
-                <w:rFonts w:ascii="Times New Roman" w:hAnsi="Times New Roman" w:cs="Times New Roman"/>
-                <w:sz w:val="14"/>
-                <w:szCs w:val="14"/>
-              </w:rPr>
-              <w:t xml:space="preserve">                         тел(факс) (8212)30-</w:t>
-            </w:r>
-            <w:proofErr w:type="gramStart"/>
-            <w:r>
-              <w:rPr>
-                <w:rFonts w:ascii="Times New Roman" w:hAnsi="Times New Roman" w:cs="Times New Roman"/>
-                <w:sz w:val="14"/>
-                <w:szCs w:val="14"/>
-              </w:rPr>
-              <w:t>20-24</w:t>
-            </w:r>
-            <w:proofErr w:type="gramEnd"/>
+              <w:t>Л/счёт № 4070281032800009925 в Отделение №8617 Сбербанка России, БИК: 048702640,                            тел(факс) (8212)30-20-24</w:t>
+            </w:r>
           </w:p>
           <w:p>
             <w:pPr>
@@ -4152,36 +3131,8 @@
                 <w:sz w:val="14"/>
                 <w:szCs w:val="14"/>
               </w:rPr>
-              <w:t>Директор: _________________________</w:t>
-            </w:r>
-            <w:proofErr w:type="gramStart"/>
-            <w:r>
-              <w:rPr>
-                <w:rFonts w:ascii="Times New Roman" w:hAnsi="Times New Roman" w:cs="Times New Roman"/>
-                <w:sz w:val="14"/>
-                <w:szCs w:val="14"/>
-              </w:rPr>
-              <w:t>_  Епифанова</w:t>
-            </w:r>
-            <w:proofErr w:type="gramEnd"/>
-            <w:r>
-              <w:rPr>
-                <w:rFonts w:ascii="Times New Roman" w:hAnsi="Times New Roman" w:cs="Times New Roman"/>
-                <w:sz w:val="14"/>
-                <w:szCs w:val="14"/>
-              </w:rPr>
-              <w:t xml:space="preserve"> </w:t>
-            </w:r>
-            <w:proofErr w:type="gramStart"/>
-            <w:r>
-              <w:rPr>
-                <w:rFonts w:ascii="Times New Roman" w:hAnsi="Times New Roman" w:cs="Times New Roman"/>
-                <w:sz w:val="14"/>
-                <w:szCs w:val="14"/>
-              </w:rPr>
-              <w:t>О.Е.</w:t>
-            </w:r>
-            <w:proofErr w:type="gramEnd"/>
+              <w:t>Директор: __________________________  Епифанова О.Е.</w:t>
+            </w:r>
           </w:p>
         </w:tc>
         <w:tc>
@@ -4223,37 +3174,7 @@
                 <w:szCs w:val="14"/>
                 <w:lang w:val="en-US"/>
               </w:rPr>
-              <w:t xml:space="preserve"> </w:t>
-            </w:r>
-            <w:proofErr w:type="gramStart"/>
-            <w:r>
-              <w:rPr>
-                <w:rFonts w:ascii="Times New Roman" w:hAnsi="Times New Roman" w:cs="Times New Roman"/>
-                <w:sz w:val="14"/>
-                <w:szCs w:val="14"/>
-                <w:lang w:val="en-US"/>
-              </w:rPr>
-              <w:t>{{ surname</w:t>
-            </w:r>
-            <w:proofErr w:type="gramEnd"/>
-            <w:r>
-              <w:rPr>
-                <w:rFonts w:ascii="Times New Roman" w:hAnsi="Times New Roman" w:cs="Times New Roman"/>
-                <w:sz w:val="14"/>
-                <w:szCs w:val="14"/>
-                <w:lang w:val="en-US"/>
-              </w:rPr>
-              <w:t xml:space="preserve"> }} </w:t>
-            </w:r>
-            <w:proofErr w:type="gramStart"/>
-            <w:r>
-              <w:rPr>
-                <w:rFonts w:ascii="Times New Roman" w:hAnsi="Times New Roman" w:cs="Times New Roman"/>
-                <w:sz w:val="14"/>
-                <w:szCs w:val="14"/>
-                <w:lang w:val="en-US"/>
-              </w:rPr>
-              <w:t xml:space="preserve">{{ </w:t>
+              <w:t xml:space="preserve"> {{ surname }} {{ </w:t>
             </w:r>
             <w:proofErr w:type="spellStart"/>
             <w:r>
@@ -4263,27 +3184,7 @@
                 <w:szCs w:val="14"/>
                 <w:lang w:val="en-US"/>
               </w:rPr>
-              <w:t>first</w:t>
-            </w:r>
-            <w:proofErr w:type="gramEnd"/>
-            <w:r>
-              <w:rPr>
-                <w:rFonts w:ascii="Times New Roman" w:hAnsi="Times New Roman" w:cs="Times New Roman"/>
-                <w:sz w:val="14"/>
-                <w:szCs w:val="14"/>
-                <w:lang w:val="en-US"/>
-              </w:rPr>
-              <w:t>_</w:t>
-            </w:r>
-            <w:proofErr w:type="gramStart"/>
-            <w:r>
-              <w:rPr>
-                <w:rFonts w:ascii="Times New Roman" w:hAnsi="Times New Roman" w:cs="Times New Roman"/>
-                <w:sz w:val="14"/>
-                <w:szCs w:val="14"/>
-                <w:lang w:val="en-US"/>
-              </w:rPr>
-              <w:t>name</w:t>
+              <w:t>first_name</w:t>
             </w:r>
             <w:proofErr w:type="spellEnd"/>
             <w:r>
@@ -4293,27 +3194,7 @@
                 <w:szCs w:val="14"/>
                 <w:lang w:val="en-US"/>
               </w:rPr>
-              <w:t xml:space="preserve"> }</w:t>
-            </w:r>
-            <w:proofErr w:type="gramEnd"/>
-            <w:r>
-              <w:rPr>
-                <w:rFonts w:ascii="Times New Roman" w:hAnsi="Times New Roman" w:cs="Times New Roman"/>
-                <w:sz w:val="14"/>
-                <w:szCs w:val="14"/>
-                <w:lang w:val="en-US"/>
-              </w:rPr>
-              <w:t xml:space="preserve">} </w:t>
-            </w:r>
-            <w:proofErr w:type="gramStart"/>
-            <w:r>
-              <w:rPr>
-                <w:rFonts w:ascii="Times New Roman" w:hAnsi="Times New Roman" w:cs="Times New Roman"/>
-                <w:sz w:val="14"/>
-                <w:szCs w:val="14"/>
-                <w:lang w:val="en-US"/>
-              </w:rPr>
-              <w:t xml:space="preserve">{{ </w:t>
+              <w:t xml:space="preserve"> }} {{ </w:t>
             </w:r>
             <w:proofErr w:type="spellStart"/>
             <w:r>
@@ -4323,27 +3204,7 @@
                 <w:szCs w:val="14"/>
                 <w:lang w:val="en-US"/>
               </w:rPr>
-              <w:t>last</w:t>
-            </w:r>
-            <w:proofErr w:type="gramEnd"/>
-            <w:r>
-              <w:rPr>
-                <w:rFonts w:ascii="Times New Roman" w:hAnsi="Times New Roman" w:cs="Times New Roman"/>
-                <w:sz w:val="14"/>
-                <w:szCs w:val="14"/>
-                <w:lang w:val="en-US"/>
-              </w:rPr>
-              <w:t>_</w:t>
-            </w:r>
-            <w:proofErr w:type="gramStart"/>
-            <w:r>
-              <w:rPr>
-                <w:rFonts w:ascii="Times New Roman" w:hAnsi="Times New Roman" w:cs="Times New Roman"/>
-                <w:sz w:val="14"/>
-                <w:szCs w:val="14"/>
-                <w:lang w:val="en-US"/>
-              </w:rPr>
-              <w:t>name</w:t>
+              <w:t>last_name</w:t>
             </w:r>
             <w:proofErr w:type="spellEnd"/>
             <w:r>
@@ -4353,17 +3214,7 @@
                 <w:szCs w:val="14"/>
                 <w:lang w:val="en-US"/>
               </w:rPr>
-              <w:t xml:space="preserve"> }</w:t>
-            </w:r>
-            <w:proofErr w:type="gramEnd"/>
-            <w:r>
-              <w:rPr>
-                <w:rFonts w:ascii="Times New Roman" w:hAnsi="Times New Roman" w:cs="Times New Roman"/>
-                <w:sz w:val="14"/>
-                <w:szCs w:val="14"/>
-                <w:lang w:val="en-US"/>
-              </w:rPr>
-              <w:t>}</w:t>
+              <w:t xml:space="preserve"> }}</w:t>
             </w:r>
           </w:p>
           <w:p>
@@ -4448,37 +3299,7 @@
                 <w:szCs w:val="14"/>
                 <w:lang w:val="en-US"/>
               </w:rPr>
-              <w:t xml:space="preserve"> </w:t>
-            </w:r>
-            <w:proofErr w:type="gramStart"/>
-            <w:r>
-              <w:rPr>
-                <w:rFonts w:ascii="Times New Roman" w:hAnsi="Times New Roman" w:cs="Times New Roman"/>
-                <w:sz w:val="14"/>
-                <w:szCs w:val="14"/>
-                <w:lang w:val="en-US"/>
-              </w:rPr>
-              <w:t>{{ passport</w:t>
-            </w:r>
-            <w:proofErr w:type="gramEnd"/>
-            <w:r>
-              <w:rPr>
-                <w:rFonts w:ascii="Times New Roman" w:hAnsi="Times New Roman" w:cs="Times New Roman"/>
-                <w:sz w:val="14"/>
-                <w:szCs w:val="14"/>
-                <w:lang w:val="en-US"/>
-              </w:rPr>
-              <w:t xml:space="preserve"> }} </w:t>
-            </w:r>
-            <w:proofErr w:type="gramStart"/>
-            <w:r>
-              <w:rPr>
-                <w:rFonts w:ascii="Times New Roman" w:hAnsi="Times New Roman" w:cs="Times New Roman"/>
-                <w:sz w:val="14"/>
-                <w:szCs w:val="14"/>
-                <w:lang w:val="en-US"/>
-              </w:rPr>
-              <w:t xml:space="preserve">{{ </w:t>
+              <w:t xml:space="preserve"> {{ passport }} {{ </w:t>
             </w:r>
             <w:proofErr w:type="spellStart"/>
             <w:r>
@@ -4488,27 +3309,7 @@
                 <w:szCs w:val="14"/>
                 <w:lang w:val="en-US"/>
               </w:rPr>
-              <w:t>p</w:t>
-            </w:r>
-            <w:proofErr w:type="gramEnd"/>
-            <w:r>
-              <w:rPr>
-                <w:rFonts w:ascii="Times New Roman" w:hAnsi="Times New Roman" w:cs="Times New Roman"/>
-                <w:sz w:val="14"/>
-                <w:szCs w:val="14"/>
-                <w:lang w:val="en-US"/>
-              </w:rPr>
-              <w:t>_</w:t>
-            </w:r>
-            <w:proofErr w:type="gramStart"/>
-            <w:r>
-              <w:rPr>
-                <w:rFonts w:ascii="Times New Roman" w:hAnsi="Times New Roman" w:cs="Times New Roman"/>
-                <w:sz w:val="14"/>
-                <w:szCs w:val="14"/>
-                <w:lang w:val="en-US"/>
-              </w:rPr>
-              <w:t>series</w:t>
+              <w:t>p_series</w:t>
             </w:r>
             <w:proofErr w:type="spellEnd"/>
             <w:r>
@@ -4518,27 +3319,7 @@
                 <w:szCs w:val="14"/>
                 <w:lang w:val="en-US"/>
               </w:rPr>
-              <w:t xml:space="preserve"> }</w:t>
-            </w:r>
-            <w:proofErr w:type="gramEnd"/>
-            <w:r>
-              <w:rPr>
-                <w:rFonts w:ascii="Times New Roman" w:hAnsi="Times New Roman" w:cs="Times New Roman"/>
-                <w:sz w:val="14"/>
-                <w:szCs w:val="14"/>
-                <w:lang w:val="en-US"/>
-              </w:rPr>
-              <w:t xml:space="preserve">} </w:t>
-            </w:r>
-            <w:proofErr w:type="gramStart"/>
-            <w:r>
-              <w:rPr>
-                <w:rFonts w:ascii="Times New Roman" w:hAnsi="Times New Roman" w:cs="Times New Roman"/>
-                <w:sz w:val="14"/>
-                <w:szCs w:val="14"/>
-                <w:lang w:val="en-US"/>
-              </w:rPr>
-              <w:t xml:space="preserve">{{ </w:t>
+              <w:t xml:space="preserve"> }} {{ </w:t>
             </w:r>
             <w:proofErr w:type="spellStart"/>
             <w:r>
@@ -4548,27 +3329,7 @@
                 <w:szCs w:val="14"/>
                 <w:lang w:val="en-US"/>
               </w:rPr>
-              <w:t>p</w:t>
-            </w:r>
-            <w:proofErr w:type="gramEnd"/>
-            <w:r>
-              <w:rPr>
-                <w:rFonts w:ascii="Times New Roman" w:hAnsi="Times New Roman" w:cs="Times New Roman"/>
-                <w:sz w:val="14"/>
-                <w:szCs w:val="14"/>
-                <w:lang w:val="en-US"/>
-              </w:rPr>
-              <w:t>_</w:t>
-            </w:r>
-            <w:proofErr w:type="gramStart"/>
-            <w:r>
-              <w:rPr>
-                <w:rFonts w:ascii="Times New Roman" w:hAnsi="Times New Roman" w:cs="Times New Roman"/>
-                <w:sz w:val="14"/>
-                <w:szCs w:val="14"/>
-                <w:lang w:val="en-US"/>
-              </w:rPr>
-              <w:t>number</w:t>
+              <w:t>p_number</w:t>
             </w:r>
             <w:proofErr w:type="spellEnd"/>
             <w:r>
@@ -4578,17 +3339,7 @@
                 <w:szCs w:val="14"/>
                 <w:lang w:val="en-US"/>
               </w:rPr>
-              <w:t xml:space="preserve"> }</w:t>
-            </w:r>
-            <w:proofErr w:type="gramEnd"/>
-            <w:r>
-              <w:rPr>
-                <w:rFonts w:ascii="Times New Roman" w:hAnsi="Times New Roman" w:cs="Times New Roman"/>
-                <w:sz w:val="14"/>
-                <w:szCs w:val="14"/>
-                <w:lang w:val="en-US"/>
-              </w:rPr>
-              <w:t>}</w:t>
+              <w:t xml:space="preserve"> }}</w:t>
             </w:r>
           </w:p>
           <w:p>
@@ -4648,17 +3399,7 @@
                 <w:szCs w:val="14"/>
                 <w:lang w:val="en-US"/>
               </w:rPr>
-              <w:t xml:space="preserve"> </w:t>
-            </w:r>
-            <w:proofErr w:type="gramStart"/>
-            <w:r>
-              <w:rPr>
-                <w:rFonts w:ascii="Times New Roman" w:hAnsi="Times New Roman" w:cs="Times New Roman"/>
-                <w:sz w:val="14"/>
-                <w:szCs w:val="14"/>
-                <w:lang w:val="en-US"/>
-              </w:rPr>
-              <w:t xml:space="preserve">{{ </w:t>
+              <w:t xml:space="preserve"> {{ </w:t>
             </w:r>
             <w:proofErr w:type="spellStart"/>
             <w:r>
@@ -4670,7 +3411,6 @@
               </w:rPr>
               <w:t>phone</w:t>
             </w:r>
-            <w:proofErr w:type="gramEnd"/>
             <w:r>
               <w:rPr>
                 <w:rFonts w:ascii="Times New Roman" w:hAnsi="Times New Roman" w:cs="Times New Roman"/>
@@ -4680,7 +3420,6 @@
               </w:rPr>
               <w:t>_</w:t>
             </w:r>
-            <w:proofErr w:type="gramStart"/>
             <w:r>
               <w:rPr>
                 <w:rFonts w:ascii="Times New Roman" w:hAnsi="Times New Roman" w:cs="Times New Roman"/>
@@ -4698,17 +3437,7 @@
                 <w:szCs w:val="14"/>
                 <w:lang w:val="en-US"/>
               </w:rPr>
-              <w:t xml:space="preserve"> }</w:t>
-            </w:r>
-            <w:proofErr w:type="gramEnd"/>
-            <w:r>
-              <w:rPr>
-                <w:rFonts w:ascii="Times New Roman" w:hAnsi="Times New Roman" w:cs="Times New Roman"/>
-                <w:sz w:val="14"/>
-                <w:szCs w:val="14"/>
-                <w:lang w:val="en-US"/>
-              </w:rPr>
-              <w:t>}</w:t>
+              <w:t xml:space="preserve"> }}</w:t>
             </w:r>
           </w:p>
           <w:p>
@@ -4749,7 +3478,6 @@
                 <w:lang w:val="en-US"/>
               </w:rPr>
             </w:pPr>
-            <w:proofErr w:type="gramStart"/>
             <w:r>
               <w:rPr>
                 <w:rFonts w:ascii="Times New Roman" w:hAnsi="Times New Roman" w:cs="Times New Roman"/>
@@ -4758,9 +3486,9 @@
                 <w:u w:val="single"/>
                 <w:lang w:val="en-US"/>
               </w:rPr>
-              <w:t>{{ surname</w:t>
-            </w:r>
-            <w:proofErr w:type="gramEnd"/>
+              <w:t xml:space="preserve">{{ surname }} {{ </w:t>
+            </w:r>
+            <w:proofErr w:type="spellStart"/>
             <w:r>
               <w:rPr>
                 <w:rFonts w:ascii="Times New Roman" w:hAnsi="Times New Roman" w:cs="Times New Roman"/>
@@ -4769,9 +3497,9 @@
                 <w:u w:val="single"/>
                 <w:lang w:val="en-US"/>
               </w:rPr>
-              <w:t xml:space="preserve"> }} </w:t>
-            </w:r>
-            <w:proofErr w:type="gramStart"/>
+              <w:t>first_name</w:t>
+            </w:r>
+            <w:proofErr w:type="spellEnd"/>
             <w:r>
               <w:rPr>
                 <w:rFonts w:ascii="Times New Roman" w:hAnsi="Times New Roman" w:cs="Times New Roman"/>
@@ -4780,7 +3508,7 @@
                 <w:u w:val="single"/>
                 <w:lang w:val="en-US"/>
               </w:rPr>
-              <w:t xml:space="preserve">{{ </w:t>
+              <w:t xml:space="preserve"> }} {{ </w:t>
             </w:r>
             <w:proofErr w:type="spellStart"/>
             <w:r>
@@ -4791,9 +3519,9 @@
                 <w:u w:val="single"/>
                 <w:lang w:val="en-US"/>
               </w:rPr>
-              <w:t>first</w:t>
-            </w:r>
-            <w:proofErr w:type="gramEnd"/>
+              <w:t>last_name</w:t>
+            </w:r>
+            <w:proofErr w:type="spellEnd"/>
             <w:r>
               <w:rPr>
                 <w:rFonts w:ascii="Times New Roman" w:hAnsi="Times New Roman" w:cs="Times New Roman"/>
@@ -4802,106 +3530,7 @@
                 <w:u w:val="single"/>
                 <w:lang w:val="en-US"/>
               </w:rPr>
-              <w:t>_</w:t>
-            </w:r>
-            <w:proofErr w:type="gramStart"/>
-            <w:r>
-              <w:rPr>
-                <w:rFonts w:ascii="Times New Roman" w:hAnsi="Times New Roman" w:cs="Times New Roman"/>
-                <w:sz w:val="14"/>
-                <w:szCs w:val="14"/>
-                <w:u w:val="single"/>
-                <w:lang w:val="en-US"/>
-              </w:rPr>
-              <w:t>name</w:t>
-            </w:r>
-            <w:proofErr w:type="spellEnd"/>
-            <w:r>
-              <w:rPr>
-                <w:rFonts w:ascii="Times New Roman" w:hAnsi="Times New Roman" w:cs="Times New Roman"/>
-                <w:sz w:val="14"/>
-                <w:szCs w:val="14"/>
-                <w:u w:val="single"/>
-                <w:lang w:val="en-US"/>
-              </w:rPr>
-              <w:t xml:space="preserve"> }</w:t>
-            </w:r>
-            <w:proofErr w:type="gramEnd"/>
-            <w:r>
-              <w:rPr>
-                <w:rFonts w:ascii="Times New Roman" w:hAnsi="Times New Roman" w:cs="Times New Roman"/>
-                <w:sz w:val="14"/>
-                <w:szCs w:val="14"/>
-                <w:u w:val="single"/>
-                <w:lang w:val="en-US"/>
-              </w:rPr>
-              <w:t xml:space="preserve">} </w:t>
-            </w:r>
-            <w:proofErr w:type="gramStart"/>
-            <w:r>
-              <w:rPr>
-                <w:rFonts w:ascii="Times New Roman" w:hAnsi="Times New Roman" w:cs="Times New Roman"/>
-                <w:sz w:val="14"/>
-                <w:szCs w:val="14"/>
-                <w:u w:val="single"/>
-                <w:lang w:val="en-US"/>
-              </w:rPr>
-              <w:t xml:space="preserve">{{ </w:t>
-            </w:r>
-            <w:proofErr w:type="spellStart"/>
-            <w:r>
-              <w:rPr>
-                <w:rFonts w:ascii="Times New Roman" w:hAnsi="Times New Roman" w:cs="Times New Roman"/>
-                <w:sz w:val="14"/>
-                <w:szCs w:val="14"/>
-                <w:u w:val="single"/>
-                <w:lang w:val="en-US"/>
-              </w:rPr>
-              <w:t>last</w:t>
-            </w:r>
-            <w:proofErr w:type="gramEnd"/>
-            <w:r>
-              <w:rPr>
-                <w:rFonts w:ascii="Times New Roman" w:hAnsi="Times New Roman" w:cs="Times New Roman"/>
-                <w:sz w:val="14"/>
-                <w:szCs w:val="14"/>
-                <w:u w:val="single"/>
-                <w:lang w:val="en-US"/>
-              </w:rPr>
-              <w:t>_</w:t>
-            </w:r>
-            <w:proofErr w:type="gramStart"/>
-            <w:r>
-              <w:rPr>
-                <w:rFonts w:ascii="Times New Roman" w:hAnsi="Times New Roman" w:cs="Times New Roman"/>
-                <w:sz w:val="14"/>
-                <w:szCs w:val="14"/>
-                <w:u w:val="single"/>
-                <w:lang w:val="en-US"/>
-              </w:rPr>
-              <w:t>name</w:t>
-            </w:r>
-            <w:proofErr w:type="spellEnd"/>
-            <w:r>
-              <w:rPr>
-                <w:rFonts w:ascii="Times New Roman" w:hAnsi="Times New Roman" w:cs="Times New Roman"/>
-                <w:sz w:val="14"/>
-                <w:szCs w:val="14"/>
-                <w:u w:val="single"/>
-                <w:lang w:val="en-US"/>
-              </w:rPr>
-              <w:t xml:space="preserve"> }</w:t>
-            </w:r>
-            <w:proofErr w:type="gramEnd"/>
-            <w:r>
-              <w:rPr>
-                <w:rFonts w:ascii="Times New Roman" w:hAnsi="Times New Roman" w:cs="Times New Roman"/>
-                <w:sz w:val="14"/>
-                <w:szCs w:val="14"/>
-                <w:u w:val="single"/>
-                <w:lang w:val="en-US"/>
-              </w:rPr>
-              <w:t>}</w:t>
+              <w:t xml:space="preserve"> }}</w:t>
             </w:r>
             <w:r>
               <w:rPr>
@@ -5599,7 +4228,6 @@
   <w:style w:type="character" w:default="1" w:styleId="a0">
     <w:name w:val="Default Paragraph Font"/>
     <w:uiPriority w:val="1"/>
-    <w:semiHidden/>
     <w:unhideWhenUsed/>
   </w:style>
   <w:style w:type="table" w:default="1" w:styleId="a1">

--- a/patients/templates/patients/docs/contract_revmamed_template.docx
+++ b/patients/templates/patients/docs/contract_revmamed_template.docx
@@ -1,8 +1,8 @@
 
 <file path=word/document.xml><?xml version="1.0" encoding="utf-8"?>
-<w:document xmlns:wpc="http://schemas.microsoft.com/office/word/2010/wordprocessingCanvas" xmlns:cx="http://schemas.microsoft.com/office/drawing/2014/chartex" xmlns:cx1="http://schemas.microsoft.com/office/drawing/2015/9/8/chartex" xmlns:cx2="http://schemas.microsoft.com/office/drawing/2015/10/21/chartex" xmlns:cx3="http://schemas.microsoft.com/office/drawing/2016/5/9/chartex" xmlns:cx4="http://schemas.microsoft.com/office/drawing/2016/5/10/chartex" xmlns:cx5="http://schemas.microsoft.com/office/drawing/2016/5/11/chartex" xmlns:cx6="http://schemas.microsoft.com/office/drawing/2016/5/12/chartex" xmlns:cx7="http://schemas.microsoft.com/office/drawing/2016/5/13/chartex" xmlns:cx8="http://schemas.microsoft.com/office/drawing/2016/5/14/chartex" xmlns:mc="http://schemas.openxmlformats.org/markup-compatibility/2006" xmlns:aink="http://schemas.microsoft.com/office/drawing/2016/ink" xmlns:am3d="http://schemas.microsoft.com/office/drawing/2017/model3d" xmlns:o="urn:schemas-microsoft-com:office:office" xmlns:oel="http://schemas.microsoft.com/office/2019/extlst" xmlns:r="http://schemas.openxmlformats.org/officeDocument/2006/relationships" xmlns:m="http://schemas.openxmlformats.org/officeDocument/2006/math" xmlns:v="urn:schemas-microsoft-com:vml" xmlns:wp14="http://schemas.microsoft.com/office/word/2010/wordprocessingDrawing" xmlns:wp="http://schemas.openxmlformats.org/drawingml/2006/wordprocessingDrawing" xmlns:w10="urn:schemas-microsoft-com:office:word" xmlns:w="http://schemas.openxmlformats.org/wordprocessingml/2006/main" xmlns:w14="http://schemas.microsoft.com/office/word/2010/wordml" xmlns:w15="http://schemas.microsoft.com/office/word/2012/wordml" xmlns:w16cex="http://schemas.microsoft.com/office/word/2018/wordml/cex" xmlns:w16cid="http://schemas.microsoft.com/office/word/2016/wordml/cid" xmlns:w16="http://schemas.microsoft.com/office/word/2018/wordml" xmlns:w16du="http://schemas.microsoft.com/office/word/2023/wordml/word16du" xmlns:w16sdtdh="http://schemas.microsoft.com/office/word/2020/wordml/sdtdatahash" xmlns:w16sdtfl="http://schemas.microsoft.com/office/word/2024/wordml/sdtformatlock" xmlns:w16se="http://schemas.microsoft.com/office/word/2015/wordml/symex" xmlns:wpg="http://schemas.microsoft.com/office/word/2010/wordprocessingGroup" xmlns:wpi="http://schemas.microsoft.com/office/word/2010/wordprocessingInk" xmlns:wne="http://schemas.microsoft.com/office/word/2006/wordml" xmlns:wps="http://schemas.microsoft.com/office/word/2010/wordprocessingShape" mc:Ignorable="w14 w15 w16se w16cid w16 w16cex w16sdtdh w16sdtfl w16du wp14">
+<w:document xmlns:ns1="http://schemas.openxmlformats.org/markup-compatibility/2006" xmlns:ns2="http://schemas.microsoft.com/office/word/2010/wordml" xmlns:ns3="http://schemas.openxmlformats.org/drawingml/2006/wordprocessingDrawing" xmlns:ns4="http://schemas.microsoft.com/office/word/2010/wordprocessingDrawing" xmlns:ns5="http://schemas.openxmlformats.org/drawingml/2006/main" xmlns:ns6="http://schemas.openxmlformats.org/drawingml/2006/picture" xmlns:ns7="http://schemas.openxmlformats.org/officeDocument/2006/relationships" xmlns:ns8="http://schemas.microsoft.com/office/drawing/2010/main" xmlns:w="http://schemas.openxmlformats.org/wordprocessingml/2006/main" ns1:Ignorable="w14 w15 w16se w16cid w16 w16cex w16sdtdh w16sdtfl w16du wp14">
   <w:body>
-    <w:p>
+    <w:p ns2:paraId="6DE29130" ns2:textId="3EA2D44A">
       <w:pPr>
         <w:tabs>
           <w:tab w:val="left" w:pos="3330"/>
@@ -20,75 +20,75 @@
           <w:szCs w:val="14"/>
         </w:rPr>
         <w:drawing>
-          <wp:anchor distT="0" distB="0" distL="114300" distR="114300" simplePos="0" relativeHeight="251659264" behindDoc="1" locked="0" layoutInCell="1" allowOverlap="1" wp14:anchorId="5D33F59B" wp14:editId="6FD399DC">
-            <wp:simplePos x="0" y="0"/>
-            <wp:positionH relativeFrom="page">
-              <wp:align>right</wp:align>
-            </wp:positionH>
-            <wp:positionV relativeFrom="paragraph">
-              <wp:posOffset>26</wp:posOffset>
-            </wp:positionV>
-            <wp:extent cx="6988436" cy="685800"/>
-            <wp:effectExtent l="0" t="0" r="0" b="0"/>
-            <wp:wrapTight wrapText="bothSides">
-              <wp:wrapPolygon edited="0">
-                <wp:start x="824" y="1200"/>
-                <wp:lineTo x="412" y="6000"/>
-                <wp:lineTo x="412" y="10200"/>
-                <wp:lineTo x="765" y="12600"/>
-                <wp:lineTo x="294" y="19800"/>
-                <wp:lineTo x="20256" y="19800"/>
-                <wp:lineTo x="20373" y="3600"/>
-                <wp:lineTo x="1649" y="1200"/>
-                <wp:lineTo x="824" y="1200"/>
-              </wp:wrapPolygon>
-            </wp:wrapTight>
-            <wp:docPr id="1938624789" name="Рисунок 1"/>
-            <wp:cNvGraphicFramePr>
-              <a:graphicFrameLocks xmlns:a="http://schemas.openxmlformats.org/drawingml/2006/main" noChangeAspect="1"/>
-            </wp:cNvGraphicFramePr>
-            <a:graphic xmlns:a="http://schemas.openxmlformats.org/drawingml/2006/main">
-              <a:graphicData uri="http://schemas.openxmlformats.org/drawingml/2006/picture">
-                <pic:pic xmlns:pic="http://schemas.openxmlformats.org/drawingml/2006/picture">
-                  <pic:nvPicPr>
-                    <pic:cNvPr id="1938624789" name="Рисунок 1938624789"/>
-                    <pic:cNvPicPr/>
-                  </pic:nvPicPr>
-                  <pic:blipFill>
-                    <a:blip r:embed="rId5" cstate="print">
-                      <a:extLst>
-                        <a:ext uri="{28A0092B-C50C-407E-A947-70E740481C1C}">
-                          <a14:useLocalDpi xmlns:a14="http://schemas.microsoft.com/office/drawing/2010/main" val="0"/>
-                        </a:ext>
-                      </a:extLst>
-                    </a:blip>
-                    <a:stretch>
-                      <a:fillRect/>
-                    </a:stretch>
-                  </pic:blipFill>
-                  <pic:spPr>
-                    <a:xfrm>
-                      <a:off x="0" y="0"/>
-                      <a:ext cx="6988436" cy="685800"/>
-                    </a:xfrm>
-                    <a:prstGeom prst="rect">
-                      <a:avLst/>
-                    </a:prstGeom>
-                  </pic:spPr>
-                </pic:pic>
-              </a:graphicData>
-            </a:graphic>
-            <wp14:sizeRelH relativeFrom="margin">
-              <wp14:pctWidth>0</wp14:pctWidth>
-            </wp14:sizeRelH>
-            <wp14:sizeRelV relativeFrom="margin">
-              <wp14:pctHeight>0</wp14:pctHeight>
-            </wp14:sizeRelV>
-          </wp:anchor>
+          <ns3:anchor distT="0" distB="0" distL="114300" distR="114300" simplePos="0" relativeHeight="251659264" behindDoc="1" locked="0" layoutInCell="1" allowOverlap="1" ns4:anchorId="5D33F59B" ns4:editId="6FD399DC">
+            <ns3:simplePos x="0" y="0"/>
+            <ns3:positionH relativeFrom="page">
+              <ns3:align>right</ns3:align>
+            </ns3:positionH>
+            <ns3:positionV relativeFrom="paragraph">
+              <ns3:posOffset>26</ns3:posOffset>
+            </ns3:positionV>
+            <ns3:extent cx="6988436" cy="685800"/>
+            <ns3:effectExtent l="0" t="0" r="0" b="0"/>
+            <ns3:wrapTight wrapText="bothSides">
+              <ns3:wrapPolygon edited="0">
+                <ns3:start x="824" y="1200"/>
+                <ns3:lineTo x="412" y="6000"/>
+                <ns3:lineTo x="412" y="10200"/>
+                <ns3:lineTo x="765" y="12600"/>
+                <ns3:lineTo x="294" y="19800"/>
+                <ns3:lineTo x="20256" y="19800"/>
+                <ns3:lineTo x="20373" y="3600"/>
+                <ns3:lineTo x="1649" y="1200"/>
+                <ns3:lineTo x="824" y="1200"/>
+              </ns3:wrapPolygon>
+            </ns3:wrapTight>
+            <ns3:docPr id="1938624789" name="Рисунок 1"/>
+            <ns3:cNvGraphicFramePr>
+              <ns5:graphicFrameLocks noChangeAspect="1"/>
+            </ns3:cNvGraphicFramePr>
+            <ns5:graphic>
+              <ns5:graphicData uri="http://schemas.openxmlformats.org/drawingml/2006/picture">
+                <ns6:pic>
+                  <ns6:nvPicPr>
+                    <ns6:cNvPr id="1938624789" name="Рисунок 1938624789"/>
+                    <ns6:cNvPicPr/>
+                  </ns6:nvPicPr>
+                  <ns6:blipFill>
+                    <ns5:blip ns7:embed="rId5" cstate="print">
+                      <ns5:extLst>
+                        <ns5:ext uri="{28A0092B-C50C-407E-A947-70E740481C1C}">
+                          <ns8:useLocalDpi val="0"/>
+                        </ns5:ext>
+                      </ns5:extLst>
+                    </ns5:blip>
+                    <ns5:stretch>
+                      <ns5:fillRect/>
+                    </ns5:stretch>
+                  </ns6:blipFill>
+                  <ns6:spPr>
+                    <ns5:xfrm>
+                      <ns5:off x="0" y="0"/>
+                      <ns5:ext cx="6988436" cy="685800"/>
+                    </ns5:xfrm>
+                    <ns5:prstGeom prst="rect">
+                      <ns5:avLst/>
+                    </ns5:prstGeom>
+                  </ns6:spPr>
+                </ns6:pic>
+              </ns5:graphicData>
+            </ns5:graphic>
+            <ns4:sizeRelH relativeFrom="margin">
+              <ns4:pctWidth>0</ns4:pctWidth>
+            </ns4:sizeRelH>
+            <ns4:sizeRelV relativeFrom="margin">
+              <ns4:pctHeight>0</ns4:pctHeight>
+            </ns4:sizeRelV>
+          </ns3:anchor>
         </w:drawing>
       </w:r>
     </w:p>
-    <w:p>
+    <w:p ns2:paraId="27E8E04A" ns2:textId="70F479F4">
       <w:pPr>
         <w:tabs>
           <w:tab w:val="left" w:pos="3330"/>
@@ -114,28 +114,72 @@
         </w:rPr>
         <w:t xml:space="preserve"> </w:t>
       </w:r>
-      <w:r>
-        <w:rPr>
-          <w:sz w:val="14"/>
-          <w:szCs w:val="14"/>
+      <w:proofErr w:type="gramStart"/>
+      <w:r>
+        <w:rPr>
+          <w:b/>
+          <w:bCs/>
+          <w:sz w:val="20"/>
+          <w:szCs w:val="20"/>
         </w:rPr>
         <w:t xml:space="preserve">{{ </w:t>
       </w:r>
       <w:proofErr w:type="spellStart"/>
       <w:r>
         <w:rPr>
-          <w:sz w:val="14"/>
-          <w:szCs w:val="14"/>
-        </w:rPr>
-        <w:t>patient_id</w:t>
+          <w:b/>
+          <w:bCs/>
+          <w:sz w:val="20"/>
+          <w:szCs w:val="20"/>
+        </w:rPr>
+        <w:t>patient</w:t>
+      </w:r>
+      <w:proofErr w:type="gramEnd"/>
+      <w:r>
+        <w:rPr>
+          <w:b/>
+          <w:bCs/>
+          <w:sz w:val="20"/>
+          <w:szCs w:val="20"/>
+        </w:rPr>
+        <w:t>_</w:t>
+      </w:r>
+      <w:proofErr w:type="gramStart"/>
+      <w:r>
+        <w:rPr>
+          <w:b/>
+          <w:bCs/>
+          <w:sz w:val="20"/>
+          <w:szCs w:val="20"/>
+        </w:rPr>
+        <w:t>id</w:t>
       </w:r>
       <w:proofErr w:type="spellEnd"/>
       <w:r>
         <w:rPr>
-          <w:sz w:val="14"/>
-          <w:szCs w:val="14"/>
-        </w:rPr>
-        <w:t xml:space="preserve"> }} </w:t>
+          <w:b/>
+          <w:bCs/>
+          <w:sz w:val="20"/>
+          <w:szCs w:val="20"/>
+        </w:rPr>
+        <w:t xml:space="preserve"> }</w:t>
+      </w:r>
+      <w:proofErr w:type="gramEnd"/>
+      <w:r>
+        <w:rPr>
+          <w:b/>
+          <w:bCs/>
+          <w:sz w:val="20"/>
+          <w:szCs w:val="20"/>
+        </w:rPr>
+        <w:t>}</w:t>
+      </w:r>
+      <w:r>
+        <w:rPr>
+          <w:sz w:val="18"/>
+          <w:szCs w:val="18"/>
+        </w:rPr>
+        <w:t xml:space="preserve"> </w:t>
       </w:r>
       <w:r>
         <w:rPr>
@@ -155,12 +199,12 @@
         <w:gridCol w:w="3960"/>
         <w:gridCol w:w="4135"/>
       </w:tblGrid>
-      <w:tr>
+      <w:tr ns2:paraId="73AB0327" ns2:textId="77777777">
         <w:tc>
           <w:tcPr>
             <w:tcW w:w="3960" w:type="dxa"/>
           </w:tcPr>
-          <w:p>
+          <w:p ns2:paraId="2BF1487B" ns2:textId="77777777">
             <w:pPr>
               <w:widowControl w:val="0"/>
               <w:rPr>
@@ -181,21 +225,26 @@
           <w:tcPr>
             <w:tcW w:w="4135" w:type="dxa"/>
           </w:tcPr>
-          <w:p>
+          <w:p ns2:paraId="6276691A" ns2:textId="306CF943">
             <w:pPr>
               <w:widowControl w:val="0"/>
               <w:ind w:left="-709"/>
               <w:jc w:val="right"/>
               <w:rPr>
-                <w:sz w:val="14"/>
-                <w:szCs w:val="14"/>
+                <w:b/>
+                <w:bCs/>
+                <w:sz w:val="20"/>
+                <w:szCs w:val="20"/>
                 <w:lang w:val="en-US"/>
               </w:rPr>
             </w:pPr>
-            <w:r>
-              <w:rPr>
-                <w:sz w:val="14"/>
-                <w:szCs w:val="14"/>
+            <w:proofErr w:type="gramStart"/>
+            <w:r>
+              <w:rPr>
+                <w:b/>
+                <w:bCs/>
+                <w:sz w:val="20"/>
+                <w:szCs w:val="20"/>
                 <w:u w:val="single"/>
                 <w:lang w:val="en-US"/>
               </w:rPr>
@@ -203,8 +252,10 @@
             </w:r>
             <w:r>
               <w:rPr>
-                <w:sz w:val="14"/>
-                <w:szCs w:val="14"/>
+                <w:b/>
+                <w:bCs/>
+                <w:sz w:val="20"/>
+                <w:szCs w:val="20"/>
                 <w:u w:val="single"/>
               </w:rPr>
               <w:t xml:space="preserve"> </w:t>
@@ -212,48 +263,94 @@
             <w:proofErr w:type="spellStart"/>
             <w:r>
               <w:rPr>
-                <w:sz w:val="14"/>
-                <w:szCs w:val="14"/>
+                <w:b/>
+                <w:bCs/>
+                <w:sz w:val="20"/>
+                <w:szCs w:val="20"/>
                 <w:u w:val="single"/>
               </w:rPr>
-              <w:t>appointment_date</w:t>
+              <w:t>appointment</w:t>
+            </w:r>
+            <w:proofErr w:type="gramEnd"/>
+            <w:r>
+              <w:rPr>
+                <w:b/>
+                <w:bCs/>
+                <w:sz w:val="20"/>
+                <w:szCs w:val="20"/>
+                <w:u w:val="single"/>
+              </w:rPr>
+              <w:t>_</w:t>
+            </w:r>
+            <w:proofErr w:type="gramStart"/>
+            <w:r>
+              <w:rPr>
+                <w:b/>
+                <w:bCs/>
+                <w:sz w:val="20"/>
+                <w:szCs w:val="20"/>
+                <w:u w:val="single"/>
+              </w:rPr>
+              <w:t>date</w:t>
             </w:r>
             <w:proofErr w:type="spellEnd"/>
             <w:r>
               <w:rPr>
-                <w:sz w:val="14"/>
-                <w:szCs w:val="14"/>
+                <w:b/>
+                <w:bCs/>
+                <w:sz w:val="20"/>
+                <w:szCs w:val="20"/>
                 <w:u w:val="single"/>
               </w:rPr>
               <w:t xml:space="preserve"> </w:t>
             </w:r>
             <w:r>
               <w:rPr>
-                <w:sz w:val="14"/>
-                <w:szCs w:val="14"/>
+                <w:b/>
+                <w:bCs/>
+                <w:sz w:val="20"/>
+                <w:szCs w:val="20"/>
                 <w:u w:val="single"/>
                 <w:lang w:val="en-US"/>
               </w:rPr>
-              <w:t>}}</w:t>
-            </w:r>
-            <w:r>
-              <w:rPr>
-                <w:sz w:val="14"/>
-                <w:szCs w:val="14"/>
+              <w:t>}</w:t>
+            </w:r>
+            <w:proofErr w:type="gramEnd"/>
+            <w:r>
+              <w:rPr>
+                <w:b/>
+                <w:bCs/>
+                <w:sz w:val="20"/>
+                <w:szCs w:val="20"/>
+                <w:u w:val="single"/>
+                <w:lang w:val="en-US"/>
+              </w:rPr>
+              <w:t>}</w:t>
+            </w:r>
+            <w:r>
+              <w:rPr>
+                <w:b/>
+                <w:bCs/>
+                <w:sz w:val="20"/>
+                <w:szCs w:val="20"/>
               </w:rPr>
               <w:t xml:space="preserve"> </w:t>
             </w:r>
             <w:r>
               <w:rPr>
-                <w:sz w:val="14"/>
-                <w:szCs w:val="14"/>
+                <w:b/>
+                <w:bCs/>
+                <w:sz w:val="20"/>
+                <w:szCs w:val="20"/>
               </w:rPr>
               <w:t>г</w:t>
             </w:r>
             <w:r>
               <w:rPr>
-                <w:sz w:val="14"/>
-                <w:szCs w:val="14"/>
+                <w:b/>
+                <w:bCs/>
+                <w:sz w:val="20"/>
+                <w:szCs w:val="20"/>
                 <w:lang w:val="en-US"/>
               </w:rPr>
               <w:t>.</w:t>
@@ -261,12 +358,12 @@
           </w:p>
         </w:tc>
       </w:tr>
-      <w:tr>
+      <w:tr ns2:paraId="6D4E5816" ns2:textId="77777777">
         <w:tc>
           <w:tcPr>
             <w:tcW w:w="3960" w:type="dxa"/>
           </w:tcPr>
-          <w:p>
+          <w:p ns2:paraId="42A91B4E" ns2:textId="77777777">
             <w:pPr>
               <w:widowControl w:val="0"/>
               <w:rPr>
@@ -281,7 +378,7 @@
           <w:tcPr>
             <w:tcW w:w="4135" w:type="dxa"/>
           </w:tcPr>
-          <w:p>
+          <w:p ns2:paraId="6C8960AA" ns2:textId="77777777">
             <w:pPr>
               <w:widowControl w:val="0"/>
               <w:ind w:left="-709"/>
@@ -314,7 +411,7 @@
       <w:tblGrid>
         <w:gridCol w:w="11199"/>
       </w:tblGrid>
-      <w:tr>
+      <w:tr ns2:paraId="790D3B63" ns2:textId="77777777">
         <w:trPr>
           <w:trHeight w:val="121"/>
         </w:trPr>
@@ -322,70 +419,144 @@
           <w:tcPr>
             <w:tcW w:w="11199" w:type="dxa"/>
           </w:tcPr>
-          <w:p>
+          <w:p ns2:paraId="5D9A070C" ns2:textId="2593A25E">
             <w:pPr>
               <w:rPr>
-                <w:sz w:val="14"/>
-                <w:szCs w:val="14"/>
+                <w:b/>
+                <w:bCs/>
+                <w:sz w:val="20"/>
+                <w:szCs w:val="20"/>
                 <w:lang w:val="en-US"/>
               </w:rPr>
             </w:pPr>
-            <w:r>
-              <w:rPr>
-                <w:sz w:val="14"/>
-                <w:szCs w:val="14"/>
+            <w:proofErr w:type="gramStart"/>
+            <w:r>
+              <w:rPr>
+                <w:b/>
+                <w:bCs/>
+                <w:sz w:val="20"/>
+                <w:szCs w:val="20"/>
+                <w:lang w:val="en-US"/>
+              </w:rPr>
+              <w:t>{{ surname</w:t>
+            </w:r>
+            <w:proofErr w:type="gramEnd"/>
+            <w:r>
+              <w:rPr>
+                <w:b/>
+                <w:bCs/>
+                <w:sz w:val="20"/>
+                <w:szCs w:val="20"/>
+                <w:lang w:val="en-US"/>
+              </w:rPr>
+              <w:t xml:space="preserve"> }} </w:t>
+            </w:r>
+            <w:proofErr w:type="gramStart"/>
+            <w:r>
+              <w:rPr>
+                <w:b/>
+                <w:bCs/>
+                <w:sz w:val="20"/>
+                <w:szCs w:val="20"/>
                 <w:lang w:val="en-US"/>
               </w:rPr>
               <w:t xml:space="preserve">{{ </w:t>
             </w:r>
-            <w:r>
-              <w:rPr>
-                <w:sz w:val="14"/>
-                <w:szCs w:val="14"/>
-                <w:lang w:val="en-US"/>
-              </w:rPr>
-              <w:t>surname</w:t>
-            </w:r>
-            <w:r>
-              <w:rPr>
-                <w:sz w:val="14"/>
-                <w:szCs w:val="14"/>
-                <w:lang w:val="en-US"/>
-              </w:rPr>
-              <w:t xml:space="preserve"> }} {{ </w:t>
-            </w:r>
             <w:proofErr w:type="spellStart"/>
             <w:r>
               <w:rPr>
-                <w:sz w:val="14"/>
-                <w:szCs w:val="14"/>
-                <w:lang w:val="en-US"/>
-              </w:rPr>
-              <w:t>first_name</w:t>
+                <w:b/>
+                <w:bCs/>
+                <w:sz w:val="20"/>
+                <w:szCs w:val="20"/>
+                <w:lang w:val="en-US"/>
+              </w:rPr>
+              <w:t>first</w:t>
+            </w:r>
+            <w:proofErr w:type="gramEnd"/>
+            <w:r>
+              <w:rPr>
+                <w:b/>
+                <w:bCs/>
+                <w:sz w:val="20"/>
+                <w:szCs w:val="20"/>
+                <w:lang w:val="en-US"/>
+              </w:rPr>
+              <w:t>_</w:t>
+            </w:r>
+            <w:proofErr w:type="gramStart"/>
+            <w:r>
+              <w:rPr>
+                <w:b/>
+                <w:bCs/>
+                <w:sz w:val="20"/>
+                <w:szCs w:val="20"/>
+                <w:lang w:val="en-US"/>
+              </w:rPr>
+              <w:t>name</w:t>
             </w:r>
             <w:proofErr w:type="spellEnd"/>
             <w:r>
               <w:rPr>
-                <w:sz w:val="14"/>
-                <w:szCs w:val="14"/>
-                <w:lang w:val="en-US"/>
-              </w:rPr>
-              <w:t xml:space="preserve"> }} {{ </w:t>
+                <w:b/>
+                <w:bCs/>
+                <w:sz w:val="20"/>
+                <w:szCs w:val="20"/>
+                <w:lang w:val="en-US"/>
+              </w:rPr>
+              <w:t xml:space="preserve"> }</w:t>
+            </w:r>
+            <w:proofErr w:type="gramEnd"/>
+            <w:r>
+              <w:rPr>
+                <w:b/>
+                <w:bCs/>
+                <w:sz w:val="20"/>
+                <w:szCs w:val="20"/>
+                <w:lang w:val="en-US"/>
+              </w:rPr>
+              <w:t xml:space="preserve">} </w:t>
+            </w:r>
+            <w:proofErr w:type="gramStart"/>
+            <w:r>
+              <w:rPr>
+                <w:b/>
+                <w:bCs/>
+                <w:sz w:val="20"/>
+                <w:szCs w:val="20"/>
+                <w:lang w:val="en-US"/>
+              </w:rPr>
+              <w:t xml:space="preserve">{{ </w:t>
             </w:r>
             <w:proofErr w:type="spellStart"/>
             <w:r>
               <w:rPr>
-                <w:sz w:val="14"/>
-                <w:szCs w:val="14"/>
-                <w:lang w:val="en-US"/>
-              </w:rPr>
-              <w:t>last_name</w:t>
+                <w:b/>
+                <w:bCs/>
+                <w:sz w:val="20"/>
+                <w:szCs w:val="20"/>
+                <w:lang w:val="en-US"/>
+              </w:rPr>
+              <w:t>last</w:t>
+            </w:r>
+            <w:proofErr w:type="gramEnd"/>
+            <w:r>
+              <w:rPr>
+                <w:b/>
+                <w:bCs/>
+                <w:sz w:val="20"/>
+                <w:szCs w:val="20"/>
+                <w:lang w:val="en-US"/>
+              </w:rPr>
+              <w:t>_name</w:t>
             </w:r>
             <w:proofErr w:type="spellEnd"/>
             <w:r>
               <w:rPr>
-                <w:sz w:val="14"/>
-                <w:szCs w:val="14"/>
+                <w:b/>
+                <w:bCs/>
+                <w:sz w:val="20"/>
+                <w:szCs w:val="20"/>
                 <w:lang w:val="en-US"/>
               </w:rPr>
               <w:t xml:space="preserve"> }}</w:t>
@@ -394,7 +565,7 @@
         </w:tc>
       </w:tr>
     </w:tbl>
-    <w:p>
+    <w:p ns2:paraId="0A551A4C" ns2:textId="74A17858">
       <w:pPr>
         <w:tabs>
           <w:tab w:val="left" w:pos="3330"/>
@@ -433,7 +604,7 @@
         <w:gridCol w:w="1985"/>
         <w:gridCol w:w="9356"/>
       </w:tblGrid>
-      <w:tr>
+      <w:tr ns2:paraId="7E9DEAF2" ns2:textId="77777777">
         <w:tc>
           <w:tcPr>
             <w:tcW w:w="1985" w:type="dxa"/>
@@ -444,7 +615,7 @@
               <w:right w:val="nil"/>
             </w:tcBorders>
           </w:tcPr>
-          <w:p>
+          <w:p ns2:paraId="07A9AE5C" ns2:textId="65B5907B">
             <w:pPr>
               <w:jc w:val="both"/>
               <w:rPr>
@@ -493,7 +664,7 @@
               <w:right w:val="nil"/>
             </w:tcBorders>
           </w:tcPr>
-          <w:p>
+          <w:p ns2:paraId="1392B7B2" ns2:textId="3A758814">
             <w:pPr>
               <w:jc w:val="both"/>
               <w:rPr>
@@ -501,6 +672,7 @@
                 <w:szCs w:val="14"/>
               </w:rPr>
             </w:pPr>
+            <w:proofErr w:type="gramStart"/>
             <w:r>
               <w:rPr>
                 <w:sz w:val="14"/>
@@ -516,6 +688,7 @@
               </w:rPr>
               <w:t>address</w:t>
             </w:r>
+            <w:proofErr w:type="gramEnd"/>
             <w:r>
               <w:rPr>
                 <w:sz w:val="14"/>
@@ -534,7 +707,7 @@
         </w:tc>
       </w:tr>
     </w:tbl>
-    <w:p>
+    <w:p ns2:paraId="5DB99418" ns2:textId="77777777">
       <w:pPr>
         <w:ind w:left="-1276"/>
         <w:jc w:val="both"/>
@@ -582,7 +755,7 @@
         <w:t xml:space="preserve">  от 24.10.2018 года на оказание услуг по первичной, в том числе доврачебной, врачебной, специализированной  медико-санитарной помощи по ревматологии, неврологии, кардиологии, травматологии и ортопедии, сердечно-сосудистой хирургии и ультразвуковой диагностике, выданной отделом по лицензированию медицинской деятельности при МЗ РК, расположенным по адресу: РК, г. Сыктывкар, ул. Ленина, д. 73 ((8212) 44-59-01) (срок действия - бессрочная), в лице директора Епифановой Ольги Евгеньевны, действующего на основании Устава, именуемое в дальнейшем «Исполнитель», заключили настоящий договор о нижеследующем:</w:t>
       </w:r>
     </w:p>
-    <w:p>
+    <w:p ns2:paraId="337352E2" ns2:textId="77777777">
       <w:pPr>
         <w:tabs>
           <w:tab w:val="left" w:pos="3330"/>
@@ -594,7 +767,7 @@
         </w:rPr>
       </w:pPr>
     </w:p>
-    <w:p>
+    <w:p ns2:paraId="6A3F6CBC" ns2:textId="77777777">
       <w:pPr>
         <w:tabs>
           <w:tab w:val="left" w:pos="3330"/>
@@ -615,7 +788,7 @@
         <w:t>1. ПРЕДМЕТ ДОГОВОРА</w:t>
       </w:r>
     </w:p>
-    <w:p>
+    <w:p ns2:paraId="1E3B50D3" ns2:textId="12D769EA">
       <w:pPr>
         <w:pStyle w:val="HTML0"/>
         <w:ind w:left="-1276"/>
@@ -635,180 +808,26 @@
           <w:sz w:val="14"/>
           <w:szCs w:val="14"/>
         </w:rPr>
-        <w:t>1.1.  Исполнитель  по заданию  Заказчика  обязуется оказать следующие услуги (перечень платных мед. услуг)</w:t>
-      </w:r>
-      <w:r>
-        <w:rPr>
-          <w:rFonts w:ascii="Times New Roman" w:hAnsi="Times New Roman" w:cs="Times New Roman"/>
-          <w:sz w:val="14"/>
-          <w:szCs w:val="14"/>
-        </w:rPr>
-        <w:t xml:space="preserve">: </w:t>
-      </w:r>
-      <w:r>
-        <w:rPr>
-          <w:rFonts w:ascii="Times New Roman" w:hAnsi="Times New Roman" w:cs="Times New Roman"/>
-          <w:sz w:val="14"/>
-          <w:szCs w:val="14"/>
-          <w:u w:val="single"/>
-        </w:rPr>
-        <w:t xml:space="preserve">{{ </w:t>
-      </w:r>
-      <w:proofErr w:type="spellStart"/>
-      <w:r>
-        <w:rPr>
-          <w:rFonts w:ascii="Times New Roman" w:hAnsi="Times New Roman" w:cs="Times New Roman"/>
-          <w:sz w:val="14"/>
-          <w:szCs w:val="14"/>
-          <w:u w:val="single"/>
-        </w:rPr>
-        <w:t>services_text</w:t>
-      </w:r>
-      <w:proofErr w:type="spellEnd"/>
-      <w:r>
-        <w:rPr>
-          <w:rFonts w:ascii="Times New Roman" w:hAnsi="Times New Roman" w:cs="Times New Roman"/>
-          <w:sz w:val="14"/>
-          <w:szCs w:val="14"/>
-          <w:u w:val="single"/>
-        </w:rPr>
-        <w:t xml:space="preserve"> }}</w:t>
-      </w:r>
-      <w:r>
-        <w:rPr>
-          <w:rFonts w:ascii="Times New Roman" w:hAnsi="Times New Roman" w:cs="Times New Roman"/>
-          <w:sz w:val="14"/>
-          <w:szCs w:val="14"/>
-          <w:u w:val="single"/>
-        </w:rPr>
-        <w:t xml:space="preserve"> </w:t>
-      </w:r>
-      <w:r>
-        <w:rPr>
-          <w:rFonts w:ascii="Times New Roman" w:hAnsi="Times New Roman" w:cs="Times New Roman"/>
-          <w:b/>
-          <w:bCs/>
-          <w:sz w:val="14"/>
-          <w:szCs w:val="14"/>
-          <w:u w:val="single"/>
-        </w:rPr>
-        <w:t>(</w:t>
-      </w:r>
-      <w:r>
-        <w:rPr>
-          <w:rFonts w:ascii="Times New Roman" w:hAnsi="Times New Roman" w:cs="Times New Roman"/>
-          <w:b/>
-          <w:bCs/>
-          <w:sz w:val="14"/>
-          <w:szCs w:val="14"/>
-          <w:u w:val="single"/>
-        </w:rPr>
-        <w:t xml:space="preserve">ФИО врача: </w:t>
-      </w:r>
-      <w:r>
-        <w:rPr>
-          <w:rFonts w:ascii="Times New Roman" w:hAnsi="Times New Roman" w:cs="Times New Roman"/>
-          <w:b/>
-          <w:bCs/>
-          <w:sz w:val="14"/>
-          <w:szCs w:val="14"/>
-          <w:u w:val="single"/>
-        </w:rPr>
-        <w:t>{{</w:t>
-      </w:r>
-      <w:proofErr w:type="spellStart"/>
-      <w:r>
-        <w:rPr>
-          <w:rFonts w:ascii="Times New Roman" w:hAnsi="Times New Roman" w:cs="Times New Roman"/>
-          <w:b/>
-          <w:bCs/>
-          <w:sz w:val="14"/>
-          <w:szCs w:val="14"/>
-          <w:u w:val="single"/>
-        </w:rPr>
-        <w:t>doc_surname</w:t>
-      </w:r>
-      <w:proofErr w:type="spellEnd"/>
-      <w:r>
-        <w:rPr>
-          <w:rFonts w:ascii="Times New Roman" w:hAnsi="Times New Roman" w:cs="Times New Roman"/>
-          <w:b/>
-          <w:bCs/>
-          <w:sz w:val="14"/>
-          <w:szCs w:val="14"/>
-          <w:u w:val="single"/>
-        </w:rPr>
-        <w:t xml:space="preserve">}} {{ </w:t>
-      </w:r>
-      <w:proofErr w:type="spellStart"/>
-      <w:r>
-        <w:rPr>
-          <w:rFonts w:ascii="Times New Roman" w:hAnsi="Times New Roman" w:cs="Times New Roman"/>
-          <w:b/>
-          <w:bCs/>
-          <w:sz w:val="14"/>
-          <w:szCs w:val="14"/>
-          <w:u w:val="single"/>
-        </w:rPr>
-        <w:t>doc_f_name</w:t>
-      </w:r>
-      <w:proofErr w:type="spellEnd"/>
-      <w:r>
-        <w:rPr>
-          <w:rFonts w:ascii="Times New Roman" w:hAnsi="Times New Roman" w:cs="Times New Roman"/>
-          <w:b/>
-          <w:bCs/>
-          <w:sz w:val="14"/>
-          <w:szCs w:val="14"/>
-          <w:u w:val="single"/>
-        </w:rPr>
-        <w:t xml:space="preserve"> }} {{ </w:t>
-      </w:r>
-      <w:proofErr w:type="spellStart"/>
-      <w:r>
-        <w:rPr>
-          <w:rFonts w:ascii="Times New Roman" w:hAnsi="Times New Roman" w:cs="Times New Roman"/>
-          <w:b/>
-          <w:bCs/>
-          <w:sz w:val="14"/>
-          <w:szCs w:val="14"/>
-          <w:u w:val="single"/>
-        </w:rPr>
-        <w:t>doc_l_name</w:t>
-      </w:r>
-      <w:proofErr w:type="spellEnd"/>
-      <w:r>
-        <w:rPr>
-          <w:rFonts w:ascii="Times New Roman" w:hAnsi="Times New Roman" w:cs="Times New Roman"/>
-          <w:b/>
-          <w:bCs/>
-          <w:sz w:val="14"/>
-          <w:szCs w:val="14"/>
-          <w:u w:val="single"/>
-        </w:rPr>
-        <w:t xml:space="preserve"> }}</w:t>
-      </w:r>
-      <w:r>
-        <w:rPr>
-          <w:rFonts w:ascii="Times New Roman" w:hAnsi="Times New Roman" w:cs="Times New Roman"/>
-          <w:b/>
-          <w:bCs/>
-          <w:sz w:val="14"/>
-          <w:szCs w:val="14"/>
-          <w:u w:val="single"/>
-        </w:rPr>
-        <w:t>)</w:t>
-      </w:r>
-      <w:r>
-        <w:rPr>
-          <w:rFonts w:ascii="Times New Roman" w:hAnsi="Times New Roman" w:cs="Times New Roman"/>
-          <w:sz w:val="14"/>
-          <w:szCs w:val="14"/>
-        </w:rPr>
-        <w:t>, именуемые в дальнейшем «услуги», а Заказчик обязан оплатить эти  услуги.</w:t>
-      </w:r>
-    </w:p>
-    <w:p>
+        <w:t xml:space="preserve">1.1.  Исполнитель  по заданию  Заказчика  обязуется оказать следующие услуги (перечень платных мед. услуг): </w:t>
+      </w:r>
+      <w:r>
+        <w:rPr>
+          <w:rFonts w:ascii="Times New Roman" w:hAnsi="Times New Roman" w:cs="Times New Roman"/>
+          <w:sz w:val="14"/>
+          <w:szCs w:val="14"/>
+        </w:rPr>
+        <w:t xml:space="preserve">{{ services_with_doctors_text }}</w:t>
+      </w:r>
+      <w:r>
+        <w:rPr>
+          <w:rFonts w:ascii="Times New Roman" w:hAnsi="Times New Roman" w:cs="Times New Roman"/>
+          <w:sz w:val="14"/>
+          <w:szCs w:val="14"/>
+        </w:rPr>
+        <w:t xml:space="preserve">, именуемые в дальнейшем «услуги», а Заказчик обязан оплатить эти  услуги.</w:t>
+      </w:r>
+    </w:p>
+    <w:p ns2:paraId="64987109" ns2:textId="34F2A204">
       <w:pPr>
         <w:pStyle w:val="HTML0"/>
         <w:ind w:left="-1276"/>
@@ -825,10 +844,98 @@
           <w:sz w:val="14"/>
           <w:szCs w:val="14"/>
         </w:rPr>
-        <w:t xml:space="preserve">1.2. Перечень  и  стоимость  услуг,  предоставляемых   Заказчиком, оговариваются  действующим  прейскурантом  Исполнителя.  </w:t>
-      </w:r>
-    </w:p>
-    <w:p>
+        <w:t xml:space="preserve">1.2. </w:t>
+      </w:r>
+      <w:proofErr w:type="gramStart"/>
+      <w:r>
+        <w:rPr>
+          <w:rFonts w:ascii="Times New Roman" w:hAnsi="Times New Roman" w:cs="Times New Roman"/>
+          <w:sz w:val="14"/>
+          <w:szCs w:val="14"/>
+        </w:rPr>
+        <w:t>Перечень  и</w:t>
+      </w:r>
+      <w:proofErr w:type="gramEnd"/>
+      <w:r>
+        <w:rPr>
+          <w:rFonts w:ascii="Times New Roman" w:hAnsi="Times New Roman" w:cs="Times New Roman"/>
+          <w:sz w:val="14"/>
+          <w:szCs w:val="14"/>
+        </w:rPr>
+        <w:t xml:space="preserve">  </w:t>
+      </w:r>
+      <w:proofErr w:type="gramStart"/>
+      <w:r>
+        <w:rPr>
+          <w:rFonts w:ascii="Times New Roman" w:hAnsi="Times New Roman" w:cs="Times New Roman"/>
+          <w:sz w:val="14"/>
+          <w:szCs w:val="14"/>
+        </w:rPr>
+        <w:t>стоимость  услуг,  предоставляемых</w:t>
+      </w:r>
+      <w:proofErr w:type="gramEnd"/>
+      <w:r>
+        <w:rPr>
+          <w:rFonts w:ascii="Times New Roman" w:hAnsi="Times New Roman" w:cs="Times New Roman"/>
+          <w:sz w:val="14"/>
+          <w:szCs w:val="14"/>
+        </w:rPr>
+        <w:t xml:space="preserve">   Заказчик</w:t>
+      </w:r>
+      <w:r>
+        <w:rPr>
+          <w:rFonts w:ascii="Times New Roman" w:hAnsi="Times New Roman" w:cs="Times New Roman"/>
+          <w:sz w:val="14"/>
+          <w:szCs w:val="14"/>
+        </w:rPr>
+        <w:t>у</w:t>
+      </w:r>
+      <w:r>
+        <w:rPr>
+          <w:rFonts w:ascii="Times New Roman" w:hAnsi="Times New Roman" w:cs="Times New Roman"/>
+          <w:sz w:val="14"/>
+          <w:szCs w:val="14"/>
+        </w:rPr>
+        <w:t xml:space="preserve">, </w:t>
+      </w:r>
+      <w:proofErr w:type="gramStart"/>
+      <w:r>
+        <w:rPr>
+          <w:rFonts w:ascii="Times New Roman" w:hAnsi="Times New Roman" w:cs="Times New Roman"/>
+          <w:sz w:val="14"/>
+          <w:szCs w:val="14"/>
+        </w:rPr>
+        <w:t>оговариваются  действующим</w:t>
+      </w:r>
+      <w:proofErr w:type="gramEnd"/>
+      <w:r>
+        <w:rPr>
+          <w:rFonts w:ascii="Times New Roman" w:hAnsi="Times New Roman" w:cs="Times New Roman"/>
+          <w:sz w:val="14"/>
+          <w:szCs w:val="14"/>
+        </w:rPr>
+        <w:t xml:space="preserve">  </w:t>
+      </w:r>
+      <w:proofErr w:type="gramStart"/>
+      <w:r>
+        <w:rPr>
+          <w:rFonts w:ascii="Times New Roman" w:hAnsi="Times New Roman" w:cs="Times New Roman"/>
+          <w:sz w:val="14"/>
+          <w:szCs w:val="14"/>
+        </w:rPr>
+        <w:t>прейскурантом  Исполнителя</w:t>
+      </w:r>
+      <w:proofErr w:type="gramEnd"/>
+      <w:r>
+        <w:rPr>
+          <w:rFonts w:ascii="Times New Roman" w:hAnsi="Times New Roman" w:cs="Times New Roman"/>
+          <w:sz w:val="14"/>
+          <w:szCs w:val="14"/>
+        </w:rPr>
+        <w:t xml:space="preserve">.  </w:t>
+      </w:r>
+    </w:p>
+    <w:p ns2:paraId="473563ED" ns2:textId="77777777">
       <w:pPr>
         <w:pStyle w:val="HTML0"/>
         <w:ind w:left="-1276"/>
@@ -848,7 +955,7 @@
         <w:t>1.3.  Исполнитель оказывает услуги по настоящему Договору в дни и часы работы, которые утверждены руководителем учреждения и доводятся до сведения Заказчика. Срок предоставления платных медицинских услуг определяется в зависимости от индивидуального объема оказываемых медицинских услуг.</w:t>
       </w:r>
     </w:p>
-    <w:p>
+    <w:p ns2:paraId="66474606" ns2:textId="77777777">
       <w:pPr>
         <w:pStyle w:val="HTML0"/>
         <w:ind w:left="-1276"/>
@@ -865,10 +972,82 @@
           <w:sz w:val="14"/>
           <w:szCs w:val="14"/>
         </w:rPr>
-        <w:t>1.4. Предоставление услуг по  настоящему Договору происходит  в порядке предварительной  записи Заказчика  на прием.</w:t>
-      </w:r>
-    </w:p>
-    <w:p>
+        <w:t xml:space="preserve">1.4. Предоставление услуг </w:t>
+      </w:r>
+      <w:proofErr w:type="gramStart"/>
+      <w:r>
+        <w:rPr>
+          <w:rFonts w:ascii="Times New Roman" w:hAnsi="Times New Roman" w:cs="Times New Roman"/>
+          <w:sz w:val="14"/>
+          <w:szCs w:val="14"/>
+        </w:rPr>
+        <w:t>по  настоящему</w:t>
+      </w:r>
+      <w:proofErr w:type="gramEnd"/>
+      <w:r>
+        <w:rPr>
+          <w:rFonts w:ascii="Times New Roman" w:hAnsi="Times New Roman" w:cs="Times New Roman"/>
+          <w:sz w:val="14"/>
+          <w:szCs w:val="14"/>
+        </w:rPr>
+        <w:t xml:space="preserve"> Договору </w:t>
+      </w:r>
+      <w:proofErr w:type="gramStart"/>
+      <w:r>
+        <w:rPr>
+          <w:rFonts w:ascii="Times New Roman" w:hAnsi="Times New Roman" w:cs="Times New Roman"/>
+          <w:sz w:val="14"/>
+          <w:szCs w:val="14"/>
+        </w:rPr>
+        <w:t>происходит  в</w:t>
+      </w:r>
+      <w:proofErr w:type="gramEnd"/>
+      <w:r>
+        <w:rPr>
+          <w:rFonts w:ascii="Times New Roman" w:hAnsi="Times New Roman" w:cs="Times New Roman"/>
+          <w:sz w:val="14"/>
+          <w:szCs w:val="14"/>
+        </w:rPr>
+        <w:t xml:space="preserve"> порядке </w:t>
+      </w:r>
+      <w:proofErr w:type="gramStart"/>
+      <w:r>
+        <w:rPr>
+          <w:rFonts w:ascii="Times New Roman" w:hAnsi="Times New Roman" w:cs="Times New Roman"/>
+          <w:sz w:val="14"/>
+          <w:szCs w:val="14"/>
+        </w:rPr>
+        <w:t>предварительной  записи</w:t>
+      </w:r>
+      <w:proofErr w:type="gramEnd"/>
+      <w:r>
+        <w:rPr>
+          <w:rFonts w:ascii="Times New Roman" w:hAnsi="Times New Roman" w:cs="Times New Roman"/>
+          <w:sz w:val="14"/>
+          <w:szCs w:val="14"/>
+        </w:rPr>
+        <w:t xml:space="preserve"> </w:t>
+      </w:r>
+      <w:proofErr w:type="gramStart"/>
+      <w:r>
+        <w:rPr>
+          <w:rFonts w:ascii="Times New Roman" w:hAnsi="Times New Roman" w:cs="Times New Roman"/>
+          <w:sz w:val="14"/>
+          <w:szCs w:val="14"/>
+        </w:rPr>
+        <w:t>Заказчика  на</w:t>
+      </w:r>
+      <w:proofErr w:type="gramEnd"/>
+      <w:r>
+        <w:rPr>
+          <w:rFonts w:ascii="Times New Roman" w:hAnsi="Times New Roman" w:cs="Times New Roman"/>
+          <w:sz w:val="14"/>
+          <w:szCs w:val="14"/>
+        </w:rPr>
+        <w:t xml:space="preserve"> прием.</w:t>
+      </w:r>
+    </w:p>
+    <w:p ns2:paraId="24F05689" ns2:textId="741BF517">
       <w:pPr>
         <w:numPr>
           <w:ilvl w:val="1"/>
@@ -890,33 +1069,93 @@
           <w:sz w:val="14"/>
           <w:szCs w:val="14"/>
         </w:rPr>
-        <w:t>1.5.Срок предоставления услуг</w:t>
-      </w:r>
-      <w:r>
-        <w:rPr>
-          <w:sz w:val="14"/>
-          <w:szCs w:val="14"/>
-        </w:rPr>
-        <w:t xml:space="preserve"> {{ </w:t>
+        <w:t>1.</w:t>
+      </w:r>
+      <w:proofErr w:type="gramStart"/>
+      <w:r>
+        <w:rPr>
+          <w:sz w:val="14"/>
+          <w:szCs w:val="14"/>
+        </w:rPr>
+        <w:t>5.Срок</w:t>
+      </w:r>
+      <w:proofErr w:type="gramEnd"/>
+      <w:r>
+        <w:rPr>
+          <w:sz w:val="14"/>
+          <w:szCs w:val="14"/>
+        </w:rPr>
+        <w:t xml:space="preserve"> предоставления услуг</w:t>
+      </w:r>
+      <w:r>
+        <w:rPr>
+          <w:sz w:val="14"/>
+          <w:szCs w:val="14"/>
+        </w:rPr>
+        <w:t xml:space="preserve"> </w:t>
+      </w:r>
+      <w:proofErr w:type="gramStart"/>
+      <w:r>
+        <w:rPr>
+          <w:b/>
+          <w:bCs/>
+          <w:sz w:val="18"/>
+          <w:szCs w:val="18"/>
+        </w:rPr>
+        <w:t xml:space="preserve">{{ </w:t>
       </w:r>
       <w:proofErr w:type="spellStart"/>
       <w:r>
         <w:rPr>
-          <w:sz w:val="14"/>
-          <w:szCs w:val="14"/>
-        </w:rPr>
-        <w:t>date_range</w:t>
+          <w:b/>
+          <w:bCs/>
+          <w:sz w:val="18"/>
+          <w:szCs w:val="18"/>
+        </w:rPr>
+        <w:t>date</w:t>
+      </w:r>
+      <w:proofErr w:type="gramEnd"/>
+      <w:r>
+        <w:rPr>
+          <w:b/>
+          <w:bCs/>
+          <w:sz w:val="18"/>
+          <w:szCs w:val="18"/>
+        </w:rPr>
+        <w:t>_</w:t>
+      </w:r>
+      <w:proofErr w:type="gramStart"/>
+      <w:r>
+        <w:rPr>
+          <w:b/>
+          <w:bCs/>
+          <w:sz w:val="18"/>
+          <w:szCs w:val="18"/>
+        </w:rPr>
+        <w:t>range</w:t>
       </w:r>
       <w:proofErr w:type="spellEnd"/>
       <w:r>
         <w:rPr>
-          <w:sz w:val="14"/>
-          <w:szCs w:val="14"/>
-        </w:rPr>
-        <w:t xml:space="preserve"> }}</w:t>
-      </w:r>
-    </w:p>
-    <w:p>
+          <w:b/>
+          <w:bCs/>
+          <w:sz w:val="18"/>
+          <w:szCs w:val="18"/>
+        </w:rPr>
+        <w:t xml:space="preserve"> }</w:t>
+      </w:r>
+      <w:proofErr w:type="gramEnd"/>
+      <w:r>
+        <w:rPr>
+          <w:b/>
+          <w:bCs/>
+          <w:sz w:val="18"/>
+          <w:szCs w:val="18"/>
+        </w:rPr>
+        <w:t>}</w:t>
+      </w:r>
+    </w:p>
+    <w:p ns2:paraId="57564698" ns2:textId="33348FBA">
       <w:pPr>
         <w:tabs>
           <w:tab w:val="left" w:pos="0"/>
@@ -930,7 +1169,7 @@
         </w:rPr>
       </w:pPr>
     </w:p>
-    <w:p>
+    <w:p ns2:paraId="23DF1D12" ns2:textId="77777777">
       <w:pPr>
         <w:numPr>
           <w:ilvl w:val="1"/>
@@ -948,7 +1187,7 @@
         </w:rPr>
       </w:pPr>
     </w:p>
-    <w:p>
+    <w:p ns2:paraId="416B0BF0" ns2:textId="77777777">
       <w:pPr>
         <w:pStyle w:val="ConsPlusNormal"/>
         <w:widowControl/>
@@ -970,7 +1209,7 @@
         <w:t>2. ПРАВА И ОБЯЗАННОСТИ СТОРОН</w:t>
       </w:r>
     </w:p>
-    <w:p>
+    <w:p ns2:paraId="42B5CC35" ns2:textId="77777777">
       <w:pPr>
         <w:pStyle w:val="ConsPlusNormal"/>
         <w:widowControl/>
@@ -992,7 +1231,7 @@
         <w:t>2.1. Исполнитель обязан:</w:t>
       </w:r>
     </w:p>
-    <w:p>
+    <w:p ns2:paraId="5367D4CF" ns2:textId="77777777">
       <w:pPr>
         <w:pStyle w:val="ConsPlusNormal"/>
         <w:widowControl/>
@@ -1013,7 +1252,7 @@
         <w:t>2.1.1. Оказать Пациенту квалифицированную, качественную медицинскую помощь, в соответствии с медицинскими стандартами лечения, с применением разрешенных методик и средств лечения, обеспечив Пациенту соответствующие санитарно-гигиенические условия.</w:t>
       </w:r>
     </w:p>
-    <w:p>
+    <w:p ns2:paraId="515BF4F2" ns2:textId="77777777">
       <w:pPr>
         <w:pStyle w:val="ConsPlusNormal"/>
         <w:widowControl/>
@@ -1034,7 +1273,7 @@
         <w:t>2.1.2. В случае возникновения препятствий для выполнения условий настоящего договора исполнитель обязан немедленно извещать об этом Заказчика.</w:t>
       </w:r>
     </w:p>
-    <w:p>
+    <w:p ns2:paraId="4FD0C965" ns2:textId="77777777">
       <w:pPr>
         <w:pStyle w:val="ConsPlusNormal"/>
         <w:widowControl/>
@@ -1055,7 +1294,7 @@
         <w:t>2.1.3. Обеспечить Заказчика бесплатной, доступной и достоверной информацией, включающей в себя сведения о месте нахождения Исполнителя, квалификации и сертификации специалистов, режиме работы, перечне платных услуг, их содержании, стоимости, порядке оказания, включении данной услуги в Программу государственных гарантий оказания населению Республики Коми бесплатной медицинской помощи.</w:t>
       </w:r>
     </w:p>
-    <w:p>
+    <w:p ns2:paraId="17CB0D99" ns2:textId="77777777">
       <w:pPr>
         <w:pStyle w:val="ConsPlusNormal"/>
         <w:widowControl/>
@@ -1076,7 +1315,7 @@
         <w:t>2.1.4. В процессе оказания медицинской помощи информировать Заказчика или его представителя о предстоящих основных или дополнительных лечебно-профилактических и прочих процедурах и их стоимости, необходимых медикаментозных препаратах и их стоимости.</w:t>
       </w:r>
     </w:p>
-    <w:p>
+    <w:p ns2:paraId="63D55B41" ns2:textId="77777777">
       <w:pPr>
         <w:pStyle w:val="ConsPlusNormal"/>
         <w:widowControl/>
@@ -1097,7 +1336,7 @@
         <w:t>2.1.5. Вести медицинскую документацию и выдавать Заказчику медицинские документы установленного образца.</w:t>
       </w:r>
     </w:p>
-    <w:p>
+    <w:p ns2:paraId="0B1AC10E" ns2:textId="77777777">
       <w:pPr>
         <w:pStyle w:val="ConsPlusNormal"/>
         <w:widowControl/>
@@ -1118,7 +1357,7 @@
         <w:t>2.1.6. Вести учет вида, объема и качества оказанной медицинской помощи, а также средств, полученных от Заказчика.</w:t>
       </w:r>
     </w:p>
-    <w:p>
+    <w:p ns2:paraId="1C6CF3E7" ns2:textId="77777777">
       <w:pPr>
         <w:pStyle w:val="ConsPlusNormal"/>
         <w:widowControl/>
@@ -1136,10 +1375,28 @@
           <w:sz w:val="14"/>
           <w:szCs w:val="14"/>
         </w:rPr>
-        <w:t>2.1.7. Исполнитель гарантирует право гражданина на сохранение в тайне информации о факте обращения за медицинской помощью, о состоянии здоровья, диагнозе и иных сведений, составляющих врачебную тайну и обеспечивает ее конфиденциальность.</w:t>
-      </w:r>
-    </w:p>
-    <w:p>
+        <w:t xml:space="preserve">2.1.7. Исполнитель гарантирует право гражданина на сохранение в тайне информации о факте обращения за медицинской помощью, о состоянии здоровья, диагнозе и иных сведений, составляющих </w:t>
+      </w:r>
+      <w:proofErr w:type="gramStart"/>
+      <w:r>
+        <w:rPr>
+          <w:rFonts w:ascii="Times New Roman" w:hAnsi="Times New Roman" w:cs="Times New Roman"/>
+          <w:sz w:val="14"/>
+          <w:szCs w:val="14"/>
+        </w:rPr>
+        <w:t>врачебную тайну</w:t>
+      </w:r>
+      <w:proofErr w:type="gramEnd"/>
+      <w:r>
+        <w:rPr>
+          <w:rFonts w:ascii="Times New Roman" w:hAnsi="Times New Roman" w:cs="Times New Roman"/>
+          <w:sz w:val="14"/>
+          <w:szCs w:val="14"/>
+        </w:rPr>
+        <w:t xml:space="preserve"> и обеспечивает ее конфиденциальность.</w:t>
+      </w:r>
+    </w:p>
+    <w:p ns2:paraId="1AD5B924" ns2:textId="77777777">
       <w:pPr>
         <w:pStyle w:val="ConsPlusNonformat"/>
         <w:widowControl/>
@@ -1160,7 +1417,7 @@
         <w:t>2.1.8.  Выдать Заказчику документы, подтверждающие факт оплаты услуги.</w:t>
       </w:r>
     </w:p>
-    <w:p>
+    <w:p ns2:paraId="142C53DA" ns2:textId="77777777">
       <w:pPr>
         <w:pStyle w:val="ConsPlusNonformat"/>
         <w:widowControl/>
@@ -1181,7 +1438,7 @@
         <w:t>2.1.9. Направить (адресовать) Пациента в другую медицинскую организацию, если Лицензия или возможности Клиники не позволяют осуществлять те услуги, необходимость оказания которых выявилась в процессе диагностики и лечения Пациента.</w:t>
       </w:r>
     </w:p>
-    <w:p>
+    <w:p ns2:paraId="03998766" ns2:textId="77777777">
       <w:pPr>
         <w:pStyle w:val="ConsPlusNonformat"/>
         <w:widowControl/>
@@ -1202,7 +1459,7 @@
         <w:t>2.1.10. Предоставить Пациенту в доступной форме достоверную информацию о состоянии его здоровья, результатах обследования, диагнозе, методах лечения, связанном с ним риске, возможных осложнениях, а также иных, не зависящих от Клиники обстоятельствах, возможных вариантах медицинского вмешательства, их последствиях и результатах проведенного лечения, противопоказаниях, дать необходимые медицинские рекомендации после завершения лечения.</w:t>
       </w:r>
     </w:p>
-    <w:p>
+    <w:p ns2:paraId="33EC062F" ns2:textId="77777777">
       <w:pPr>
         <w:pStyle w:val="ConsPlusNormal"/>
         <w:widowControl/>
@@ -1224,7 +1481,7 @@
         <w:t>2.2. Заказчик обязан:</w:t>
       </w:r>
     </w:p>
-    <w:p>
+    <w:p ns2:paraId="00B60069" ns2:textId="77777777">
       <w:pPr>
         <w:ind w:left="-1276"/>
         <w:jc w:val="both"/>
@@ -1238,10 +1495,26 @@
           <w:sz w:val="14"/>
           <w:szCs w:val="14"/>
         </w:rPr>
-        <w:t>2.2.1. Ознакомиться с настоящим Договором до его подписания, Прейскурантом цен и информированным добровольным Согласием, представленным Центром, Правилами оказания медицинских услуг, размещенных на информационном стенде Центра.</w:t>
-      </w:r>
-    </w:p>
-    <w:p>
+        <w:t xml:space="preserve">2.2.1. Ознакомиться с настоящим Договором до его подписания, </w:t>
+      </w:r>
+      <w:proofErr w:type="gramStart"/>
+      <w:r>
+        <w:rPr>
+          <w:sz w:val="14"/>
+          <w:szCs w:val="14"/>
+        </w:rPr>
+        <w:t>Прейскурантом цен</w:t>
+      </w:r>
+      <w:proofErr w:type="gramEnd"/>
+      <w:r>
+        <w:rPr>
+          <w:sz w:val="14"/>
+          <w:szCs w:val="14"/>
+        </w:rPr>
+        <w:t xml:space="preserve"> и информированным добровольным Согласием, представленным Центром, Правилами оказания медицинских услуг, размещенных на информационном стенде Центра.</w:t>
+      </w:r>
+    </w:p>
+    <w:p ns2:paraId="613A6C9F" ns2:textId="77777777">
       <w:pPr>
         <w:ind w:left="-1276"/>
         <w:jc w:val="both"/>
@@ -1258,7 +1531,7 @@
         <w:t>2.2.2 Подписать информированное добровольное Согласие одновременно с подписанием настоящего Договора. При этом факт подписания настоящего Договора является свидетельством ознакомления и согласия Пациента с Прейскурантом цен, Информированным добровольным согласием, Правилами оказания медицинских услуг, Правилами внутреннего распорядка для потребителей услуг, которые размещены в регистратуре и на официальном сайте Исполнителя в разделе Юридическая информация и доступны по ссылке https://revmamed.ru/page/informatsiya_dlya_patsientov_z_x/</w:t>
       </w:r>
     </w:p>
-    <w:p>
+    <w:p ns2:paraId="1965FD9C" ns2:textId="77777777">
       <w:pPr>
         <w:pStyle w:val="ConsPlusNonformat"/>
         <w:widowControl/>
@@ -1279,7 +1552,7 @@
         <w:t>2.2.3. Оплатить оказание медицинской помощи на условиях, указанных в настоящем договоре.</w:t>
       </w:r>
     </w:p>
-    <w:p>
+    <w:p ns2:paraId="78BF138C" ns2:textId="77777777">
       <w:pPr>
         <w:pStyle w:val="ConsPlusNonformat"/>
         <w:widowControl/>
@@ -1297,10 +1570,28 @@
           <w:sz w:val="14"/>
           <w:szCs w:val="14"/>
         </w:rPr>
-        <w:t>2.2.4. Предоставить при прохождении обследования и лечения полную достоверную информацию, необходимую для проведения медицинских услуг, в т.ч. о состоянии здоровья, хронических заболеваниях, а также, в случае необходимости, о могущих повлиять на ход лечения Пациента заболеваниях родственников, без указания их данных, злоупотреблении алкоголем или наркотическими препаратами, включая информацию о возможных аллергических реакциях на лекарственные препараты, пищевые или другие аллергены. При наличии письменных подтверждений указанной информации, предоставить данные подтверждения в копиях. Пациент осознает, что невыполнение предписаний Центра, несообщение необходимых сведений, нарушение предписанного режима и допущение иных нарушений могут повлечь снижение качества оказываемых услуг. Всю ответственность в данном случае несет Пациент.</w:t>
-      </w:r>
-    </w:p>
-    <w:p>
+        <w:t xml:space="preserve">2.2.4. Предоставить при прохождении обследования и лечения полную достоверную информацию, необходимую для проведения медицинских услуг, в т.ч. о состоянии здоровья, хронических заболеваниях, а также, в случае необходимости, о могущих повлиять на ход лечения Пациента заболеваниях родственников, без указания их данных, злоупотреблении алкоголем или наркотическими препаратами, включая информацию о возможных аллергических реакциях на лекарственные препараты, пищевые или другие аллергены. </w:t>
+      </w:r>
+      <w:proofErr w:type="gramStart"/>
+      <w:r>
+        <w:rPr>
+          <w:rFonts w:ascii="Times New Roman" w:hAnsi="Times New Roman" w:cs="Times New Roman"/>
+          <w:sz w:val="14"/>
+          <w:szCs w:val="14"/>
+        </w:rPr>
+        <w:t>При наличии письменных подтверждений указанной информации,</w:t>
+      </w:r>
+      <w:proofErr w:type="gramEnd"/>
+      <w:r>
+        <w:rPr>
+          <w:rFonts w:ascii="Times New Roman" w:hAnsi="Times New Roman" w:cs="Times New Roman"/>
+          <w:sz w:val="14"/>
+          <w:szCs w:val="14"/>
+        </w:rPr>
+        <w:t xml:space="preserve"> предоставить данные подтверждения в копиях. Пациент осознает, что невыполнение предписаний Центра, несообщение необходимых сведений, нарушение предписанного режима и допущение иных нарушений могут повлечь снижение качества оказываемых услуг. Всю ответственность в данном случае несет Пациент.</w:t>
+      </w:r>
+    </w:p>
+    <w:p ns2:paraId="555DE5CF" ns2:textId="77777777">
       <w:pPr>
         <w:pStyle w:val="ConsPlusNonformat"/>
         <w:widowControl/>
@@ -1321,7 +1612,7 @@
         <w:t>2.2.5.  Строго соблюдать условия настоящего Договора, неукоснительно и добросовестно выполнять все назначения и рекомендации лечащего врача, указанные в медицинской документации. В противном случае Центр не несет ответственность за последствия такого невыполнения.</w:t>
       </w:r>
     </w:p>
-    <w:p>
+    <w:p ns2:paraId="0E460B19" ns2:textId="77777777">
       <w:pPr>
         <w:pStyle w:val="ConsPlusNonformat"/>
         <w:widowControl/>
@@ -1339,10 +1630,64 @@
           <w:sz w:val="14"/>
           <w:szCs w:val="14"/>
         </w:rPr>
-        <w:t>2.2.6.  Соблюдать  график  приема  врачей-специалистов Исполнителя,  внутренний распорядок Исполнителя.</w:t>
-      </w:r>
-    </w:p>
-    <w:p>
+        <w:t xml:space="preserve">2.2.6.  </w:t>
+      </w:r>
+      <w:proofErr w:type="gramStart"/>
+      <w:r>
+        <w:rPr>
+          <w:rFonts w:ascii="Times New Roman" w:hAnsi="Times New Roman" w:cs="Times New Roman"/>
+          <w:sz w:val="14"/>
+          <w:szCs w:val="14"/>
+        </w:rPr>
+        <w:t>Соблюдать  график</w:t>
+      </w:r>
+      <w:proofErr w:type="gramEnd"/>
+      <w:r>
+        <w:rPr>
+          <w:rFonts w:ascii="Times New Roman" w:hAnsi="Times New Roman" w:cs="Times New Roman"/>
+          <w:sz w:val="14"/>
+          <w:szCs w:val="14"/>
+        </w:rPr>
+        <w:t xml:space="preserve">  </w:t>
+      </w:r>
+      <w:proofErr w:type="gramStart"/>
+      <w:r>
+        <w:rPr>
+          <w:rFonts w:ascii="Times New Roman" w:hAnsi="Times New Roman" w:cs="Times New Roman"/>
+          <w:sz w:val="14"/>
+          <w:szCs w:val="14"/>
+        </w:rPr>
+        <w:t>приема  врачей</w:t>
+      </w:r>
+      <w:proofErr w:type="gramEnd"/>
+      <w:r>
+        <w:rPr>
+          <w:rFonts w:ascii="Times New Roman" w:hAnsi="Times New Roman" w:cs="Times New Roman"/>
+          <w:sz w:val="14"/>
+          <w:szCs w:val="14"/>
+        </w:rPr>
+        <w:t xml:space="preserve">-специалистов </w:t>
+      </w:r>
+      <w:proofErr w:type="gramStart"/>
+      <w:r>
+        <w:rPr>
+          <w:rFonts w:ascii="Times New Roman" w:hAnsi="Times New Roman" w:cs="Times New Roman"/>
+          <w:sz w:val="14"/>
+          <w:szCs w:val="14"/>
+        </w:rPr>
+        <w:t>Исполнителя,  внутренний</w:t>
+      </w:r>
+      <w:proofErr w:type="gramEnd"/>
+      <w:r>
+        <w:rPr>
+          <w:rFonts w:ascii="Times New Roman" w:hAnsi="Times New Roman" w:cs="Times New Roman"/>
+          <w:sz w:val="14"/>
+          <w:szCs w:val="14"/>
+        </w:rPr>
+        <w:t xml:space="preserve"> распорядок Исполнителя.</w:t>
+      </w:r>
+    </w:p>
+    <w:p ns2:paraId="302469D7" ns2:textId="77777777">
       <w:pPr>
         <w:pStyle w:val="ConsPlusNonformat"/>
         <w:widowControl/>
@@ -1363,7 +1708,7 @@
         <w:t>2.2.7. Извещать Центр (не позднее чем за одни сутки) через регистратуру о невозможности явки в Клинику и информировать о переносе сроков выполнения услуг.</w:t>
       </w:r>
     </w:p>
-    <w:p>
+    <w:p ns2:paraId="7FFD39F0" ns2:textId="77777777">
       <w:pPr>
         <w:pStyle w:val="ConsPlusNormal"/>
         <w:widowControl/>
@@ -1385,7 +1730,7 @@
         <w:t>2.3. Исполнитель имеет право:</w:t>
       </w:r>
     </w:p>
-    <w:p>
+    <w:p ns2:paraId="30A4AE6A" ns2:textId="77777777">
       <w:pPr>
         <w:pStyle w:val="ConsPlusNormal"/>
         <w:widowControl/>
@@ -1406,7 +1751,7 @@
         <w:t>2.3.1. Отказаться от исполнения настоящего договора при неисполнении Заказчиком назначений врача.</w:t>
       </w:r>
     </w:p>
-    <w:p>
+    <w:p ns2:paraId="38C3E6A9" ns2:textId="77777777">
       <w:pPr>
         <w:pStyle w:val="ConsPlusNormal"/>
         <w:widowControl/>
@@ -1427,7 +1772,7 @@
         <w:t>2.3.2. Приостановить выдачу медицинской документации Заказчику в случае задержки оплаты до разрешения разногласий.</w:t>
       </w:r>
     </w:p>
-    <w:p>
+    <w:p ns2:paraId="4E74A62E" ns2:textId="77777777">
       <w:pPr>
         <w:pStyle w:val="ConsPlusNormal"/>
         <w:widowControl/>
@@ -1448,7 +1793,7 @@
         <w:t>2.3.3. Увеличить объем медицинской помощи, получив предварительно письменное согласие пациента или его законных представителей, если это необходимо в интересах состояния здоровья Заказчика.</w:t>
       </w:r>
     </w:p>
-    <w:p>
+    <w:p ns2:paraId="6C1802CF" ns2:textId="77777777">
       <w:pPr>
         <w:pStyle w:val="ConsPlusNonformat"/>
         <w:widowControl/>
@@ -1466,10 +1811,28 @@
           <w:sz w:val="14"/>
           <w:szCs w:val="14"/>
         </w:rPr>
-        <w:t>2.3.4. Требовать от Заказчика соблюдения графика  прохождения  процедур, режима приема лекарственных средств, режима питания и других предписаний.</w:t>
-      </w:r>
-    </w:p>
-    <w:p>
+        <w:t xml:space="preserve">2.3.4. Требовать от Заказчика соблюдения </w:t>
+      </w:r>
+      <w:proofErr w:type="gramStart"/>
+      <w:r>
+        <w:rPr>
+          <w:rFonts w:ascii="Times New Roman" w:hAnsi="Times New Roman" w:cs="Times New Roman"/>
+          <w:sz w:val="14"/>
+          <w:szCs w:val="14"/>
+        </w:rPr>
+        <w:t>графика  прохождения</w:t>
+      </w:r>
+      <w:proofErr w:type="gramEnd"/>
+      <w:r>
+        <w:rPr>
+          <w:rFonts w:ascii="Times New Roman" w:hAnsi="Times New Roman" w:cs="Times New Roman"/>
+          <w:sz w:val="14"/>
+          <w:szCs w:val="14"/>
+        </w:rPr>
+        <w:t xml:space="preserve">  процедур, режима приема лекарственных средств, режима питания и других предписаний.</w:t>
+      </w:r>
+    </w:p>
+    <w:p ns2:paraId="70309FB4" ns2:textId="77777777">
       <w:pPr>
         <w:pStyle w:val="ConsPlusNonformat"/>
         <w:widowControl/>
@@ -1490,7 +1853,7 @@
         <w:t>2.3.5. Исполнитель не вправе расторгнуть договор в одностороннем порядке в случае угрозы жизни и здоровью Заказчика.</w:t>
       </w:r>
     </w:p>
-    <w:p>
+    <w:p ns2:paraId="146BBACC" ns2:textId="77777777">
       <w:pPr>
         <w:pStyle w:val="ConsPlusNonformat"/>
         <w:widowControl/>
@@ -1508,10 +1871,118 @@
           <w:sz w:val="14"/>
           <w:szCs w:val="14"/>
         </w:rPr>
-        <w:t>2.3.6. В случае возникновения неотложных состояний не по вине медицинских работников Исполнителя, Исполнитель имеет право самостоятельно определять объем   исследований  и  медицинской  помощи,  необходимых  для  оказания неотложной  медицинской  помощи,  в  том  числе услуг, не предусмотренных настоящим Договором.</w:t>
-      </w:r>
-    </w:p>
-    <w:p>
+        <w:t xml:space="preserve">2.3.6. В случае возникновения неотложных состояний не по вине медицинских работников Исполнителя, Исполнитель имеет право самостоятельно определять объем   </w:t>
+      </w:r>
+      <w:proofErr w:type="gramStart"/>
+      <w:r>
+        <w:rPr>
+          <w:rFonts w:ascii="Times New Roman" w:hAnsi="Times New Roman" w:cs="Times New Roman"/>
+          <w:sz w:val="14"/>
+          <w:szCs w:val="14"/>
+        </w:rPr>
+        <w:t>исследований  и</w:t>
+      </w:r>
+      <w:proofErr w:type="gramEnd"/>
+      <w:r>
+        <w:rPr>
+          <w:rFonts w:ascii="Times New Roman" w:hAnsi="Times New Roman" w:cs="Times New Roman"/>
+          <w:sz w:val="14"/>
+          <w:szCs w:val="14"/>
+        </w:rPr>
+        <w:t xml:space="preserve">  </w:t>
+      </w:r>
+      <w:proofErr w:type="gramStart"/>
+      <w:r>
+        <w:rPr>
+          <w:rFonts w:ascii="Times New Roman" w:hAnsi="Times New Roman" w:cs="Times New Roman"/>
+          <w:sz w:val="14"/>
+          <w:szCs w:val="14"/>
+        </w:rPr>
+        <w:t>медицинской  помощи,  необходимых</w:t>
+      </w:r>
+      <w:proofErr w:type="gramEnd"/>
+      <w:r>
+        <w:rPr>
+          <w:rFonts w:ascii="Times New Roman" w:hAnsi="Times New Roman" w:cs="Times New Roman"/>
+          <w:sz w:val="14"/>
+          <w:szCs w:val="14"/>
+        </w:rPr>
+        <w:t xml:space="preserve">  </w:t>
+      </w:r>
+      <w:proofErr w:type="gramStart"/>
+      <w:r>
+        <w:rPr>
+          <w:rFonts w:ascii="Times New Roman" w:hAnsi="Times New Roman" w:cs="Times New Roman"/>
+          <w:sz w:val="14"/>
+          <w:szCs w:val="14"/>
+        </w:rPr>
+        <w:t>для  оказания</w:t>
+      </w:r>
+      <w:proofErr w:type="gramEnd"/>
+      <w:r>
+        <w:rPr>
+          <w:rFonts w:ascii="Times New Roman" w:hAnsi="Times New Roman" w:cs="Times New Roman"/>
+          <w:sz w:val="14"/>
+          <w:szCs w:val="14"/>
+        </w:rPr>
+        <w:t xml:space="preserve"> </w:t>
+      </w:r>
+      <w:proofErr w:type="gramStart"/>
+      <w:r>
+        <w:rPr>
+          <w:rFonts w:ascii="Times New Roman" w:hAnsi="Times New Roman" w:cs="Times New Roman"/>
+          <w:sz w:val="14"/>
+          <w:szCs w:val="14"/>
+        </w:rPr>
+        <w:t>неотложной  медицинской</w:t>
+      </w:r>
+      <w:proofErr w:type="gramEnd"/>
+      <w:r>
+        <w:rPr>
+          <w:rFonts w:ascii="Times New Roman" w:hAnsi="Times New Roman" w:cs="Times New Roman"/>
+          <w:sz w:val="14"/>
+          <w:szCs w:val="14"/>
+        </w:rPr>
+        <w:t xml:space="preserve">  </w:t>
+      </w:r>
+      <w:proofErr w:type="gramStart"/>
+      <w:r>
+        <w:rPr>
+          <w:rFonts w:ascii="Times New Roman" w:hAnsi="Times New Roman" w:cs="Times New Roman"/>
+          <w:sz w:val="14"/>
+          <w:szCs w:val="14"/>
+        </w:rPr>
+        <w:t>помощи,  в</w:t>
+      </w:r>
+      <w:proofErr w:type="gramEnd"/>
+      <w:r>
+        <w:rPr>
+          <w:rFonts w:ascii="Times New Roman" w:hAnsi="Times New Roman" w:cs="Times New Roman"/>
+          <w:sz w:val="14"/>
+          <w:szCs w:val="14"/>
+        </w:rPr>
+        <w:t xml:space="preserve">  </w:t>
+      </w:r>
+      <w:proofErr w:type="gramStart"/>
+      <w:r>
+        <w:rPr>
+          <w:rFonts w:ascii="Times New Roman" w:hAnsi="Times New Roman" w:cs="Times New Roman"/>
+          <w:sz w:val="14"/>
+          <w:szCs w:val="14"/>
+        </w:rPr>
+        <w:t>том  числе</w:t>
+      </w:r>
+      <w:proofErr w:type="gramEnd"/>
+      <w:r>
+        <w:rPr>
+          <w:rFonts w:ascii="Times New Roman" w:hAnsi="Times New Roman" w:cs="Times New Roman"/>
+          <w:sz w:val="14"/>
+          <w:szCs w:val="14"/>
+        </w:rPr>
+        <w:t xml:space="preserve"> услуг, не предусмотренных настоящим Договором.</w:t>
+      </w:r>
+    </w:p>
+    <w:p ns2:paraId="03E9E813" ns2:textId="77777777">
       <w:pPr>
         <w:pStyle w:val="ConsPlusNonformat"/>
         <w:widowControl/>
@@ -1529,10 +2000,46 @@
           <w:sz w:val="14"/>
           <w:szCs w:val="14"/>
         </w:rPr>
-        <w:t>2.3.7. Изменять Прейскурант цен в течение срока действия настоящего Договора в одностороннем порядке без согласования с Пациентом. С измененным прейскурантом цен Пациент может ознакомиться у стойки администратора при входе в Центр.</w:t>
-      </w:r>
-    </w:p>
-    <w:p>
+        <w:t xml:space="preserve">2.3.7. Изменять </w:t>
+      </w:r>
+      <w:proofErr w:type="gramStart"/>
+      <w:r>
+        <w:rPr>
+          <w:rFonts w:ascii="Times New Roman" w:hAnsi="Times New Roman" w:cs="Times New Roman"/>
+          <w:sz w:val="14"/>
+          <w:szCs w:val="14"/>
+        </w:rPr>
+        <w:t>Прейскурант цен</w:t>
+      </w:r>
+      <w:proofErr w:type="gramEnd"/>
+      <w:r>
+        <w:rPr>
+          <w:rFonts w:ascii="Times New Roman" w:hAnsi="Times New Roman" w:cs="Times New Roman"/>
+          <w:sz w:val="14"/>
+          <w:szCs w:val="14"/>
+        </w:rPr>
+        <w:t xml:space="preserve"> в течение срока действия настоящего Договора в одностороннем порядке без согласования с Пациентом. С измененным </w:t>
+      </w:r>
+      <w:proofErr w:type="gramStart"/>
+      <w:r>
+        <w:rPr>
+          <w:rFonts w:ascii="Times New Roman" w:hAnsi="Times New Roman" w:cs="Times New Roman"/>
+          <w:sz w:val="14"/>
+          <w:szCs w:val="14"/>
+        </w:rPr>
+        <w:t>прейскурантом цен</w:t>
+      </w:r>
+      <w:proofErr w:type="gramEnd"/>
+      <w:r>
+        <w:rPr>
+          <w:rFonts w:ascii="Times New Roman" w:hAnsi="Times New Roman" w:cs="Times New Roman"/>
+          <w:sz w:val="14"/>
+          <w:szCs w:val="14"/>
+        </w:rPr>
+        <w:t xml:space="preserve"> Пациент может ознакомиться у стойки администратора при входе в Центр.</w:t>
+      </w:r>
+    </w:p>
+    <w:p ns2:paraId="3F78CAB6" ns2:textId="77777777">
       <w:pPr>
         <w:pStyle w:val="ConsPlusNonformat"/>
         <w:widowControl/>
@@ -1553,7 +2060,7 @@
         <w:t>2.3.8. Заменить лечащего врача Пациента, в случае невозможности им исполнения своих профессиональных обязанностей в силу болезни или по другим уважительным причинам, другим врачом-специалистом.</w:t>
       </w:r>
     </w:p>
-    <w:p>
+    <w:p ns2:paraId="18058F99" ns2:textId="77777777">
       <w:pPr>
         <w:pStyle w:val="ConsPlusNonformat"/>
         <w:widowControl/>
@@ -1574,7 +2081,7 @@
         <w:t>2.3.9. Приостановить или отказать обслуживание Пациента в случае, если:</w:t>
       </w:r>
     </w:p>
-    <w:p>
+    <w:p ns2:paraId="28628E24" ns2:textId="77777777">
       <w:pPr>
         <w:pStyle w:val="ConsPlusNonformat"/>
         <w:widowControl/>
@@ -1595,7 +2102,7 @@
         <w:t>- Пациент на момент обращения в Клинику находится в состоянии алкогольного, наркотического или токсического опьянения, за исключением случаев, когда Пациент находится в угрожающем жизни состоянии;</w:t>
       </w:r>
     </w:p>
-    <w:p>
+    <w:p ns2:paraId="67F3BF56" ns2:textId="77777777">
       <w:pPr>
         <w:pStyle w:val="ConsPlusNonformat"/>
         <w:widowControl/>
@@ -1616,7 +2123,7 @@
         <w:t>- Пациент нарушил правила внутреннего распорядка или медицинские предписания врачей Клиники;</w:t>
       </w:r>
     </w:p>
-    <w:p>
+    <w:p ns2:paraId="0D00324B" ns2:textId="77777777">
       <w:pPr>
         <w:pStyle w:val="ConsPlusNonformat"/>
         <w:widowControl/>
@@ -1637,7 +2144,7 @@
         <w:t>- действия Пациента угрожают жизни и здоровью персонала Клиники и иным посетителям Клиники.</w:t>
       </w:r>
     </w:p>
-    <w:p>
+    <w:p ns2:paraId="5B9617E0" ns2:textId="77777777">
       <w:pPr>
         <w:pStyle w:val="ConsPlusNonformat"/>
         <w:widowControl/>
@@ -1658,7 +2165,7 @@
         <w:t>2.3.10. Отменить оказание медицинской услуги Пациенту по предварительной записи в случае опоздания Пациента более чем на 10 минут.</w:t>
       </w:r>
     </w:p>
-    <w:p>
+    <w:p ns2:paraId="281EC1CC" ns2:textId="77777777">
       <w:pPr>
         <w:pStyle w:val="ConsPlusNormal"/>
         <w:widowControl/>
@@ -1680,7 +2187,7 @@
         <w:t>2.4. Заказчик имеет право:</w:t>
       </w:r>
     </w:p>
-    <w:p>
+    <w:p ns2:paraId="3EFD6548" ns2:textId="77777777">
       <w:pPr>
         <w:ind w:left="-1276"/>
         <w:jc w:val="both"/>
@@ -1697,7 +2204,7 @@
         <w:t>2.4.1. Выбрать лечащего врача из штата Центра, а также продолжить лечение у другого врача по собственному желанию путем устного уведомления администрации Центра о замене лечащего врача другим врачом-специалистом.</w:t>
       </w:r>
     </w:p>
-    <w:p>
+    <w:p ns2:paraId="1A236183" ns2:textId="77777777">
       <w:pPr>
         <w:pStyle w:val="ConsPlusNormal"/>
         <w:widowControl/>
@@ -1713,7 +2220,7 @@
         <w:t>2.4.2. Получать информацию об объеме и качестве медицинской помощи, выполняемой Исполнителем, не вмешиваясь в деятельность Исполнителя.</w:t>
       </w:r>
     </w:p>
-    <w:p>
+    <w:p ns2:paraId="5A6096B6" ns2:textId="77777777">
       <w:pPr>
         <w:pStyle w:val="ConsPlusNonformat"/>
         <w:widowControl/>
@@ -1729,7 +2236,7 @@
         <w:t>2.4.3. Получить в доступной форме имеющуюся в Центре информацию о состоянии своего здоровья, в том числе сведения о результатах медицинского обследования, наличии заболевания, об установленном диагнозе и о прогнозе развития заболевания, методах оказания медицинской помощи, связанном с ними риске, возможных видах медицинского вмешательства, его последствиях и результатах оказания медицинской помощи. Информация о состоянии здоровья предоставляется Пациенту лично лечащим врачом или другими медицинскими работниками, принимающими непосредственное участие в медицинском обследовании и лечении.</w:t>
       </w:r>
     </w:p>
-    <w:p>
+    <w:p ns2:paraId="46829FD4" ns2:textId="77777777">
       <w:pPr>
         <w:pStyle w:val="ConsPlusNonformat"/>
         <w:widowControl/>
@@ -1746,7 +2253,7 @@
         <w:t>2.4.4. Получать на основании письменного заявления копии медицинских документов и выписки из них, отражающие состояние здоровья и получения медицинской помощи данным Пациентом.</w:t>
       </w:r>
     </w:p>
-    <w:p>
+    <w:p ns2:paraId="1C3A6E72" ns2:textId="77777777">
       <w:pPr>
         <w:pStyle w:val="ConsPlusNonformat"/>
         <w:widowControl/>
@@ -1762,7 +2269,7 @@
         <w:t>2.4.5.  Отказаться от оплаты оказанных без его согласия услуг, а если они уже оплачены - потребовать возврата уплаченных за них сумм.</w:t>
       </w:r>
     </w:p>
-    <w:p>
+    <w:p ns2:paraId="08ABCA82" ns2:textId="77777777">
       <w:pPr>
         <w:pStyle w:val="ConsPlusNonformat"/>
         <w:widowControl/>
@@ -1775,10 +2282,64 @@
           <w:sz w:val="14"/>
           <w:szCs w:val="14"/>
         </w:rPr>
-        <w:t>2.4.6. Отказаться в одностороннем порядке от получения услуги до момента начала  ее  оказания  и  получить  обратно уплаченную сумму.</w:t>
-      </w:r>
-    </w:p>
-    <w:p>
+        <w:t xml:space="preserve">2.4.6. Отказаться в одностороннем порядке от получения услуги до момента </w:t>
+      </w:r>
+      <w:proofErr w:type="gramStart"/>
+      <w:r>
+        <w:rPr>
+          <w:rFonts w:ascii="Times New Roman" w:hAnsi="Times New Roman" w:cs="Times New Roman"/>
+          <w:sz w:val="14"/>
+          <w:szCs w:val="14"/>
+        </w:rPr>
+        <w:t>начала  ее</w:t>
+      </w:r>
+      <w:proofErr w:type="gramEnd"/>
+      <w:r>
+        <w:rPr>
+          <w:rFonts w:ascii="Times New Roman" w:hAnsi="Times New Roman" w:cs="Times New Roman"/>
+          <w:sz w:val="14"/>
+          <w:szCs w:val="14"/>
+        </w:rPr>
+        <w:t xml:space="preserve">  </w:t>
+      </w:r>
+      <w:proofErr w:type="gramStart"/>
+      <w:r>
+        <w:rPr>
+          <w:rFonts w:ascii="Times New Roman" w:hAnsi="Times New Roman" w:cs="Times New Roman"/>
+          <w:sz w:val="14"/>
+          <w:szCs w:val="14"/>
+        </w:rPr>
+        <w:t>оказания  и</w:t>
+      </w:r>
+      <w:proofErr w:type="gramEnd"/>
+      <w:r>
+        <w:rPr>
+          <w:rFonts w:ascii="Times New Roman" w:hAnsi="Times New Roman" w:cs="Times New Roman"/>
+          <w:sz w:val="14"/>
+          <w:szCs w:val="14"/>
+        </w:rPr>
+        <w:t xml:space="preserve">  </w:t>
+      </w:r>
+      <w:proofErr w:type="gramStart"/>
+      <w:r>
+        <w:rPr>
+          <w:rFonts w:ascii="Times New Roman" w:hAnsi="Times New Roman" w:cs="Times New Roman"/>
+          <w:sz w:val="14"/>
+          <w:szCs w:val="14"/>
+        </w:rPr>
+        <w:t>получить  обратно</w:t>
+      </w:r>
+      <w:proofErr w:type="gramEnd"/>
+      <w:r>
+        <w:rPr>
+          <w:rFonts w:ascii="Times New Roman" w:hAnsi="Times New Roman" w:cs="Times New Roman"/>
+          <w:sz w:val="14"/>
+          <w:szCs w:val="14"/>
+        </w:rPr>
+        <w:t xml:space="preserve"> уплаченную сумму.</w:t>
+      </w:r>
+    </w:p>
+    <w:p ns2:paraId="41848E74" ns2:textId="77777777">
       <w:pPr>
         <w:pStyle w:val="ConsPlusNonformat"/>
         <w:widowControl/>
@@ -1791,10 +2352,28 @@
           <w:sz w:val="14"/>
           <w:szCs w:val="14"/>
         </w:rPr>
-        <w:t>2.4.7. По  своему выбору в случае несоблюдения Исполнителем обязательств по срокам оказания услуги:</w:t>
-      </w:r>
-    </w:p>
-    <w:p>
+        <w:t xml:space="preserve">2.4.7. </w:t>
+      </w:r>
+      <w:proofErr w:type="gramStart"/>
+      <w:r>
+        <w:rPr>
+          <w:rFonts w:ascii="Times New Roman" w:hAnsi="Times New Roman" w:cs="Times New Roman"/>
+          <w:sz w:val="14"/>
+          <w:szCs w:val="14"/>
+        </w:rPr>
+        <w:t>По  своему</w:t>
+      </w:r>
+      <w:proofErr w:type="gramEnd"/>
+      <w:r>
+        <w:rPr>
+          <w:rFonts w:ascii="Times New Roman" w:hAnsi="Times New Roman" w:cs="Times New Roman"/>
+          <w:sz w:val="14"/>
+          <w:szCs w:val="14"/>
+        </w:rPr>
+        <w:t xml:space="preserve"> выбору в случае несоблюдения Исполнителем обязательств по срокам оказания услуги:</w:t>
+      </w:r>
+    </w:p>
+    <w:p ns2:paraId="1559DEF2" ns2:textId="77777777">
       <w:pPr>
         <w:pStyle w:val="ConsPlusNonformat"/>
         <w:widowControl/>
@@ -1815,7 +2394,7 @@
         <w:t>- потребовать новый срок оказания услуги;</w:t>
       </w:r>
     </w:p>
-    <w:p>
+    <w:p ns2:paraId="33CAA57C" ns2:textId="77777777">
       <w:pPr>
         <w:pStyle w:val="ConsPlusNonformat"/>
         <w:widowControl/>
@@ -1836,7 +2415,7 @@
         <w:t>- потребовать уменьшения стоимости предоставленной услуги;</w:t>
       </w:r>
     </w:p>
-    <w:p>
+    <w:p ns2:paraId="003B4909" ns2:textId="77777777">
       <w:pPr>
         <w:pStyle w:val="ConsPlusNonformat"/>
         <w:widowControl/>
@@ -1857,7 +2436,7 @@
         <w:t>- потребовать исполнения услуги другим специалистом Исполнителя;</w:t>
       </w:r>
     </w:p>
-    <w:p>
+    <w:p ns2:paraId="7D6DA094" ns2:textId="77777777">
       <w:pPr>
         <w:pStyle w:val="ConsPlusNonformat"/>
         <w:widowControl/>
@@ -1878,7 +2457,7 @@
         <w:t>- расторгнуть договор.</w:t>
       </w:r>
     </w:p>
-    <w:p>
+    <w:p ns2:paraId="71B64473" ns2:textId="77777777">
       <w:pPr>
         <w:pStyle w:val="ConsPlusNonformat"/>
         <w:widowControl/>
@@ -1894,7 +2473,7 @@
         <w:t>2.4.8. При обнаружении недостатков оказанных услуг предъявлять требования, установленные Законом РФ «О защите прав потребителей», а также иными нормативными правовыми актами РФ, регулирующими данные отношения.</w:t>
       </w:r>
     </w:p>
-    <w:p>
+    <w:p ns2:paraId="786CF393" ns2:textId="77777777">
       <w:pPr>
         <w:pStyle w:val="ConsPlusNormal"/>
         <w:widowControl/>
@@ -1907,7 +2486,7 @@
         </w:rPr>
       </w:pPr>
     </w:p>
-    <w:p>
+    <w:p ns2:paraId="06C93BBA" ns2:textId="77777777">
       <w:pPr>
         <w:pStyle w:val="ConsPlusNormal"/>
         <w:widowControl/>
@@ -1929,7 +2508,7 @@
         <w:t>3. ЦЕНА ДОГОВОРА И ПОРЯДОК РАСЧЕТА</w:t>
       </w:r>
     </w:p>
-    <w:p>
+    <w:p ns2:paraId="710502A5" ns2:textId="1D89EE8D">
       <w:pPr>
         <w:pStyle w:val="ConsPlusNormal"/>
         <w:widowControl/>
@@ -1949,6 +2528,7 @@
         </w:rPr>
         <w:t xml:space="preserve">3.1. Общая стоимость медицинской услуги в соответствии с утвержденными тарифами на медицинские услуги составляет </w:t>
       </w:r>
+      <w:proofErr w:type="gramStart"/>
       <w:r>
         <w:rPr>
           <w:rFonts w:ascii="Times New Roman" w:hAnsi="Times New Roman" w:cs="Times New Roman"/>
@@ -1966,7 +2546,27 @@
           <w:szCs w:val="14"/>
           <w:u w:val="single"/>
         </w:rPr>
-        <w:t>total_price</w:t>
+        <w:t>total</w:t>
+      </w:r>
+      <w:proofErr w:type="gramEnd"/>
+      <w:r>
+        <w:rPr>
+          <w:rFonts w:ascii="Times New Roman" w:hAnsi="Times New Roman" w:cs="Times New Roman"/>
+          <w:sz w:val="14"/>
+          <w:szCs w:val="14"/>
+          <w:u w:val="single"/>
+        </w:rPr>
+        <w:t>_</w:t>
+      </w:r>
+      <w:proofErr w:type="gramStart"/>
+      <w:r>
+        <w:rPr>
+          <w:rFonts w:ascii="Times New Roman" w:hAnsi="Times New Roman" w:cs="Times New Roman"/>
+          <w:sz w:val="14"/>
+          <w:szCs w:val="14"/>
+          <w:u w:val="single"/>
+        </w:rPr>
+        <w:t>price</w:t>
       </w:r>
       <w:proofErr w:type="spellEnd"/>
       <w:r>
@@ -1976,8 +2576,9 @@
           <w:szCs w:val="14"/>
           <w:u w:val="single"/>
         </w:rPr>
-        <w:t xml:space="preserve"> }}</w:t>
-      </w:r>
+        <w:t xml:space="preserve"> }</w:t>
+      </w:r>
+      <w:proofErr w:type="gramEnd"/>
       <w:r>
         <w:rPr>
           <w:rFonts w:ascii="Times New Roman" w:hAnsi="Times New Roman" w:cs="Times New Roman"/>
@@ -1985,6 +2586,15 @@
           <w:szCs w:val="14"/>
           <w:u w:val="single"/>
         </w:rPr>
+        <w:t>}</w:t>
+      </w:r>
+      <w:r>
+        <w:rPr>
+          <w:rFonts w:ascii="Times New Roman" w:hAnsi="Times New Roman" w:cs="Times New Roman"/>
+          <w:sz w:val="14"/>
+          <w:szCs w:val="14"/>
+          <w:u w:val="single"/>
+        </w:rPr>
         <w:t xml:space="preserve"> </w:t>
       </w:r>
       <w:r>
@@ -1996,6 +2606,7 @@
         </w:rPr>
         <w:t>(</w:t>
       </w:r>
+      <w:proofErr w:type="gramStart"/>
       <w:r>
         <w:rPr>
           <w:rFonts w:ascii="Times New Roman" w:hAnsi="Times New Roman" w:cs="Times New Roman"/>
@@ -2013,7 +2624,27 @@
           <w:szCs w:val="14"/>
           <w:u w:val="single"/>
         </w:rPr>
-        <w:t>total_price_words</w:t>
+        <w:t>total</w:t>
+      </w:r>
+      <w:proofErr w:type="gramEnd"/>
+      <w:r>
+        <w:rPr>
+          <w:rFonts w:ascii="Times New Roman" w:hAnsi="Times New Roman" w:cs="Times New Roman"/>
+          <w:sz w:val="14"/>
+          <w:szCs w:val="14"/>
+          <w:u w:val="single"/>
+        </w:rPr>
+        <w:t>_price_</w:t>
+      </w:r>
+      <w:proofErr w:type="gramStart"/>
+      <w:r>
+        <w:rPr>
+          <w:rFonts w:ascii="Times New Roman" w:hAnsi="Times New Roman" w:cs="Times New Roman"/>
+          <w:sz w:val="14"/>
+          <w:szCs w:val="14"/>
+          <w:u w:val="single"/>
+        </w:rPr>
+        <w:t>words</w:t>
       </w:r>
       <w:proofErr w:type="spellEnd"/>
       <w:r>
@@ -2023,8 +2654,9 @@
           <w:szCs w:val="14"/>
           <w:u w:val="single"/>
         </w:rPr>
-        <w:t xml:space="preserve"> }}</w:t>
-      </w:r>
+        <w:t xml:space="preserve"> }</w:t>
+      </w:r>
+      <w:proofErr w:type="gramEnd"/>
       <w:r>
         <w:rPr>
           <w:rFonts w:ascii="Times New Roman" w:hAnsi="Times New Roman" w:cs="Times New Roman"/>
@@ -2032,6 +2664,15 @@
           <w:szCs w:val="14"/>
           <w:u w:val="single"/>
         </w:rPr>
+        <w:t>}</w:t>
+      </w:r>
+      <w:r>
+        <w:rPr>
+          <w:rFonts w:ascii="Times New Roman" w:hAnsi="Times New Roman" w:cs="Times New Roman"/>
+          <w:sz w:val="14"/>
+          <w:szCs w:val="14"/>
+          <w:u w:val="single"/>
+        </w:rPr>
         <w:t xml:space="preserve">) </w:t>
       </w:r>
       <w:r>
@@ -2043,7 +2684,7 @@
         <w:t>рублей 00 копеек.</w:t>
       </w:r>
     </w:p>
-    <w:p>
+    <w:p ns2:paraId="684356FF" ns2:textId="77777777">
       <w:pPr>
         <w:pStyle w:val="ConsPlusNormal"/>
         <w:widowControl/>
@@ -2061,10 +2702,28 @@
           <w:sz w:val="14"/>
           <w:szCs w:val="14"/>
         </w:rPr>
-        <w:t>3.2. Оплата за медицинские услуги производится путём внесения наличных денег в кассу Исполнителя. Расчеты за предоставление платных услуг осуществляются Исполнителем с применением контрольно-кассовой машины.</w:t>
-      </w:r>
-    </w:p>
-    <w:p>
+        <w:t xml:space="preserve">3.2. Оплата </w:t>
+      </w:r>
+      <w:proofErr w:type="gramStart"/>
+      <w:r>
+        <w:rPr>
+          <w:rFonts w:ascii="Times New Roman" w:hAnsi="Times New Roman" w:cs="Times New Roman"/>
+          <w:sz w:val="14"/>
+          <w:szCs w:val="14"/>
+        </w:rPr>
+        <w:t>за медицинские услуги</w:t>
+      </w:r>
+      <w:proofErr w:type="gramEnd"/>
+      <w:r>
+        <w:rPr>
+          <w:rFonts w:ascii="Times New Roman" w:hAnsi="Times New Roman" w:cs="Times New Roman"/>
+          <w:sz w:val="14"/>
+          <w:szCs w:val="14"/>
+        </w:rPr>
+        <w:t xml:space="preserve"> производится путём внесения наличных денег в кассу Исполнителя. Расчеты за предоставление платных услуг осуществляются Исполнителем с применением контрольно-кассовой машины.</w:t>
+      </w:r>
+    </w:p>
+    <w:p ns2:paraId="7A6D5391" ns2:textId="77777777">
       <w:pPr>
         <w:pStyle w:val="ConsPlusNormal"/>
         <w:widowControl/>
@@ -2082,10 +2741,28 @@
           <w:sz w:val="14"/>
           <w:szCs w:val="14"/>
         </w:rPr>
-        <w:t>3.3 Оплата медицинских услуг Центра является подтверждением присоединения (акцептирования) к настоящему Договору, ознакомлением и согласием с Прейскурантом цен. Оплата медицинских услуг осуществляется Пациентом в следующие сроки:</w:t>
-      </w:r>
-    </w:p>
-    <w:p>
+        <w:t xml:space="preserve">3.3 Оплата медицинских услуг Центра является подтверждением присоединения (акцептирования) к настоящему Договору, ознакомлением и согласием с </w:t>
+      </w:r>
+      <w:proofErr w:type="gramStart"/>
+      <w:r>
+        <w:rPr>
+          <w:rFonts w:ascii="Times New Roman" w:hAnsi="Times New Roman" w:cs="Times New Roman"/>
+          <w:sz w:val="14"/>
+          <w:szCs w:val="14"/>
+        </w:rPr>
+        <w:t>Прейскурантом цен</w:t>
+      </w:r>
+      <w:proofErr w:type="gramEnd"/>
+      <w:r>
+        <w:rPr>
+          <w:rFonts w:ascii="Times New Roman" w:hAnsi="Times New Roman" w:cs="Times New Roman"/>
+          <w:sz w:val="14"/>
+          <w:szCs w:val="14"/>
+        </w:rPr>
+        <w:t>. Оплата медицинских услуг осуществляется Пациентом в следующие сроки:</w:t>
+      </w:r>
+    </w:p>
+    <w:p ns2:paraId="4F2BE733" ns2:textId="77777777">
       <w:pPr>
         <w:ind w:left="-1418"/>
         <w:jc w:val="both"/>
@@ -2102,7 +2779,7 @@
         <w:t>3.3.1. Непосредственно перед получением услуги в форме 100% предоплаты.</w:t>
       </w:r>
     </w:p>
-    <w:p>
+    <w:p ns2:paraId="62515D60" ns2:textId="77777777">
       <w:pPr>
         <w:ind w:left="-1418"/>
         <w:jc w:val="both"/>
@@ -2116,10 +2793,42 @@
           <w:sz w:val="14"/>
           <w:szCs w:val="14"/>
         </w:rPr>
-        <w:t>3.3.2. Непосредственно после оказания соответствующих медицинских услуг, т.е. в день оказания медицинских услуг, в случае если необходимость оказания медицинских услуг возникла на приеме у врача-специалиста Центра и Пациент выразил свое согласие на оказание ему дополнительных медицинских услуг. Оплата производится в кассе Центра.</w:t>
-      </w:r>
-    </w:p>
-    <w:p>
+        <w:t xml:space="preserve">3.3.2. Непосредственно после оказания соответствующих медицинских услуг, </w:t>
+      </w:r>
+      <w:proofErr w:type="gramStart"/>
+      <w:r>
+        <w:rPr>
+          <w:sz w:val="14"/>
+          <w:szCs w:val="14"/>
+        </w:rPr>
+        <w:t>т.е.</w:t>
+      </w:r>
+      <w:proofErr w:type="gramEnd"/>
+      <w:r>
+        <w:rPr>
+          <w:sz w:val="14"/>
+          <w:szCs w:val="14"/>
+        </w:rPr>
+        <w:t xml:space="preserve"> в день оказания медицинских услуг, в случае если необходимость оказания медицинских услуг возникла на приеме у врача-специалиста </w:t>
+      </w:r>
+      <w:proofErr w:type="gramStart"/>
+      <w:r>
+        <w:rPr>
+          <w:sz w:val="14"/>
+          <w:szCs w:val="14"/>
+        </w:rPr>
+        <w:t>Центра</w:t>
+      </w:r>
+      <w:proofErr w:type="gramEnd"/>
+      <w:r>
+        <w:rPr>
+          <w:sz w:val="14"/>
+          <w:szCs w:val="14"/>
+        </w:rPr>
+        <w:t xml:space="preserve"> и Пациент выразил свое согласие на оказание ему дополнительных медицинских услуг. Оплата производится в кассе Центра.</w:t>
+      </w:r>
+    </w:p>
+    <w:p ns2:paraId="66782183" ns2:textId="77777777">
       <w:pPr>
         <w:pStyle w:val="ConsPlusNormal"/>
         <w:widowControl/>
@@ -2132,7 +2841,7 @@
         </w:rPr>
       </w:pPr>
     </w:p>
-    <w:p>
+    <w:p ns2:paraId="29AA7F2D" ns2:textId="77777777">
       <w:pPr>
         <w:pStyle w:val="ConsPlusNormal"/>
         <w:widowControl/>
@@ -2154,7 +2863,7 @@
         <w:t>4. ОТВЕТСТВЕННОСТЬ СТОРОН</w:t>
       </w:r>
     </w:p>
-    <w:p>
+    <w:p ns2:paraId="0CDD99FF" ns2:textId="77777777">
       <w:pPr>
         <w:pStyle w:val="ConsPlusNormal"/>
         <w:widowControl/>
@@ -2175,7 +2884,7 @@
         <w:t>4.1. В случае неисполнения или частичного исполнения услуг по настоящему договору Исполнитель обязуется вернуть Заказчику ранее внесенную сумму предоплаты за вычетом стоимости уже выполненных услуг.</w:t>
       </w:r>
     </w:p>
-    <w:p>
+    <w:p ns2:paraId="2C698B67" ns2:textId="77777777">
       <w:pPr>
         <w:pStyle w:val="ConsPlusNormal"/>
         <w:widowControl/>
@@ -2196,7 +2905,7 @@
         <w:t>4.2. В случае если невозможность исполнения возникла по обстоятельствам, за которые ни одна из сторон ответственности не несет, Заказчик возмещает Учреждению фактически понесенные им расходы, а Учреждение возвращает Заказчику остаток неиспользованных средств, внесенных в качестве предоплаты.</w:t>
       </w:r>
     </w:p>
-    <w:p>
+    <w:p ns2:paraId="6815B7FF" ns2:textId="77777777">
       <w:pPr>
         <w:pStyle w:val="ConsPlusNormal"/>
         <w:widowControl/>
@@ -2214,10 +2923,28 @@
           <w:sz w:val="14"/>
           <w:szCs w:val="14"/>
         </w:rPr>
-        <w:t>4.3. При разглашении одной из сторон сведений, относящихся к категории конфиденциальной информации, виновная сторона несет ответственность и обязана возместить другой стороне понесенные ей в связи с этим убытки.</w:t>
-      </w:r>
-    </w:p>
-    <w:p>
+        <w:t xml:space="preserve">4.3. При разглашении одной из сторон сведений, относящихся к категории конфиденциальной информации, виновная сторона несет ответственность и обязана возместить другой стороне понесенные </w:t>
+      </w:r>
+      <w:proofErr w:type="gramStart"/>
+      <w:r>
+        <w:rPr>
+          <w:rFonts w:ascii="Times New Roman" w:hAnsi="Times New Roman" w:cs="Times New Roman"/>
+          <w:sz w:val="14"/>
+          <w:szCs w:val="14"/>
+        </w:rPr>
+        <w:t>ей</w:t>
+      </w:r>
+      <w:proofErr w:type="gramEnd"/>
+      <w:r>
+        <w:rPr>
+          <w:rFonts w:ascii="Times New Roman" w:hAnsi="Times New Roman" w:cs="Times New Roman"/>
+          <w:sz w:val="14"/>
+          <w:szCs w:val="14"/>
+        </w:rPr>
+        <w:t xml:space="preserve"> в связи с этим убытки.</w:t>
+      </w:r>
+    </w:p>
+    <w:p ns2:paraId="244099B7" ns2:textId="77777777">
       <w:pPr>
         <w:pStyle w:val="ConsPlusNormal"/>
         <w:widowControl/>
@@ -2238,7 +2965,7 @@
         <w:t>4.4. Исполнитель имеет право изменить сроки оказания медицинской помощи по причинам, не предусмотренным настоящим договором.</w:t>
       </w:r>
     </w:p>
-    <w:p>
+    <w:p ns2:paraId="5D55C06B" ns2:textId="77777777">
       <w:pPr>
         <w:pStyle w:val="ConsPlusNormal"/>
         <w:widowControl/>
@@ -2259,7 +2986,7 @@
         <w:t>4.5. Претензии Заказчика по вопросам качества оказания медицинской помощи принимаются Исполнителем к рассмотрению врачебной комиссией в течение 30 дней.</w:t>
       </w:r>
     </w:p>
-    <w:p>
+    <w:p ns2:paraId="3DC3B8E4" ns2:textId="77777777">
       <w:pPr>
         <w:pStyle w:val="ConsPlusNonformat"/>
         <w:widowControl/>
@@ -2277,10 +3004,154 @@
           <w:sz w:val="14"/>
           <w:szCs w:val="14"/>
         </w:rPr>
-        <w:t>4.6. За  неисполнение   либо   ненадлежащее  исполнение  обязательств  по договору,   в  случае  причинения  вреда  здоровью  или  жизни  Заказчика, Исполнитель несет ответственность, предусмотренную законодательством Российской  Федерации, в том числе Законом Российской Федерации «О защите прав потребителей».</w:t>
-      </w:r>
-    </w:p>
-    <w:p>
+        <w:t xml:space="preserve">4.6. </w:t>
+      </w:r>
+      <w:proofErr w:type="gramStart"/>
+      <w:r>
+        <w:rPr>
+          <w:rFonts w:ascii="Times New Roman" w:hAnsi="Times New Roman" w:cs="Times New Roman"/>
+          <w:sz w:val="14"/>
+          <w:szCs w:val="14"/>
+        </w:rPr>
+        <w:t>За  неисполнение</w:t>
+      </w:r>
+      <w:proofErr w:type="gramEnd"/>
+      <w:r>
+        <w:rPr>
+          <w:rFonts w:ascii="Times New Roman" w:hAnsi="Times New Roman" w:cs="Times New Roman"/>
+          <w:sz w:val="14"/>
+          <w:szCs w:val="14"/>
+        </w:rPr>
+        <w:t xml:space="preserve">   либо   </w:t>
+      </w:r>
+      <w:proofErr w:type="gramStart"/>
+      <w:r>
+        <w:rPr>
+          <w:rFonts w:ascii="Times New Roman" w:hAnsi="Times New Roman" w:cs="Times New Roman"/>
+          <w:sz w:val="14"/>
+          <w:szCs w:val="14"/>
+        </w:rPr>
+        <w:t>ненадлежащее  исполнение</w:t>
+      </w:r>
+      <w:proofErr w:type="gramEnd"/>
+      <w:r>
+        <w:rPr>
+          <w:rFonts w:ascii="Times New Roman" w:hAnsi="Times New Roman" w:cs="Times New Roman"/>
+          <w:sz w:val="14"/>
+          <w:szCs w:val="14"/>
+        </w:rPr>
+        <w:t xml:space="preserve">  </w:t>
+      </w:r>
+      <w:proofErr w:type="gramStart"/>
+      <w:r>
+        <w:rPr>
+          <w:rFonts w:ascii="Times New Roman" w:hAnsi="Times New Roman" w:cs="Times New Roman"/>
+          <w:sz w:val="14"/>
+          <w:szCs w:val="14"/>
+        </w:rPr>
+        <w:t>обязательств  по</w:t>
+      </w:r>
+      <w:proofErr w:type="gramEnd"/>
+      <w:r>
+        <w:rPr>
+          <w:rFonts w:ascii="Times New Roman" w:hAnsi="Times New Roman" w:cs="Times New Roman"/>
+          <w:sz w:val="14"/>
+          <w:szCs w:val="14"/>
+        </w:rPr>
+        <w:t xml:space="preserve"> </w:t>
+      </w:r>
+      <w:proofErr w:type="gramStart"/>
+      <w:r>
+        <w:rPr>
+          <w:rFonts w:ascii="Times New Roman" w:hAnsi="Times New Roman" w:cs="Times New Roman"/>
+          <w:sz w:val="14"/>
+          <w:szCs w:val="14"/>
+        </w:rPr>
+        <w:t>договору,   в  случае</w:t>
+      </w:r>
+      <w:proofErr w:type="gramEnd"/>
+      <w:r>
+        <w:rPr>
+          <w:rFonts w:ascii="Times New Roman" w:hAnsi="Times New Roman" w:cs="Times New Roman"/>
+          <w:sz w:val="14"/>
+          <w:szCs w:val="14"/>
+        </w:rPr>
+        <w:t xml:space="preserve">  </w:t>
+      </w:r>
+      <w:proofErr w:type="gramStart"/>
+      <w:r>
+        <w:rPr>
+          <w:rFonts w:ascii="Times New Roman" w:hAnsi="Times New Roman" w:cs="Times New Roman"/>
+          <w:sz w:val="14"/>
+          <w:szCs w:val="14"/>
+        </w:rPr>
+        <w:t>причинения  вреда</w:t>
+      </w:r>
+      <w:proofErr w:type="gramEnd"/>
+      <w:r>
+        <w:rPr>
+          <w:rFonts w:ascii="Times New Roman" w:hAnsi="Times New Roman" w:cs="Times New Roman"/>
+          <w:sz w:val="14"/>
+          <w:szCs w:val="14"/>
+        </w:rPr>
+        <w:t xml:space="preserve">  </w:t>
+      </w:r>
+      <w:proofErr w:type="gramStart"/>
+      <w:r>
+        <w:rPr>
+          <w:rFonts w:ascii="Times New Roman" w:hAnsi="Times New Roman" w:cs="Times New Roman"/>
+          <w:sz w:val="14"/>
+          <w:szCs w:val="14"/>
+        </w:rPr>
+        <w:t>здоровью  или</w:t>
+      </w:r>
+      <w:proofErr w:type="gramEnd"/>
+      <w:r>
+        <w:rPr>
+          <w:rFonts w:ascii="Times New Roman" w:hAnsi="Times New Roman" w:cs="Times New Roman"/>
+          <w:sz w:val="14"/>
+          <w:szCs w:val="14"/>
+        </w:rPr>
+        <w:t xml:space="preserve">  </w:t>
+      </w:r>
+      <w:proofErr w:type="gramStart"/>
+      <w:r>
+        <w:rPr>
+          <w:rFonts w:ascii="Times New Roman" w:hAnsi="Times New Roman" w:cs="Times New Roman"/>
+          <w:sz w:val="14"/>
+          <w:szCs w:val="14"/>
+        </w:rPr>
+        <w:t>жизни  Заказчика</w:t>
+      </w:r>
+      <w:proofErr w:type="gramEnd"/>
+      <w:r>
+        <w:rPr>
+          <w:rFonts w:ascii="Times New Roman" w:hAnsi="Times New Roman" w:cs="Times New Roman"/>
+          <w:sz w:val="14"/>
+          <w:szCs w:val="14"/>
+        </w:rPr>
+        <w:t xml:space="preserve">, Исполнитель несет ответственность, предусмотренную законодательством </w:t>
+      </w:r>
+      <w:proofErr w:type="gramStart"/>
+      <w:r>
+        <w:rPr>
+          <w:rFonts w:ascii="Times New Roman" w:hAnsi="Times New Roman" w:cs="Times New Roman"/>
+          <w:sz w:val="14"/>
+          <w:szCs w:val="14"/>
+        </w:rPr>
+        <w:t>Российской  Федерации</w:t>
+      </w:r>
+      <w:proofErr w:type="gramEnd"/>
+      <w:r>
+        <w:rPr>
+          <w:rFonts w:ascii="Times New Roman" w:hAnsi="Times New Roman" w:cs="Times New Roman"/>
+          <w:sz w:val="14"/>
+          <w:szCs w:val="14"/>
+        </w:rPr>
+        <w:t>, в том числе Законом Российской Федерации «О защите прав потребителей».</w:t>
+      </w:r>
+    </w:p>
+    <w:p ns2:paraId="1898CB83" ns2:textId="77777777">
       <w:pPr>
         <w:pStyle w:val="ConsPlusNonformat"/>
         <w:widowControl/>
@@ -2298,10 +3169,46 @@
           <w:sz w:val="14"/>
           <w:szCs w:val="14"/>
         </w:rPr>
-        <w:t>4.7. Исполнитель освобождается  от  ответственности за неисполнение или ненадлежащее  исполнение  настоящего Договора, если докажет, что причиной такого неисполнения (ненадлежащего исполнения) стало нарушение Заказчиком условий настоящего Договора.</w:t>
-      </w:r>
-    </w:p>
-    <w:p>
+        <w:t xml:space="preserve">4.7. Исполнитель </w:t>
+      </w:r>
+      <w:proofErr w:type="gramStart"/>
+      <w:r>
+        <w:rPr>
+          <w:rFonts w:ascii="Times New Roman" w:hAnsi="Times New Roman" w:cs="Times New Roman"/>
+          <w:sz w:val="14"/>
+          <w:szCs w:val="14"/>
+        </w:rPr>
+        <w:t>освобождается  от</w:t>
+      </w:r>
+      <w:proofErr w:type="gramEnd"/>
+      <w:r>
+        <w:rPr>
+          <w:rFonts w:ascii="Times New Roman" w:hAnsi="Times New Roman" w:cs="Times New Roman"/>
+          <w:sz w:val="14"/>
+          <w:szCs w:val="14"/>
+        </w:rPr>
+        <w:t xml:space="preserve">  ответственности за неисполнение или </w:t>
+      </w:r>
+      <w:proofErr w:type="gramStart"/>
+      <w:r>
+        <w:rPr>
+          <w:rFonts w:ascii="Times New Roman" w:hAnsi="Times New Roman" w:cs="Times New Roman"/>
+          <w:sz w:val="14"/>
+          <w:szCs w:val="14"/>
+        </w:rPr>
+        <w:t>ненадлежащее  исполнение</w:t>
+      </w:r>
+      <w:proofErr w:type="gramEnd"/>
+      <w:r>
+        <w:rPr>
+          <w:rFonts w:ascii="Times New Roman" w:hAnsi="Times New Roman" w:cs="Times New Roman"/>
+          <w:sz w:val="14"/>
+          <w:szCs w:val="14"/>
+        </w:rPr>
+        <w:t xml:space="preserve">  настоящего Договора, если докажет, что причиной такого неисполнения (ненадлежащего исполнения) стало нарушение Заказчиком условий настоящего Договора.</w:t>
+      </w:r>
+    </w:p>
+    <w:p ns2:paraId="38C41B69" ns2:textId="77777777">
       <w:pPr>
         <w:pStyle w:val="ConsPlusNormal"/>
         <w:widowControl/>
@@ -2314,7 +3221,7 @@
         </w:rPr>
       </w:pPr>
     </w:p>
-    <w:p>
+    <w:p ns2:paraId="565C552C" ns2:textId="77777777">
       <w:pPr>
         <w:pStyle w:val="ConsPlusNormal"/>
         <w:widowControl/>
@@ -2336,7 +3243,7 @@
         <w:t>5. ДЕЙСТВИЕ ОБСТОЯТЕЛЬСТВ НЕПРЕОДОЛИМОЙ СИЛЫ</w:t>
       </w:r>
     </w:p>
-    <w:p>
+    <w:p ns2:paraId="2F3C6482" ns2:textId="77777777">
       <w:pPr>
         <w:pStyle w:val="ConsPlusNormal"/>
         <w:widowControl/>
@@ -2357,7 +3264,7 @@
         <w:t>Стороны освобождаются от ответственности за неисполнение (ненадлежащее исполнение) обязательств по договору, если причиной такого неисполнения (ненадлежащего исполнения) является чрезвычайное и непредотвратимое обстоятельство (непреодолимая сила).</w:t>
       </w:r>
     </w:p>
-    <w:p>
+    <w:p ns2:paraId="3AE89BCE" ns2:textId="77777777">
       <w:pPr>
         <w:pStyle w:val="ConsPlusNormal"/>
         <w:widowControl/>
@@ -2370,7 +3277,7 @@
         </w:rPr>
       </w:pPr>
     </w:p>
-    <w:p>
+    <w:p ns2:paraId="08ADF9BE" ns2:textId="77777777">
       <w:pPr>
         <w:pStyle w:val="ConsPlusNormal"/>
         <w:widowControl/>
@@ -2392,7 +3299,7 @@
         <w:t>6. ПОРЯДОК РАЗРЕШЕНИЯ СПОРОВ</w:t>
       </w:r>
     </w:p>
-    <w:p>
+    <w:p ns2:paraId="1552A194" ns2:textId="77777777">
       <w:pPr>
         <w:pStyle w:val="ConsPlusNormal"/>
         <w:widowControl/>
@@ -2413,7 +3320,7 @@
         <w:t>Споры, возникшие при исполнении настоящего договора, решаются в соответствии с действующим законодательством РФ.</w:t>
       </w:r>
     </w:p>
-    <w:p>
+    <w:p ns2:paraId="1E0D5D0B" ns2:textId="77777777">
       <w:pPr>
         <w:pStyle w:val="ConsPlusNormal"/>
         <w:widowControl/>
@@ -2426,7 +3333,7 @@
         </w:rPr>
       </w:pPr>
     </w:p>
-    <w:p>
+    <w:p ns2:paraId="01B74445" ns2:textId="77777777">
       <w:pPr>
         <w:pStyle w:val="ConsPlusNormal"/>
         <w:widowControl/>
@@ -2448,7 +3355,7 @@
         <w:t>7.  СРОК ДЕЙСТВИЯ И ОСНОВАНИЯ ИЗМЕНЕНИЯ/ПРЕКРАЩЕНИЯ ДОГОВОРА</w:t>
       </w:r>
     </w:p>
-    <w:p>
+    <w:p ns2:paraId="6EC2B34D" ns2:textId="77777777">
       <w:pPr>
         <w:pStyle w:val="ConsPlusNormal"/>
         <w:widowControl/>
@@ -2469,7 +3376,7 @@
         <w:t>7.1. Договор вступает в силу в момент его подписания уполномоченными представителями обеих сторон и действует до полного исполнения его сторонами своих обязательств либо до его расторжения.</w:t>
       </w:r>
     </w:p>
-    <w:p>
+    <w:p ns2:paraId="3E657F92" ns2:textId="77777777">
       <w:pPr>
         <w:pStyle w:val="ConsPlusNormal"/>
         <w:widowControl/>
@@ -2490,7 +3397,7 @@
         <w:t>7.2. Любые изменения и дополнения к настоящему договору действительны лишь при условии, если они совершены в письменной форме и подписаны уполномоченными на то представителями сторон. Приложения к настоящему договору составляют его неотъемлемую часть.</w:t>
       </w:r>
     </w:p>
-    <w:p>
+    <w:p ns2:paraId="56DBD27D" ns2:textId="77777777">
       <w:pPr>
         <w:pStyle w:val="ConsPlusNormal"/>
         <w:widowControl/>
@@ -2511,7 +3418,7 @@
         <w:t>7.3 Договор досрочно может быть прекращен в следующих случаях:</w:t>
       </w:r>
     </w:p>
-    <w:p>
+    <w:p ns2:paraId="4A26E611" ns2:textId="77777777">
       <w:pPr>
         <w:pStyle w:val="ConsPlusNormal"/>
         <w:widowControl/>
@@ -2532,7 +3439,7 @@
         <w:t>- по взаимному согласию Сторон;</w:t>
       </w:r>
     </w:p>
-    <w:p>
+    <w:p ns2:paraId="51550027" ns2:textId="77777777">
       <w:pPr>
         <w:pStyle w:val="ConsPlusNormal"/>
         <w:widowControl/>
@@ -2571,7 +3478,7 @@
         <w:t>. 7.4., 7.5. Договора.</w:t>
       </w:r>
     </w:p>
-    <w:p>
+    <w:p ns2:paraId="44F3BA2D" ns2:textId="77777777">
       <w:pPr>
         <w:pStyle w:val="ConsPlusNormal"/>
         <w:widowControl/>
@@ -2583,6 +3490,7 @@
           <w:szCs w:val="14"/>
         </w:rPr>
       </w:pPr>
+      <w:proofErr w:type="gramStart"/>
       <w:r>
         <w:rPr>
           <w:rFonts w:ascii="Times New Roman" w:hAnsi="Times New Roman" w:cs="Times New Roman"/>
@@ -2597,10 +3505,19 @@
           <w:sz w:val="14"/>
           <w:szCs w:val="14"/>
         </w:rPr>
-        <w:t>По инициативе Центра Договор может быть расторгнут в одностороннем внесудебном порядке:</w:t>
-      </w:r>
-    </w:p>
-    <w:p>
+        <w:t>По</w:t>
+      </w:r>
+      <w:proofErr w:type="gramEnd"/>
+      <w:r>
+        <w:rPr>
+          <w:rFonts w:ascii="Times New Roman" w:hAnsi="Times New Roman"/>
+          <w:sz w:val="14"/>
+          <w:szCs w:val="14"/>
+        </w:rPr>
+        <w:t xml:space="preserve"> инициативе Центра Договор может быть расторгнут в одностороннем внесудебном порядке:</w:t>
+      </w:r>
+    </w:p>
+    <w:p ns2:paraId="553A1A4D" ns2:textId="77777777">
       <w:pPr>
         <w:pStyle w:val="ConsPlusNormal"/>
         <w:widowControl/>
@@ -2618,10 +3535,28 @@
           <w:sz w:val="14"/>
           <w:szCs w:val="14"/>
         </w:rPr>
-        <w:t>- в случае невыполнения Пациентом рекомендаций и назначений лечащего врача (медицинского персонала Центра) (нарушение медицинских предписаний, лечебно-охранительного режима и т.п.), а также нарушения Пациентом других условий настоящего Договора;</w:t>
-      </w:r>
-    </w:p>
-    <w:p>
+        <w:t xml:space="preserve">- в случае невыполнения Пациентом рекомендаций и назначений лечащего врача (медицинского персонала Центра) (нарушение медицинских предписаний, лечебно-охранительного режима и </w:t>
+      </w:r>
+      <w:proofErr w:type="gramStart"/>
+      <w:r>
+        <w:rPr>
+          <w:rFonts w:ascii="Times New Roman" w:hAnsi="Times New Roman"/>
+          <w:sz w:val="14"/>
+          <w:szCs w:val="14"/>
+        </w:rPr>
+        <w:t>т.п.</w:t>
+      </w:r>
+      <w:proofErr w:type="gramEnd"/>
+      <w:r>
+        <w:rPr>
+          <w:rFonts w:ascii="Times New Roman" w:hAnsi="Times New Roman"/>
+          <w:sz w:val="14"/>
+          <w:szCs w:val="14"/>
+        </w:rPr>
+        <w:t>), а также нарушения Пациентом других условий настоящего Договора;</w:t>
+      </w:r>
+    </w:p>
+    <w:p ns2:paraId="310FE087" ns2:textId="77777777">
       <w:pPr>
         <w:pStyle w:val="ConsPlusNormal"/>
         <w:widowControl/>
@@ -2642,7 +3577,7 @@
         <w:t>- в случае обнаружения невозможности исполнения настоящего Договора, в том числе возникшего по вине Пациента;</w:t>
       </w:r>
     </w:p>
-    <w:p>
+    <w:p ns2:paraId="49256BBE" ns2:textId="77777777">
       <w:pPr>
         <w:pStyle w:val="ConsPlusNormal"/>
         <w:widowControl/>
@@ -2663,7 +3598,7 @@
         <w:t>- в случае отказа Пациента от полной оплаты услуг, оказанных Центром.</w:t>
       </w:r>
     </w:p>
-    <w:p>
+    <w:p ns2:paraId="3BA3238D" ns2:textId="77777777">
       <w:pPr>
         <w:pStyle w:val="ConsPlusNormal"/>
         <w:widowControl/>
@@ -2684,7 +3619,7 @@
         <w:t>7.5. По инициативе Пациента Договор может быть расторгнут в одностороннем внесудебном порядке в любое время. При этом Пациент обязан письменно предупредить об этом администрацию Центра и оплатить фактически оказанные Центром услуги.</w:t>
       </w:r>
     </w:p>
-    <w:p>
+    <w:p ns2:paraId="7C97B5A8" ns2:textId="77777777">
       <w:pPr>
         <w:ind w:left="-1418"/>
         <w:jc w:val="both"/>
@@ -2714,10 +3649,26 @@
           <w:sz w:val="14"/>
           <w:szCs w:val="14"/>
         </w:rPr>
-        <w:t>. 7.3., 7.4., 7.5. Договора Сторона, являющаяся инициатором расторжения Договора, обязана уведомить вторую Сторону о расторжении Договора любым удобным способом не менее чем за 5 рабочих  дней до расторжения Договора.</w:t>
-      </w:r>
-    </w:p>
-    <w:p>
+        <w:t xml:space="preserve">. 7.3., 7.4., 7.5. Договора Сторона, являющаяся инициатором расторжения Договора, обязана уведомить вторую Сторону о расторжении Договора любым удобным способом не менее чем за 5 </w:t>
+      </w:r>
+      <w:proofErr w:type="gramStart"/>
+      <w:r>
+        <w:rPr>
+          <w:sz w:val="14"/>
+          <w:szCs w:val="14"/>
+        </w:rPr>
+        <w:t>рабочих  дней</w:t>
+      </w:r>
+      <w:proofErr w:type="gramEnd"/>
+      <w:r>
+        <w:rPr>
+          <w:sz w:val="14"/>
+          <w:szCs w:val="14"/>
+        </w:rPr>
+        <w:t xml:space="preserve"> до расторжения Договора.</w:t>
+      </w:r>
+    </w:p>
+    <w:p ns2:paraId="6320DB46" ns2:textId="77777777">
       <w:pPr>
         <w:pStyle w:val="ConsPlusNormal"/>
         <w:widowControl/>
@@ -2730,7 +3681,7 @@
         </w:rPr>
       </w:pPr>
     </w:p>
-    <w:p>
+    <w:p ns2:paraId="7E890656" ns2:textId="77777777">
       <w:pPr>
         <w:pStyle w:val="ConsPlusNormal"/>
         <w:widowControl/>
@@ -2760,7 +3711,7 @@
         <w:t>ЗАКЛЮЧИТЕЛЬНЫЕ ПОЛОЖЕНИЯ</w:t>
       </w:r>
     </w:p>
-    <w:p>
+    <w:p ns2:paraId="69C4FF62" ns2:textId="77777777">
       <w:pPr>
         <w:ind w:left="-1418"/>
         <w:jc w:val="both"/>
@@ -2793,7 +3744,7 @@
         <w:t>).</w:t>
       </w:r>
     </w:p>
-    <w:p>
+    <w:p ns2:paraId="45865367" ns2:textId="77777777">
       <w:pPr>
         <w:ind w:left="-1418"/>
         <w:jc w:val="both"/>
@@ -2810,7 +3761,7 @@
         <w:t>8.2.  Подписывая настоящий Договор, Пациент подтверждает, что он уведомлен об обязанности соблюдать режим лечения, в том числе определенный на период их временной нетрудоспособности, и правила поведения пациента в медицинском центре.</w:t>
       </w:r>
     </w:p>
-    <w:p>
+    <w:p ns2:paraId="4D3A7979" ns2:textId="77777777">
       <w:pPr>
         <w:pStyle w:val="ConsPlusNormal"/>
         <w:widowControl/>
@@ -2831,7 +3782,7 @@
         <w:t>8.2. Настоящий договор составлен в двух экземплярах на русском языке. Оба экземпляра идентичны и имеют одинаковую юридическую силу. У каждой из сторон находится по одному экземпляру настоящего договора.</w:t>
       </w:r>
     </w:p>
-    <w:p>
+    <w:p ns2:paraId="5752F5BD" ns2:textId="77777777">
       <w:pPr>
         <w:pStyle w:val="ConsPlusNonformat"/>
         <w:widowControl/>
@@ -2844,7 +3795,7 @@
         </w:rPr>
       </w:pPr>
     </w:p>
-    <w:p>
+    <w:p ns2:paraId="24AA4B3F" ns2:textId="77777777">
       <w:pPr>
         <w:pStyle w:val="ConsPlusNonformat"/>
         <w:widowControl/>
@@ -2866,7 +3817,7 @@
         <w:t>8. АДРЕСА, БАНКОВСКИЕ РЕКВИЗИТЫ И ПОДПИСИ СТОРОН</w:t>
       </w:r>
     </w:p>
-    <w:p>
+    <w:p ns2:paraId="341585D5" ns2:textId="77777777">
       <w:pPr>
         <w:pStyle w:val="ConsPlusNonformat"/>
         <w:widowControl/>
@@ -2891,12 +3842,12 @@
         <w:gridCol w:w="5132"/>
         <w:gridCol w:w="5078"/>
       </w:tblGrid>
-      <w:tr>
+      <w:tr ns2:paraId="3EFFF1B1" ns2:textId="77777777">
         <w:tc>
           <w:tcPr>
             <w:tcW w:w="5131" w:type="dxa"/>
           </w:tcPr>
-          <w:p>
+          <w:p ns2:paraId="38BBFCF8" ns2:textId="77777777">
             <w:pPr>
               <w:pStyle w:val="ConsPlusNonformat"/>
               <w:jc w:val="both"/>
@@ -2920,7 +3871,7 @@
           <w:tcPr>
             <w:tcW w:w="5078" w:type="dxa"/>
           </w:tcPr>
-          <w:p>
+          <w:p ns2:paraId="1EE47F9A" ns2:textId="77777777">
             <w:pPr>
               <w:pStyle w:val="ConsPlusNonformat"/>
               <w:ind w:left="34"/>
@@ -2942,7 +3893,7 @@
           </w:p>
         </w:tc>
       </w:tr>
-      <w:tr>
+      <w:tr ns2:paraId="562EAAC5" ns2:textId="77777777">
         <w:trPr>
           <w:trHeight w:val="1758"/>
         </w:trPr>
@@ -2950,7 +3901,7 @@
           <w:tcPr>
             <w:tcW w:w="5131" w:type="dxa"/>
           </w:tcPr>
-          <w:p>
+          <w:p ns2:paraId="7BE7D65C" ns2:textId="77777777">
             <w:pPr>
               <w:pStyle w:val="ConsPlusNonformat"/>
               <w:jc w:val="both"/>
@@ -2987,7 +3938,7 @@
               <w:t>»</w:t>
             </w:r>
           </w:p>
-          <w:p>
+          <w:p ns2:paraId="08177712" ns2:textId="77777777">
             <w:pPr>
               <w:pStyle w:val="ConsPlusNonformat"/>
               <w:jc w:val="both"/>
@@ -3006,6 +3957,7 @@
               <w:t xml:space="preserve">ИНН:1101135944, КПП110101001, Свидетельство о ЕГРЮЛ серия 11 №001878557, ОГРН:1081101001860, зарегистрировано в ИФНС по </w:t>
             </w:r>
             <w:proofErr w:type="spellStart"/>
+            <w:proofErr w:type="gramStart"/>
             <w:r>
               <w:rPr>
                 <w:rFonts w:ascii="Times New Roman" w:hAnsi="Times New Roman" w:cs="Times New Roman"/>
@@ -3021,10 +3973,19 @@
                 <w:sz w:val="14"/>
                 <w:szCs w:val="14"/>
               </w:rPr>
-              <w:t xml:space="preserve">  от 13.01.2011</w:t>
+              <w:t xml:space="preserve">  от</w:t>
+            </w:r>
+            <w:proofErr w:type="gramEnd"/>
+            <w:r>
+              <w:rPr>
+                <w:rFonts w:ascii="Times New Roman" w:hAnsi="Times New Roman" w:cs="Times New Roman"/>
+                <w:sz w:val="14"/>
+                <w:szCs w:val="14"/>
+              </w:rPr>
+              <w:t xml:space="preserve"> 13.01.2011</w:t>
             </w:r>
           </w:p>
-          <w:p>
+          <w:p ns2:paraId="073F9388" ns2:textId="355BF2F5">
             <w:pPr>
               <w:pStyle w:val="ConsPlusNonformat"/>
               <w:jc w:val="both"/>
@@ -3035,13 +3996,23 @@
               </w:rPr>
             </w:pPr>
             <w:proofErr w:type="spellStart"/>
-            <w:r>
-              <w:rPr>
-                <w:rFonts w:ascii="Times New Roman" w:hAnsi="Times New Roman" w:cs="Times New Roman"/>
-                <w:sz w:val="14"/>
-                <w:szCs w:val="14"/>
-              </w:rPr>
-              <w:t>Юр.адрес:РК</w:t>
+            <w:proofErr w:type="gramStart"/>
+            <w:r>
+              <w:rPr>
+                <w:rFonts w:ascii="Times New Roman" w:hAnsi="Times New Roman" w:cs="Times New Roman"/>
+                <w:sz w:val="14"/>
+                <w:szCs w:val="14"/>
+              </w:rPr>
+              <w:t>Юр.адрес</w:t>
+            </w:r>
+            <w:proofErr w:type="gramEnd"/>
+            <w:r>
+              <w:rPr>
+                <w:rFonts w:ascii="Times New Roman" w:hAnsi="Times New Roman" w:cs="Times New Roman"/>
+                <w:sz w:val="14"/>
+                <w:szCs w:val="14"/>
+              </w:rPr>
+              <w:t>:РК</w:t>
             </w:r>
             <w:proofErr w:type="spellEnd"/>
             <w:r>
@@ -3085,7 +4056,7 @@
               <w:t>.</w:t>
             </w:r>
           </w:p>
-          <w:p>
+          <w:p ns2:paraId="2D0B7F68" ns2:textId="77777777">
             <w:pPr>
               <w:pStyle w:val="ConsPlusNonformat"/>
               <w:jc w:val="both"/>
@@ -3101,10 +4072,38 @@
                 <w:sz w:val="14"/>
                 <w:szCs w:val="14"/>
               </w:rPr>
-              <w:t>Л/счёт № 4070281032800009925 в Отделение №8617 Сбербанка России, БИК: 048702640,                            тел(факс) (8212)30-20-24</w:t>
-            </w:r>
+              <w:t xml:space="preserve">Л/счёт № 4070281032800009925 в Отделение №8617 Сбербанка России, БИК: </w:t>
+            </w:r>
+            <w:proofErr w:type="gramStart"/>
+            <w:r>
+              <w:rPr>
+                <w:rFonts w:ascii="Times New Roman" w:hAnsi="Times New Roman" w:cs="Times New Roman"/>
+                <w:sz w:val="14"/>
+                <w:szCs w:val="14"/>
+              </w:rPr>
+              <w:t xml:space="preserve">048702640,   </w:t>
+            </w:r>
+            <w:proofErr w:type="gramEnd"/>
+            <w:r>
+              <w:rPr>
+                <w:rFonts w:ascii="Times New Roman" w:hAnsi="Times New Roman" w:cs="Times New Roman"/>
+                <w:sz w:val="14"/>
+                <w:szCs w:val="14"/>
+              </w:rPr>
+              <w:t xml:space="preserve">                         тел(факс) (8212)30-</w:t>
+            </w:r>
+            <w:proofErr w:type="gramStart"/>
+            <w:r>
+              <w:rPr>
+                <w:rFonts w:ascii="Times New Roman" w:hAnsi="Times New Roman" w:cs="Times New Roman"/>
+                <w:sz w:val="14"/>
+                <w:szCs w:val="14"/>
+              </w:rPr>
+              <w:t>20-24</w:t>
+            </w:r>
+            <w:proofErr w:type="gramEnd"/>
           </w:p>
-          <w:p>
+          <w:p ns2:paraId="2D2378B2" ns2:textId="77777777">
             <w:pPr>
               <w:pStyle w:val="ConsPlusNonformat"/>
               <w:jc w:val="both"/>
@@ -3115,7 +4114,7 @@
               </w:rPr>
             </w:pPr>
           </w:p>
-          <w:p>
+          <w:p ns2:paraId="44DA1C2E" ns2:textId="77777777">
             <w:pPr>
               <w:pStyle w:val="ConsPlusNonformat"/>
               <w:jc w:val="both"/>
@@ -3131,15 +4130,43 @@
                 <w:sz w:val="14"/>
                 <w:szCs w:val="14"/>
               </w:rPr>
-              <w:t>Директор: __________________________  Епифанова О.Е.</w:t>
-            </w:r>
+              <w:t>Директор: _________________________</w:t>
+            </w:r>
+            <w:proofErr w:type="gramStart"/>
+            <w:r>
+              <w:rPr>
+                <w:rFonts w:ascii="Times New Roman" w:hAnsi="Times New Roman" w:cs="Times New Roman"/>
+                <w:sz w:val="14"/>
+                <w:szCs w:val="14"/>
+              </w:rPr>
+              <w:t>_  Епифанова</w:t>
+            </w:r>
+            <w:proofErr w:type="gramEnd"/>
+            <w:r>
+              <w:rPr>
+                <w:rFonts w:ascii="Times New Roman" w:hAnsi="Times New Roman" w:cs="Times New Roman"/>
+                <w:sz w:val="14"/>
+                <w:szCs w:val="14"/>
+              </w:rPr>
+              <w:t xml:space="preserve"> </w:t>
+            </w:r>
+            <w:proofErr w:type="gramStart"/>
+            <w:r>
+              <w:rPr>
+                <w:rFonts w:ascii="Times New Roman" w:hAnsi="Times New Roman" w:cs="Times New Roman"/>
+                <w:sz w:val="14"/>
+                <w:szCs w:val="14"/>
+              </w:rPr>
+              <w:t>О.Е.</w:t>
+            </w:r>
+            <w:proofErr w:type="gramEnd"/>
           </w:p>
         </w:tc>
         <w:tc>
           <w:tcPr>
             <w:tcW w:w="5078" w:type="dxa"/>
           </w:tcPr>
-          <w:p>
+          <w:p ns2:paraId="7E77F08A" ns2:textId="4E4DCDC0">
             <w:pPr>
               <w:pStyle w:val="ConsPlusNonformat"/>
               <w:jc w:val="both"/>
@@ -3174,7 +4201,37 @@
                 <w:szCs w:val="14"/>
                 <w:lang w:val="en-US"/>
               </w:rPr>
-              <w:t xml:space="preserve"> {{ surname }} {{ </w:t>
+              <w:t xml:space="preserve"> </w:t>
+            </w:r>
+            <w:proofErr w:type="gramStart"/>
+            <w:r>
+              <w:rPr>
+                <w:rFonts w:ascii="Times New Roman" w:hAnsi="Times New Roman" w:cs="Times New Roman"/>
+                <w:sz w:val="14"/>
+                <w:szCs w:val="14"/>
+                <w:lang w:val="en-US"/>
+              </w:rPr>
+              <w:t>{{ surname</w:t>
+            </w:r>
+            <w:proofErr w:type="gramEnd"/>
+            <w:r>
+              <w:rPr>
+                <w:rFonts w:ascii="Times New Roman" w:hAnsi="Times New Roman" w:cs="Times New Roman"/>
+                <w:sz w:val="14"/>
+                <w:szCs w:val="14"/>
+                <w:lang w:val="en-US"/>
+              </w:rPr>
+              <w:t xml:space="preserve"> }} </w:t>
+            </w:r>
+            <w:proofErr w:type="gramStart"/>
+            <w:r>
+              <w:rPr>
+                <w:rFonts w:ascii="Times New Roman" w:hAnsi="Times New Roman" w:cs="Times New Roman"/>
+                <w:sz w:val="14"/>
+                <w:szCs w:val="14"/>
+                <w:lang w:val="en-US"/>
+              </w:rPr>
+              <w:t xml:space="preserve">{{ </w:t>
             </w:r>
             <w:proofErr w:type="spellStart"/>
             <w:r>
@@ -3184,7 +4241,27 @@
                 <w:szCs w:val="14"/>
                 <w:lang w:val="en-US"/>
               </w:rPr>
-              <w:t>first_name</w:t>
+              <w:t>first</w:t>
+            </w:r>
+            <w:proofErr w:type="gramEnd"/>
+            <w:r>
+              <w:rPr>
+                <w:rFonts w:ascii="Times New Roman" w:hAnsi="Times New Roman" w:cs="Times New Roman"/>
+                <w:sz w:val="14"/>
+                <w:szCs w:val="14"/>
+                <w:lang w:val="en-US"/>
+              </w:rPr>
+              <w:t>_</w:t>
+            </w:r>
+            <w:proofErr w:type="gramStart"/>
+            <w:r>
+              <w:rPr>
+                <w:rFonts w:ascii="Times New Roman" w:hAnsi="Times New Roman" w:cs="Times New Roman"/>
+                <w:sz w:val="14"/>
+                <w:szCs w:val="14"/>
+                <w:lang w:val="en-US"/>
+              </w:rPr>
+              <w:t>name</w:t>
             </w:r>
             <w:proofErr w:type="spellEnd"/>
             <w:r>
@@ -3194,7 +4271,27 @@
                 <w:szCs w:val="14"/>
                 <w:lang w:val="en-US"/>
               </w:rPr>
-              <w:t xml:space="preserve"> }} {{ </w:t>
+              <w:t xml:space="preserve"> }</w:t>
+            </w:r>
+            <w:proofErr w:type="gramEnd"/>
+            <w:r>
+              <w:rPr>
+                <w:rFonts w:ascii="Times New Roman" w:hAnsi="Times New Roman" w:cs="Times New Roman"/>
+                <w:sz w:val="14"/>
+                <w:szCs w:val="14"/>
+                <w:lang w:val="en-US"/>
+              </w:rPr>
+              <w:t xml:space="preserve">} </w:t>
+            </w:r>
+            <w:proofErr w:type="gramStart"/>
+            <w:r>
+              <w:rPr>
+                <w:rFonts w:ascii="Times New Roman" w:hAnsi="Times New Roman" w:cs="Times New Roman"/>
+                <w:sz w:val="14"/>
+                <w:szCs w:val="14"/>
+                <w:lang w:val="en-US"/>
+              </w:rPr>
+              <w:t xml:space="preserve">{{ </w:t>
             </w:r>
             <w:proofErr w:type="spellStart"/>
             <w:r>
@@ -3204,7 +4301,27 @@
                 <w:szCs w:val="14"/>
                 <w:lang w:val="en-US"/>
               </w:rPr>
-              <w:t>last_name</w:t>
+              <w:t>last</w:t>
+            </w:r>
+            <w:proofErr w:type="gramEnd"/>
+            <w:r>
+              <w:rPr>
+                <w:rFonts w:ascii="Times New Roman" w:hAnsi="Times New Roman" w:cs="Times New Roman"/>
+                <w:sz w:val="14"/>
+                <w:szCs w:val="14"/>
+                <w:lang w:val="en-US"/>
+              </w:rPr>
+              <w:t>_</w:t>
+            </w:r>
+            <w:proofErr w:type="gramStart"/>
+            <w:r>
+              <w:rPr>
+                <w:rFonts w:ascii="Times New Roman" w:hAnsi="Times New Roman" w:cs="Times New Roman"/>
+                <w:sz w:val="14"/>
+                <w:szCs w:val="14"/>
+                <w:lang w:val="en-US"/>
+              </w:rPr>
+              <w:t>name</w:t>
             </w:r>
             <w:proofErr w:type="spellEnd"/>
             <w:r>
@@ -3214,10 +4331,20 @@
                 <w:szCs w:val="14"/>
                 <w:lang w:val="en-US"/>
               </w:rPr>
-              <w:t xml:space="preserve"> }}</w:t>
+              <w:t xml:space="preserve"> }</w:t>
+            </w:r>
+            <w:proofErr w:type="gramEnd"/>
+            <w:r>
+              <w:rPr>
+                <w:rFonts w:ascii="Times New Roman" w:hAnsi="Times New Roman" w:cs="Times New Roman"/>
+                <w:sz w:val="14"/>
+                <w:szCs w:val="14"/>
+                <w:lang w:val="en-US"/>
+              </w:rPr>
+              <w:t>}</w:t>
             </w:r>
           </w:p>
-          <w:p>
+          <w:p ns2:paraId="5A53EA8C" ns2:textId="77777777">
             <w:pPr>
               <w:pStyle w:val="ConsPlusNonformat"/>
               <w:ind w:left="34"/>
@@ -3230,7 +4357,7 @@
               </w:rPr>
             </w:pPr>
           </w:p>
-          <w:p>
+          <w:p ns2:paraId="6059E5FB" ns2:textId="0642C8C2">
             <w:pPr>
               <w:pStyle w:val="ConsPlusNonformat"/>
               <w:jc w:val="both"/>
@@ -3299,7 +4426,37 @@
                 <w:szCs w:val="14"/>
                 <w:lang w:val="en-US"/>
               </w:rPr>
-              <w:t xml:space="preserve"> {{ passport }} {{ </w:t>
+              <w:t xml:space="preserve"> </w:t>
+            </w:r>
+            <w:proofErr w:type="gramStart"/>
+            <w:r>
+              <w:rPr>
+                <w:rFonts w:ascii="Times New Roman" w:hAnsi="Times New Roman" w:cs="Times New Roman"/>
+                <w:sz w:val="14"/>
+                <w:szCs w:val="14"/>
+                <w:lang w:val="en-US"/>
+              </w:rPr>
+              <w:t>{{ passport</w:t>
+            </w:r>
+            <w:proofErr w:type="gramEnd"/>
+            <w:r>
+              <w:rPr>
+                <w:rFonts w:ascii="Times New Roman" w:hAnsi="Times New Roman" w:cs="Times New Roman"/>
+                <w:sz w:val="14"/>
+                <w:szCs w:val="14"/>
+                <w:lang w:val="en-US"/>
+              </w:rPr>
+              <w:t xml:space="preserve"> }} </w:t>
+            </w:r>
+            <w:proofErr w:type="gramStart"/>
+            <w:r>
+              <w:rPr>
+                <w:rFonts w:ascii="Times New Roman" w:hAnsi="Times New Roman" w:cs="Times New Roman"/>
+                <w:sz w:val="14"/>
+                <w:szCs w:val="14"/>
+                <w:lang w:val="en-US"/>
+              </w:rPr>
+              <w:t xml:space="preserve">{{ </w:t>
             </w:r>
             <w:proofErr w:type="spellStart"/>
             <w:r>
@@ -3309,7 +4466,27 @@
                 <w:szCs w:val="14"/>
                 <w:lang w:val="en-US"/>
               </w:rPr>
-              <w:t>p_series</w:t>
+              <w:t>p</w:t>
+            </w:r>
+            <w:proofErr w:type="gramEnd"/>
+            <w:r>
+              <w:rPr>
+                <w:rFonts w:ascii="Times New Roman" w:hAnsi="Times New Roman" w:cs="Times New Roman"/>
+                <w:sz w:val="14"/>
+                <w:szCs w:val="14"/>
+                <w:lang w:val="en-US"/>
+              </w:rPr>
+              <w:t>_</w:t>
+            </w:r>
+            <w:proofErr w:type="gramStart"/>
+            <w:r>
+              <w:rPr>
+                <w:rFonts w:ascii="Times New Roman" w:hAnsi="Times New Roman" w:cs="Times New Roman"/>
+                <w:sz w:val="14"/>
+                <w:szCs w:val="14"/>
+                <w:lang w:val="en-US"/>
+              </w:rPr>
+              <w:t>series</w:t>
             </w:r>
             <w:proofErr w:type="spellEnd"/>
             <w:r>
@@ -3319,7 +4496,27 @@
                 <w:szCs w:val="14"/>
                 <w:lang w:val="en-US"/>
               </w:rPr>
-              <w:t xml:space="preserve"> }} {{ </w:t>
+              <w:t xml:space="preserve"> }</w:t>
+            </w:r>
+            <w:proofErr w:type="gramEnd"/>
+            <w:r>
+              <w:rPr>
+                <w:rFonts w:ascii="Times New Roman" w:hAnsi="Times New Roman" w:cs="Times New Roman"/>
+                <w:sz w:val="14"/>
+                <w:szCs w:val="14"/>
+                <w:lang w:val="en-US"/>
+              </w:rPr>
+              <w:t xml:space="preserve">} </w:t>
+            </w:r>
+            <w:proofErr w:type="gramStart"/>
+            <w:r>
+              <w:rPr>
+                <w:rFonts w:ascii="Times New Roman" w:hAnsi="Times New Roman" w:cs="Times New Roman"/>
+                <w:sz w:val="14"/>
+                <w:szCs w:val="14"/>
+                <w:lang w:val="en-US"/>
+              </w:rPr>
+              <w:t xml:space="preserve">{{ </w:t>
             </w:r>
             <w:proofErr w:type="spellStart"/>
             <w:r>
@@ -3329,7 +4526,27 @@
                 <w:szCs w:val="14"/>
                 <w:lang w:val="en-US"/>
               </w:rPr>
-              <w:t>p_number</w:t>
+              <w:t>p</w:t>
+            </w:r>
+            <w:proofErr w:type="gramEnd"/>
+            <w:r>
+              <w:rPr>
+                <w:rFonts w:ascii="Times New Roman" w:hAnsi="Times New Roman" w:cs="Times New Roman"/>
+                <w:sz w:val="14"/>
+                <w:szCs w:val="14"/>
+                <w:lang w:val="en-US"/>
+              </w:rPr>
+              <w:t>_</w:t>
+            </w:r>
+            <w:proofErr w:type="gramStart"/>
+            <w:r>
+              <w:rPr>
+                <w:rFonts w:ascii="Times New Roman" w:hAnsi="Times New Roman" w:cs="Times New Roman"/>
+                <w:sz w:val="14"/>
+                <w:szCs w:val="14"/>
+                <w:lang w:val="en-US"/>
+              </w:rPr>
+              <w:t>number</w:t>
             </w:r>
             <w:proofErr w:type="spellEnd"/>
             <w:r>
@@ -3339,10 +4556,20 @@
                 <w:szCs w:val="14"/>
                 <w:lang w:val="en-US"/>
               </w:rPr>
-              <w:t xml:space="preserve"> }}</w:t>
+              <w:t xml:space="preserve"> }</w:t>
+            </w:r>
+            <w:proofErr w:type="gramEnd"/>
+            <w:r>
+              <w:rPr>
+                <w:rFonts w:ascii="Times New Roman" w:hAnsi="Times New Roman" w:cs="Times New Roman"/>
+                <w:sz w:val="14"/>
+                <w:szCs w:val="14"/>
+                <w:lang w:val="en-US"/>
+              </w:rPr>
+              <w:t>}</w:t>
             </w:r>
           </w:p>
-          <w:p>
+          <w:p ns2:paraId="73D8C850" ns2:textId="77777777">
             <w:pPr>
               <w:pStyle w:val="ConsPlusNonformat"/>
               <w:jc w:val="both"/>
@@ -3354,7 +4581,7 @@
               </w:rPr>
             </w:pPr>
           </w:p>
-          <w:p>
+          <w:p ns2:paraId="5E89A81C" ns2:textId="77777777">
             <w:pPr>
               <w:pStyle w:val="ConsPlusNonformat"/>
               <w:jc w:val="both"/>
@@ -3364,7 +4591,7 @@
               </w:rPr>
             </w:pPr>
           </w:p>
-          <w:p>
+          <w:p ns2:paraId="62032E89" ns2:textId="39D48496">
             <w:pPr>
               <w:pStyle w:val="ConsPlusNonformat"/>
               <w:jc w:val="both"/>
@@ -3399,7 +4626,17 @@
                 <w:szCs w:val="14"/>
                 <w:lang w:val="en-US"/>
               </w:rPr>
-              <w:t xml:space="preserve"> {{ </w:t>
+              <w:t xml:space="preserve"> </w:t>
+            </w:r>
+            <w:proofErr w:type="gramStart"/>
+            <w:r>
+              <w:rPr>
+                <w:rFonts w:ascii="Times New Roman" w:hAnsi="Times New Roman" w:cs="Times New Roman"/>
+                <w:sz w:val="14"/>
+                <w:szCs w:val="14"/>
+                <w:lang w:val="en-US"/>
+              </w:rPr>
+              <w:t xml:space="preserve">{{ </w:t>
             </w:r>
             <w:proofErr w:type="spellStart"/>
             <w:r>
@@ -3411,6 +4648,7 @@
               </w:rPr>
               <w:t>phone</w:t>
             </w:r>
+            <w:proofErr w:type="gramEnd"/>
             <w:r>
               <w:rPr>
                 <w:rFonts w:ascii="Times New Roman" w:hAnsi="Times New Roman" w:cs="Times New Roman"/>
@@ -3420,6 +4658,7 @@
               </w:rPr>
               <w:t>_</w:t>
             </w:r>
+            <w:proofErr w:type="gramStart"/>
             <w:r>
               <w:rPr>
                 <w:rFonts w:ascii="Times New Roman" w:hAnsi="Times New Roman" w:cs="Times New Roman"/>
@@ -3437,10 +4676,20 @@
                 <w:szCs w:val="14"/>
                 <w:lang w:val="en-US"/>
               </w:rPr>
-              <w:t xml:space="preserve"> }}</w:t>
+              <w:t xml:space="preserve"> }</w:t>
+            </w:r>
+            <w:proofErr w:type="gramEnd"/>
+            <w:r>
+              <w:rPr>
+                <w:rFonts w:ascii="Times New Roman" w:hAnsi="Times New Roman" w:cs="Times New Roman"/>
+                <w:sz w:val="14"/>
+                <w:szCs w:val="14"/>
+                <w:lang w:val="en-US"/>
+              </w:rPr>
+              <w:t>}</w:t>
             </w:r>
           </w:p>
-          <w:p>
+          <w:p ns2:paraId="2F1D1AFB" ns2:textId="77777777">
             <w:pPr>
               <w:pStyle w:val="ConsPlusNonformat"/>
               <w:ind w:left="34"/>
@@ -3453,7 +4702,7 @@
               </w:rPr>
             </w:pPr>
           </w:p>
-          <w:p>
+          <w:p ns2:paraId="0AA0E787" ns2:textId="77777777">
             <w:pPr>
               <w:pStyle w:val="ConsPlusNonformat"/>
               <w:ind w:left="34"/>
@@ -3466,7 +4715,7 @@
               </w:rPr>
             </w:pPr>
           </w:p>
-          <w:p>
+          <w:p ns2:paraId="59DEDF70" ns2:textId="19BFF780">
             <w:pPr>
               <w:pStyle w:val="ConsPlusNonformat"/>
               <w:ind w:left="34"/>
@@ -3478,6 +4727,7 @@
                 <w:lang w:val="en-US"/>
               </w:rPr>
             </w:pPr>
+            <w:proofErr w:type="gramStart"/>
             <w:r>
               <w:rPr>
                 <w:rFonts w:ascii="Times New Roman" w:hAnsi="Times New Roman" w:cs="Times New Roman"/>
@@ -3486,7 +4736,29 @@
                 <w:u w:val="single"/>
                 <w:lang w:val="en-US"/>
               </w:rPr>
-              <w:t xml:space="preserve">{{ surname }} {{ </w:t>
+              <w:t>{{ surname</w:t>
+            </w:r>
+            <w:proofErr w:type="gramEnd"/>
+            <w:r>
+              <w:rPr>
+                <w:rFonts w:ascii="Times New Roman" w:hAnsi="Times New Roman" w:cs="Times New Roman"/>
+                <w:sz w:val="14"/>
+                <w:szCs w:val="14"/>
+                <w:u w:val="single"/>
+                <w:lang w:val="en-US"/>
+              </w:rPr>
+              <w:t xml:space="preserve"> }} </w:t>
+            </w:r>
+            <w:proofErr w:type="gramStart"/>
+            <w:r>
+              <w:rPr>
+                <w:rFonts w:ascii="Times New Roman" w:hAnsi="Times New Roman" w:cs="Times New Roman"/>
+                <w:sz w:val="14"/>
+                <w:szCs w:val="14"/>
+                <w:u w:val="single"/>
+                <w:lang w:val="en-US"/>
+              </w:rPr>
+              <w:t xml:space="preserve">{{ </w:t>
             </w:r>
             <w:proofErr w:type="spellStart"/>
             <w:r>
@@ -3497,7 +4769,29 @@
                 <w:u w:val="single"/>
                 <w:lang w:val="en-US"/>
               </w:rPr>
-              <w:t>first_name</w:t>
+              <w:t>first</w:t>
+            </w:r>
+            <w:proofErr w:type="gramEnd"/>
+            <w:r>
+              <w:rPr>
+                <w:rFonts w:ascii="Times New Roman" w:hAnsi="Times New Roman" w:cs="Times New Roman"/>
+                <w:sz w:val="14"/>
+                <w:szCs w:val="14"/>
+                <w:u w:val="single"/>
+                <w:lang w:val="en-US"/>
+              </w:rPr>
+              <w:t>_</w:t>
+            </w:r>
+            <w:proofErr w:type="gramStart"/>
+            <w:r>
+              <w:rPr>
+                <w:rFonts w:ascii="Times New Roman" w:hAnsi="Times New Roman" w:cs="Times New Roman"/>
+                <w:sz w:val="14"/>
+                <w:szCs w:val="14"/>
+                <w:u w:val="single"/>
+                <w:lang w:val="en-US"/>
+              </w:rPr>
+              <w:t>name</w:t>
             </w:r>
             <w:proofErr w:type="spellEnd"/>
             <w:r>
@@ -3508,7 +4802,29 @@
                 <w:u w:val="single"/>
                 <w:lang w:val="en-US"/>
               </w:rPr>
-              <w:t xml:space="preserve"> }} {{ </w:t>
+              <w:t xml:space="preserve"> }</w:t>
+            </w:r>
+            <w:proofErr w:type="gramEnd"/>
+            <w:r>
+              <w:rPr>
+                <w:rFonts w:ascii="Times New Roman" w:hAnsi="Times New Roman" w:cs="Times New Roman"/>
+                <w:sz w:val="14"/>
+                <w:szCs w:val="14"/>
+                <w:u w:val="single"/>
+                <w:lang w:val="en-US"/>
+              </w:rPr>
+              <w:t xml:space="preserve">} </w:t>
+            </w:r>
+            <w:proofErr w:type="gramStart"/>
+            <w:r>
+              <w:rPr>
+                <w:rFonts w:ascii="Times New Roman" w:hAnsi="Times New Roman" w:cs="Times New Roman"/>
+                <w:sz w:val="14"/>
+                <w:szCs w:val="14"/>
+                <w:u w:val="single"/>
+                <w:lang w:val="en-US"/>
+              </w:rPr>
+              <w:t xml:space="preserve">{{ </w:t>
             </w:r>
             <w:proofErr w:type="spellStart"/>
             <w:r>
@@ -3519,7 +4835,29 @@
                 <w:u w:val="single"/>
                 <w:lang w:val="en-US"/>
               </w:rPr>
-              <w:t>last_name</w:t>
+              <w:t>last</w:t>
+            </w:r>
+            <w:proofErr w:type="gramEnd"/>
+            <w:r>
+              <w:rPr>
+                <w:rFonts w:ascii="Times New Roman" w:hAnsi="Times New Roman" w:cs="Times New Roman"/>
+                <w:sz w:val="14"/>
+                <w:szCs w:val="14"/>
+                <w:u w:val="single"/>
+                <w:lang w:val="en-US"/>
+              </w:rPr>
+              <w:t>_</w:t>
+            </w:r>
+            <w:proofErr w:type="gramStart"/>
+            <w:r>
+              <w:rPr>
+                <w:rFonts w:ascii="Times New Roman" w:hAnsi="Times New Roman" w:cs="Times New Roman"/>
+                <w:sz w:val="14"/>
+                <w:szCs w:val="14"/>
+                <w:u w:val="single"/>
+                <w:lang w:val="en-US"/>
+              </w:rPr>
+              <w:t>name</w:t>
             </w:r>
             <w:proofErr w:type="spellEnd"/>
             <w:r>
@@ -3530,7 +4868,18 @@
                 <w:u w:val="single"/>
                 <w:lang w:val="en-US"/>
               </w:rPr>
-              <w:t xml:space="preserve"> }}</w:t>
+              <w:t xml:space="preserve"> }</w:t>
+            </w:r>
+            <w:proofErr w:type="gramEnd"/>
+            <w:r>
+              <w:rPr>
+                <w:rFonts w:ascii="Times New Roman" w:hAnsi="Times New Roman" w:cs="Times New Roman"/>
+                <w:sz w:val="14"/>
+                <w:szCs w:val="14"/>
+                <w:u w:val="single"/>
+                <w:lang w:val="en-US"/>
+              </w:rPr>
+              <w:t>}</w:t>
             </w:r>
             <w:r>
               <w:rPr>
@@ -3554,7 +4903,7 @@
         </w:tc>
       </w:tr>
     </w:tbl>
-    <w:p>
+    <w:p ns2:paraId="575A34A9" ns2:textId="77777777">
       <w:pPr>
         <w:rPr>
           <w:sz w:val="14"/>
@@ -4228,6 +5577,7 @@
   <w:style w:type="character" w:default="1" w:styleId="a0">
     <w:name w:val="Default Paragraph Font"/>
     <w:uiPriority w:val="1"/>
+    <w:semiHidden/>
     <w:unhideWhenUsed/>
   </w:style>
   <w:style w:type="table" w:default="1" w:styleId="a1">
